--- a/tk2/P1.docx
+++ b/tk2/P1.docx
@@ -1225,7 +1225,7 @@
         <w:rPr>
           <w:sz w:val="18"/>
         </w:rPr>
-        <w:t>Tim kopiert Text von einer Webseite nach Word. Die fremde Schriftart und Formatierung soll möglichst nicht übernommen werden.</w:t>
+        <w:t>Tim kopiert Text von einer Webseite in ein Dokument. Die fremde Schriftart und Formatierung soll möglichst nicht übernommen werden.</w:t>
       </w:r>
     </w:p>
     <w:p>
@@ -1347,7 +1347,7 @@
           <w:color w:val="64748B"/>
           <w:sz w:val="19"/>
         </w:rPr>
-        <w:t>Ergänze jeweils die zweite Taste auf einer Schweizer Tastatur.</w:t>
+        <w:t>Ergänze jeweils die zweite Taste auf einer Schweizer Tastatur. Das Zielzeichen bleibt sichtbar; geprüft wird nur die zweite Taste zu AltGr.</w:t>
       </w:r>
     </w:p>
     <w:tbl>
@@ -2302,7 +2302,7 @@
         <w:keepNext/>
       </w:pPr>
       <w:r>
-        <w:t>6. In eigenen Sätzen</w:t>
+        <w:t>6. Kurz erklären</w:t>
       </w:r>
       <w:r>
         <w:rPr>
@@ -2322,7 +2322,7 @@
           <w:color w:val="64748B"/>
           <w:sz w:val="19"/>
         </w:rPr>
-        <w:t>Erkläre jeweils in einem eigenen Satz, was die Tastenkombination bewirkt. Je 1 Punkt.</w:t>
+        <w:t>Beschreibe kurz die Wirkung. Stichwort oder Satz genügt; bewertet wird der Inhalt. Je 1 Punkt.</w:t>
       </w:r>
     </w:p>
     <w:tbl>
@@ -2333,8 +2333,8 @@
         <w:tblLook w:firstColumn="1" w:firstRow="1" w:lastColumn="0" w:lastRow="0" w:noHBand="0" w:noVBand="1" w:val="04A0"/>
       </w:tblPr>
       <w:tblGrid>
-        <w:gridCol w:w="1871"/>
-        <w:gridCol w:w="7880"/>
+        <w:gridCol w:w="3175"/>
+        <w:gridCol w:w="6576"/>
       </w:tblGrid>
       <w:tr>
         <w:trPr>
@@ -2342,7 +2342,7 @@
         </w:trPr>
         <w:tc>
           <w:tcPr>
-            <w:tcW w:type="dxa" w:w="1871"/>
+            <w:tcW w:type="dxa" w:w="3175"/>
             <w:tcMar>
               <w:top w:w="105" w:type="dxa"/>
               <w:start w:w="90" w:type="dxa"/>
@@ -2360,13 +2360,13 @@
                 <w:color w:val="1D4ED8"/>
                 <w:sz w:val="18"/>
               </w:rPr>
-              <w:t>1. Ctrl + H</w:t>
+              <w:t>1. Ctrl + H in Word</w:t>
             </w:r>
           </w:p>
         </w:tc>
         <w:tc>
           <w:tcPr>
-            <w:tcW w:type="dxa" w:w="7880"/>
+            <w:tcW w:type="dxa" w:w="6576"/>
             <w:tcMar>
               <w:top w:w="105" w:type="dxa"/>
               <w:start w:w="90" w:type="dxa"/>
@@ -2382,7 +2382,7 @@
               <w:rPr>
                 <w:sz w:val="17"/>
               </w:rPr>
-              <w:t>________________________________________________________________</w:t>
+              <w:t>________________________________________________________</w:t>
             </w:r>
           </w:p>
         </w:tc>
@@ -2393,7 +2393,7 @@
         </w:trPr>
         <w:tc>
           <w:tcPr>
-            <w:tcW w:type="dxa" w:w="1871"/>
+            <w:tcW w:type="dxa" w:w="3175"/>
             <w:tcMar>
               <w:top w:w="105" w:type="dxa"/>
               <w:start w:w="90" w:type="dxa"/>
@@ -2417,7 +2417,7 @@
         </w:tc>
         <w:tc>
           <w:tcPr>
-            <w:tcW w:type="dxa" w:w="7880"/>
+            <w:tcW w:type="dxa" w:w="6576"/>
             <w:tcMar>
               <w:top w:w="105" w:type="dxa"/>
               <w:start w:w="90" w:type="dxa"/>
@@ -2433,7 +2433,7 @@
               <w:rPr>
                 <w:sz w:val="17"/>
               </w:rPr>
-              <w:t>________________________________________________________________</w:t>
+              <w:t>________________________________________________________</w:t>
             </w:r>
           </w:p>
         </w:tc>
@@ -2444,7 +2444,7 @@
         </w:trPr>
         <w:tc>
           <w:tcPr>
-            <w:tcW w:type="dxa" w:w="1871"/>
+            <w:tcW w:type="dxa" w:w="3175"/>
             <w:tcMar>
               <w:top w:w="105" w:type="dxa"/>
               <w:start w:w="90" w:type="dxa"/>
@@ -2468,7 +2468,7 @@
         </w:tc>
         <w:tc>
           <w:tcPr>
-            <w:tcW w:type="dxa" w:w="7880"/>
+            <w:tcW w:type="dxa" w:w="6576"/>
             <w:tcMar>
               <w:top w:w="105" w:type="dxa"/>
               <w:start w:w="90" w:type="dxa"/>
@@ -2484,7 +2484,7 @@
               <w:rPr>
                 <w:sz w:val="17"/>
               </w:rPr>
-              <w:t>________________________________________________________________</w:t>
+              <w:t>________________________________________________________</w:t>
             </w:r>
           </w:p>
         </w:tc>
@@ -2495,7 +2495,7 @@
         </w:trPr>
         <w:tc>
           <w:tcPr>
-            <w:tcW w:type="dxa" w:w="1871"/>
+            <w:tcW w:type="dxa" w:w="3175"/>
             <w:tcMar>
               <w:top w:w="105" w:type="dxa"/>
               <w:start w:w="90" w:type="dxa"/>
@@ -2519,7 +2519,7 @@
         </w:tc>
         <w:tc>
           <w:tcPr>
-            <w:tcW w:type="dxa" w:w="7880"/>
+            <w:tcW w:type="dxa" w:w="6576"/>
             <w:tcMar>
               <w:top w:w="105" w:type="dxa"/>
               <w:start w:w="90" w:type="dxa"/>
@@ -2535,7 +2535,7 @@
               <w:rPr>
                 <w:sz w:val="17"/>
               </w:rPr>
-              <w:t>________________________________________________________________</w:t>
+              <w:t>________________________________________________________</w:t>
             </w:r>
           </w:p>
         </w:tc>
@@ -2546,7 +2546,7 @@
         </w:trPr>
         <w:tc>
           <w:tcPr>
-            <w:tcW w:type="dxa" w:w="1871"/>
+            <w:tcW w:type="dxa" w:w="3175"/>
             <w:tcMar>
               <w:top w:w="105" w:type="dxa"/>
               <w:start w:w="90" w:type="dxa"/>
@@ -2570,7 +2570,7 @@
         </w:tc>
         <w:tc>
           <w:tcPr>
-            <w:tcW w:type="dxa" w:w="7880"/>
+            <w:tcW w:type="dxa" w:w="6576"/>
             <w:tcMar>
               <w:top w:w="105" w:type="dxa"/>
               <w:start w:w="90" w:type="dxa"/>
@@ -2586,7 +2586,7 @@
               <w:rPr>
                 <w:sz w:val="17"/>
               </w:rPr>
-              <w:t>________________________________________________________________</w:t>
+              <w:t>________________________________________________________</w:t>
             </w:r>
           </w:p>
         </w:tc>
@@ -2597,7 +2597,7 @@
         </w:trPr>
         <w:tc>
           <w:tcPr>
-            <w:tcW w:type="dxa" w:w="1871"/>
+            <w:tcW w:type="dxa" w:w="3175"/>
             <w:tcMar>
               <w:top w:w="105" w:type="dxa"/>
               <w:start w:w="90" w:type="dxa"/>
@@ -2615,13 +2615,13 @@
                 <w:color w:val="1D4ED8"/>
                 <w:sz w:val="18"/>
               </w:rPr>
-              <w:t>6. Win + ↓</w:t>
+              <w:t>6. Win + ↓ (Fenster maximiert)</w:t>
             </w:r>
           </w:p>
         </w:tc>
         <w:tc>
           <w:tcPr>
-            <w:tcW w:type="dxa" w:w="7880"/>
+            <w:tcW w:type="dxa" w:w="6576"/>
             <w:tcMar>
               <w:top w:w="105" w:type="dxa"/>
               <w:start w:w="90" w:type="dxa"/>
@@ -2637,7 +2637,7 @@
               <w:rPr>
                 <w:sz w:val="17"/>
               </w:rPr>
-              <w:t>________________________________________________________________</w:t>
+              <w:t>________________________________________________________</w:t>
             </w:r>
           </w:p>
         </w:tc>
@@ -2815,7 +2815,7 @@
         <w:keepNext/>
       </w:pPr>
       <w:r>
-        <w:t>A) Präsentation vorbereiten - 2 P</w:t>
+        <w:t>A) Zwei Programme nebeneinander - 2 P</w:t>
       </w:r>
     </w:p>
     <w:p>
@@ -2823,7 +2823,7 @@
         <w:rPr>
           <w:sz w:val="18"/>
         </w:rPr>
-        <w:t>Nina bereitet eine Präsentation vor. Im Browser recherchiert sie Informationen und in PowerPoint erstellt sie gleichzeitig ihre Folien. Sie möchte möglichst schnell zwischen Browser und PowerPoint wechseln, ohne die Maus zu verwenden.</w:t>
+        <w:t>Du arbeitest mit Browser und PowerPoint. Das aktive Browserfenster soll ohne Maus die rechte Bildschirmhälfte einnehmen, damit PowerPoint daneben sichtbar bleiben kann.</w:t>
       </w:r>
     </w:p>
     <w:p>
@@ -2938,9 +2938,9 @@
       <w:r>
         <w:rPr>
           <w:color w:val="64748B"/>
-          <w:sz w:val="19"/>
+          <w:sz w:val="18"/>
         </w:rPr>
-        <w:t>Zwei freiwillige Transferfragen. Jede richtige Lösung gibt +1 Bonuspunkt.</w:t>
+        <w:t>Die Bonusfragen verbinden ähnliche Tastenkombinationen und verlangen genaues Unterscheiden.</w:t>
       </w:r>
     </w:p>
     <w:p>
@@ -2948,7 +2948,7 @@
         <w:pStyle w:val="Heading2"/>
       </w:pPr>
       <w:r>
-        <w:t>Bonus 1 - Rettung nach Fehlklick (+1 P)</w:t>
+        <w:t>Bonus 1 - Im Browser bleiben (+1 P)</w:t>
       </w:r>
     </w:p>
     <w:p>
@@ -2956,7 +2956,7 @@
         <w:rPr>
           <w:sz w:val="18"/>
         </w:rPr>
-        <w:t>Lena recherchiert für eine Arbeit und schliesst versehentlich einen wichtigen Browser-Tab. Welche Tastenkombination bringt den zuletzt geschlossenen Tab zurück?</w:t>
+        <w:t>Du hast mehrere Browser-Tabs geöffnet und gleichzeitig Word. Du möchtest zum vorherigen Browser-Tab wechseln, ohne zu Word zu wechseln. Welche Tastenkombination verwendest du?</w:t>
       </w:r>
     </w:p>
     <w:p>
@@ -2976,7 +2976,7 @@
         <w:pStyle w:val="Heading2"/>
       </w:pPr>
       <w:r>
-        <w:t>Bonus 2 - Wo war der Anfang? (+1 P)</w:t>
+        <w:t>Bonus 2 - Fenster neu anordnen (+1 P)</w:t>
       </w:r>
     </w:p>
     <w:p>
@@ -2984,7 +2984,7 @@
         <w:rPr>
           <w:sz w:val="18"/>
         </w:rPr>
-        <w:t>Marco arbeitet an einem sehr langen Dokument und befindet sich fast ganz am Ende. Er möchte sofort wieder ganz an den Anfang springen. Welche Tastenkombination verwendet er?</w:t>
+        <w:t>Ein Fenster ist maximiert. Du möchtest es zuerst wieder auf normale Grösse bringen und danach links am Bildschirm andocken. Nenne die zwei Tastenkombinationen in der richtigen Reihenfolge.</w:t>
       </w:r>
     </w:p>
     <w:p>
@@ -3010,7 +3010,7 @@
     </w:p>
     <w:p>
       <w:pPr>
-        <w:spacing w:before="200"/>
+        <w:spacing w:before="160"/>
         <w:jc w:val="center"/>
       </w:pPr>
       <w:r>

--- a/tk2/P1.docx
+++ b/tk2/P1.docx
@@ -21,10 +21,10 @@
             <w:tcW w:type="dxa" w:w="9751"/>
             <w:shd w:fill="0F172A"/>
             <w:tcMar>
-              <w:top w:w="190" w:type="dxa"/>
-              <w:start w:w="220" w:type="dxa"/>
-              <w:bottom w:w="190" w:type="dxa"/>
-              <w:end w:w="220" w:type="dxa"/>
+              <w:top w:w="150" w:type="dxa"/>
+              <w:start w:w="200" w:type="dxa"/>
+              <w:bottom w:w="145" w:type="dxa"/>
+              <w:end w:w="200" w:type="dxa"/>
             </w:tcMar>
           </w:tcPr>
           <w:p>
@@ -33,20 +33,20 @@
                 <w:rFonts w:ascii="Arial" w:hAnsi="Arial"/>
                 <w:b/>
                 <w:color w:val="FFFFFF"/>
-                <w:sz w:val="38"/>
+                <w:sz w:val="36"/>
               </w:rPr>
               <w:t>P1  |  ÜBUNGSTEST TASTENKOMBINATIONEN</w:t>
             </w:r>
           </w:p>
           <w:p>
             <w:pPr>
-              <w:spacing w:before="40" w:after="0"/>
+              <w:spacing w:before="20" w:after="0"/>
             </w:pPr>
             <w:r>
               <w:rPr>
                 <w:rFonts w:ascii="Arial" w:hAnsi="Arial"/>
                 <w:color w:val="CBD5E1"/>
-                <w:sz w:val="18"/>
+                <w:sz w:val="17"/>
               </w:rPr>
               <w:t>Tastenkombinationen A1-A7  ·  ca. 35-40 Minuten  ·  ohne Kursseiten oder Merkblatt</w:t>
             </w:r>
@@ -54,11 +54,6 @@
         </w:tc>
       </w:tr>
     </w:tbl>
-    <w:p>
-      <w:pPr>
-        <w:spacing w:after="0"/>
-      </w:pPr>
-    </w:p>
     <w:tbl>
       <w:tblPr>
         <w:tblW w:type="dxa" w:w="9751"/>
@@ -78,112 +73,154 @@
         <w:tc>
           <w:tcPr>
             <w:tcW w:type="dxa" w:w="4535"/>
-            <w:vAlign w:val="center"/>
             <w:tcMar>
-              <w:top w:w="110" w:type="dxa"/>
-              <w:start w:w="120" w:type="dxa"/>
-              <w:bottom w:w="120" w:type="dxa"/>
-              <w:end w:w="120" w:type="dxa"/>
+              <w:top w:w="45" w:type="dxa"/>
+              <w:start w:w="70" w:type="dxa"/>
+              <w:bottom w:w="15" w:type="dxa"/>
+              <w:end w:w="70" w:type="dxa"/>
             </w:tcMar>
-            <w:tcBorders>
-              <w:bottom w:val="single" w:sz="8" w:color="CBD5E1"/>
-            </w:tcBorders>
           </w:tcPr>
           <w:p>
+            <w:pPr>
+              <w:spacing w:after="0"/>
+            </w:pPr>
             <w:r>
               <w:rPr>
                 <w:b/>
                 <w:color w:val="64748B"/>
-                <w:sz w:val="15"/>
+                <w:sz w:val="14"/>
               </w:rPr>
               <w:t>VORNAME / NAME</w:t>
-            </w:r>
-          </w:p>
-          <w:p>
-            <w:pPr>
-              <w:spacing w:before="100" w:after="0"/>
-            </w:pPr>
-            <w:r>
-              <w:rPr>
-                <w:color w:val="94A3B8"/>
-                <w:sz w:val="16"/>
-              </w:rPr>
-              <w:t>____________________________</w:t>
             </w:r>
           </w:p>
         </w:tc>
         <w:tc>
           <w:tcPr>
             <w:tcW w:type="dxa" w:w="2268"/>
-            <w:vAlign w:val="center"/>
             <w:tcMar>
-              <w:top w:w="110" w:type="dxa"/>
-              <w:start w:w="120" w:type="dxa"/>
-              <w:bottom w:w="120" w:type="dxa"/>
-              <w:end w:w="120" w:type="dxa"/>
+              <w:top w:w="45" w:type="dxa"/>
+              <w:start w:w="70" w:type="dxa"/>
+              <w:bottom w:w="15" w:type="dxa"/>
+              <w:end w:w="70" w:type="dxa"/>
             </w:tcMar>
-            <w:tcBorders>
-              <w:bottom w:val="single" w:sz="8" w:color="CBD5E1"/>
-            </w:tcBorders>
           </w:tcPr>
           <w:p>
+            <w:pPr>
+              <w:spacing w:after="0"/>
+            </w:pPr>
             <w:r>
               <w:rPr>
                 <w:b/>
                 <w:color w:val="64748B"/>
-                <w:sz w:val="15"/>
+                <w:sz w:val="14"/>
               </w:rPr>
               <w:t>KLASSE</w:t>
-            </w:r>
-          </w:p>
-          <w:p>
-            <w:pPr>
-              <w:spacing w:before="100" w:after="0"/>
-            </w:pPr>
-            <w:r>
-              <w:rPr>
-                <w:color w:val="94A3B8"/>
-                <w:sz w:val="16"/>
-              </w:rPr>
-              <w:t>____________________________</w:t>
             </w:r>
           </w:p>
         </w:tc>
         <w:tc>
           <w:tcPr>
             <w:tcW w:type="dxa" w:w="2948"/>
-            <w:vAlign w:val="center"/>
             <w:tcMar>
-              <w:top w:w="110" w:type="dxa"/>
-              <w:start w:w="120" w:type="dxa"/>
-              <w:bottom w:w="120" w:type="dxa"/>
-              <w:end w:w="120" w:type="dxa"/>
+              <w:top w:w="45" w:type="dxa"/>
+              <w:start w:w="70" w:type="dxa"/>
+              <w:bottom w:w="15" w:type="dxa"/>
+              <w:end w:w="70" w:type="dxa"/>
             </w:tcMar>
-            <w:tcBorders>
-              <w:bottom w:val="single" w:sz="8" w:color="CBD5E1"/>
-            </w:tcBorders>
           </w:tcPr>
           <w:p>
+            <w:pPr>
+              <w:spacing w:after="0"/>
+            </w:pPr>
             <w:r>
               <w:rPr>
                 <w:b/>
                 <w:color w:val="64748B"/>
-                <w:sz w:val="15"/>
+                <w:sz w:val="14"/>
               </w:rPr>
               <w:t>DATUM</w:t>
             </w:r>
           </w:p>
+        </w:tc>
+      </w:tr>
+      <w:tr>
+        <w:trPr>
+          <w:cantSplit/>
+          <w:trHeight w:val="374"/>
+        </w:trPr>
+        <w:tc>
+          <w:tcPr>
+            <w:tcW w:type="dxa" w:w="4535"/>
+            <w:shd w:fill="F8FAFC"/>
+            <w:tcMar>
+              <w:top w:w="60" w:type="dxa"/>
+              <w:start w:w="85" w:type="dxa"/>
+              <w:bottom w:w="60" w:type="dxa"/>
+              <w:end w:w="85" w:type="dxa"/>
+            </w:tcMar>
+            <w:tcBorders>
+              <w:top w:val="single" w:sz="5" w:color="CBD5E1"/>
+              <w:bottom w:val="single" w:sz="5" w:color="CBD5E1"/>
+              <w:left w:val="single" w:sz="5" w:color="CBD5E1"/>
+              <w:right w:val="single" w:sz="5" w:color="CBD5E1"/>
+            </w:tcBorders>
+            <w:vAlign w:val="center"/>
+          </w:tcPr>
           <w:p>
             <w:pPr>
-              <w:spacing w:before="100" w:after="0"/>
+              <w:spacing w:before="0" w:after="0"/>
             </w:pPr>
-            <w:r>
-              <w:rPr>
-                <w:color w:val="94A3B8"/>
-                <w:sz w:val="16"/>
-              </w:rPr>
-              <w:t>____________________________</w:t>
-            </w:r>
+            <w:r/>
+          </w:p>
+        </w:tc>
+        <w:tc>
+          <w:tcPr>
+            <w:tcW w:type="dxa" w:w="2268"/>
+            <w:shd w:fill="F8FAFC"/>
+            <w:tcMar>
+              <w:top w:w="60" w:type="dxa"/>
+              <w:start w:w="85" w:type="dxa"/>
+              <w:bottom w:w="60" w:type="dxa"/>
+              <w:end w:w="85" w:type="dxa"/>
+            </w:tcMar>
+            <w:tcBorders>
+              <w:top w:val="single" w:sz="5" w:color="CBD5E1"/>
+              <w:bottom w:val="single" w:sz="5" w:color="CBD5E1"/>
+              <w:left w:val="single" w:sz="5" w:color="CBD5E1"/>
+              <w:right w:val="single" w:sz="5" w:color="CBD5E1"/>
+            </w:tcBorders>
+            <w:vAlign w:val="center"/>
+          </w:tcPr>
+          <w:p>
+            <w:pPr>
+              <w:spacing w:before="0" w:after="0"/>
+            </w:pPr>
+            <w:r/>
+          </w:p>
+        </w:tc>
+        <w:tc>
+          <w:tcPr>
+            <w:tcW w:type="dxa" w:w="2948"/>
+            <w:shd w:fill="F8FAFC"/>
+            <w:tcMar>
+              <w:top w:w="60" w:type="dxa"/>
+              <w:start w:w="85" w:type="dxa"/>
+              <w:bottom w:w="60" w:type="dxa"/>
+              <w:end w:w="85" w:type="dxa"/>
+            </w:tcMar>
+            <w:tcBorders>
+              <w:top w:val="single" w:sz="5" w:color="CBD5E1"/>
+              <w:bottom w:val="single" w:sz="5" w:color="CBD5E1"/>
+              <w:left w:val="single" w:sz="5" w:color="CBD5E1"/>
+              <w:right w:val="single" w:sz="5" w:color="CBD5E1"/>
+            </w:tcBorders>
+            <w:vAlign w:val="center"/>
+          </w:tcPr>
+          <w:p>
+            <w:pPr>
+              <w:spacing w:before="0" w:after="0"/>
+            </w:pPr>
+            <w:r/>
           </w:p>
         </w:tc>
       </w:tr>
@@ -209,10 +246,10 @@
             <w:tcW w:type="dxa" w:w="4535"/>
             <w:shd w:fill="EFF6FF"/>
             <w:tcMar>
-              <w:top w:w="120" w:type="dxa"/>
-              <w:start w:w="120" w:type="dxa"/>
-              <w:bottom w:w="120" w:type="dxa"/>
-              <w:end w:w="120" w:type="dxa"/>
+              <w:top w:w="75" w:type="dxa"/>
+              <w:start w:w="90" w:type="dxa"/>
+              <w:bottom w:w="75" w:type="dxa"/>
+              <w:end w:w="90" w:type="dxa"/>
             </w:tcMar>
             <w:tcBorders>
               <w:top w:val="single" w:sz="5" w:color="BFDBFE"/>
@@ -223,13 +260,14 @@
           </w:tcPr>
           <w:p>
             <w:pPr>
+              <w:spacing w:after="0"/>
               <w:jc w:val="center"/>
             </w:pPr>
             <w:r>
               <w:rPr>
                 <w:b/>
                 <w:color w:val="64748B"/>
-                <w:sz w:val="15"/>
+                <w:sz w:val="14"/>
               </w:rPr>
               <w:t>ERREICHTE PUNKTE</w:t>
               <w:br/>
@@ -238,9 +276,8 @@
               <w:rPr>
                 <w:b/>
                 <w:color w:val="0F172A"/>
-                <w:sz w:val="30"/>
+                <w:sz w:val="26"/>
               </w:rPr>
-              <w:t>_____ / 41</w:t>
             </w:r>
           </w:p>
         </w:tc>
@@ -249,10 +286,10 @@
             <w:tcW w:type="dxa" w:w="2268"/>
             <w:shd w:fill="EFF6FF"/>
             <w:tcMar>
-              <w:top w:w="120" w:type="dxa"/>
-              <w:start w:w="120" w:type="dxa"/>
-              <w:bottom w:w="120" w:type="dxa"/>
-              <w:end w:w="120" w:type="dxa"/>
+              <w:top w:w="75" w:type="dxa"/>
+              <w:start w:w="90" w:type="dxa"/>
+              <w:bottom w:w="75" w:type="dxa"/>
+              <w:end w:w="90" w:type="dxa"/>
             </w:tcMar>
             <w:tcBorders>
               <w:top w:val="single" w:sz="5" w:color="BFDBFE"/>
@@ -263,13 +300,14 @@
           </w:tcPr>
           <w:p>
             <w:pPr>
+              <w:spacing w:after="0"/>
               <w:jc w:val="center"/>
             </w:pPr>
             <w:r>
               <w:rPr>
                 <w:b/>
                 <w:color w:val="64748B"/>
-                <w:sz w:val="15"/>
+                <w:sz w:val="14"/>
               </w:rPr>
               <w:t>GESAMTPUNKTE</w:t>
               <w:br/>
@@ -278,7 +316,7 @@
               <w:rPr>
                 <w:b/>
                 <w:color w:val="0F172A"/>
-                <w:sz w:val="30"/>
+                <w:sz w:val="26"/>
               </w:rPr>
               <w:t>41</w:t>
             </w:r>
@@ -289,10 +327,10 @@
             <w:tcW w:type="dxa" w:w="2948"/>
             <w:shd w:fill="ECFDF5"/>
             <w:tcMar>
-              <w:top w:w="120" w:type="dxa"/>
-              <w:start w:w="120" w:type="dxa"/>
-              <w:bottom w:w="120" w:type="dxa"/>
-              <w:end w:w="120" w:type="dxa"/>
+              <w:top w:w="75" w:type="dxa"/>
+              <w:start w:w="90" w:type="dxa"/>
+              <w:bottom w:w="75" w:type="dxa"/>
+              <w:end w:w="90" w:type="dxa"/>
             </w:tcMar>
             <w:tcBorders>
               <w:top w:val="single" w:sz="5" w:color="BFDBFE"/>
@@ -303,13 +341,14 @@
           </w:tcPr>
           <w:p>
             <w:pPr>
+              <w:spacing w:after="0"/>
               <w:jc w:val="center"/>
             </w:pPr>
             <w:r>
               <w:rPr>
                 <w:b/>
                 <w:color w:val="64748B"/>
-                <w:sz w:val="15"/>
+                <w:sz w:val="14"/>
               </w:rPr>
               <w:t>NOTE</w:t>
               <w:br/>
@@ -318,9 +357,8 @@
               <w:rPr>
                 <w:b/>
                 <w:color w:val="15803D"/>
-                <w:sz w:val="30"/>
+                <w:sz w:val="26"/>
               </w:rPr>
-              <w:t>_____</w:t>
             </w:r>
           </w:p>
         </w:tc>
@@ -328,13 +366,13 @@
     </w:tbl>
     <w:p>
       <w:pPr>
-        <w:spacing w:before="140" w:after="60"/>
+        <w:spacing w:before="80" w:after="40"/>
       </w:pPr>
       <w:r>
         <w:rPr>
           <w:b/>
           <w:color w:val="64748B"/>
-          <w:sz w:val="16"/>
+          <w:sz w:val="15"/>
         </w:rPr>
         <w:t>NOTENSCHLÜSSEL</w:t>
       </w:r>
@@ -362,10 +400,10 @@
           <w:tcPr>
             <w:tcW w:type="dxa" w:w="1625"/>
             <w:tcMar>
-              <w:top w:w="65" w:type="dxa"/>
-              <w:start w:w="50" w:type="dxa"/>
-              <w:bottom w:w="65" w:type="dxa"/>
-              <w:end w:w="50" w:type="dxa"/>
+              <w:top w:w="45" w:type="dxa"/>
+              <w:start w:w="45" w:type="dxa"/>
+              <w:bottom w:w="45" w:type="dxa"/>
+              <w:end w:w="45" w:type="dxa"/>
             </w:tcMar>
             <w:tcBorders>
               <w:top w:val="single" w:sz="4" w:color="CBD5E1"/>
@@ -377,13 +415,14 @@
           </w:tcPr>
           <w:p>
             <w:pPr>
+              <w:spacing w:after="0"/>
               <w:jc w:val="center"/>
             </w:pPr>
             <w:r>
               <w:rPr>
                 <w:b w:val="0"/>
                 <w:color w:val="64748B"/>
-                <w:sz w:val="17"/>
+                <w:sz w:val="16"/>
               </w:rPr>
               <w:t>41 P</w:t>
             </w:r>
@@ -393,10 +432,10 @@
           <w:tcPr>
             <w:tcW w:type="dxa" w:w="1625"/>
             <w:tcMar>
-              <w:top w:w="65" w:type="dxa"/>
-              <w:start w:w="50" w:type="dxa"/>
-              <w:bottom w:w="65" w:type="dxa"/>
-              <w:end w:w="50" w:type="dxa"/>
+              <w:top w:w="45" w:type="dxa"/>
+              <w:start w:w="45" w:type="dxa"/>
+              <w:bottom w:w="45" w:type="dxa"/>
+              <w:end w:w="45" w:type="dxa"/>
             </w:tcMar>
             <w:tcBorders>
               <w:top w:val="single" w:sz="4" w:color="CBD5E1"/>
@@ -408,13 +447,14 @@
           </w:tcPr>
           <w:p>
             <w:pPr>
+              <w:spacing w:after="0"/>
               <w:jc w:val="center"/>
             </w:pPr>
             <w:r>
               <w:rPr>
                 <w:b w:val="0"/>
                 <w:color w:val="64748B"/>
-                <w:sz w:val="17"/>
+                <w:sz w:val="16"/>
               </w:rPr>
               <w:t>33 P</w:t>
             </w:r>
@@ -424,10 +464,10 @@
           <w:tcPr>
             <w:tcW w:type="dxa" w:w="1625"/>
             <w:tcMar>
-              <w:top w:w="65" w:type="dxa"/>
-              <w:start w:w="50" w:type="dxa"/>
-              <w:bottom w:w="65" w:type="dxa"/>
-              <w:end w:w="50" w:type="dxa"/>
+              <w:top w:w="45" w:type="dxa"/>
+              <w:start w:w="45" w:type="dxa"/>
+              <w:bottom w:w="45" w:type="dxa"/>
+              <w:end w:w="45" w:type="dxa"/>
             </w:tcMar>
             <w:tcBorders>
               <w:top w:val="single" w:sz="4" w:color="CBD5E1"/>
@@ -439,13 +479,14 @@
           </w:tcPr>
           <w:p>
             <w:pPr>
+              <w:spacing w:after="0"/>
               <w:jc w:val="center"/>
             </w:pPr>
             <w:r>
               <w:rPr>
                 <w:b w:val="0"/>
                 <w:color w:val="64748B"/>
-                <w:sz w:val="17"/>
+                <w:sz w:val="16"/>
               </w:rPr>
               <w:t>25 P</w:t>
             </w:r>
@@ -455,10 +496,10 @@
           <w:tcPr>
             <w:tcW w:type="dxa" w:w="1625"/>
             <w:tcMar>
-              <w:top w:w="65" w:type="dxa"/>
-              <w:start w:w="50" w:type="dxa"/>
-              <w:bottom w:w="65" w:type="dxa"/>
-              <w:end w:w="50" w:type="dxa"/>
+              <w:top w:w="45" w:type="dxa"/>
+              <w:start w:w="45" w:type="dxa"/>
+              <w:bottom w:w="45" w:type="dxa"/>
+              <w:end w:w="45" w:type="dxa"/>
             </w:tcMar>
             <w:tcBorders>
               <w:top w:val="single" w:sz="4" w:color="CBD5E1"/>
@@ -470,13 +511,14 @@
           </w:tcPr>
           <w:p>
             <w:pPr>
+              <w:spacing w:after="0"/>
               <w:jc w:val="center"/>
             </w:pPr>
             <w:r>
               <w:rPr>
                 <w:b w:val="0"/>
                 <w:color w:val="64748B"/>
-                <w:sz w:val="17"/>
+                <w:sz w:val="16"/>
               </w:rPr>
               <w:t>17 P</w:t>
             </w:r>
@@ -486,10 +528,10 @@
           <w:tcPr>
             <w:tcW w:type="dxa" w:w="1625"/>
             <w:tcMar>
-              <w:top w:w="65" w:type="dxa"/>
-              <w:start w:w="50" w:type="dxa"/>
-              <w:bottom w:w="65" w:type="dxa"/>
-              <w:end w:w="50" w:type="dxa"/>
+              <w:top w:w="45" w:type="dxa"/>
+              <w:start w:w="45" w:type="dxa"/>
+              <w:bottom w:w="45" w:type="dxa"/>
+              <w:end w:w="45" w:type="dxa"/>
             </w:tcMar>
             <w:tcBorders>
               <w:top w:val="single" w:sz="4" w:color="CBD5E1"/>
@@ -501,13 +543,14 @@
           </w:tcPr>
           <w:p>
             <w:pPr>
+              <w:spacing w:after="0"/>
               <w:jc w:val="center"/>
             </w:pPr>
             <w:r>
               <w:rPr>
                 <w:b w:val="0"/>
                 <w:color w:val="64748B"/>
-                <w:sz w:val="17"/>
+                <w:sz w:val="16"/>
               </w:rPr>
               <w:t>9 P</w:t>
             </w:r>
@@ -517,10 +560,10 @@
           <w:tcPr>
             <w:tcW w:type="dxa" w:w="1625"/>
             <w:tcMar>
-              <w:top w:w="65" w:type="dxa"/>
-              <w:start w:w="50" w:type="dxa"/>
-              <w:bottom w:w="65" w:type="dxa"/>
-              <w:end w:w="50" w:type="dxa"/>
+              <w:top w:w="45" w:type="dxa"/>
+              <w:start w:w="45" w:type="dxa"/>
+              <w:bottom w:w="45" w:type="dxa"/>
+              <w:end w:w="45" w:type="dxa"/>
             </w:tcMar>
             <w:tcBorders>
               <w:top w:val="single" w:sz="4" w:color="CBD5E1"/>
@@ -532,13 +575,14 @@
           </w:tcPr>
           <w:p>
             <w:pPr>
+              <w:spacing w:after="0"/>
               <w:jc w:val="center"/>
             </w:pPr>
             <w:r>
               <w:rPr>
                 <w:b w:val="0"/>
                 <w:color w:val="64748B"/>
-                <w:sz w:val="17"/>
+                <w:sz w:val="16"/>
               </w:rPr>
               <w:t>0 P</w:t>
             </w:r>
@@ -553,10 +597,10 @@
           <w:tcPr>
             <w:tcW w:type="dxa" w:w="1625"/>
             <w:tcMar>
-              <w:top w:w="65" w:type="dxa"/>
-              <w:start w:w="50" w:type="dxa"/>
-              <w:bottom w:w="65" w:type="dxa"/>
-              <w:end w:w="50" w:type="dxa"/>
+              <w:top w:w="45" w:type="dxa"/>
+              <w:start w:w="45" w:type="dxa"/>
+              <w:bottom w:w="45" w:type="dxa"/>
+              <w:end w:w="45" w:type="dxa"/>
             </w:tcMar>
             <w:tcBorders>
               <w:top w:val="single" w:sz="4" w:color="CBD5E1"/>
@@ -567,13 +611,14 @@
           </w:tcPr>
           <w:p>
             <w:pPr>
+              <w:spacing w:after="0"/>
               <w:jc w:val="center"/>
             </w:pPr>
             <w:r>
               <w:rPr>
                 <w:b/>
                 <w:color w:val="0F172A"/>
-                <w:sz w:val="17"/>
+                <w:sz w:val="16"/>
               </w:rPr>
               <w:t>6.0</w:t>
             </w:r>
@@ -583,10 +628,10 @@
           <w:tcPr>
             <w:tcW w:type="dxa" w:w="1625"/>
             <w:tcMar>
-              <w:top w:w="65" w:type="dxa"/>
-              <w:start w:w="50" w:type="dxa"/>
-              <w:bottom w:w="65" w:type="dxa"/>
-              <w:end w:w="50" w:type="dxa"/>
+              <w:top w:w="45" w:type="dxa"/>
+              <w:start w:w="45" w:type="dxa"/>
+              <w:bottom w:w="45" w:type="dxa"/>
+              <w:end w:w="45" w:type="dxa"/>
             </w:tcMar>
             <w:tcBorders>
               <w:top w:val="single" w:sz="4" w:color="CBD5E1"/>
@@ -597,13 +642,14 @@
           </w:tcPr>
           <w:p>
             <w:pPr>
+              <w:spacing w:after="0"/>
               <w:jc w:val="center"/>
             </w:pPr>
             <w:r>
               <w:rPr>
                 <w:b/>
                 <w:color w:val="0F172A"/>
-                <w:sz w:val="17"/>
+                <w:sz w:val="16"/>
               </w:rPr>
               <w:t>5.0</w:t>
             </w:r>
@@ -613,10 +659,10 @@
           <w:tcPr>
             <w:tcW w:type="dxa" w:w="1625"/>
             <w:tcMar>
-              <w:top w:w="65" w:type="dxa"/>
-              <w:start w:w="50" w:type="dxa"/>
-              <w:bottom w:w="65" w:type="dxa"/>
-              <w:end w:w="50" w:type="dxa"/>
+              <w:top w:w="45" w:type="dxa"/>
+              <w:start w:w="45" w:type="dxa"/>
+              <w:bottom w:w="45" w:type="dxa"/>
+              <w:end w:w="45" w:type="dxa"/>
             </w:tcMar>
             <w:tcBorders>
               <w:top w:val="single" w:sz="4" w:color="CBD5E1"/>
@@ -627,13 +673,14 @@
           </w:tcPr>
           <w:p>
             <w:pPr>
+              <w:spacing w:after="0"/>
               <w:jc w:val="center"/>
             </w:pPr>
             <w:r>
               <w:rPr>
                 <w:b/>
                 <w:color w:val="0F172A"/>
-                <w:sz w:val="17"/>
+                <w:sz w:val="16"/>
               </w:rPr>
               <w:t>4.0</w:t>
             </w:r>
@@ -643,10 +690,10 @@
           <w:tcPr>
             <w:tcW w:type="dxa" w:w="1625"/>
             <w:tcMar>
-              <w:top w:w="65" w:type="dxa"/>
-              <w:start w:w="50" w:type="dxa"/>
-              <w:bottom w:w="65" w:type="dxa"/>
-              <w:end w:w="50" w:type="dxa"/>
+              <w:top w:w="45" w:type="dxa"/>
+              <w:start w:w="45" w:type="dxa"/>
+              <w:bottom w:w="45" w:type="dxa"/>
+              <w:end w:w="45" w:type="dxa"/>
             </w:tcMar>
             <w:tcBorders>
               <w:top w:val="single" w:sz="4" w:color="CBD5E1"/>
@@ -657,13 +704,14 @@
           </w:tcPr>
           <w:p>
             <w:pPr>
+              <w:spacing w:after="0"/>
               <w:jc w:val="center"/>
             </w:pPr>
             <w:r>
               <w:rPr>
                 <w:b/>
                 <w:color w:val="0F172A"/>
-                <w:sz w:val="17"/>
+                <w:sz w:val="16"/>
               </w:rPr>
               <w:t>3.0</w:t>
             </w:r>
@@ -673,10 +721,10 @@
           <w:tcPr>
             <w:tcW w:type="dxa" w:w="1625"/>
             <w:tcMar>
-              <w:top w:w="65" w:type="dxa"/>
-              <w:start w:w="50" w:type="dxa"/>
-              <w:bottom w:w="65" w:type="dxa"/>
-              <w:end w:w="50" w:type="dxa"/>
+              <w:top w:w="45" w:type="dxa"/>
+              <w:start w:w="45" w:type="dxa"/>
+              <w:bottom w:w="45" w:type="dxa"/>
+              <w:end w:w="45" w:type="dxa"/>
             </w:tcMar>
             <w:tcBorders>
               <w:top w:val="single" w:sz="4" w:color="CBD5E1"/>
@@ -687,13 +735,14 @@
           </w:tcPr>
           <w:p>
             <w:pPr>
+              <w:spacing w:after="0"/>
               <w:jc w:val="center"/>
             </w:pPr>
             <w:r>
               <w:rPr>
                 <w:b/>
                 <w:color w:val="0F172A"/>
-                <w:sz w:val="17"/>
+                <w:sz w:val="16"/>
               </w:rPr>
               <w:t>2.0</w:t>
             </w:r>
@@ -703,10 +752,10 @@
           <w:tcPr>
             <w:tcW w:type="dxa" w:w="1625"/>
             <w:tcMar>
-              <w:top w:w="65" w:type="dxa"/>
-              <w:start w:w="50" w:type="dxa"/>
-              <w:bottom w:w="65" w:type="dxa"/>
-              <w:end w:w="50" w:type="dxa"/>
+              <w:top w:w="45" w:type="dxa"/>
+              <w:start w:w="45" w:type="dxa"/>
+              <w:bottom w:w="45" w:type="dxa"/>
+              <w:end w:w="45" w:type="dxa"/>
             </w:tcMar>
             <w:tcBorders>
               <w:top w:val="single" w:sz="4" w:color="CBD5E1"/>
@@ -717,13 +766,14 @@
           </w:tcPr>
           <w:p>
             <w:pPr>
+              <w:spacing w:after="0"/>
               <w:jc w:val="center"/>
             </w:pPr>
             <w:r>
               <w:rPr>
                 <w:b/>
                 <w:color w:val="0F172A"/>
-                <w:sz w:val="17"/>
+                <w:sz w:val="16"/>
               </w:rPr>
               <w:t>1.0</w:t>
             </w:r>
@@ -733,13 +783,13 @@
     </w:tbl>
     <w:p>
       <w:pPr>
-        <w:spacing w:before="40" w:after="140"/>
+        <w:spacing w:before="20" w:after="60"/>
         <w:jc w:val="right"/>
       </w:pPr>
       <w:r>
         <w:rPr>
           <w:color w:val="64748B"/>
-          <w:sz w:val="15"/>
+          <w:sz w:val="14"/>
         </w:rPr>
         <w:t>Linear: Note = 1 + 5 × (erreichte Punkte / 41)  ·  60 % = Note 4.0</w:t>
       </w:r>
@@ -756,20 +806,20 @@
       <w:r>
         <w:rPr>
           <w:color w:val="1D4ED8"/>
-          <w:sz w:val="20"/>
+          <w:sz w:val="18"/>
         </w:rPr>
         <w:t xml:space="preserve">   4 P</w:t>
       </w:r>
     </w:p>
     <w:p>
       <w:pPr>
-        <w:spacing w:after="100"/>
+        <w:spacing w:after="60"/>
         <w:keepNext/>
       </w:pPr>
       <w:r>
         <w:rPr>
           <w:color w:val="64748B"/>
-          <w:sz w:val="19"/>
+          <w:sz w:val="18"/>
         </w:rPr>
         <w:t>Kreuze jeweils die richtige Aussage an. Genau eine Aussage ist korrekt.</w:t>
       </w:r>
@@ -785,8 +835,8 @@
     </w:p>
     <w:p>
       <w:pPr>
-        <w:spacing w:after="28"/>
-        <w:ind w:left="85"/>
+        <w:spacing w:after="16"/>
+        <w:ind w:left="68"/>
       </w:pPr>
       <w:r>
         <w:rPr>
@@ -797,8 +847,8 @@
     </w:p>
     <w:p>
       <w:pPr>
-        <w:spacing w:after="28"/>
-        <w:ind w:left="85"/>
+        <w:spacing w:after="16"/>
+        <w:ind w:left="68"/>
       </w:pPr>
       <w:r>
         <w:rPr>
@@ -809,8 +859,8 @@
     </w:p>
     <w:p>
       <w:pPr>
-        <w:spacing w:after="28"/>
-        <w:ind w:left="85"/>
+        <w:spacing w:after="16"/>
+        <w:ind w:left="68"/>
       </w:pPr>
       <w:r>
         <w:rPr>
@@ -830,8 +880,8 @@
     </w:p>
     <w:p>
       <w:pPr>
-        <w:spacing w:after="28"/>
-        <w:ind w:left="85"/>
+        <w:spacing w:after="16"/>
+        <w:ind w:left="68"/>
       </w:pPr>
       <w:r>
         <w:rPr>
@@ -842,8 +892,8 @@
     </w:p>
     <w:p>
       <w:pPr>
-        <w:spacing w:after="28"/>
-        <w:ind w:left="85"/>
+        <w:spacing w:after="16"/>
+        <w:ind w:left="68"/>
       </w:pPr>
       <w:r>
         <w:rPr>
@@ -854,8 +904,8 @@
     </w:p>
     <w:p>
       <w:pPr>
-        <w:spacing w:after="28"/>
-        <w:ind w:left="85"/>
+        <w:spacing w:after="16"/>
+        <w:ind w:left="68"/>
       </w:pPr>
       <w:r>
         <w:rPr>
@@ -875,8 +925,8 @@
     </w:p>
     <w:p>
       <w:pPr>
-        <w:spacing w:after="28"/>
-        <w:ind w:left="85"/>
+        <w:spacing w:after="16"/>
+        <w:ind w:left="68"/>
       </w:pPr>
       <w:r>
         <w:rPr>
@@ -887,8 +937,8 @@
     </w:p>
     <w:p>
       <w:pPr>
-        <w:spacing w:after="28"/>
-        <w:ind w:left="85"/>
+        <w:spacing w:after="16"/>
+        <w:ind w:left="68"/>
       </w:pPr>
       <w:r>
         <w:rPr>
@@ -899,8 +949,8 @@
     </w:p>
     <w:p>
       <w:pPr>
-        <w:spacing w:after="28"/>
-        <w:ind w:left="85"/>
+        <w:spacing w:after="16"/>
+        <w:ind w:left="68"/>
       </w:pPr>
       <w:r>
         <w:rPr>
@@ -920,8 +970,8 @@
     </w:p>
     <w:p>
       <w:pPr>
-        <w:spacing w:after="28"/>
-        <w:ind w:left="85"/>
+        <w:spacing w:after="16"/>
+        <w:ind w:left="68"/>
       </w:pPr>
       <w:r>
         <w:rPr>
@@ -932,8 +982,8 @@
     </w:p>
     <w:p>
       <w:pPr>
-        <w:spacing w:after="28"/>
-        <w:ind w:left="85"/>
+        <w:spacing w:after="16"/>
+        <w:ind w:left="68"/>
       </w:pPr>
       <w:r>
         <w:rPr>
@@ -944,8 +994,8 @@
     </w:p>
     <w:p>
       <w:pPr>
-        <w:spacing w:after="28"/>
-        <w:ind w:left="85"/>
+        <w:spacing w:after="16"/>
+        <w:ind w:left="68"/>
       </w:pPr>
       <w:r>
         <w:rPr>
@@ -957,7 +1007,7 @@
     <w:p>
       <w:pPr>
         <w:pStyle w:val="Heading1"/>
-        <w:pageBreakBefore/>
+        <w:pageBreakBefore w:val="0"/>
         <w:keepNext/>
       </w:pPr>
       <w:r>
@@ -966,20 +1016,20 @@
       <w:r>
         <w:rPr>
           <w:color w:val="1D4ED8"/>
-          <w:sz w:val="20"/>
+          <w:sz w:val="18"/>
         </w:rPr>
         <w:t xml:space="preserve">   6 P</w:t>
       </w:r>
     </w:p>
     <w:p>
       <w:pPr>
-        <w:spacing w:after="100"/>
+        <w:spacing w:after="60"/>
         <w:keepNext/>
       </w:pPr>
       <w:r>
         <w:rPr>
           <w:color w:val="64748B"/>
-          <w:sz w:val="19"/>
+          <w:sz w:val="18"/>
         </w:rPr>
         <w:t>Wähle jeweils die sinnvollste Tastenkombination.</w:t>
       </w:r>
@@ -995,47 +1045,47 @@
     </w:p>
     <w:p>
       <w:pPr>
-        <w:spacing w:after="50"/>
+        <w:spacing w:after="24"/>
       </w:pPr>
       <w:r>
         <w:rPr>
-          <w:sz w:val="18"/>
+          <w:sz w:val="17"/>
         </w:rPr>
         <w:t>Elena arbeitet seit längerer Zeit an einem wichtigen Dokument. Bevor sie weiterarbeitet, möchte sie den aktuellen Stand speichern.</w:t>
       </w:r>
     </w:p>
     <w:p>
       <w:pPr>
-        <w:spacing w:after="26"/>
-        <w:ind w:left="102"/>
+        <w:spacing w:after="14"/>
+        <w:ind w:left="85"/>
       </w:pPr>
       <w:r>
         <w:rPr>
-          <w:sz w:val="18"/>
+          <w:sz w:val="17"/>
         </w:rPr>
         <w:t>☐  Ctrl + S</w:t>
       </w:r>
     </w:p>
     <w:p>
       <w:pPr>
-        <w:spacing w:after="26"/>
-        <w:ind w:left="102"/>
+        <w:spacing w:after="14"/>
+        <w:ind w:left="85"/>
       </w:pPr>
       <w:r>
         <w:rPr>
-          <w:sz w:val="18"/>
+          <w:sz w:val="17"/>
         </w:rPr>
         <w:t>☐  Ctrl + P</w:t>
       </w:r>
     </w:p>
     <w:p>
       <w:pPr>
-        <w:spacing w:after="26"/>
-        <w:ind w:left="102"/>
+        <w:spacing w:after="14"/>
+        <w:ind w:left="85"/>
       </w:pPr>
       <w:r>
         <w:rPr>
-          <w:sz w:val="18"/>
+          <w:sz w:val="17"/>
         </w:rPr>
         <w:t>☐  Ctrl + O</w:t>
       </w:r>
@@ -1051,47 +1101,47 @@
     </w:p>
     <w:p>
       <w:pPr>
-        <w:spacing w:after="50"/>
+        <w:spacing w:after="24"/>
       </w:pPr>
       <w:r>
         <w:rPr>
-          <w:sz w:val="18"/>
+          <w:sz w:val="17"/>
         </w:rPr>
         <w:t>Jan möchte den gesamten Text seines Dokuments markieren, um die Schriftart für alles gleichzeitig zu ändern.</w:t>
       </w:r>
     </w:p>
     <w:p>
       <w:pPr>
-        <w:spacing w:after="26"/>
-        <w:ind w:left="102"/>
+        <w:spacing w:after="14"/>
+        <w:ind w:left="85"/>
       </w:pPr>
       <w:r>
         <w:rPr>
-          <w:sz w:val="18"/>
+          <w:sz w:val="17"/>
         </w:rPr>
         <w:t>☐  Ctrl + A</w:t>
       </w:r>
     </w:p>
     <w:p>
       <w:pPr>
-        <w:spacing w:after="26"/>
-        <w:ind w:left="102"/>
+        <w:spacing w:after="14"/>
+        <w:ind w:left="85"/>
       </w:pPr>
       <w:r>
         <w:rPr>
-          <w:sz w:val="18"/>
+          <w:sz w:val="17"/>
         </w:rPr>
         <w:t>☐  Ctrl + F</w:t>
       </w:r>
     </w:p>
     <w:p>
       <w:pPr>
-        <w:spacing w:after="26"/>
-        <w:ind w:left="102"/>
+        <w:spacing w:after="14"/>
+        <w:ind w:left="85"/>
       </w:pPr>
       <w:r>
         <w:rPr>
-          <w:sz w:val="18"/>
+          <w:sz w:val="17"/>
         </w:rPr>
         <w:t>☐  Ctrl + C</w:t>
       </w:r>
@@ -1107,47 +1157,47 @@
     </w:p>
     <w:p>
       <w:pPr>
-        <w:spacing w:after="50"/>
+        <w:spacing w:after="24"/>
       </w:pPr>
       <w:r>
         <w:rPr>
-          <w:sz w:val="18"/>
+          <w:sz w:val="17"/>
         </w:rPr>
         <w:t>Amir hat ein sechsseitiges Dokument geöffnet. Er sucht darin nach dem Begriff „Datenschutz“.</w:t>
       </w:r>
     </w:p>
     <w:p>
       <w:pPr>
-        <w:spacing w:after="26"/>
-        <w:ind w:left="102"/>
+        <w:spacing w:after="14"/>
+        <w:ind w:left="85"/>
       </w:pPr>
       <w:r>
         <w:rPr>
-          <w:sz w:val="18"/>
+          <w:sz w:val="17"/>
         </w:rPr>
         <w:t>☐  Ctrl + F</w:t>
       </w:r>
     </w:p>
     <w:p>
       <w:pPr>
-        <w:spacing w:after="26"/>
-        <w:ind w:left="102"/>
+        <w:spacing w:after="14"/>
+        <w:ind w:left="85"/>
       </w:pPr>
       <w:r>
         <w:rPr>
-          <w:sz w:val="18"/>
+          <w:sz w:val="17"/>
         </w:rPr>
         <w:t>☐  Ctrl + H</w:t>
       </w:r>
     </w:p>
     <w:p>
       <w:pPr>
-        <w:spacing w:after="26"/>
-        <w:ind w:left="102"/>
+        <w:spacing w:after="14"/>
+        <w:ind w:left="85"/>
       </w:pPr>
       <w:r>
         <w:rPr>
-          <w:sz w:val="18"/>
+          <w:sz w:val="17"/>
         </w:rPr>
         <w:t>☐  Ctrl + L</w:t>
       </w:r>
@@ -1163,47 +1213,47 @@
     </w:p>
     <w:p>
       <w:pPr>
-        <w:spacing w:after="50"/>
+        <w:spacing w:after="24"/>
       </w:pPr>
       <w:r>
         <w:rPr>
-          <w:sz w:val="18"/>
+          <w:sz w:val="17"/>
         </w:rPr>
         <w:t>Sophie arbeitet an einem sehr langen Bericht. Sie befindet sich weit oben und möchte direkt ganz ans Ende des Dokuments springen.</w:t>
       </w:r>
     </w:p>
     <w:p>
       <w:pPr>
-        <w:spacing w:after="26"/>
-        <w:ind w:left="102"/>
+        <w:spacing w:after="14"/>
+        <w:ind w:left="85"/>
       </w:pPr>
       <w:r>
         <w:rPr>
-          <w:sz w:val="18"/>
+          <w:sz w:val="17"/>
         </w:rPr>
         <w:t>☐  Ctrl + End</w:t>
       </w:r>
     </w:p>
     <w:p>
       <w:pPr>
-        <w:spacing w:after="26"/>
-        <w:ind w:left="102"/>
+        <w:spacing w:after="14"/>
+        <w:ind w:left="85"/>
       </w:pPr>
       <w:r>
         <w:rPr>
-          <w:sz w:val="18"/>
+          <w:sz w:val="17"/>
         </w:rPr>
         <w:t>☐  Ctrl + Home</w:t>
       </w:r>
     </w:p>
     <w:p>
       <w:pPr>
-        <w:spacing w:after="26"/>
-        <w:ind w:left="102"/>
+        <w:spacing w:after="14"/>
+        <w:ind w:left="85"/>
       </w:pPr>
       <w:r>
         <w:rPr>
-          <w:sz w:val="18"/>
+          <w:sz w:val="17"/>
         </w:rPr>
         <w:t>☐  Ctrl + ↓</w:t>
       </w:r>
@@ -1219,47 +1269,47 @@
     </w:p>
     <w:p>
       <w:pPr>
-        <w:spacing w:after="50"/>
+        <w:spacing w:after="24"/>
       </w:pPr>
       <w:r>
         <w:rPr>
-          <w:sz w:val="18"/>
+          <w:sz w:val="17"/>
         </w:rPr>
         <w:t>Tim kopiert Text von einer Webseite in ein Dokument. Die fremde Schriftart und Formatierung soll möglichst nicht übernommen werden.</w:t>
       </w:r>
     </w:p>
     <w:p>
       <w:pPr>
-        <w:spacing w:after="26"/>
-        <w:ind w:left="102"/>
+        <w:spacing w:after="14"/>
+        <w:ind w:left="85"/>
       </w:pPr>
       <w:r>
         <w:rPr>
-          <w:sz w:val="18"/>
+          <w:sz w:val="17"/>
         </w:rPr>
         <w:t>☐  Ctrl + Shift + V</w:t>
       </w:r>
     </w:p>
     <w:p>
       <w:pPr>
-        <w:spacing w:after="26"/>
-        <w:ind w:left="102"/>
+        <w:spacing w:after="14"/>
+        <w:ind w:left="85"/>
       </w:pPr>
       <w:r>
         <w:rPr>
-          <w:sz w:val="18"/>
+          <w:sz w:val="17"/>
         </w:rPr>
         <w:t>☐  Ctrl + V</w:t>
       </w:r>
     </w:p>
     <w:p>
       <w:pPr>
-        <w:spacing w:after="26"/>
-        <w:ind w:left="102"/>
+        <w:spacing w:after="14"/>
+        <w:ind w:left="85"/>
       </w:pPr>
       <w:r>
         <w:rPr>
-          <w:sz w:val="18"/>
+          <w:sz w:val="17"/>
         </w:rPr>
         <w:t>☐  Ctrl + Shift + C</w:t>
       </w:r>
@@ -1275,47 +1325,47 @@
     </w:p>
     <w:p>
       <w:pPr>
-        <w:spacing w:after="50"/>
+        <w:spacing w:after="24"/>
       </w:pPr>
       <w:r>
         <w:rPr>
-          <w:sz w:val="18"/>
+          <w:sz w:val="17"/>
         </w:rPr>
         <w:t>Luca hat einen Schritt rückgängig gemacht und merkt, dass er ihn doch behalten wollte.</w:t>
       </w:r>
     </w:p>
     <w:p>
       <w:pPr>
-        <w:spacing w:after="26"/>
-        <w:ind w:left="102"/>
+        <w:spacing w:after="14"/>
+        <w:ind w:left="85"/>
       </w:pPr>
       <w:r>
         <w:rPr>
-          <w:sz w:val="18"/>
+          <w:sz w:val="17"/>
         </w:rPr>
         <w:t>☐  Ctrl + Y</w:t>
       </w:r>
     </w:p>
     <w:p>
       <w:pPr>
-        <w:spacing w:after="26"/>
-        <w:ind w:left="102"/>
+        <w:spacing w:after="14"/>
+        <w:ind w:left="85"/>
       </w:pPr>
       <w:r>
         <w:rPr>
-          <w:sz w:val="18"/>
+          <w:sz w:val="17"/>
         </w:rPr>
         <w:t>☐  Ctrl + Z</w:t>
       </w:r>
     </w:p>
     <w:p>
       <w:pPr>
-        <w:spacing w:after="26"/>
-        <w:ind w:left="102"/>
+        <w:spacing w:after="14"/>
+        <w:ind w:left="85"/>
       </w:pPr>
       <w:r>
         <w:rPr>
-          <w:sz w:val="18"/>
+          <w:sz w:val="17"/>
         </w:rPr>
         <w:t>☐  Ctrl + S</w:t>
       </w:r>
@@ -1323,7 +1373,7 @@
     <w:p>
       <w:pPr>
         <w:pStyle w:val="Heading1"/>
-        <w:pageBreakBefore/>
+        <w:pageBreakBefore w:val="0"/>
         <w:keepNext/>
       </w:pPr>
       <w:r>
@@ -1332,20 +1382,20 @@
       <w:r>
         <w:rPr>
           <w:color w:val="1D4ED8"/>
-          <w:sz w:val="20"/>
+          <w:sz w:val="18"/>
         </w:rPr>
         <w:t xml:space="preserve">   8 P</w:t>
       </w:r>
     </w:p>
     <w:p>
       <w:pPr>
-        <w:spacing w:after="100"/>
+        <w:spacing w:after="60"/>
         <w:keepNext/>
       </w:pPr>
       <w:r>
         <w:rPr>
           <w:color w:val="64748B"/>
-          <w:sz w:val="19"/>
+          <w:sz w:val="18"/>
         </w:rPr>
         <w:t>Ergänze jeweils die zweite Taste auf einer Schweizer Tastatur. Das Zielzeichen bleibt sichtbar; geprüft wird nur die zweite Taste zu AltGr.</w:t>
       </w:r>
@@ -1358,27 +1408,30 @@
         <w:tblLook w:firstColumn="1" w:firstRow="1" w:lastColumn="0" w:lastRow="0" w:noHBand="0" w:noVBand="1" w:val="04A0"/>
       </w:tblPr>
       <w:tblGrid>
-        <w:gridCol w:w="4309"/>
-        <w:gridCol w:w="5443"/>
+        <w:gridCol w:w="3515"/>
+        <w:gridCol w:w="6236"/>
       </w:tblGrid>
       <w:tr>
         <w:trPr>
-          <w:cantSplit/>
+          <w:trHeight w:val="323" w:hRule="atLeast"/>
         </w:trPr>
         <w:tc>
           <w:tcPr>
-            <w:tcW w:type="dxa" w:w="4309"/>
+            <w:tcW w:type="dxa" w:w="3515"/>
             <w:tcMar>
-              <w:top w:w="70" w:type="dxa"/>
-              <w:start w:w="90" w:type="dxa"/>
-              <w:bottom w:w="70" w:type="dxa"/>
-              <w:end w:w="90" w:type="dxa"/>
+              <w:top w:w="50" w:type="dxa"/>
+              <w:start w:w="80" w:type="dxa"/>
+              <w:bottom w:w="50" w:type="dxa"/>
+              <w:end w:w="80" w:type="dxa"/>
             </w:tcMar>
             <w:tcBorders>
-              <w:bottom w:val="single" w:sz="4" w:color="CBD5E1"/>
+              <w:bottom w:val="single" w:sz="4" w:color="E2E8F0"/>
             </w:tcBorders>
           </w:tcPr>
           <w:p>
+            <w:pPr>
+              <w:spacing w:after="0"/>
+            </w:pPr>
             <w:r>
               <w:rPr>
                 <w:sz w:val="18"/>
@@ -1389,45 +1442,51 @@
         </w:tc>
         <w:tc>
           <w:tcPr>
-            <w:tcW w:type="dxa" w:w="5443"/>
+            <w:tcW w:type="dxa" w:w="6236"/>
+            <w:shd w:fill="F8FAFC"/>
             <w:tcMar>
-              <w:top w:w="70" w:type="dxa"/>
-              <w:start w:w="90" w:type="dxa"/>
-              <w:bottom w:w="70" w:type="dxa"/>
-              <w:end w:w="90" w:type="dxa"/>
+              <w:top w:w="60" w:type="dxa"/>
+              <w:start w:w="85" w:type="dxa"/>
+              <w:bottom w:w="60" w:type="dxa"/>
+              <w:end w:w="85" w:type="dxa"/>
             </w:tcMar>
             <w:tcBorders>
-              <w:bottom w:val="single" w:sz="4" w:color="CBD5E1"/>
+              <w:top w:val="single" w:sz="5" w:color="CBD5E1"/>
+              <w:bottom w:val="single" w:sz="5" w:color="CBD5E1"/>
+              <w:left w:val="single" w:sz="5" w:color="CBD5E1"/>
+              <w:right w:val="single" w:sz="5" w:color="CBD5E1"/>
             </w:tcBorders>
+            <w:vAlign w:val="center"/>
           </w:tcPr>
           <w:p>
-            <w:r>
-              <w:rPr>
-                <w:sz w:val="18"/>
-              </w:rPr>
-              <w:t>AltGr + __________________</w:t>
-            </w:r>
+            <w:pPr>
+              <w:spacing w:before="0" w:after="0"/>
+            </w:pPr>
+            <w:r/>
           </w:p>
         </w:tc>
       </w:tr>
       <w:tr>
         <w:trPr>
-          <w:cantSplit/>
+          <w:trHeight w:val="323" w:hRule="atLeast"/>
         </w:trPr>
         <w:tc>
           <w:tcPr>
-            <w:tcW w:type="dxa" w:w="4309"/>
+            <w:tcW w:type="dxa" w:w="3515"/>
             <w:tcMar>
-              <w:top w:w="70" w:type="dxa"/>
-              <w:start w:w="90" w:type="dxa"/>
-              <w:bottom w:w="70" w:type="dxa"/>
-              <w:end w:w="90" w:type="dxa"/>
+              <w:top w:w="50" w:type="dxa"/>
+              <w:start w:w="80" w:type="dxa"/>
+              <w:bottom w:w="50" w:type="dxa"/>
+              <w:end w:w="80" w:type="dxa"/>
             </w:tcMar>
             <w:tcBorders>
-              <w:bottom w:val="single" w:sz="4" w:color="CBD5E1"/>
+              <w:bottom w:val="single" w:sz="4" w:color="E2E8F0"/>
             </w:tcBorders>
           </w:tcPr>
           <w:p>
+            <w:pPr>
+              <w:spacing w:after="0"/>
+            </w:pPr>
             <w:r>
               <w:rPr>
                 <w:sz w:val="18"/>
@@ -1438,45 +1497,51 @@
         </w:tc>
         <w:tc>
           <w:tcPr>
-            <w:tcW w:type="dxa" w:w="5443"/>
+            <w:tcW w:type="dxa" w:w="6236"/>
+            <w:shd w:fill="F8FAFC"/>
             <w:tcMar>
-              <w:top w:w="70" w:type="dxa"/>
-              <w:start w:w="90" w:type="dxa"/>
-              <w:bottom w:w="70" w:type="dxa"/>
-              <w:end w:w="90" w:type="dxa"/>
+              <w:top w:w="60" w:type="dxa"/>
+              <w:start w:w="85" w:type="dxa"/>
+              <w:bottom w:w="60" w:type="dxa"/>
+              <w:end w:w="85" w:type="dxa"/>
             </w:tcMar>
             <w:tcBorders>
-              <w:bottom w:val="single" w:sz="4" w:color="CBD5E1"/>
+              <w:top w:val="single" w:sz="5" w:color="CBD5E1"/>
+              <w:bottom w:val="single" w:sz="5" w:color="CBD5E1"/>
+              <w:left w:val="single" w:sz="5" w:color="CBD5E1"/>
+              <w:right w:val="single" w:sz="5" w:color="CBD5E1"/>
             </w:tcBorders>
+            <w:vAlign w:val="center"/>
           </w:tcPr>
           <w:p>
-            <w:r>
-              <w:rPr>
-                <w:sz w:val="18"/>
-              </w:rPr>
-              <w:t>AltGr + __________________</w:t>
-            </w:r>
+            <w:pPr>
+              <w:spacing w:before="0" w:after="0"/>
+            </w:pPr>
+            <w:r/>
           </w:p>
         </w:tc>
       </w:tr>
       <w:tr>
         <w:trPr>
-          <w:cantSplit/>
+          <w:trHeight w:val="323" w:hRule="atLeast"/>
         </w:trPr>
         <w:tc>
           <w:tcPr>
-            <w:tcW w:type="dxa" w:w="4309"/>
+            <w:tcW w:type="dxa" w:w="3515"/>
             <w:tcMar>
-              <w:top w:w="70" w:type="dxa"/>
-              <w:start w:w="90" w:type="dxa"/>
-              <w:bottom w:w="70" w:type="dxa"/>
-              <w:end w:w="90" w:type="dxa"/>
+              <w:top w:w="50" w:type="dxa"/>
+              <w:start w:w="80" w:type="dxa"/>
+              <w:bottom w:w="50" w:type="dxa"/>
+              <w:end w:w="80" w:type="dxa"/>
             </w:tcMar>
             <w:tcBorders>
-              <w:bottom w:val="single" w:sz="4" w:color="CBD5E1"/>
+              <w:bottom w:val="single" w:sz="4" w:color="E2E8F0"/>
             </w:tcBorders>
           </w:tcPr>
           <w:p>
+            <w:pPr>
+              <w:spacing w:after="0"/>
+            </w:pPr>
             <w:r>
               <w:rPr>
                 <w:sz w:val="18"/>
@@ -1487,45 +1552,51 @@
         </w:tc>
         <w:tc>
           <w:tcPr>
-            <w:tcW w:type="dxa" w:w="5443"/>
+            <w:tcW w:type="dxa" w:w="6236"/>
+            <w:shd w:fill="F8FAFC"/>
             <w:tcMar>
-              <w:top w:w="70" w:type="dxa"/>
-              <w:start w:w="90" w:type="dxa"/>
-              <w:bottom w:w="70" w:type="dxa"/>
-              <w:end w:w="90" w:type="dxa"/>
+              <w:top w:w="60" w:type="dxa"/>
+              <w:start w:w="85" w:type="dxa"/>
+              <w:bottom w:w="60" w:type="dxa"/>
+              <w:end w:w="85" w:type="dxa"/>
             </w:tcMar>
             <w:tcBorders>
-              <w:bottom w:val="single" w:sz="4" w:color="CBD5E1"/>
+              <w:top w:val="single" w:sz="5" w:color="CBD5E1"/>
+              <w:bottom w:val="single" w:sz="5" w:color="CBD5E1"/>
+              <w:left w:val="single" w:sz="5" w:color="CBD5E1"/>
+              <w:right w:val="single" w:sz="5" w:color="CBD5E1"/>
             </w:tcBorders>
+            <w:vAlign w:val="center"/>
           </w:tcPr>
           <w:p>
-            <w:r>
-              <w:rPr>
-                <w:sz w:val="18"/>
-              </w:rPr>
-              <w:t>AltGr + __________________</w:t>
-            </w:r>
+            <w:pPr>
+              <w:spacing w:before="0" w:after="0"/>
+            </w:pPr>
+            <w:r/>
           </w:p>
         </w:tc>
       </w:tr>
       <w:tr>
         <w:trPr>
-          <w:cantSplit/>
+          <w:trHeight w:val="323" w:hRule="atLeast"/>
         </w:trPr>
         <w:tc>
           <w:tcPr>
-            <w:tcW w:type="dxa" w:w="4309"/>
+            <w:tcW w:type="dxa" w:w="3515"/>
             <w:tcMar>
-              <w:top w:w="70" w:type="dxa"/>
-              <w:start w:w="90" w:type="dxa"/>
-              <w:bottom w:w="70" w:type="dxa"/>
-              <w:end w:w="90" w:type="dxa"/>
+              <w:top w:w="50" w:type="dxa"/>
+              <w:start w:w="80" w:type="dxa"/>
+              <w:bottom w:w="50" w:type="dxa"/>
+              <w:end w:w="80" w:type="dxa"/>
             </w:tcMar>
             <w:tcBorders>
-              <w:bottom w:val="single" w:sz="4" w:color="CBD5E1"/>
+              <w:bottom w:val="single" w:sz="4" w:color="E2E8F0"/>
             </w:tcBorders>
           </w:tcPr>
           <w:p>
+            <w:pPr>
+              <w:spacing w:after="0"/>
+            </w:pPr>
             <w:r>
               <w:rPr>
                 <w:sz w:val="18"/>
@@ -1536,45 +1607,51 @@
         </w:tc>
         <w:tc>
           <w:tcPr>
-            <w:tcW w:type="dxa" w:w="5443"/>
+            <w:tcW w:type="dxa" w:w="6236"/>
+            <w:shd w:fill="F8FAFC"/>
             <w:tcMar>
-              <w:top w:w="70" w:type="dxa"/>
-              <w:start w:w="90" w:type="dxa"/>
-              <w:bottom w:w="70" w:type="dxa"/>
-              <w:end w:w="90" w:type="dxa"/>
+              <w:top w:w="60" w:type="dxa"/>
+              <w:start w:w="85" w:type="dxa"/>
+              <w:bottom w:w="60" w:type="dxa"/>
+              <w:end w:w="85" w:type="dxa"/>
             </w:tcMar>
             <w:tcBorders>
-              <w:bottom w:val="single" w:sz="4" w:color="CBD5E1"/>
+              <w:top w:val="single" w:sz="5" w:color="CBD5E1"/>
+              <w:bottom w:val="single" w:sz="5" w:color="CBD5E1"/>
+              <w:left w:val="single" w:sz="5" w:color="CBD5E1"/>
+              <w:right w:val="single" w:sz="5" w:color="CBD5E1"/>
             </w:tcBorders>
+            <w:vAlign w:val="center"/>
           </w:tcPr>
           <w:p>
-            <w:r>
-              <w:rPr>
-                <w:sz w:val="18"/>
-              </w:rPr>
-              <w:t>AltGr + __________________</w:t>
-            </w:r>
+            <w:pPr>
+              <w:spacing w:before="0" w:after="0"/>
+            </w:pPr>
+            <w:r/>
           </w:p>
         </w:tc>
       </w:tr>
       <w:tr>
         <w:trPr>
-          <w:cantSplit/>
+          <w:trHeight w:val="323" w:hRule="atLeast"/>
         </w:trPr>
         <w:tc>
           <w:tcPr>
-            <w:tcW w:type="dxa" w:w="4309"/>
+            <w:tcW w:type="dxa" w:w="3515"/>
             <w:tcMar>
-              <w:top w:w="70" w:type="dxa"/>
-              <w:start w:w="90" w:type="dxa"/>
-              <w:bottom w:w="70" w:type="dxa"/>
-              <w:end w:w="90" w:type="dxa"/>
+              <w:top w:w="50" w:type="dxa"/>
+              <w:start w:w="80" w:type="dxa"/>
+              <w:bottom w:w="50" w:type="dxa"/>
+              <w:end w:w="80" w:type="dxa"/>
             </w:tcMar>
             <w:tcBorders>
-              <w:bottom w:val="single" w:sz="4" w:color="CBD5E1"/>
+              <w:bottom w:val="single" w:sz="4" w:color="E2E8F0"/>
             </w:tcBorders>
           </w:tcPr>
           <w:p>
+            <w:pPr>
+              <w:spacing w:after="0"/>
+            </w:pPr>
             <w:r>
               <w:rPr>
                 <w:sz w:val="18"/>
@@ -1585,45 +1662,51 @@
         </w:tc>
         <w:tc>
           <w:tcPr>
-            <w:tcW w:type="dxa" w:w="5443"/>
+            <w:tcW w:type="dxa" w:w="6236"/>
+            <w:shd w:fill="F8FAFC"/>
             <w:tcMar>
-              <w:top w:w="70" w:type="dxa"/>
-              <w:start w:w="90" w:type="dxa"/>
-              <w:bottom w:w="70" w:type="dxa"/>
-              <w:end w:w="90" w:type="dxa"/>
+              <w:top w:w="60" w:type="dxa"/>
+              <w:start w:w="85" w:type="dxa"/>
+              <w:bottom w:w="60" w:type="dxa"/>
+              <w:end w:w="85" w:type="dxa"/>
             </w:tcMar>
             <w:tcBorders>
-              <w:bottom w:val="single" w:sz="4" w:color="CBD5E1"/>
+              <w:top w:val="single" w:sz="5" w:color="CBD5E1"/>
+              <w:bottom w:val="single" w:sz="5" w:color="CBD5E1"/>
+              <w:left w:val="single" w:sz="5" w:color="CBD5E1"/>
+              <w:right w:val="single" w:sz="5" w:color="CBD5E1"/>
             </w:tcBorders>
+            <w:vAlign w:val="center"/>
           </w:tcPr>
           <w:p>
-            <w:r>
-              <w:rPr>
-                <w:sz w:val="18"/>
-              </w:rPr>
-              <w:t>AltGr + __________________</w:t>
-            </w:r>
+            <w:pPr>
+              <w:spacing w:before="0" w:after="0"/>
+            </w:pPr>
+            <w:r/>
           </w:p>
         </w:tc>
       </w:tr>
       <w:tr>
         <w:trPr>
-          <w:cantSplit/>
+          <w:trHeight w:val="323" w:hRule="atLeast"/>
         </w:trPr>
         <w:tc>
           <w:tcPr>
-            <w:tcW w:type="dxa" w:w="4309"/>
+            <w:tcW w:type="dxa" w:w="3515"/>
             <w:tcMar>
-              <w:top w:w="70" w:type="dxa"/>
-              <w:start w:w="90" w:type="dxa"/>
-              <w:bottom w:w="70" w:type="dxa"/>
-              <w:end w:w="90" w:type="dxa"/>
+              <w:top w:w="50" w:type="dxa"/>
+              <w:start w:w="80" w:type="dxa"/>
+              <w:bottom w:w="50" w:type="dxa"/>
+              <w:end w:w="80" w:type="dxa"/>
             </w:tcMar>
             <w:tcBorders>
-              <w:bottom w:val="single" w:sz="4" w:color="CBD5E1"/>
+              <w:bottom w:val="single" w:sz="4" w:color="E2E8F0"/>
             </w:tcBorders>
           </w:tcPr>
           <w:p>
+            <w:pPr>
+              <w:spacing w:after="0"/>
+            </w:pPr>
             <w:r>
               <w:rPr>
                 <w:sz w:val="18"/>
@@ -1634,45 +1717,51 @@
         </w:tc>
         <w:tc>
           <w:tcPr>
-            <w:tcW w:type="dxa" w:w="5443"/>
+            <w:tcW w:type="dxa" w:w="6236"/>
+            <w:shd w:fill="F8FAFC"/>
             <w:tcMar>
-              <w:top w:w="70" w:type="dxa"/>
-              <w:start w:w="90" w:type="dxa"/>
-              <w:bottom w:w="70" w:type="dxa"/>
-              <w:end w:w="90" w:type="dxa"/>
+              <w:top w:w="60" w:type="dxa"/>
+              <w:start w:w="85" w:type="dxa"/>
+              <w:bottom w:w="60" w:type="dxa"/>
+              <w:end w:w="85" w:type="dxa"/>
             </w:tcMar>
             <w:tcBorders>
-              <w:bottom w:val="single" w:sz="4" w:color="CBD5E1"/>
+              <w:top w:val="single" w:sz="5" w:color="CBD5E1"/>
+              <w:bottom w:val="single" w:sz="5" w:color="CBD5E1"/>
+              <w:left w:val="single" w:sz="5" w:color="CBD5E1"/>
+              <w:right w:val="single" w:sz="5" w:color="CBD5E1"/>
             </w:tcBorders>
+            <w:vAlign w:val="center"/>
           </w:tcPr>
           <w:p>
-            <w:r>
-              <w:rPr>
-                <w:sz w:val="18"/>
-              </w:rPr>
-              <w:t>AltGr + __________________</w:t>
-            </w:r>
+            <w:pPr>
+              <w:spacing w:before="0" w:after="0"/>
+            </w:pPr>
+            <w:r/>
           </w:p>
         </w:tc>
       </w:tr>
       <w:tr>
         <w:trPr>
-          <w:cantSplit/>
+          <w:trHeight w:val="323" w:hRule="atLeast"/>
         </w:trPr>
         <w:tc>
           <w:tcPr>
-            <w:tcW w:type="dxa" w:w="4309"/>
+            <w:tcW w:type="dxa" w:w="3515"/>
             <w:tcMar>
-              <w:top w:w="70" w:type="dxa"/>
-              <w:start w:w="90" w:type="dxa"/>
-              <w:bottom w:w="70" w:type="dxa"/>
-              <w:end w:w="90" w:type="dxa"/>
+              <w:top w:w="50" w:type="dxa"/>
+              <w:start w:w="80" w:type="dxa"/>
+              <w:bottom w:w="50" w:type="dxa"/>
+              <w:end w:w="80" w:type="dxa"/>
             </w:tcMar>
             <w:tcBorders>
-              <w:bottom w:val="single" w:sz="4" w:color="CBD5E1"/>
+              <w:bottom w:val="single" w:sz="4" w:color="E2E8F0"/>
             </w:tcBorders>
           </w:tcPr>
           <w:p>
+            <w:pPr>
+              <w:spacing w:after="0"/>
+            </w:pPr>
             <w:r>
               <w:rPr>
                 <w:sz w:val="18"/>
@@ -1683,45 +1772,51 @@
         </w:tc>
         <w:tc>
           <w:tcPr>
-            <w:tcW w:type="dxa" w:w="5443"/>
+            <w:tcW w:type="dxa" w:w="6236"/>
+            <w:shd w:fill="F8FAFC"/>
             <w:tcMar>
-              <w:top w:w="70" w:type="dxa"/>
-              <w:start w:w="90" w:type="dxa"/>
-              <w:bottom w:w="70" w:type="dxa"/>
-              <w:end w:w="90" w:type="dxa"/>
+              <w:top w:w="60" w:type="dxa"/>
+              <w:start w:w="85" w:type="dxa"/>
+              <w:bottom w:w="60" w:type="dxa"/>
+              <w:end w:w="85" w:type="dxa"/>
             </w:tcMar>
             <w:tcBorders>
-              <w:bottom w:val="single" w:sz="4" w:color="CBD5E1"/>
+              <w:top w:val="single" w:sz="5" w:color="CBD5E1"/>
+              <w:bottom w:val="single" w:sz="5" w:color="CBD5E1"/>
+              <w:left w:val="single" w:sz="5" w:color="CBD5E1"/>
+              <w:right w:val="single" w:sz="5" w:color="CBD5E1"/>
             </w:tcBorders>
+            <w:vAlign w:val="center"/>
           </w:tcPr>
           <w:p>
-            <w:r>
-              <w:rPr>
-                <w:sz w:val="18"/>
-              </w:rPr>
-              <w:t>AltGr + __________________</w:t>
-            </w:r>
+            <w:pPr>
+              <w:spacing w:before="0" w:after="0"/>
+            </w:pPr>
+            <w:r/>
           </w:p>
         </w:tc>
       </w:tr>
       <w:tr>
         <w:trPr>
-          <w:cantSplit/>
+          <w:trHeight w:val="323" w:hRule="atLeast"/>
         </w:trPr>
         <w:tc>
           <w:tcPr>
-            <w:tcW w:type="dxa" w:w="4309"/>
+            <w:tcW w:type="dxa" w:w="3515"/>
             <w:tcMar>
-              <w:top w:w="70" w:type="dxa"/>
-              <w:start w:w="90" w:type="dxa"/>
-              <w:bottom w:w="70" w:type="dxa"/>
-              <w:end w:w="90" w:type="dxa"/>
+              <w:top w:w="50" w:type="dxa"/>
+              <w:start w:w="80" w:type="dxa"/>
+              <w:bottom w:w="50" w:type="dxa"/>
+              <w:end w:w="80" w:type="dxa"/>
             </w:tcMar>
             <w:tcBorders>
-              <w:bottom w:val="single" w:sz="4" w:color="CBD5E1"/>
+              <w:bottom w:val="single" w:sz="4" w:color="E2E8F0"/>
             </w:tcBorders>
           </w:tcPr>
           <w:p>
+            <w:pPr>
+              <w:spacing w:after="0"/>
+            </w:pPr>
             <w:r>
               <w:rPr>
                 <w:sz w:val="18"/>
@@ -1732,24 +1827,27 @@
         </w:tc>
         <w:tc>
           <w:tcPr>
-            <w:tcW w:type="dxa" w:w="5443"/>
+            <w:tcW w:type="dxa" w:w="6236"/>
+            <w:shd w:fill="F8FAFC"/>
             <w:tcMar>
-              <w:top w:w="70" w:type="dxa"/>
-              <w:start w:w="90" w:type="dxa"/>
-              <w:bottom w:w="70" w:type="dxa"/>
-              <w:end w:w="90" w:type="dxa"/>
+              <w:top w:w="60" w:type="dxa"/>
+              <w:start w:w="85" w:type="dxa"/>
+              <w:bottom w:w="60" w:type="dxa"/>
+              <w:end w:w="85" w:type="dxa"/>
             </w:tcMar>
             <w:tcBorders>
-              <w:bottom w:val="single" w:sz="4" w:color="CBD5E1"/>
+              <w:top w:val="single" w:sz="5" w:color="CBD5E1"/>
+              <w:bottom w:val="single" w:sz="5" w:color="CBD5E1"/>
+              <w:left w:val="single" w:sz="5" w:color="CBD5E1"/>
+              <w:right w:val="single" w:sz="5" w:color="CBD5E1"/>
             </w:tcBorders>
+            <w:vAlign w:val="center"/>
           </w:tcPr>
           <w:p>
-            <w:r>
-              <w:rPr>
-                <w:sz w:val="18"/>
-              </w:rPr>
-              <w:t>AltGr + __________________</w:t>
-            </w:r>
+            <w:pPr>
+              <w:spacing w:before="0" w:after="0"/>
+            </w:pPr>
+            <w:r/>
           </w:p>
         </w:tc>
       </w:tr>
@@ -1766,20 +1864,20 @@
       <w:r>
         <w:rPr>
           <w:color w:val="1D4ED8"/>
-          <w:sz w:val="20"/>
+          <w:sz w:val="18"/>
         </w:rPr>
         <w:t xml:space="preserve">   4 P</w:t>
       </w:r>
     </w:p>
     <w:p>
       <w:pPr>
-        <w:spacing w:after="100"/>
+        <w:spacing w:after="60"/>
         <w:keepNext/>
       </w:pPr>
       <w:r>
         <w:rPr>
           <w:color w:val="64748B"/>
-          <w:sz w:val="19"/>
+          <w:sz w:val="18"/>
         </w:rPr>
         <w:t>Wähle die passendste Tastenkombination.</w:t>
       </w:r>
@@ -1795,47 +1893,47 @@
     </w:p>
     <w:p>
       <w:pPr>
-        <w:spacing w:after="50"/>
+        <w:spacing w:after="24"/>
       </w:pPr>
       <w:r>
         <w:rPr>
-          <w:sz w:val="18"/>
+          <w:sz w:val="17"/>
         </w:rPr>
         <w:t>Du möchtest in Word ein neues Dokument erstellen.</w:t>
       </w:r>
     </w:p>
     <w:p>
       <w:pPr>
-        <w:spacing w:after="26"/>
-        <w:ind w:left="102"/>
+        <w:spacing w:after="14"/>
+        <w:ind w:left="85"/>
       </w:pPr>
       <w:r>
         <w:rPr>
-          <w:sz w:val="18"/>
+          <w:sz w:val="17"/>
         </w:rPr>
         <w:t>☐  Ctrl + N</w:t>
       </w:r>
     </w:p>
     <w:p>
       <w:pPr>
-        <w:spacing w:after="26"/>
-        <w:ind w:left="102"/>
+        <w:spacing w:after="14"/>
+        <w:ind w:left="85"/>
       </w:pPr>
       <w:r>
         <w:rPr>
-          <w:sz w:val="18"/>
+          <w:sz w:val="17"/>
         </w:rPr>
         <w:t>☐  Ctrl + T</w:t>
       </w:r>
     </w:p>
     <w:p>
       <w:pPr>
-        <w:spacing w:after="26"/>
-        <w:ind w:left="102"/>
+        <w:spacing w:after="14"/>
+        <w:ind w:left="85"/>
       </w:pPr>
       <w:r>
         <w:rPr>
-          <w:sz w:val="18"/>
+          <w:sz w:val="17"/>
         </w:rPr>
         <w:t>☐  Ctrl + W</w:t>
       </w:r>
@@ -1851,47 +1949,47 @@
     </w:p>
     <w:p>
       <w:pPr>
-        <w:spacing w:after="50"/>
+        <w:spacing w:after="24"/>
       </w:pPr>
       <w:r>
         <w:rPr>
-          <w:sz w:val="18"/>
+          <w:sz w:val="17"/>
         </w:rPr>
         <w:t>Du möchtest im Browser einen neuen Tab öffnen.</w:t>
       </w:r>
     </w:p>
     <w:p>
       <w:pPr>
-        <w:spacing w:after="26"/>
-        <w:ind w:left="102"/>
+        <w:spacing w:after="14"/>
+        <w:ind w:left="85"/>
       </w:pPr>
       <w:r>
         <w:rPr>
-          <w:sz w:val="18"/>
+          <w:sz w:val="17"/>
         </w:rPr>
         <w:t>☐  Ctrl + N</w:t>
       </w:r>
     </w:p>
     <w:p>
       <w:pPr>
-        <w:spacing w:after="26"/>
-        <w:ind w:left="102"/>
+        <w:spacing w:after="14"/>
+        <w:ind w:left="85"/>
       </w:pPr>
       <w:r>
         <w:rPr>
-          <w:sz w:val="18"/>
+          <w:sz w:val="17"/>
         </w:rPr>
         <w:t>☐  Ctrl + T</w:t>
       </w:r>
     </w:p>
     <w:p>
       <w:pPr>
-        <w:spacing w:after="26"/>
-        <w:ind w:left="102"/>
+        <w:spacing w:after="14"/>
+        <w:ind w:left="85"/>
       </w:pPr>
       <w:r>
         <w:rPr>
-          <w:sz w:val="18"/>
+          <w:sz w:val="17"/>
         </w:rPr>
         <w:t>☐  Ctrl + L</w:t>
       </w:r>
@@ -1907,47 +2005,47 @@
     </w:p>
     <w:p>
       <w:pPr>
-        <w:spacing w:after="50"/>
+        <w:spacing w:after="24"/>
       </w:pPr>
       <w:r>
         <w:rPr>
-          <w:sz w:val="18"/>
+          <w:sz w:val="17"/>
         </w:rPr>
         <w:t>Du möchtest die aktuelle Webseite neu laden.</w:t>
       </w:r>
     </w:p>
     <w:p>
       <w:pPr>
-        <w:spacing w:after="26"/>
-        <w:ind w:left="102"/>
+        <w:spacing w:after="14"/>
+        <w:ind w:left="85"/>
       </w:pPr>
       <w:r>
         <w:rPr>
-          <w:sz w:val="18"/>
+          <w:sz w:val="17"/>
         </w:rPr>
         <w:t>☐  F5</w:t>
       </w:r>
     </w:p>
     <w:p>
       <w:pPr>
-        <w:spacing w:after="26"/>
-        <w:ind w:left="102"/>
+        <w:spacing w:after="14"/>
+        <w:ind w:left="85"/>
       </w:pPr>
       <w:r>
         <w:rPr>
-          <w:sz w:val="18"/>
+          <w:sz w:val="17"/>
         </w:rPr>
         <w:t>☐  Ctrl + F</w:t>
       </w:r>
     </w:p>
     <w:p>
       <w:pPr>
-        <w:spacing w:after="26"/>
-        <w:ind w:left="102"/>
+        <w:spacing w:after="14"/>
+        <w:ind w:left="85"/>
       </w:pPr>
       <w:r>
         <w:rPr>
-          <w:sz w:val="18"/>
+          <w:sz w:val="17"/>
         </w:rPr>
         <w:t>☐  Win + D</w:t>
       </w:r>
@@ -1963,47 +2061,47 @@
     </w:p>
     <w:p>
       <w:pPr>
-        <w:spacing w:after="50"/>
+        <w:spacing w:after="24"/>
       </w:pPr>
       <w:r>
         <w:rPr>
-          <w:sz w:val="18"/>
+          <w:sz w:val="17"/>
         </w:rPr>
         <w:t>Du möchtest sofort die gesamte Adresse im Browser markieren.</w:t>
       </w:r>
     </w:p>
     <w:p>
       <w:pPr>
-        <w:spacing w:after="26"/>
-        <w:ind w:left="102"/>
+        <w:spacing w:after="14"/>
+        <w:ind w:left="85"/>
       </w:pPr>
       <w:r>
         <w:rPr>
-          <w:sz w:val="18"/>
+          <w:sz w:val="17"/>
         </w:rPr>
         <w:t>☐  Ctrl + L</w:t>
       </w:r>
     </w:p>
     <w:p>
       <w:pPr>
-        <w:spacing w:after="26"/>
-        <w:ind w:left="102"/>
+        <w:spacing w:after="14"/>
+        <w:ind w:left="85"/>
       </w:pPr>
       <w:r>
         <w:rPr>
-          <w:sz w:val="18"/>
+          <w:sz w:val="17"/>
         </w:rPr>
         <w:t>☐  Ctrl + F</w:t>
       </w:r>
     </w:p>
     <w:p>
       <w:pPr>
-        <w:spacing w:after="26"/>
-        <w:ind w:left="102"/>
+        <w:spacing w:after="14"/>
+        <w:ind w:left="85"/>
       </w:pPr>
       <w:r>
         <w:rPr>
-          <w:sz w:val="18"/>
+          <w:sz w:val="17"/>
         </w:rPr>
         <w:t>☐  Ctrl + T</w:t>
       </w:r>
@@ -2020,22 +2118,22 @@
       <w:r>
         <w:rPr>
           <w:color w:val="1D4ED8"/>
-          <w:sz w:val="20"/>
+          <w:sz w:val="18"/>
         </w:rPr>
         <w:t xml:space="preserve">   5 P</w:t>
       </w:r>
     </w:p>
     <w:p>
       <w:pPr>
-        <w:spacing w:after="100"/>
+        <w:spacing w:after="60"/>
         <w:keepNext/>
       </w:pPr>
       <w:r>
         <w:rPr>
           <w:color w:val="64748B"/>
-          <w:sz w:val="19"/>
+          <w:sz w:val="18"/>
         </w:rPr>
-        <w:t>Schreibe die passende Tastenkombination auf.</w:t>
+        <w:t>Schreibe die passende Tastenkombination direkt ins leere Feld.</w:t>
       </w:r>
     </w:p>
     <w:tbl>
@@ -2046,29 +2144,35 @@
         <w:tblLook w:firstColumn="1" w:firstRow="1" w:lastColumn="0" w:lastRow="0" w:noHBand="0" w:noVBand="1" w:val="04A0"/>
       </w:tblPr>
       <w:tblGrid>
-        <w:gridCol w:w="7087"/>
-        <w:gridCol w:w="2665"/>
+        <w:gridCol w:w="6633"/>
+        <w:gridCol w:w="3118"/>
       </w:tblGrid>
       <w:tr>
         <w:trPr>
           <w:cantSplit/>
+          <w:trHeight w:val="300" w:hRule="atLeast"/>
         </w:trPr>
         <w:tc>
           <w:tcPr>
-            <w:tcW w:type="dxa" w:w="7087"/>
+            <w:tcW w:type="dxa" w:w="6633"/>
             <w:tcMar>
-              <w:top w:w="75" w:type="dxa"/>
-              <w:start w:w="90" w:type="dxa"/>
-              <w:bottom w:w="75" w:type="dxa"/>
-              <w:end w:w="90" w:type="dxa"/>
+              <w:top w:w="55" w:type="dxa"/>
+              <w:start w:w="40" w:type="dxa"/>
+              <w:bottom w:w="55" w:type="dxa"/>
+              <w:end w:w="60" w:type="dxa"/>
             </w:tcMar>
             <w:tcBorders>
-              <w:bottom w:val="single" w:sz="4" w:color="CBD5E1"/>
+              <w:bottom w:val="single" w:sz="4" w:color="E2E8F0"/>
             </w:tcBorders>
           </w:tcPr>
           <w:p>
+            <w:pPr>
+              <w:spacing w:after="0"/>
+            </w:pPr>
             <w:r>
               <w:rPr>
+                <w:b/>
+                <w:color w:val="0F172A"/>
                 <w:sz w:val="18"/>
               </w:rPr>
               <w:t>1. Desktop anzeigen</w:t>
@@ -2077,47 +2181,68 @@
         </w:tc>
         <w:tc>
           <w:tcPr>
-            <w:tcW w:type="dxa" w:w="2665"/>
+            <w:tcW w:type="dxa" w:w="3118"/>
+            <w:shd w:fill="F8FAFC"/>
             <w:tcMar>
-              <w:top w:w="75" w:type="dxa"/>
-              <w:start w:w="90" w:type="dxa"/>
-              <w:bottom w:w="75" w:type="dxa"/>
-              <w:end w:w="90" w:type="dxa"/>
+              <w:top w:w="60" w:type="dxa"/>
+              <w:start w:w="85" w:type="dxa"/>
+              <w:bottom w:w="60" w:type="dxa"/>
+              <w:end w:w="85" w:type="dxa"/>
             </w:tcMar>
             <w:tcBorders>
-              <w:bottom w:val="single" w:sz="4" w:color="CBD5E1"/>
+              <w:top w:val="single" w:sz="5" w:color="CBD5E1"/>
+              <w:bottom w:val="single" w:sz="5" w:color="CBD5E1"/>
+              <w:left w:val="single" w:sz="5" w:color="CBD5E1"/>
+              <w:right w:val="single" w:sz="5" w:color="CBD5E1"/>
+            </w:tcBorders>
+            <w:vAlign w:val="center"/>
+          </w:tcPr>
+          <w:p>
+            <w:pPr>
+              <w:spacing w:before="0" w:after="0"/>
+            </w:pPr>
+            <w:r/>
+          </w:p>
+        </w:tc>
+      </w:tr>
+    </w:tbl>
+    <w:tbl>
+      <w:tblPr>
+        <w:tblW w:type="dxa" w:w="9751"/>
+        <w:jc w:val="center"/>
+        <w:tblLayout w:type="fixed"/>
+        <w:tblLook w:firstColumn="1" w:firstRow="1" w:lastColumn="0" w:lastRow="0" w:noHBand="0" w:noVBand="1" w:val="04A0"/>
+      </w:tblPr>
+      <w:tblGrid>
+        <w:gridCol w:w="6633"/>
+        <w:gridCol w:w="3118"/>
+      </w:tblGrid>
+      <w:tr>
+        <w:trPr>
+          <w:cantSplit/>
+          <w:trHeight w:val="300" w:hRule="atLeast"/>
+        </w:trPr>
+        <w:tc>
+          <w:tcPr>
+            <w:tcW w:type="dxa" w:w="6633"/>
+            <w:tcMar>
+              <w:top w:w="55" w:type="dxa"/>
+              <w:start w:w="40" w:type="dxa"/>
+              <w:bottom w:w="55" w:type="dxa"/>
+              <w:end w:w="60" w:type="dxa"/>
+            </w:tcMar>
+            <w:tcBorders>
+              <w:bottom w:val="single" w:sz="4" w:color="E2E8F0"/>
             </w:tcBorders>
           </w:tcPr>
           <w:p>
+            <w:pPr>
+              <w:spacing w:after="0"/>
+            </w:pPr>
             <w:r>
               <w:rPr>
-                <w:sz w:val="18"/>
-              </w:rPr>
-              <w:t>________________</w:t>
-            </w:r>
-          </w:p>
-        </w:tc>
-      </w:tr>
-      <w:tr>
-        <w:trPr>
-          <w:cantSplit/>
-        </w:trPr>
-        <w:tc>
-          <w:tcPr>
-            <w:tcW w:type="dxa" w:w="7087"/>
-            <w:tcMar>
-              <w:top w:w="75" w:type="dxa"/>
-              <w:start w:w="90" w:type="dxa"/>
-              <w:bottom w:w="75" w:type="dxa"/>
-              <w:end w:w="90" w:type="dxa"/>
-            </w:tcMar>
-            <w:tcBorders>
-              <w:bottom w:val="single" w:sz="4" w:color="CBD5E1"/>
-            </w:tcBorders>
-          </w:tcPr>
-          <w:p>
-            <w:r>
-              <w:rPr>
+                <w:b/>
+                <w:color w:val="0F172A"/>
                 <w:sz w:val="18"/>
               </w:rPr>
               <w:t>2. Datei-Explorer öffnen</w:t>
@@ -2126,47 +2251,68 @@
         </w:tc>
         <w:tc>
           <w:tcPr>
-            <w:tcW w:type="dxa" w:w="2665"/>
+            <w:tcW w:type="dxa" w:w="3118"/>
+            <w:shd w:fill="F8FAFC"/>
             <w:tcMar>
-              <w:top w:w="75" w:type="dxa"/>
-              <w:start w:w="90" w:type="dxa"/>
-              <w:bottom w:w="75" w:type="dxa"/>
-              <w:end w:w="90" w:type="dxa"/>
+              <w:top w:w="60" w:type="dxa"/>
+              <w:start w:w="85" w:type="dxa"/>
+              <w:bottom w:w="60" w:type="dxa"/>
+              <w:end w:w="85" w:type="dxa"/>
             </w:tcMar>
             <w:tcBorders>
-              <w:bottom w:val="single" w:sz="4" w:color="CBD5E1"/>
+              <w:top w:val="single" w:sz="5" w:color="CBD5E1"/>
+              <w:bottom w:val="single" w:sz="5" w:color="CBD5E1"/>
+              <w:left w:val="single" w:sz="5" w:color="CBD5E1"/>
+              <w:right w:val="single" w:sz="5" w:color="CBD5E1"/>
+            </w:tcBorders>
+            <w:vAlign w:val="center"/>
+          </w:tcPr>
+          <w:p>
+            <w:pPr>
+              <w:spacing w:before="0" w:after="0"/>
+            </w:pPr>
+            <w:r/>
+          </w:p>
+        </w:tc>
+      </w:tr>
+    </w:tbl>
+    <w:tbl>
+      <w:tblPr>
+        <w:tblW w:type="dxa" w:w="9751"/>
+        <w:jc w:val="center"/>
+        <w:tblLayout w:type="fixed"/>
+        <w:tblLook w:firstColumn="1" w:firstRow="1" w:lastColumn="0" w:lastRow="0" w:noHBand="0" w:noVBand="1" w:val="04A0"/>
+      </w:tblPr>
+      <w:tblGrid>
+        <w:gridCol w:w="6633"/>
+        <w:gridCol w:w="3118"/>
+      </w:tblGrid>
+      <w:tr>
+        <w:trPr>
+          <w:cantSplit/>
+          <w:trHeight w:val="300" w:hRule="atLeast"/>
+        </w:trPr>
+        <w:tc>
+          <w:tcPr>
+            <w:tcW w:type="dxa" w:w="6633"/>
+            <w:tcMar>
+              <w:top w:w="55" w:type="dxa"/>
+              <w:start w:w="40" w:type="dxa"/>
+              <w:bottom w:w="55" w:type="dxa"/>
+              <w:end w:w="60" w:type="dxa"/>
+            </w:tcMar>
+            <w:tcBorders>
+              <w:bottom w:val="single" w:sz="4" w:color="E2E8F0"/>
             </w:tcBorders>
           </w:tcPr>
           <w:p>
+            <w:pPr>
+              <w:spacing w:after="0"/>
+            </w:pPr>
             <w:r>
               <w:rPr>
-                <w:sz w:val="18"/>
-              </w:rPr>
-              <w:t>________________</w:t>
-            </w:r>
-          </w:p>
-        </w:tc>
-      </w:tr>
-      <w:tr>
-        <w:trPr>
-          <w:cantSplit/>
-        </w:trPr>
-        <w:tc>
-          <w:tcPr>
-            <w:tcW w:type="dxa" w:w="7087"/>
-            <w:tcMar>
-              <w:top w:w="75" w:type="dxa"/>
-              <w:start w:w="90" w:type="dxa"/>
-              <w:bottom w:w="75" w:type="dxa"/>
-              <w:end w:w="90" w:type="dxa"/>
-            </w:tcMar>
-            <w:tcBorders>
-              <w:bottom w:val="single" w:sz="4" w:color="CBD5E1"/>
-            </w:tcBorders>
-          </w:tcPr>
-          <w:p>
-            <w:r>
-              <w:rPr>
+                <w:b/>
+                <w:color w:val="0F172A"/>
                 <w:sz w:val="18"/>
               </w:rPr>
               <w:t>3. Einen Bildschirmausschnitt aufnehmen</w:t>
@@ -2175,47 +2321,68 @@
         </w:tc>
         <w:tc>
           <w:tcPr>
-            <w:tcW w:type="dxa" w:w="2665"/>
+            <w:tcW w:type="dxa" w:w="3118"/>
+            <w:shd w:fill="F8FAFC"/>
             <w:tcMar>
-              <w:top w:w="75" w:type="dxa"/>
-              <w:start w:w="90" w:type="dxa"/>
-              <w:bottom w:w="75" w:type="dxa"/>
-              <w:end w:w="90" w:type="dxa"/>
+              <w:top w:w="60" w:type="dxa"/>
+              <w:start w:w="85" w:type="dxa"/>
+              <w:bottom w:w="60" w:type="dxa"/>
+              <w:end w:w="85" w:type="dxa"/>
             </w:tcMar>
             <w:tcBorders>
-              <w:bottom w:val="single" w:sz="4" w:color="CBD5E1"/>
+              <w:top w:val="single" w:sz="5" w:color="CBD5E1"/>
+              <w:bottom w:val="single" w:sz="5" w:color="CBD5E1"/>
+              <w:left w:val="single" w:sz="5" w:color="CBD5E1"/>
+              <w:right w:val="single" w:sz="5" w:color="CBD5E1"/>
+            </w:tcBorders>
+            <w:vAlign w:val="center"/>
+          </w:tcPr>
+          <w:p>
+            <w:pPr>
+              <w:spacing w:before="0" w:after="0"/>
+            </w:pPr>
+            <w:r/>
+          </w:p>
+        </w:tc>
+      </w:tr>
+    </w:tbl>
+    <w:tbl>
+      <w:tblPr>
+        <w:tblW w:type="dxa" w:w="9751"/>
+        <w:jc w:val="center"/>
+        <w:tblLayout w:type="fixed"/>
+        <w:tblLook w:firstColumn="1" w:firstRow="1" w:lastColumn="0" w:lastRow="0" w:noHBand="0" w:noVBand="1" w:val="04A0"/>
+      </w:tblPr>
+      <w:tblGrid>
+        <w:gridCol w:w="6633"/>
+        <w:gridCol w:w="3118"/>
+      </w:tblGrid>
+      <w:tr>
+        <w:trPr>
+          <w:cantSplit/>
+          <w:trHeight w:val="300" w:hRule="atLeast"/>
+        </w:trPr>
+        <w:tc>
+          <w:tcPr>
+            <w:tcW w:type="dxa" w:w="6633"/>
+            <w:tcMar>
+              <w:top w:w="55" w:type="dxa"/>
+              <w:start w:w="40" w:type="dxa"/>
+              <w:bottom w:w="55" w:type="dxa"/>
+              <w:end w:w="60" w:type="dxa"/>
+            </w:tcMar>
+            <w:tcBorders>
+              <w:bottom w:val="single" w:sz="4" w:color="E2E8F0"/>
             </w:tcBorders>
           </w:tcPr>
           <w:p>
+            <w:pPr>
+              <w:spacing w:after="0"/>
+            </w:pPr>
             <w:r>
               <w:rPr>
-                <w:sz w:val="18"/>
-              </w:rPr>
-              <w:t>________________</w:t>
-            </w:r>
-          </w:p>
-        </w:tc>
-      </w:tr>
-      <w:tr>
-        <w:trPr>
-          <w:cantSplit/>
-        </w:trPr>
-        <w:tc>
-          <w:tcPr>
-            <w:tcW w:type="dxa" w:w="7087"/>
-            <w:tcMar>
-              <w:top w:w="75" w:type="dxa"/>
-              <w:start w:w="90" w:type="dxa"/>
-              <w:bottom w:w="75" w:type="dxa"/>
-              <w:end w:w="90" w:type="dxa"/>
-            </w:tcMar>
-            <w:tcBorders>
-              <w:bottom w:val="single" w:sz="4" w:color="CBD5E1"/>
-            </w:tcBorders>
-          </w:tcPr>
-          <w:p>
-            <w:r>
-              <w:rPr>
+                <w:b/>
+                <w:color w:val="0F172A"/>
                 <w:sz w:val="18"/>
               </w:rPr>
               <w:t>4. Task-Manager direkt öffnen</w:t>
@@ -2224,47 +2391,68 @@
         </w:tc>
         <w:tc>
           <w:tcPr>
-            <w:tcW w:type="dxa" w:w="2665"/>
+            <w:tcW w:type="dxa" w:w="3118"/>
+            <w:shd w:fill="F8FAFC"/>
             <w:tcMar>
-              <w:top w:w="75" w:type="dxa"/>
-              <w:start w:w="90" w:type="dxa"/>
-              <w:bottom w:w="75" w:type="dxa"/>
-              <w:end w:w="90" w:type="dxa"/>
+              <w:top w:w="60" w:type="dxa"/>
+              <w:start w:w="85" w:type="dxa"/>
+              <w:bottom w:w="60" w:type="dxa"/>
+              <w:end w:w="85" w:type="dxa"/>
             </w:tcMar>
             <w:tcBorders>
-              <w:bottom w:val="single" w:sz="4" w:color="CBD5E1"/>
+              <w:top w:val="single" w:sz="5" w:color="CBD5E1"/>
+              <w:bottom w:val="single" w:sz="5" w:color="CBD5E1"/>
+              <w:left w:val="single" w:sz="5" w:color="CBD5E1"/>
+              <w:right w:val="single" w:sz="5" w:color="CBD5E1"/>
+            </w:tcBorders>
+            <w:vAlign w:val="center"/>
+          </w:tcPr>
+          <w:p>
+            <w:pPr>
+              <w:spacing w:before="0" w:after="0"/>
+            </w:pPr>
+            <w:r/>
+          </w:p>
+        </w:tc>
+      </w:tr>
+    </w:tbl>
+    <w:tbl>
+      <w:tblPr>
+        <w:tblW w:type="dxa" w:w="9751"/>
+        <w:jc w:val="center"/>
+        <w:tblLayout w:type="fixed"/>
+        <w:tblLook w:firstColumn="1" w:firstRow="1" w:lastColumn="0" w:lastRow="0" w:noHBand="0" w:noVBand="1" w:val="04A0"/>
+      </w:tblPr>
+      <w:tblGrid>
+        <w:gridCol w:w="6633"/>
+        <w:gridCol w:w="3118"/>
+      </w:tblGrid>
+      <w:tr>
+        <w:trPr>
+          <w:cantSplit/>
+          <w:trHeight w:val="300" w:hRule="atLeast"/>
+        </w:trPr>
+        <w:tc>
+          <w:tcPr>
+            <w:tcW w:type="dxa" w:w="6633"/>
+            <w:tcMar>
+              <w:top w:w="55" w:type="dxa"/>
+              <w:start w:w="40" w:type="dxa"/>
+              <w:bottom w:w="55" w:type="dxa"/>
+              <w:end w:w="60" w:type="dxa"/>
+            </w:tcMar>
+            <w:tcBorders>
+              <w:bottom w:val="single" w:sz="4" w:color="E2E8F0"/>
             </w:tcBorders>
           </w:tcPr>
           <w:p>
+            <w:pPr>
+              <w:spacing w:after="0"/>
+            </w:pPr>
             <w:r>
               <w:rPr>
-                <w:sz w:val="18"/>
-              </w:rPr>
-              <w:t>________________</w:t>
-            </w:r>
-          </w:p>
-        </w:tc>
-      </w:tr>
-      <w:tr>
-        <w:trPr>
-          <w:cantSplit/>
-        </w:trPr>
-        <w:tc>
-          <w:tcPr>
-            <w:tcW w:type="dxa" w:w="7087"/>
-            <w:tcMar>
-              <w:top w:w="75" w:type="dxa"/>
-              <w:start w:w="90" w:type="dxa"/>
-              <w:bottom w:w="75" w:type="dxa"/>
-              <w:end w:w="90" w:type="dxa"/>
-            </w:tcMar>
-            <w:tcBorders>
-              <w:bottom w:val="single" w:sz="4" w:color="CBD5E1"/>
-            </w:tcBorders>
-          </w:tcPr>
-          <w:p>
-            <w:r>
-              <w:rPr>
+                <w:b/>
+                <w:color w:val="0F172A"/>
                 <w:sz w:val="18"/>
               </w:rPr>
               <w:t>5. Verlauf der Zwischenablage öffnen</w:t>
@@ -2273,24 +2461,27 @@
         </w:tc>
         <w:tc>
           <w:tcPr>
-            <w:tcW w:type="dxa" w:w="2665"/>
+            <w:tcW w:type="dxa" w:w="3118"/>
+            <w:shd w:fill="F8FAFC"/>
             <w:tcMar>
-              <w:top w:w="75" w:type="dxa"/>
-              <w:start w:w="90" w:type="dxa"/>
-              <w:bottom w:w="75" w:type="dxa"/>
-              <w:end w:w="90" w:type="dxa"/>
+              <w:top w:w="60" w:type="dxa"/>
+              <w:start w:w="85" w:type="dxa"/>
+              <w:bottom w:w="60" w:type="dxa"/>
+              <w:end w:w="85" w:type="dxa"/>
             </w:tcMar>
             <w:tcBorders>
-              <w:bottom w:val="single" w:sz="4" w:color="CBD5E1"/>
+              <w:top w:val="single" w:sz="5" w:color="CBD5E1"/>
+              <w:bottom w:val="single" w:sz="5" w:color="CBD5E1"/>
+              <w:left w:val="single" w:sz="5" w:color="CBD5E1"/>
+              <w:right w:val="single" w:sz="5" w:color="CBD5E1"/>
             </w:tcBorders>
+            <w:vAlign w:val="center"/>
           </w:tcPr>
           <w:p>
-            <w:r>
-              <w:rPr>
-                <w:sz w:val="18"/>
-              </w:rPr>
-              <w:t>________________</w:t>
-            </w:r>
+            <w:pPr>
+              <w:spacing w:before="0" w:after="0"/>
+            </w:pPr>
+            <w:r/>
           </w:p>
         </w:tc>
       </w:tr>
@@ -2307,20 +2498,20 @@
       <w:r>
         <w:rPr>
           <w:color w:val="1D4ED8"/>
-          <w:sz w:val="20"/>
+          <w:sz w:val="18"/>
         </w:rPr>
         <w:t xml:space="preserve">   6 P</w:t>
       </w:r>
     </w:p>
     <w:p>
       <w:pPr>
-        <w:spacing w:after="100"/>
+        <w:spacing w:after="60"/>
         <w:keepNext/>
       </w:pPr>
       <w:r>
         <w:rPr>
           <w:color w:val="64748B"/>
-          <w:sz w:val="19"/>
+          <w:sz w:val="18"/>
         </w:rPr>
         <w:t>Beschreibe kurz die Wirkung. Stichwort oder Satz genügt; bewertet wird der Inhalt. Je 1 Punkt.</w:t>
       </w:r>
@@ -2333,31 +2524,35 @@
         <w:tblLook w:firstColumn="1" w:firstRow="1" w:lastColumn="0" w:lastRow="0" w:noHBand="0" w:noVBand="1" w:val="04A0"/>
       </w:tblPr>
       <w:tblGrid>
-        <w:gridCol w:w="3175"/>
-        <w:gridCol w:w="6576"/>
+        <w:gridCol w:w="2948"/>
+        <w:gridCol w:w="6803"/>
       </w:tblGrid>
       <w:tr>
         <w:trPr>
           <w:cantSplit/>
+          <w:trHeight w:val="300" w:hRule="atLeast"/>
         </w:trPr>
         <w:tc>
           <w:tcPr>
-            <w:tcW w:type="dxa" w:w="3175"/>
+            <w:tcW w:type="dxa" w:w="2948"/>
             <w:tcMar>
-              <w:top w:w="105" w:type="dxa"/>
-              <w:start w:w="90" w:type="dxa"/>
-              <w:bottom w:w="105" w:type="dxa"/>
-              <w:end w:w="90" w:type="dxa"/>
+              <w:top w:w="55" w:type="dxa"/>
+              <w:start w:w="40" w:type="dxa"/>
+              <w:bottom w:w="55" w:type="dxa"/>
+              <w:end w:w="60" w:type="dxa"/>
             </w:tcMar>
             <w:tcBorders>
-              <w:bottom w:val="single" w:sz="4" w:color="CBD5E1"/>
+              <w:bottom w:val="single" w:sz="4" w:color="E2E8F0"/>
             </w:tcBorders>
           </w:tcPr>
           <w:p>
+            <w:pPr>
+              <w:spacing w:after="0"/>
+            </w:pPr>
             <w:r>
               <w:rPr>
                 <w:b/>
-                <w:color w:val="1D4ED8"/>
+                <w:color w:val="0F172A"/>
                 <w:sz w:val="18"/>
               </w:rPr>
               <w:t>1. Ctrl + H in Word</w:t>
@@ -2366,49 +2561,68 @@
         </w:tc>
         <w:tc>
           <w:tcPr>
-            <w:tcW w:type="dxa" w:w="6576"/>
+            <w:tcW w:type="dxa" w:w="6803"/>
+            <w:shd w:fill="F8FAFC"/>
             <w:tcMar>
-              <w:top w:w="105" w:type="dxa"/>
-              <w:start w:w="90" w:type="dxa"/>
-              <w:bottom w:w="105" w:type="dxa"/>
-              <w:end w:w="90" w:type="dxa"/>
+              <w:top w:w="60" w:type="dxa"/>
+              <w:start w:w="85" w:type="dxa"/>
+              <w:bottom w:w="60" w:type="dxa"/>
+              <w:end w:w="85" w:type="dxa"/>
             </w:tcMar>
             <w:tcBorders>
-              <w:bottom w:val="single" w:sz="4" w:color="CBD5E1"/>
+              <w:top w:val="single" w:sz="5" w:color="CBD5E1"/>
+              <w:bottom w:val="single" w:sz="5" w:color="CBD5E1"/>
+              <w:left w:val="single" w:sz="5" w:color="CBD5E1"/>
+              <w:right w:val="single" w:sz="5" w:color="CBD5E1"/>
+            </w:tcBorders>
+            <w:vAlign w:val="center"/>
+          </w:tcPr>
+          <w:p>
+            <w:pPr>
+              <w:spacing w:before="0" w:after="0"/>
+            </w:pPr>
+            <w:r/>
+          </w:p>
+        </w:tc>
+      </w:tr>
+    </w:tbl>
+    <w:tbl>
+      <w:tblPr>
+        <w:tblW w:type="dxa" w:w="9751"/>
+        <w:jc w:val="center"/>
+        <w:tblLayout w:type="fixed"/>
+        <w:tblLook w:firstColumn="1" w:firstRow="1" w:lastColumn="0" w:lastRow="0" w:noHBand="0" w:noVBand="1" w:val="04A0"/>
+      </w:tblPr>
+      <w:tblGrid>
+        <w:gridCol w:w="2948"/>
+        <w:gridCol w:w="6803"/>
+      </w:tblGrid>
+      <w:tr>
+        <w:trPr>
+          <w:cantSplit/>
+          <w:trHeight w:val="300" w:hRule="atLeast"/>
+        </w:trPr>
+        <w:tc>
+          <w:tcPr>
+            <w:tcW w:type="dxa" w:w="2948"/>
+            <w:tcMar>
+              <w:top w:w="55" w:type="dxa"/>
+              <w:start w:w="40" w:type="dxa"/>
+              <w:bottom w:w="55" w:type="dxa"/>
+              <w:end w:w="60" w:type="dxa"/>
+            </w:tcMar>
+            <w:tcBorders>
+              <w:bottom w:val="single" w:sz="4" w:color="E2E8F0"/>
             </w:tcBorders>
           </w:tcPr>
           <w:p>
-            <w:r>
-              <w:rPr>
-                <w:sz w:val="17"/>
-              </w:rPr>
-              <w:t>________________________________________________________</w:t>
-            </w:r>
-          </w:p>
-        </w:tc>
-      </w:tr>
-      <w:tr>
-        <w:trPr>
-          <w:cantSplit/>
-        </w:trPr>
-        <w:tc>
-          <w:tcPr>
-            <w:tcW w:type="dxa" w:w="3175"/>
-            <w:tcMar>
-              <w:top w:w="105" w:type="dxa"/>
-              <w:start w:w="90" w:type="dxa"/>
-              <w:bottom w:w="105" w:type="dxa"/>
-              <w:end w:w="90" w:type="dxa"/>
-            </w:tcMar>
-            <w:tcBorders>
-              <w:bottom w:val="single" w:sz="4" w:color="CBD5E1"/>
-            </w:tcBorders>
-          </w:tcPr>
-          <w:p>
+            <w:pPr>
+              <w:spacing w:after="0"/>
+            </w:pPr>
             <w:r>
               <w:rPr>
                 <w:b/>
-                <w:color w:val="1D4ED8"/>
+                <w:color w:val="0F172A"/>
                 <w:sz w:val="18"/>
               </w:rPr>
               <w:t>2. Ctrl + P</w:t>
@@ -2417,49 +2631,68 @@
         </w:tc>
         <w:tc>
           <w:tcPr>
-            <w:tcW w:type="dxa" w:w="6576"/>
+            <w:tcW w:type="dxa" w:w="6803"/>
+            <w:shd w:fill="F8FAFC"/>
             <w:tcMar>
-              <w:top w:w="105" w:type="dxa"/>
-              <w:start w:w="90" w:type="dxa"/>
-              <w:bottom w:w="105" w:type="dxa"/>
-              <w:end w:w="90" w:type="dxa"/>
+              <w:top w:w="60" w:type="dxa"/>
+              <w:start w:w="85" w:type="dxa"/>
+              <w:bottom w:w="60" w:type="dxa"/>
+              <w:end w:w="85" w:type="dxa"/>
             </w:tcMar>
             <w:tcBorders>
-              <w:bottom w:val="single" w:sz="4" w:color="CBD5E1"/>
+              <w:top w:val="single" w:sz="5" w:color="CBD5E1"/>
+              <w:bottom w:val="single" w:sz="5" w:color="CBD5E1"/>
+              <w:left w:val="single" w:sz="5" w:color="CBD5E1"/>
+              <w:right w:val="single" w:sz="5" w:color="CBD5E1"/>
+            </w:tcBorders>
+            <w:vAlign w:val="center"/>
+          </w:tcPr>
+          <w:p>
+            <w:pPr>
+              <w:spacing w:before="0" w:after="0"/>
+            </w:pPr>
+            <w:r/>
+          </w:p>
+        </w:tc>
+      </w:tr>
+    </w:tbl>
+    <w:tbl>
+      <w:tblPr>
+        <w:tblW w:type="dxa" w:w="9751"/>
+        <w:jc w:val="center"/>
+        <w:tblLayout w:type="fixed"/>
+        <w:tblLook w:firstColumn="1" w:firstRow="1" w:lastColumn="0" w:lastRow="0" w:noHBand="0" w:noVBand="1" w:val="04A0"/>
+      </w:tblPr>
+      <w:tblGrid>
+        <w:gridCol w:w="2948"/>
+        <w:gridCol w:w="6803"/>
+      </w:tblGrid>
+      <w:tr>
+        <w:trPr>
+          <w:cantSplit/>
+          <w:trHeight w:val="300" w:hRule="atLeast"/>
+        </w:trPr>
+        <w:tc>
+          <w:tcPr>
+            <w:tcW w:type="dxa" w:w="2948"/>
+            <w:tcMar>
+              <w:top w:w="55" w:type="dxa"/>
+              <w:start w:w="40" w:type="dxa"/>
+              <w:bottom w:w="55" w:type="dxa"/>
+              <w:end w:w="60" w:type="dxa"/>
+            </w:tcMar>
+            <w:tcBorders>
+              <w:bottom w:val="single" w:sz="4" w:color="E2E8F0"/>
             </w:tcBorders>
           </w:tcPr>
           <w:p>
-            <w:r>
-              <w:rPr>
-                <w:sz w:val="17"/>
-              </w:rPr>
-              <w:t>________________________________________________________</w:t>
-            </w:r>
-          </w:p>
-        </w:tc>
-      </w:tr>
-      <w:tr>
-        <w:trPr>
-          <w:cantSplit/>
-        </w:trPr>
-        <w:tc>
-          <w:tcPr>
-            <w:tcW w:type="dxa" w:w="3175"/>
-            <w:tcMar>
-              <w:top w:w="105" w:type="dxa"/>
-              <w:start w:w="90" w:type="dxa"/>
-              <w:bottom w:w="105" w:type="dxa"/>
-              <w:end w:w="90" w:type="dxa"/>
-            </w:tcMar>
-            <w:tcBorders>
-              <w:bottom w:val="single" w:sz="4" w:color="CBD5E1"/>
-            </w:tcBorders>
-          </w:tcPr>
-          <w:p>
+            <w:pPr>
+              <w:spacing w:after="0"/>
+            </w:pPr>
             <w:r>
               <w:rPr>
                 <w:b/>
-                <w:color w:val="1D4ED8"/>
+                <w:color w:val="0F172A"/>
                 <w:sz w:val="18"/>
               </w:rPr>
               <w:t>3. Ctrl + O</w:t>
@@ -2468,49 +2701,68 @@
         </w:tc>
         <w:tc>
           <w:tcPr>
-            <w:tcW w:type="dxa" w:w="6576"/>
+            <w:tcW w:type="dxa" w:w="6803"/>
+            <w:shd w:fill="F8FAFC"/>
             <w:tcMar>
-              <w:top w:w="105" w:type="dxa"/>
-              <w:start w:w="90" w:type="dxa"/>
-              <w:bottom w:w="105" w:type="dxa"/>
-              <w:end w:w="90" w:type="dxa"/>
+              <w:top w:w="60" w:type="dxa"/>
+              <w:start w:w="85" w:type="dxa"/>
+              <w:bottom w:w="60" w:type="dxa"/>
+              <w:end w:w="85" w:type="dxa"/>
             </w:tcMar>
             <w:tcBorders>
-              <w:bottom w:val="single" w:sz="4" w:color="CBD5E1"/>
+              <w:top w:val="single" w:sz="5" w:color="CBD5E1"/>
+              <w:bottom w:val="single" w:sz="5" w:color="CBD5E1"/>
+              <w:left w:val="single" w:sz="5" w:color="CBD5E1"/>
+              <w:right w:val="single" w:sz="5" w:color="CBD5E1"/>
+            </w:tcBorders>
+            <w:vAlign w:val="center"/>
+          </w:tcPr>
+          <w:p>
+            <w:pPr>
+              <w:spacing w:before="0" w:after="0"/>
+            </w:pPr>
+            <w:r/>
+          </w:p>
+        </w:tc>
+      </w:tr>
+    </w:tbl>
+    <w:tbl>
+      <w:tblPr>
+        <w:tblW w:type="dxa" w:w="9751"/>
+        <w:jc w:val="center"/>
+        <w:tblLayout w:type="fixed"/>
+        <w:tblLook w:firstColumn="1" w:firstRow="1" w:lastColumn="0" w:lastRow="0" w:noHBand="0" w:noVBand="1" w:val="04A0"/>
+      </w:tblPr>
+      <w:tblGrid>
+        <w:gridCol w:w="2948"/>
+        <w:gridCol w:w="6803"/>
+      </w:tblGrid>
+      <w:tr>
+        <w:trPr>
+          <w:cantSplit/>
+          <w:trHeight w:val="300" w:hRule="atLeast"/>
+        </w:trPr>
+        <w:tc>
+          <w:tcPr>
+            <w:tcW w:type="dxa" w:w="2948"/>
+            <w:tcMar>
+              <w:top w:w="55" w:type="dxa"/>
+              <w:start w:w="40" w:type="dxa"/>
+              <w:bottom w:w="55" w:type="dxa"/>
+              <w:end w:w="60" w:type="dxa"/>
+            </w:tcMar>
+            <w:tcBorders>
+              <w:bottom w:val="single" w:sz="4" w:color="E2E8F0"/>
             </w:tcBorders>
           </w:tcPr>
           <w:p>
-            <w:r>
-              <w:rPr>
-                <w:sz w:val="17"/>
-              </w:rPr>
-              <w:t>________________________________________________________</w:t>
-            </w:r>
-          </w:p>
-        </w:tc>
-      </w:tr>
-      <w:tr>
-        <w:trPr>
-          <w:cantSplit/>
-        </w:trPr>
-        <w:tc>
-          <w:tcPr>
-            <w:tcW w:type="dxa" w:w="3175"/>
-            <w:tcMar>
-              <w:top w:w="105" w:type="dxa"/>
-              <w:start w:w="90" w:type="dxa"/>
-              <w:bottom w:w="105" w:type="dxa"/>
-              <w:end w:w="90" w:type="dxa"/>
-            </w:tcMar>
-            <w:tcBorders>
-              <w:bottom w:val="single" w:sz="4" w:color="CBD5E1"/>
-            </w:tcBorders>
-          </w:tcPr>
-          <w:p>
+            <w:pPr>
+              <w:spacing w:after="0"/>
+            </w:pPr>
             <w:r>
               <w:rPr>
                 <w:b/>
-                <w:color w:val="1D4ED8"/>
+                <w:color w:val="0F172A"/>
                 <w:sz w:val="18"/>
               </w:rPr>
               <w:t>4. Win + ←</w:t>
@@ -2519,49 +2771,68 @@
         </w:tc>
         <w:tc>
           <w:tcPr>
-            <w:tcW w:type="dxa" w:w="6576"/>
+            <w:tcW w:type="dxa" w:w="6803"/>
+            <w:shd w:fill="F8FAFC"/>
             <w:tcMar>
-              <w:top w:w="105" w:type="dxa"/>
-              <w:start w:w="90" w:type="dxa"/>
-              <w:bottom w:w="105" w:type="dxa"/>
-              <w:end w:w="90" w:type="dxa"/>
+              <w:top w:w="60" w:type="dxa"/>
+              <w:start w:w="85" w:type="dxa"/>
+              <w:bottom w:w="60" w:type="dxa"/>
+              <w:end w:w="85" w:type="dxa"/>
             </w:tcMar>
             <w:tcBorders>
-              <w:bottom w:val="single" w:sz="4" w:color="CBD5E1"/>
+              <w:top w:val="single" w:sz="5" w:color="CBD5E1"/>
+              <w:bottom w:val="single" w:sz="5" w:color="CBD5E1"/>
+              <w:left w:val="single" w:sz="5" w:color="CBD5E1"/>
+              <w:right w:val="single" w:sz="5" w:color="CBD5E1"/>
+            </w:tcBorders>
+            <w:vAlign w:val="center"/>
+          </w:tcPr>
+          <w:p>
+            <w:pPr>
+              <w:spacing w:before="0" w:after="0"/>
+            </w:pPr>
+            <w:r/>
+          </w:p>
+        </w:tc>
+      </w:tr>
+    </w:tbl>
+    <w:tbl>
+      <w:tblPr>
+        <w:tblW w:type="dxa" w:w="9751"/>
+        <w:jc w:val="center"/>
+        <w:tblLayout w:type="fixed"/>
+        <w:tblLook w:firstColumn="1" w:firstRow="1" w:lastColumn="0" w:lastRow="0" w:noHBand="0" w:noVBand="1" w:val="04A0"/>
+      </w:tblPr>
+      <w:tblGrid>
+        <w:gridCol w:w="2948"/>
+        <w:gridCol w:w="6803"/>
+      </w:tblGrid>
+      <w:tr>
+        <w:trPr>
+          <w:cantSplit/>
+          <w:trHeight w:val="300" w:hRule="atLeast"/>
+        </w:trPr>
+        <w:tc>
+          <w:tcPr>
+            <w:tcW w:type="dxa" w:w="2948"/>
+            <w:tcMar>
+              <w:top w:w="55" w:type="dxa"/>
+              <w:start w:w="40" w:type="dxa"/>
+              <w:bottom w:w="55" w:type="dxa"/>
+              <w:end w:w="60" w:type="dxa"/>
+            </w:tcMar>
+            <w:tcBorders>
+              <w:bottom w:val="single" w:sz="4" w:color="E2E8F0"/>
             </w:tcBorders>
           </w:tcPr>
           <w:p>
-            <w:r>
-              <w:rPr>
-                <w:sz w:val="17"/>
-              </w:rPr>
-              <w:t>________________________________________________________</w:t>
-            </w:r>
-          </w:p>
-        </w:tc>
-      </w:tr>
-      <w:tr>
-        <w:trPr>
-          <w:cantSplit/>
-        </w:trPr>
-        <w:tc>
-          <w:tcPr>
-            <w:tcW w:type="dxa" w:w="3175"/>
-            <w:tcMar>
-              <w:top w:w="105" w:type="dxa"/>
-              <w:start w:w="90" w:type="dxa"/>
-              <w:bottom w:w="105" w:type="dxa"/>
-              <w:end w:w="90" w:type="dxa"/>
-            </w:tcMar>
-            <w:tcBorders>
-              <w:bottom w:val="single" w:sz="4" w:color="CBD5E1"/>
-            </w:tcBorders>
-          </w:tcPr>
-          <w:p>
+            <w:pPr>
+              <w:spacing w:after="0"/>
+            </w:pPr>
             <w:r>
               <w:rPr>
                 <w:b/>
-                <w:color w:val="1D4ED8"/>
+                <w:color w:val="0F172A"/>
                 <w:sz w:val="18"/>
               </w:rPr>
               <w:t>5. Win + ↑</w:t>
@@ -2570,49 +2841,68 @@
         </w:tc>
         <w:tc>
           <w:tcPr>
-            <w:tcW w:type="dxa" w:w="6576"/>
+            <w:tcW w:type="dxa" w:w="6803"/>
+            <w:shd w:fill="F8FAFC"/>
             <w:tcMar>
-              <w:top w:w="105" w:type="dxa"/>
-              <w:start w:w="90" w:type="dxa"/>
-              <w:bottom w:w="105" w:type="dxa"/>
-              <w:end w:w="90" w:type="dxa"/>
+              <w:top w:w="60" w:type="dxa"/>
+              <w:start w:w="85" w:type="dxa"/>
+              <w:bottom w:w="60" w:type="dxa"/>
+              <w:end w:w="85" w:type="dxa"/>
             </w:tcMar>
             <w:tcBorders>
-              <w:bottom w:val="single" w:sz="4" w:color="CBD5E1"/>
+              <w:top w:val="single" w:sz="5" w:color="CBD5E1"/>
+              <w:bottom w:val="single" w:sz="5" w:color="CBD5E1"/>
+              <w:left w:val="single" w:sz="5" w:color="CBD5E1"/>
+              <w:right w:val="single" w:sz="5" w:color="CBD5E1"/>
+            </w:tcBorders>
+            <w:vAlign w:val="center"/>
+          </w:tcPr>
+          <w:p>
+            <w:pPr>
+              <w:spacing w:before="0" w:after="0"/>
+            </w:pPr>
+            <w:r/>
+          </w:p>
+        </w:tc>
+      </w:tr>
+    </w:tbl>
+    <w:tbl>
+      <w:tblPr>
+        <w:tblW w:type="dxa" w:w="9751"/>
+        <w:jc w:val="center"/>
+        <w:tblLayout w:type="fixed"/>
+        <w:tblLook w:firstColumn="1" w:firstRow="1" w:lastColumn="0" w:lastRow="0" w:noHBand="0" w:noVBand="1" w:val="04A0"/>
+      </w:tblPr>
+      <w:tblGrid>
+        <w:gridCol w:w="2948"/>
+        <w:gridCol w:w="6803"/>
+      </w:tblGrid>
+      <w:tr>
+        <w:trPr>
+          <w:cantSplit/>
+          <w:trHeight w:val="300" w:hRule="atLeast"/>
+        </w:trPr>
+        <w:tc>
+          <w:tcPr>
+            <w:tcW w:type="dxa" w:w="2948"/>
+            <w:tcMar>
+              <w:top w:w="55" w:type="dxa"/>
+              <w:start w:w="40" w:type="dxa"/>
+              <w:bottom w:w="55" w:type="dxa"/>
+              <w:end w:w="60" w:type="dxa"/>
+            </w:tcMar>
+            <w:tcBorders>
+              <w:bottom w:val="single" w:sz="4" w:color="E2E8F0"/>
             </w:tcBorders>
           </w:tcPr>
           <w:p>
-            <w:r>
-              <w:rPr>
-                <w:sz w:val="17"/>
-              </w:rPr>
-              <w:t>________________________________________________________</w:t>
-            </w:r>
-          </w:p>
-        </w:tc>
-      </w:tr>
-      <w:tr>
-        <w:trPr>
-          <w:cantSplit/>
-        </w:trPr>
-        <w:tc>
-          <w:tcPr>
-            <w:tcW w:type="dxa" w:w="3175"/>
-            <w:tcMar>
-              <w:top w:w="105" w:type="dxa"/>
-              <w:start w:w="90" w:type="dxa"/>
-              <w:bottom w:w="105" w:type="dxa"/>
-              <w:end w:w="90" w:type="dxa"/>
-            </w:tcMar>
-            <w:tcBorders>
-              <w:bottom w:val="single" w:sz="4" w:color="CBD5E1"/>
-            </w:tcBorders>
-          </w:tcPr>
-          <w:p>
+            <w:pPr>
+              <w:spacing w:after="0"/>
+            </w:pPr>
             <w:r>
               <w:rPr>
                 <w:b/>
-                <w:color w:val="1D4ED8"/>
+                <w:color w:val="0F172A"/>
                 <w:sz w:val="18"/>
               </w:rPr>
               <w:t>6. Win + ↓ (Fenster maximiert)</w:t>
@@ -2621,24 +2911,27 @@
         </w:tc>
         <w:tc>
           <w:tcPr>
-            <w:tcW w:type="dxa" w:w="6576"/>
+            <w:tcW w:type="dxa" w:w="6803"/>
+            <w:shd w:fill="F8FAFC"/>
             <w:tcMar>
-              <w:top w:w="105" w:type="dxa"/>
-              <w:start w:w="90" w:type="dxa"/>
-              <w:bottom w:w="105" w:type="dxa"/>
-              <w:end w:w="90" w:type="dxa"/>
+              <w:top w:w="60" w:type="dxa"/>
+              <w:start w:w="85" w:type="dxa"/>
+              <w:bottom w:w="60" w:type="dxa"/>
+              <w:end w:w="85" w:type="dxa"/>
             </w:tcMar>
             <w:tcBorders>
-              <w:bottom w:val="single" w:sz="4" w:color="CBD5E1"/>
+              <w:top w:val="single" w:sz="5" w:color="CBD5E1"/>
+              <w:bottom w:val="single" w:sz="5" w:color="CBD5E1"/>
+              <w:left w:val="single" w:sz="5" w:color="CBD5E1"/>
+              <w:right w:val="single" w:sz="5" w:color="CBD5E1"/>
             </w:tcBorders>
+            <w:vAlign w:val="center"/>
           </w:tcPr>
           <w:p>
-            <w:r>
-              <w:rPr>
-                <w:sz w:val="17"/>
-              </w:rPr>
-              <w:t>________________________________________________________</w:t>
-            </w:r>
+            <w:pPr>
+              <w:spacing w:before="0" w:after="0"/>
+            </w:pPr>
+            <w:r/>
           </w:p>
         </w:tc>
       </w:tr>
@@ -2655,20 +2948,20 @@
       <w:r>
         <w:rPr>
           <w:color w:val="1D4ED8"/>
-          <w:sz w:val="20"/>
+          <w:sz w:val="18"/>
         </w:rPr>
         <w:t xml:space="preserve">   4 P</w:t>
       </w:r>
     </w:p>
     <w:p>
       <w:pPr>
-        <w:spacing w:after="100"/>
+        <w:spacing w:after="60"/>
         <w:keepNext/>
       </w:pPr>
       <w:r>
         <w:rPr>
           <w:color w:val="64748B"/>
-          <w:sz w:val="19"/>
+          <w:sz w:val="18"/>
         </w:rPr>
         <w:t>Erkläre jeweils kurz den Unterschied. Pro Teilaufgabe sind 2 Punkte möglich.</w:t>
       </w:r>
@@ -2683,49 +2976,58 @@
       </w:r>
     </w:p>
     <w:p>
-      <w:r>
-        <w:rPr>
-          <w:sz w:val="18"/>
-        </w:rPr>
-        <w:t>Du hast mehrere Browser-Tabs geöffnet und gleichzeitig Word und PowerPoint gestartet. Wann verwendest du Ctrl + Tab und wann Alt + Tab?</w:t>
-      </w:r>
-    </w:p>
-    <w:p>
       <w:pPr>
-        <w:spacing w:after="60"/>
+        <w:spacing w:after="40"/>
       </w:pPr>
       <w:r>
         <w:rPr>
-          <w:color w:val="94A3B8"/>
-          <w:sz w:val="18"/>
+          <w:sz w:val="17"/>
         </w:rPr>
-        <w:t>________________________________________________________________________________</w:t>
+        <w:t>Wann verwendest du Ctrl + Tab und wann Alt + Tab?</w:t>
       </w:r>
     </w:p>
-    <w:p>
-      <w:pPr>
-        <w:spacing w:after="60"/>
-      </w:pPr>
-      <w:r>
-        <w:rPr>
-          <w:color w:val="94A3B8"/>
-          <w:sz w:val="18"/>
-        </w:rPr>
-        <w:t>________________________________________________________________________________</w:t>
-      </w:r>
-    </w:p>
-    <w:p>
-      <w:pPr>
-        <w:spacing w:after="60"/>
-      </w:pPr>
-      <w:r>
-        <w:rPr>
-          <w:color w:val="94A3B8"/>
-          <w:sz w:val="18"/>
-        </w:rPr>
-        <w:t>________________________________________________________________________________</w:t>
-      </w:r>
-    </w:p>
+    <w:tbl>
+      <w:tblPr>
+        <w:tblW w:type="dxa" w:w="9751"/>
+        <w:jc w:val="center"/>
+        <w:tblLayout w:type="fixed"/>
+        <w:tblLook w:firstColumn="1" w:firstRow="1" w:lastColumn="0" w:lastRow="0" w:noHBand="0" w:noVBand="1" w:val="04A0"/>
+      </w:tblPr>
+      <w:tblGrid>
+        <w:gridCol w:w="9751"/>
+      </w:tblGrid>
+      <w:tr>
+        <w:trPr>
+          <w:cantSplit/>
+          <w:trHeight w:val="442" w:hRule="atLeast"/>
+        </w:trPr>
+        <w:tc>
+          <w:tcPr>
+            <w:tcW w:type="dxa" w:w="9751"/>
+            <w:shd w:fill="F8FAFC"/>
+            <w:tcMar>
+              <w:top w:w="60" w:type="dxa"/>
+              <w:start w:w="85" w:type="dxa"/>
+              <w:bottom w:w="60" w:type="dxa"/>
+              <w:end w:w="85" w:type="dxa"/>
+            </w:tcMar>
+            <w:tcBorders>
+              <w:top w:val="single" w:sz="5" w:color="CBD5E1"/>
+              <w:bottom w:val="single" w:sz="5" w:color="CBD5E1"/>
+              <w:left w:val="single" w:sz="5" w:color="CBD5E1"/>
+              <w:right w:val="single" w:sz="5" w:color="CBD5E1"/>
+            </w:tcBorders>
+            <w:vAlign w:val="center"/>
+          </w:tcPr>
+          <w:p>
+            <w:pPr>
+              <w:spacing w:before="0" w:after="0"/>
+            </w:pPr>
+            <w:r/>
+          </w:p>
+        </w:tc>
+      </w:tr>
+    </w:tbl>
     <w:p>
       <w:pPr>
         <w:pStyle w:val="Heading2"/>
@@ -2736,53 +3038,62 @@
       </w:r>
     </w:p>
     <w:p>
-      <w:r>
-        <w:rPr>
-          <w:sz w:val="18"/>
-        </w:rPr>
-        <w:t>Du arbeitest in einem Browser mit mehreren Tabs. Was schliesst Ctrl + W typischerweise und was schliesst Alt + F4?</w:t>
-      </w:r>
-    </w:p>
-    <w:p>
       <w:pPr>
-        <w:spacing w:after="60"/>
+        <w:spacing w:after="40"/>
       </w:pPr>
       <w:r>
         <w:rPr>
-          <w:color w:val="94A3B8"/>
-          <w:sz w:val="18"/>
+          <w:sz w:val="17"/>
         </w:rPr>
-        <w:t>________________________________________________________________________________</w:t>
+        <w:t>Was schliesst Ctrl + W typischerweise und was schliesst Alt + F4?</w:t>
       </w:r>
     </w:p>
-    <w:p>
-      <w:pPr>
-        <w:spacing w:after="60"/>
-      </w:pPr>
-      <w:r>
-        <w:rPr>
-          <w:color w:val="94A3B8"/>
-          <w:sz w:val="18"/>
-        </w:rPr>
-        <w:t>________________________________________________________________________________</w:t>
-      </w:r>
-    </w:p>
-    <w:p>
-      <w:pPr>
-        <w:spacing w:after="60"/>
-      </w:pPr>
-      <w:r>
-        <w:rPr>
-          <w:color w:val="94A3B8"/>
-          <w:sz w:val="18"/>
-        </w:rPr>
-        <w:t>________________________________________________________________________________</w:t>
-      </w:r>
-    </w:p>
+    <w:tbl>
+      <w:tblPr>
+        <w:tblW w:type="dxa" w:w="9751"/>
+        <w:jc w:val="center"/>
+        <w:tblLayout w:type="fixed"/>
+        <w:tblLook w:firstColumn="1" w:firstRow="1" w:lastColumn="0" w:lastRow="0" w:noHBand="0" w:noVBand="1" w:val="04A0"/>
+      </w:tblPr>
+      <w:tblGrid>
+        <w:gridCol w:w="9751"/>
+      </w:tblGrid>
+      <w:tr>
+        <w:trPr>
+          <w:cantSplit/>
+          <w:trHeight w:val="442" w:hRule="atLeast"/>
+        </w:trPr>
+        <w:tc>
+          <w:tcPr>
+            <w:tcW w:type="dxa" w:w="9751"/>
+            <w:shd w:fill="F8FAFC"/>
+            <w:tcMar>
+              <w:top w:w="60" w:type="dxa"/>
+              <w:start w:w="85" w:type="dxa"/>
+              <w:bottom w:w="60" w:type="dxa"/>
+              <w:end w:w="85" w:type="dxa"/>
+            </w:tcMar>
+            <w:tcBorders>
+              <w:top w:val="single" w:sz="5" w:color="CBD5E1"/>
+              <w:bottom w:val="single" w:sz="5" w:color="CBD5E1"/>
+              <w:left w:val="single" w:sz="5" w:color="CBD5E1"/>
+              <w:right w:val="single" w:sz="5" w:color="CBD5E1"/>
+            </w:tcBorders>
+            <w:vAlign w:val="center"/>
+          </w:tcPr>
+          <w:p>
+            <w:pPr>
+              <w:spacing w:before="0" w:after="0"/>
+            </w:pPr>
+            <w:r/>
+          </w:p>
+        </w:tc>
+      </w:tr>
+    </w:tbl>
     <w:p>
       <w:pPr>
         <w:pStyle w:val="Heading1"/>
-        <w:pageBreakBefore/>
+        <w:pageBreakBefore w:val="0"/>
         <w:keepNext/>
       </w:pPr>
       <w:r>
@@ -2791,22 +3102,22 @@
       <w:r>
         <w:rPr>
           <w:color w:val="1D4ED8"/>
-          <w:sz w:val="20"/>
+          <w:sz w:val="18"/>
         </w:rPr>
         <w:t xml:space="preserve">   4 P</w:t>
       </w:r>
     </w:p>
     <w:p>
       <w:pPr>
-        <w:spacing w:after="100"/>
+        <w:spacing w:after="60"/>
         <w:keepNext/>
       </w:pPr>
       <w:r>
         <w:rPr>
           <w:color w:val="64748B"/>
-          <w:sz w:val="19"/>
+          <w:sz w:val="18"/>
         </w:rPr>
-        <w:t>Nenne jeweils die sinnvollste Tastenkombination und begründe kurz.</w:t>
+        <w:t>Nenne die sinnvollste Tastenkombination und begründe kurz.</w:t>
       </w:r>
     </w:p>
     <w:p>
@@ -2819,54 +3130,156 @@
       </w:r>
     </w:p>
     <w:p>
-      <w:r>
-        <w:rPr>
-          <w:sz w:val="18"/>
-        </w:rPr>
-        <w:t>Du arbeitest mit Browser und PowerPoint. Das aktive Browserfenster soll ohne Maus die rechte Bildschirmhälfte einnehmen, damit PowerPoint daneben sichtbar bleiben kann.</w:t>
-      </w:r>
-    </w:p>
-    <w:p>
-      <w:r>
-        <w:rPr>
-          <w:sz w:val="18"/>
-        </w:rPr>
-        <w:t>Tastenkombination: ____________________</w:t>
-      </w:r>
-    </w:p>
-    <w:p>
-      <w:r>
-        <w:rPr>
-          <w:b/>
-          <w:sz w:val="18"/>
-        </w:rPr>
-        <w:t>Begründung:</w:t>
-      </w:r>
-    </w:p>
-    <w:p>
       <w:pPr>
-        <w:spacing w:after="60"/>
+        <w:spacing w:after="20"/>
       </w:pPr>
       <w:r>
         <w:rPr>
-          <w:color w:val="94A3B8"/>
-          <w:sz w:val="18"/>
+          <w:sz w:val="17"/>
         </w:rPr>
-        <w:t>________________________________________________________________________________</w:t>
+        <w:t>Das aktive Browserfenster soll ohne Maus die rechte Bildschirmhälfte einnehmen, damit PowerPoint daneben sichtbar bleiben kann.</w:t>
       </w:r>
     </w:p>
-    <w:p>
-      <w:pPr>
-        <w:spacing w:after="60"/>
-      </w:pPr>
-      <w:r>
-        <w:rPr>
-          <w:color w:val="94A3B8"/>
-          <w:sz w:val="18"/>
-        </w:rPr>
-        <w:t>________________________________________________________________________________</w:t>
-      </w:r>
-    </w:p>
+    <w:tbl>
+      <w:tblPr>
+        <w:tblW w:type="dxa" w:w="9751"/>
+        <w:jc w:val="center"/>
+        <w:tblLayout w:type="fixed"/>
+        <w:tblLook w:firstColumn="1" w:firstRow="1" w:lastColumn="0" w:lastRow="0" w:noHBand="0" w:noVBand="1" w:val="04A0"/>
+      </w:tblPr>
+      <w:tblGrid>
+        <w:gridCol w:w="2381"/>
+        <w:gridCol w:w="7370"/>
+      </w:tblGrid>
+      <w:tr>
+        <w:trPr>
+          <w:cantSplit/>
+          <w:trHeight w:val="272" w:hRule="atLeast"/>
+        </w:trPr>
+        <w:tc>
+          <w:tcPr>
+            <w:tcW w:type="dxa" w:w="2381"/>
+            <w:tcMar>
+              <w:top w:w="55" w:type="dxa"/>
+              <w:start w:w="40" w:type="dxa"/>
+              <w:bottom w:w="55" w:type="dxa"/>
+              <w:end w:w="60" w:type="dxa"/>
+            </w:tcMar>
+            <w:tcBorders>
+              <w:bottom w:val="single" w:sz="4" w:color="E2E8F0"/>
+            </w:tcBorders>
+          </w:tcPr>
+          <w:p>
+            <w:pPr>
+              <w:spacing w:after="0"/>
+            </w:pPr>
+            <w:r>
+              <w:rPr>
+                <w:b/>
+                <w:color w:val="0F172A"/>
+                <w:sz w:val="18"/>
+              </w:rPr>
+              <w:t>Tastenkombination</w:t>
+            </w:r>
+          </w:p>
+        </w:tc>
+        <w:tc>
+          <w:tcPr>
+            <w:tcW w:type="dxa" w:w="7370"/>
+            <w:shd w:fill="F8FAFC"/>
+            <w:tcMar>
+              <w:top w:w="60" w:type="dxa"/>
+              <w:start w:w="85" w:type="dxa"/>
+              <w:bottom w:w="60" w:type="dxa"/>
+              <w:end w:w="85" w:type="dxa"/>
+            </w:tcMar>
+            <w:tcBorders>
+              <w:top w:val="single" w:sz="5" w:color="CBD5E1"/>
+              <w:bottom w:val="single" w:sz="5" w:color="CBD5E1"/>
+              <w:left w:val="single" w:sz="5" w:color="CBD5E1"/>
+              <w:right w:val="single" w:sz="5" w:color="CBD5E1"/>
+            </w:tcBorders>
+            <w:vAlign w:val="center"/>
+          </w:tcPr>
+          <w:p>
+            <w:pPr>
+              <w:spacing w:before="0" w:after="0"/>
+            </w:pPr>
+            <w:r/>
+          </w:p>
+        </w:tc>
+      </w:tr>
+    </w:tbl>
+    <w:tbl>
+      <w:tblPr>
+        <w:tblW w:type="dxa" w:w="9751"/>
+        <w:jc w:val="center"/>
+        <w:tblLayout w:type="fixed"/>
+        <w:tblLook w:firstColumn="1" w:firstRow="1" w:lastColumn="0" w:lastRow="0" w:noHBand="0" w:noVBand="1" w:val="04A0"/>
+      </w:tblPr>
+      <w:tblGrid>
+        <w:gridCol w:w="2381"/>
+        <w:gridCol w:w="7370"/>
+      </w:tblGrid>
+      <w:tr>
+        <w:trPr>
+          <w:cantSplit/>
+          <w:trHeight w:val="312" w:hRule="atLeast"/>
+        </w:trPr>
+        <w:tc>
+          <w:tcPr>
+            <w:tcW w:type="dxa" w:w="2381"/>
+            <w:tcMar>
+              <w:top w:w="55" w:type="dxa"/>
+              <w:start w:w="40" w:type="dxa"/>
+              <w:bottom w:w="55" w:type="dxa"/>
+              <w:end w:w="60" w:type="dxa"/>
+            </w:tcMar>
+            <w:tcBorders>
+              <w:bottom w:val="single" w:sz="4" w:color="E2E8F0"/>
+            </w:tcBorders>
+          </w:tcPr>
+          <w:p>
+            <w:pPr>
+              <w:spacing w:after="0"/>
+            </w:pPr>
+            <w:r>
+              <w:rPr>
+                <w:b/>
+                <w:color w:val="0F172A"/>
+                <w:sz w:val="18"/>
+              </w:rPr>
+              <w:t>Begründung</w:t>
+            </w:r>
+          </w:p>
+        </w:tc>
+        <w:tc>
+          <w:tcPr>
+            <w:tcW w:type="dxa" w:w="7370"/>
+            <w:shd w:fill="F8FAFC"/>
+            <w:tcMar>
+              <w:top w:w="60" w:type="dxa"/>
+              <w:start w:w="85" w:type="dxa"/>
+              <w:bottom w:w="60" w:type="dxa"/>
+              <w:end w:w="85" w:type="dxa"/>
+            </w:tcMar>
+            <w:tcBorders>
+              <w:top w:val="single" w:sz="5" w:color="CBD5E1"/>
+              <w:bottom w:val="single" w:sz="5" w:color="CBD5E1"/>
+              <w:left w:val="single" w:sz="5" w:color="CBD5E1"/>
+              <w:right w:val="single" w:sz="5" w:color="CBD5E1"/>
+            </w:tcBorders>
+            <w:vAlign w:val="center"/>
+          </w:tcPr>
+          <w:p>
+            <w:pPr>
+              <w:spacing w:before="0" w:after="0"/>
+            </w:pPr>
+            <w:r/>
+          </w:p>
+        </w:tc>
+      </w:tr>
+    </w:tbl>
     <w:p>
       <w:pPr>
         <w:pStyle w:val="Heading2"/>
@@ -2877,155 +3290,312 @@
       </w:r>
     </w:p>
     <w:p>
-      <w:r>
-        <w:rPr>
-          <w:sz w:val="18"/>
-        </w:rPr>
-        <w:t>David arbeitet im Schulzimmer an mehreren geöffneten Dokumenten. Er geht für zwei Minuten aus dem Raum. Die Programme sollen geöffnet bleiben, aber niemand soll seinen Computer benutzen können.</w:t>
-      </w:r>
-    </w:p>
-    <w:p>
-      <w:r>
-        <w:rPr>
-          <w:sz w:val="18"/>
-        </w:rPr>
-        <w:t>Tastenkombination: ____________________</w:t>
-      </w:r>
-    </w:p>
-    <w:p>
-      <w:r>
-        <w:rPr>
-          <w:b/>
-          <w:sz w:val="18"/>
-        </w:rPr>
-        <w:t>Begründung:</w:t>
-      </w:r>
-    </w:p>
-    <w:p>
       <w:pPr>
-        <w:spacing w:after="60"/>
+        <w:spacing w:after="20"/>
       </w:pPr>
       <w:r>
         <w:rPr>
-          <w:color w:val="94A3B8"/>
-          <w:sz w:val="18"/>
+          <w:sz w:val="17"/>
         </w:rPr>
-        <w:t>________________________________________________________________________________</w:t>
+        <w:t>Du gehst kurz aus dem Raum. Programme sollen geöffnet bleiben, aber niemand soll den Computer benutzen können.</w:t>
       </w:r>
     </w:p>
-    <w:p>
-      <w:pPr>
-        <w:spacing w:after="60"/>
-      </w:pPr>
-      <w:r>
-        <w:rPr>
-          <w:color w:val="94A3B8"/>
-          <w:sz w:val="18"/>
-        </w:rPr>
-        <w:t>________________________________________________________________________________</w:t>
-      </w:r>
-    </w:p>
+    <w:tbl>
+      <w:tblPr>
+        <w:tblW w:type="dxa" w:w="9751"/>
+        <w:jc w:val="center"/>
+        <w:tblLayout w:type="fixed"/>
+        <w:tblLook w:firstColumn="1" w:firstRow="1" w:lastColumn="0" w:lastRow="0" w:noHBand="0" w:noVBand="1" w:val="04A0"/>
+      </w:tblPr>
+      <w:tblGrid>
+        <w:gridCol w:w="2381"/>
+        <w:gridCol w:w="7370"/>
+      </w:tblGrid>
+      <w:tr>
+        <w:trPr>
+          <w:cantSplit/>
+          <w:trHeight w:val="272" w:hRule="atLeast"/>
+        </w:trPr>
+        <w:tc>
+          <w:tcPr>
+            <w:tcW w:type="dxa" w:w="2381"/>
+            <w:tcMar>
+              <w:top w:w="55" w:type="dxa"/>
+              <w:start w:w="40" w:type="dxa"/>
+              <w:bottom w:w="55" w:type="dxa"/>
+              <w:end w:w="60" w:type="dxa"/>
+            </w:tcMar>
+            <w:tcBorders>
+              <w:bottom w:val="single" w:sz="4" w:color="E2E8F0"/>
+            </w:tcBorders>
+          </w:tcPr>
+          <w:p>
+            <w:pPr>
+              <w:spacing w:after="0"/>
+            </w:pPr>
+            <w:r>
+              <w:rPr>
+                <w:b/>
+                <w:color w:val="0F172A"/>
+                <w:sz w:val="18"/>
+              </w:rPr>
+              <w:t>Tastenkombination</w:t>
+            </w:r>
+          </w:p>
+        </w:tc>
+        <w:tc>
+          <w:tcPr>
+            <w:tcW w:type="dxa" w:w="7370"/>
+            <w:shd w:fill="F8FAFC"/>
+            <w:tcMar>
+              <w:top w:w="60" w:type="dxa"/>
+              <w:start w:w="85" w:type="dxa"/>
+              <w:bottom w:w="60" w:type="dxa"/>
+              <w:end w:w="85" w:type="dxa"/>
+            </w:tcMar>
+            <w:tcBorders>
+              <w:top w:val="single" w:sz="5" w:color="CBD5E1"/>
+              <w:bottom w:val="single" w:sz="5" w:color="CBD5E1"/>
+              <w:left w:val="single" w:sz="5" w:color="CBD5E1"/>
+              <w:right w:val="single" w:sz="5" w:color="CBD5E1"/>
+            </w:tcBorders>
+            <w:vAlign w:val="center"/>
+          </w:tcPr>
+          <w:p>
+            <w:pPr>
+              <w:spacing w:before="0" w:after="0"/>
+            </w:pPr>
+            <w:r/>
+          </w:p>
+        </w:tc>
+      </w:tr>
+    </w:tbl>
+    <w:tbl>
+      <w:tblPr>
+        <w:tblW w:type="dxa" w:w="9751"/>
+        <w:jc w:val="center"/>
+        <w:tblLayout w:type="fixed"/>
+        <w:tblLook w:firstColumn="1" w:firstRow="1" w:lastColumn="0" w:lastRow="0" w:noHBand="0" w:noVBand="1" w:val="04A0"/>
+      </w:tblPr>
+      <w:tblGrid>
+        <w:gridCol w:w="2381"/>
+        <w:gridCol w:w="7370"/>
+      </w:tblGrid>
+      <w:tr>
+        <w:trPr>
+          <w:cantSplit/>
+          <w:trHeight w:val="312" w:hRule="atLeast"/>
+        </w:trPr>
+        <w:tc>
+          <w:tcPr>
+            <w:tcW w:type="dxa" w:w="2381"/>
+            <w:tcMar>
+              <w:top w:w="55" w:type="dxa"/>
+              <w:start w:w="40" w:type="dxa"/>
+              <w:bottom w:w="55" w:type="dxa"/>
+              <w:end w:w="60" w:type="dxa"/>
+            </w:tcMar>
+            <w:tcBorders>
+              <w:bottom w:val="single" w:sz="4" w:color="E2E8F0"/>
+            </w:tcBorders>
+          </w:tcPr>
+          <w:p>
+            <w:pPr>
+              <w:spacing w:after="0"/>
+            </w:pPr>
+            <w:r>
+              <w:rPr>
+                <w:b/>
+                <w:color w:val="0F172A"/>
+                <w:sz w:val="18"/>
+              </w:rPr>
+              <w:t>Begründung</w:t>
+            </w:r>
+          </w:p>
+        </w:tc>
+        <w:tc>
+          <w:tcPr>
+            <w:tcW w:type="dxa" w:w="7370"/>
+            <w:shd w:fill="F8FAFC"/>
+            <w:tcMar>
+              <w:top w:w="60" w:type="dxa"/>
+              <w:start w:w="85" w:type="dxa"/>
+              <w:bottom w:w="60" w:type="dxa"/>
+              <w:end w:w="85" w:type="dxa"/>
+            </w:tcMar>
+            <w:tcBorders>
+              <w:top w:val="single" w:sz="5" w:color="CBD5E1"/>
+              <w:bottom w:val="single" w:sz="5" w:color="CBD5E1"/>
+              <w:left w:val="single" w:sz="5" w:color="CBD5E1"/>
+              <w:right w:val="single" w:sz="5" w:color="CBD5E1"/>
+            </w:tcBorders>
+            <w:vAlign w:val="center"/>
+          </w:tcPr>
+          <w:p>
+            <w:pPr>
+              <w:spacing w:before="0" w:after="0"/>
+            </w:pPr>
+            <w:r/>
+          </w:p>
+        </w:tc>
+      </w:tr>
+    </w:tbl>
     <w:p>
       <w:pPr>
         <w:pStyle w:val="Heading1"/>
-        <w:spacing w:before="240"/>
+        <w:spacing w:before="80" w:after="20"/>
       </w:pPr>
       <w:r>
         <w:t>Bonus - max. +2 P</w:t>
       </w:r>
     </w:p>
     <w:p>
-      <w:r>
-        <w:rPr>
-          <w:color w:val="64748B"/>
-          <w:sz w:val="18"/>
-        </w:rPr>
-        <w:t>Die Bonusfragen verbinden ähnliche Tastenkombinationen und verlangen genaues Unterscheiden.</w:t>
-      </w:r>
-    </w:p>
-    <w:p>
       <w:pPr>
-        <w:pStyle w:val="Heading2"/>
+        <w:spacing w:after="20"/>
       </w:pPr>
-      <w:r>
-        <w:t>Bonus 1 - Im Browser bleiben (+1 P)</w:t>
-      </w:r>
-    </w:p>
-    <w:p>
-      <w:r>
-        <w:rPr>
-          <w:sz w:val="18"/>
-        </w:rPr>
-        <w:t>Du hast mehrere Browser-Tabs geöffnet und gleichzeitig Word. Du möchtest zum vorherigen Browser-Tab wechseln, ohne zu Word zu wechseln. Welche Tastenkombination verwendest du?</w:t>
-      </w:r>
-    </w:p>
-    <w:p>
-      <w:pPr>
-        <w:spacing w:after="60"/>
-      </w:pPr>
-      <w:r>
-        <w:rPr>
-          <w:color w:val="94A3B8"/>
-          <w:sz w:val="18"/>
-        </w:rPr>
-        <w:t>________________________________________________________________________________</w:t>
-      </w:r>
-    </w:p>
-    <w:p>
-      <w:pPr>
-        <w:pStyle w:val="Heading2"/>
-      </w:pPr>
-      <w:r>
-        <w:t>Bonus 2 - Fenster neu anordnen (+1 P)</w:t>
-      </w:r>
-    </w:p>
-    <w:p>
-      <w:r>
-        <w:rPr>
-          <w:sz w:val="18"/>
-        </w:rPr>
-        <w:t>Ein Fenster ist maximiert. Du möchtest es zuerst wieder auf normale Grösse bringen und danach links am Bildschirm andocken. Nenne die zwei Tastenkombinationen in der richtigen Reihenfolge.</w:t>
-      </w:r>
-    </w:p>
-    <w:p>
-      <w:pPr>
-        <w:spacing w:after="60"/>
-      </w:pPr>
-      <w:r>
-        <w:rPr>
-          <w:color w:val="94A3B8"/>
-          <w:sz w:val="18"/>
-        </w:rPr>
-        <w:t>________________________________________________________________________________</w:t>
-      </w:r>
-    </w:p>
-    <w:p>
       <w:r>
         <w:rPr>
           <w:color w:val="64748B"/>
           <w:sz w:val="16"/>
         </w:rPr>
-        <w:t>Bonuspunkte zählen zusätzlich zu den 41 regulären Punkten. Maximalnote: 6.0.</w:t>
+        <w:t>Genau unterscheiden: je +1 P.</w:t>
       </w:r>
     </w:p>
+    <w:tbl>
+      <w:tblPr>
+        <w:tblW w:type="dxa" w:w="9751"/>
+        <w:jc w:val="center"/>
+        <w:tblLayout w:type="fixed"/>
+        <w:tblLook w:firstColumn="1" w:firstRow="1" w:lastColumn="0" w:lastRow="0" w:noHBand="0" w:noVBand="1" w:val="04A0"/>
+      </w:tblPr>
+      <w:tblGrid>
+        <w:gridCol w:w="4819"/>
+        <w:gridCol w:w="4932"/>
+      </w:tblGrid>
+      <w:tr>
+        <w:trPr>
+          <w:cantSplit/>
+          <w:trHeight w:val="907" w:hRule="atLeast"/>
+        </w:trPr>
+        <w:tc>
+          <w:tcPr>
+            <w:tcW w:type="dxa" w:w="4819"/>
+            <w:shd w:fill="F8FAFC"/>
+            <w:tcMar>
+              <w:top w:w="70" w:type="dxa"/>
+              <w:start w:w="90" w:type="dxa"/>
+              <w:bottom w:w="70" w:type="dxa"/>
+              <w:end w:w="90" w:type="dxa"/>
+            </w:tcMar>
+            <w:tcBorders>
+              <w:top w:val="single" w:sz="5" w:color="CBD5E1"/>
+              <w:bottom w:val="single" w:sz="5" w:color="CBD5E1"/>
+              <w:left w:val="single" w:sz="5" w:color="CBD5E1"/>
+              <w:right w:val="single" w:sz="5" w:color="CBD5E1"/>
+            </w:tcBorders>
+          </w:tcPr>
+          <w:p>
+            <w:pPr>
+              <w:spacing w:after="20"/>
+            </w:pPr>
+            <w:r>
+              <w:rPr>
+                <w:b/>
+                <w:color w:val="1D4ED8"/>
+                <w:sz w:val="17"/>
+              </w:rPr>
+              <w:t>Bonus 1 · Im Browser bleiben (+1 P)</w:t>
+            </w:r>
+          </w:p>
+          <w:p>
+            <w:pPr>
+              <w:spacing w:after="40"/>
+            </w:pPr>
+            <w:r>
+              <w:rPr>
+                <w:sz w:val="15"/>
+              </w:rPr>
+              <w:t>Zum vorherigen Browser-Tab wechseln, ohne zu Word zu wechseln:</w:t>
+            </w:r>
+          </w:p>
+          <w:p>
+            <w:pPr>
+              <w:spacing w:after="0"/>
+              <w:pBdr>
+                <w:bottom w:val="single" w:sz="5" w:color="CBD5E1"/>
+              </w:pBdr>
+            </w:pPr>
+          </w:p>
+        </w:tc>
+        <w:tc>
+          <w:tcPr>
+            <w:tcW w:type="dxa" w:w="4932"/>
+            <w:shd w:fill="F8FAFC"/>
+            <w:tcMar>
+              <w:top w:w="70" w:type="dxa"/>
+              <w:start w:w="90" w:type="dxa"/>
+              <w:bottom w:w="70" w:type="dxa"/>
+              <w:end w:w="90" w:type="dxa"/>
+            </w:tcMar>
+            <w:tcBorders>
+              <w:top w:val="single" w:sz="5" w:color="CBD5E1"/>
+              <w:bottom w:val="single" w:sz="5" w:color="CBD5E1"/>
+              <w:left w:val="single" w:sz="5" w:color="CBD5E1"/>
+              <w:right w:val="single" w:sz="5" w:color="CBD5E1"/>
+            </w:tcBorders>
+          </w:tcPr>
+          <w:p>
+            <w:pPr>
+              <w:spacing w:after="20"/>
+            </w:pPr>
+            <w:r>
+              <w:rPr>
+                <w:b/>
+                <w:color w:val="1D4ED8"/>
+                <w:sz w:val="17"/>
+              </w:rPr>
+              <w:t>Bonus 2 · Fenster neu anordnen (+1 P)</w:t>
+            </w:r>
+          </w:p>
+          <w:p>
+            <w:pPr>
+              <w:spacing w:after="40"/>
+            </w:pPr>
+            <w:r>
+              <w:rPr>
+                <w:sz w:val="15"/>
+              </w:rPr>
+              <w:t>Maximiertes Fenster zuerst normal gross machen, danach links andocken. Zwei Kürzel in Reihenfolge:</w:t>
+            </w:r>
+          </w:p>
+          <w:p>
+            <w:pPr>
+              <w:spacing w:after="0"/>
+              <w:pBdr>
+                <w:bottom w:val="single" w:sz="5" w:color="CBD5E1"/>
+              </w:pBdr>
+            </w:pPr>
+          </w:p>
+        </w:tc>
+      </w:tr>
+    </w:tbl>
     <w:p>
       <w:pPr>
-        <w:spacing w:before="160"/>
+        <w:spacing w:before="20" w:after="0"/>
         <w:jc w:val="center"/>
       </w:pPr>
       <w:r>
         <w:rPr>
-          <w:b/>
-          <w:color w:val="1D4ED8"/>
-          <w:sz w:val="22"/>
+          <w:color w:val="64748B"/>
+          <w:sz w:val="14"/>
         </w:rPr>
-        <w:t>Viel Erfolg!</w:t>
+        <w:t>Bonuspunkte zusätzlich zu 41 P · Maximalnote 6.0</w:t>
       </w:r>
     </w:p>
     <w:sectPr>
       <w:footerReference w:type="default" r:id="rId9"/>
       <w:pgSz w:w="11906" w:h="16838"/>
-      <w:pgMar w:top="709" w:right="879" w:bottom="709" w:left="879" w:header="720" w:footer="720" w:gutter="0"/>
+      <w:pgMar w:top="652" w:right="879" w:bottom="595" w:left="879" w:header="720" w:footer="720" w:gutter="0"/>
       <w:cols w:space="720"/>
       <w:docGrid w:linePitch="360"/>
     </w:sectPr>
@@ -3425,11 +3995,11 @@
     <w:qFormat/>
     <w:rsid w:val="00FC693F"/>
     <w:pPr>
-      <w:spacing w:after="80"/>
+      <w:spacing w:after="60"/>
     </w:pPr>
     <w:rPr>
       <w:rFonts w:ascii="Arial" w:hAnsi="Arial" w:eastAsia="Arial"/>
-      <w:sz w:val="20"/>
+      <w:sz w:val="19"/>
     </w:rPr>
   </w:style>
   <w:style w:type="paragraph" w:styleId="Header">
@@ -3487,7 +4057,7 @@
     <w:pPr>
       <w:keepNext/>
       <w:keepLines/>
-      <w:spacing w:before="180" w:after="100"/>
+      <w:spacing w:before="140" w:after="60"/>
       <w:outlineLvl w:val="0"/>
     </w:pPr>
     <w:rPr>
@@ -3495,7 +4065,7 @@
       <w:b/>
       <w:bCs/>
       <w:color w:val="0F172A"/>
-      <w:sz w:val="30"/>
+      <w:sz w:val="28"/>
       <w:szCs w:val="28"/>
     </w:rPr>
   </w:style>
@@ -3511,7 +4081,7 @@
     <w:pPr>
       <w:keepNext/>
       <w:keepLines/>
-      <w:spacing w:before="120" w:after="60"/>
+      <w:spacing w:before="80" w:after="40"/>
       <w:outlineLvl w:val="1"/>
     </w:pPr>
     <w:rPr>
@@ -3519,7 +4089,7 @@
       <w:b/>
       <w:bCs/>
       <w:color w:val="1D4ED8"/>
-      <w:sz w:val="23"/>
+      <w:sz w:val="21"/>
       <w:szCs w:val="26"/>
     </w:rPr>
   </w:style>

--- a/tk2/P1.docx
+++ b/tk2/P1.docx
@@ -3451,7 +3451,7 @@
     </w:p>
     <w:p>
       <w:pPr>
-        <w:spacing w:after="20"/>
+        <w:spacing w:after="40"/>
       </w:pPr>
       <w:r>
         <w:rPr>
@@ -3469,18 +3469,16 @@
         <w:tblLook w:firstColumn="1" w:firstRow="1" w:lastColumn="0" w:lastRow="0" w:noHBand="0" w:noVBand="1" w:val="04A0"/>
       </w:tblPr>
       <w:tblGrid>
-        <w:gridCol w:w="4819"/>
-        <w:gridCol w:w="4932"/>
+        <w:gridCol w:w="7087"/>
+        <w:gridCol w:w="2665"/>
       </w:tblGrid>
       <w:tr>
         <w:trPr>
-          <w:cantSplit/>
-          <w:trHeight w:val="907" w:hRule="atLeast"/>
+          <w:trHeight w:val="612" w:hRule="atLeast"/>
         </w:trPr>
         <w:tc>
           <w:tcPr>
-            <w:tcW w:type="dxa" w:w="4819"/>
-            <w:shd w:fill="F8FAFC"/>
+            <w:tcW w:type="dxa" w:w="7087"/>
             <w:tcMar>
               <w:top w:w="70" w:type="dxa"/>
               <w:start w:w="90" w:type="dxa"/>
@@ -3509,28 +3507,60 @@
           </w:p>
           <w:p>
             <w:pPr>
-              <w:spacing w:after="40"/>
+              <w:spacing w:after="0"/>
             </w:pPr>
             <w:r>
               <w:rPr>
                 <w:sz w:val="15"/>
               </w:rPr>
-              <w:t>Zum vorherigen Browser-Tab wechseln, ohne zu Word zu wechseln:</w:t>
+              <w:t>Zum vorherigen Browser-Tab wechseln, ohne zu Word zu wechseln.</w:t>
+            </w:r>
+          </w:p>
+        </w:tc>
+        <w:tc>
+          <w:tcPr>
+            <w:tcW w:type="dxa" w:w="2665"/>
+            <w:tcMar>
+              <w:top w:w="55" w:type="dxa"/>
+              <w:start w:w="75" w:type="dxa"/>
+              <w:bottom w:w="55" w:type="dxa"/>
+              <w:end w:w="75" w:type="dxa"/>
+            </w:tcMar>
+            <w:tcBorders>
+              <w:top w:val="single" w:sz="5" w:color="CBD5E1"/>
+              <w:bottom w:val="single" w:sz="5" w:color="CBD5E1"/>
+              <w:left w:val="single" w:sz="5" w:color="CBD5E1"/>
+              <w:right w:val="single" w:sz="5" w:color="CBD5E1"/>
+            </w:tcBorders>
+            <w:shd w:fill="F8FAFC"/>
+          </w:tcPr>
+          <w:p>
+            <w:pPr>
+              <w:spacing w:after="0"/>
+            </w:pPr>
+            <w:r>
+              <w:rPr>
+                <w:b/>
+                <w:color w:val="64748B"/>
+                <w:sz w:val="14"/>
+              </w:rPr>
+              <w:t>Antwort</w:t>
             </w:r>
           </w:p>
           <w:p>
             <w:pPr>
               <w:spacing w:after="0"/>
-              <w:pBdr>
-                <w:bottom w:val="single" w:sz="5" w:color="CBD5E1"/>
-              </w:pBdr>
             </w:pPr>
           </w:p>
         </w:tc>
+      </w:tr>
+      <w:tr>
+        <w:trPr>
+          <w:trHeight w:val="612" w:hRule="atLeast"/>
+        </w:trPr>
         <w:tc>
           <w:tcPr>
-            <w:tcW w:type="dxa" w:w="4932"/>
-            <w:shd w:fill="F8FAFC"/>
+            <w:tcW w:type="dxa" w:w="7087"/>
             <w:tcMar>
               <w:top w:w="70" w:type="dxa"/>
               <w:start w:w="90" w:type="dxa"/>
@@ -3559,21 +3589,49 @@
           </w:p>
           <w:p>
             <w:pPr>
-              <w:spacing w:after="40"/>
+              <w:spacing w:after="0"/>
             </w:pPr>
             <w:r>
               <w:rPr>
                 <w:sz w:val="15"/>
               </w:rPr>
-              <w:t>Maximiertes Fenster zuerst normal gross machen, danach links andocken. Zwei Kürzel in Reihenfolge:</w:t>
+              <w:t>Maximiertes Fenster zuerst normal gross machen, danach links andocken. Zwei Kürzel in Reihenfolge.</w:t>
+            </w:r>
+          </w:p>
+        </w:tc>
+        <w:tc>
+          <w:tcPr>
+            <w:tcW w:type="dxa" w:w="2665"/>
+            <w:tcMar>
+              <w:top w:w="55" w:type="dxa"/>
+              <w:start w:w="75" w:type="dxa"/>
+              <w:bottom w:w="55" w:type="dxa"/>
+              <w:end w:w="75" w:type="dxa"/>
+            </w:tcMar>
+            <w:tcBorders>
+              <w:top w:val="single" w:sz="5" w:color="CBD5E1"/>
+              <w:bottom w:val="single" w:sz="5" w:color="CBD5E1"/>
+              <w:left w:val="single" w:sz="5" w:color="CBD5E1"/>
+              <w:right w:val="single" w:sz="5" w:color="CBD5E1"/>
+            </w:tcBorders>
+            <w:shd w:fill="F8FAFC"/>
+          </w:tcPr>
+          <w:p>
+            <w:pPr>
+              <w:spacing w:after="0"/>
+            </w:pPr>
+            <w:r>
+              <w:rPr>
+                <w:b/>
+                <w:color w:val="64748B"/>
+                <w:sz w:val="14"/>
+              </w:rPr>
+              <w:t>Antwort</w:t>
             </w:r>
           </w:p>
           <w:p>
             <w:pPr>
               <w:spacing w:after="0"/>
-              <w:pBdr>
-                <w:bottom w:val="single" w:sz="5" w:color="CBD5E1"/>
-              </w:pBdr>
             </w:pPr>
           </w:p>
         </w:tc>

--- a/tk2/P1.docx
+++ b/tk2/P1.docx
@@ -824,186 +824,312 @@
         <w:t>Kreuze jeweils die richtige Aussage an. Genau eine Aussage ist korrekt.</w:t>
       </w:r>
     </w:p>
-    <w:p>
-      <w:pPr>
-        <w:pStyle w:val="Heading2"/>
-        <w:keepNext/>
-      </w:pPr>
-      <w:r>
-        <w:t>Ctrl + C</w:t>
-      </w:r>
-    </w:p>
-    <w:p>
-      <w:pPr>
-        <w:spacing w:after="16"/>
-        <w:ind w:left="68"/>
-      </w:pPr>
-      <w:r>
-        <w:rPr>
-          <w:sz w:val="17"/>
-        </w:rPr>
-        <w:t>☐  Kopiert markierte Inhalte.</w:t>
-      </w:r>
-    </w:p>
-    <w:p>
-      <w:pPr>
-        <w:spacing w:after="16"/>
-        <w:ind w:left="68"/>
-      </w:pPr>
-      <w:r>
-        <w:rPr>
-          <w:sz w:val="17"/>
-        </w:rPr>
-        <w:t>☐  Fügt kopierte Inhalte ein.</w:t>
-      </w:r>
-    </w:p>
-    <w:p>
-      <w:pPr>
-        <w:spacing w:after="16"/>
-        <w:ind w:left="68"/>
-      </w:pPr>
-      <w:r>
-        <w:rPr>
-          <w:sz w:val="17"/>
-        </w:rPr>
-        <w:t>☐  Schliesst die aktuelle Anwendung.</w:t>
-      </w:r>
-    </w:p>
-    <w:p>
-      <w:pPr>
-        <w:pStyle w:val="Heading2"/>
-        <w:keepNext/>
-      </w:pPr>
-      <w:r>
-        <w:t>Ctrl + V</w:t>
-      </w:r>
-    </w:p>
-    <w:p>
-      <w:pPr>
-        <w:spacing w:after="16"/>
-        <w:ind w:left="68"/>
-      </w:pPr>
-      <w:r>
-        <w:rPr>
-          <w:sz w:val="17"/>
-        </w:rPr>
-        <w:t>☐  Speichert das Dokument.</w:t>
-      </w:r>
-    </w:p>
-    <w:p>
-      <w:pPr>
-        <w:spacing w:after="16"/>
-        <w:ind w:left="68"/>
-      </w:pPr>
-      <w:r>
-        <w:rPr>
-          <w:sz w:val="17"/>
-        </w:rPr>
-        <w:t>☐  Fügt kopierte oder ausgeschnittene Inhalte ein.</w:t>
-      </w:r>
-    </w:p>
-    <w:p>
-      <w:pPr>
-        <w:spacing w:after="16"/>
-        <w:ind w:left="68"/>
-      </w:pPr>
-      <w:r>
-        <w:rPr>
-          <w:sz w:val="17"/>
-        </w:rPr>
-        <w:t>☐  Macht den letzten Schritt rückgängig.</w:t>
-      </w:r>
-    </w:p>
-    <w:p>
-      <w:pPr>
-        <w:pStyle w:val="Heading2"/>
-        <w:keepNext/>
-      </w:pPr>
-      <w:r>
-        <w:t>Ctrl + X</w:t>
-      </w:r>
-    </w:p>
-    <w:p>
-      <w:pPr>
-        <w:spacing w:after="16"/>
-        <w:ind w:left="68"/>
-      </w:pPr>
-      <w:r>
-        <w:rPr>
-          <w:sz w:val="17"/>
-        </w:rPr>
-        <w:t>☐  Schneidet markierte Inhalte aus.</w:t>
-      </w:r>
-    </w:p>
-    <w:p>
-      <w:pPr>
-        <w:spacing w:after="16"/>
-        <w:ind w:left="68"/>
-      </w:pPr>
-      <w:r>
-        <w:rPr>
-          <w:sz w:val="17"/>
-        </w:rPr>
-        <w:t>☐  Sucht nach einem Begriff.</w:t>
-      </w:r>
-    </w:p>
-    <w:p>
-      <w:pPr>
-        <w:spacing w:after="16"/>
-        <w:ind w:left="68"/>
-      </w:pPr>
-      <w:r>
-        <w:rPr>
-          <w:sz w:val="17"/>
-        </w:rPr>
-        <w:t>☐  Öffnet eine Datei.</w:t>
-      </w:r>
-    </w:p>
-    <w:p>
-      <w:pPr>
-        <w:pStyle w:val="Heading2"/>
-        <w:keepNext/>
-      </w:pPr>
-      <w:r>
-        <w:t>Ctrl + Z</w:t>
-      </w:r>
-    </w:p>
-    <w:p>
-      <w:pPr>
-        <w:spacing w:after="16"/>
-        <w:ind w:left="68"/>
-      </w:pPr>
-      <w:r>
-        <w:rPr>
-          <w:sz w:val="17"/>
-        </w:rPr>
-        <w:t>☐  Macht den letzten Schritt rückgängig.</w:t>
-      </w:r>
-    </w:p>
-    <w:p>
-      <w:pPr>
-        <w:spacing w:after="16"/>
-        <w:ind w:left="68"/>
-      </w:pPr>
-      <w:r>
-        <w:rPr>
-          <w:sz w:val="17"/>
-        </w:rPr>
-        <w:t>☐  Markiert alles.</w:t>
-      </w:r>
-    </w:p>
-    <w:p>
-      <w:pPr>
-        <w:spacing w:after="16"/>
-        <w:ind w:left="68"/>
-      </w:pPr>
-      <w:r>
-        <w:rPr>
-          <w:sz w:val="17"/>
-        </w:rPr>
-        <w:t>☐  Druckt das Dokument.</w:t>
-      </w:r>
-    </w:p>
+    <w:tbl>
+      <w:tblPr>
+        <w:tblW w:type="auto" w:w="0"/>
+        <w:jc w:val="center"/>
+        <w:tblLayout w:type="fixed"/>
+        <w:tblLook w:firstColumn="1" w:firstRow="1" w:lastColumn="0" w:lastRow="0" w:noHBand="0" w:noVBand="1" w:val="04A0"/>
+      </w:tblPr>
+      <w:tblGrid>
+        <w:gridCol w:w="4876"/>
+        <w:gridCol w:w="4876"/>
+      </w:tblGrid>
+      <w:tr>
+        <w:trPr>
+          <w:cantSplit/>
+        </w:trPr>
+        <w:tc>
+          <w:tcPr>
+            <w:tcW w:type="dxa" w:w="4876"/>
+            <w:tcMar>
+              <w:top w:w="70" w:type="dxa"/>
+              <w:start w:w="100" w:type="dxa"/>
+              <w:bottom w:w="70" w:type="dxa"/>
+              <w:end w:w="100" w:type="dxa"/>
+            </w:tcMar>
+            <w:tcBorders>
+              <w:top w:val="single" w:sz="4" w:color="CBD5E1"/>
+              <w:left w:val="single" w:sz="4" w:color="CBD5E1"/>
+              <w:bottom w:val="single" w:sz="4" w:color="CBD5E1"/>
+              <w:right w:val="single" w:sz="4" w:color="CBD5E1"/>
+            </w:tcBorders>
+            <w:vAlign w:val="top"/>
+          </w:tcPr>
+          <w:p>
+            <w:pPr>
+              <w:spacing w:before="0" w:after="24"/>
+            </w:pPr>
+            <w:r>
+              <w:rPr>
+                <w:rFonts w:ascii="Arial" w:hAnsi="Arial"/>
+                <w:b/>
+                <w:color w:val="1D4ED8"/>
+                <w:sz w:val="18"/>
+              </w:rPr>
+              <w:t>Ctrl + C</w:t>
+            </w:r>
+          </w:p>
+          <w:p>
+            <w:pPr>
+              <w:spacing w:after="7" w:line="240" w:lineRule="auto"/>
+            </w:pPr>
+            <w:r>
+              <w:rPr>
+                <w:rFonts w:ascii="Arial" w:hAnsi="Arial"/>
+                <w:color w:val="0F172A"/>
+                <w:sz w:val="16"/>
+              </w:rPr>
+              <w:t>☐  Kopiert markierte Inhalte.</w:t>
+            </w:r>
+          </w:p>
+          <w:p>
+            <w:pPr>
+              <w:spacing w:after="7" w:line="240" w:lineRule="auto"/>
+            </w:pPr>
+            <w:r>
+              <w:rPr>
+                <w:rFonts w:ascii="Arial" w:hAnsi="Arial"/>
+                <w:color w:val="0F172A"/>
+                <w:sz w:val="16"/>
+              </w:rPr>
+              <w:t>☐  Fügt kopierte Inhalte ein.</w:t>
+            </w:r>
+          </w:p>
+          <w:p>
+            <w:pPr>
+              <w:spacing w:after="7" w:line="240" w:lineRule="auto"/>
+            </w:pPr>
+            <w:r>
+              <w:rPr>
+                <w:rFonts w:ascii="Arial" w:hAnsi="Arial"/>
+                <w:color w:val="0F172A"/>
+                <w:sz w:val="16"/>
+              </w:rPr>
+              <w:t>☐  Schliesst die aktuelle Anwendung.</w:t>
+            </w:r>
+          </w:p>
+        </w:tc>
+        <w:tc>
+          <w:tcPr>
+            <w:tcW w:type="dxa" w:w="4876"/>
+            <w:tcMar>
+              <w:top w:w="70" w:type="dxa"/>
+              <w:start w:w="100" w:type="dxa"/>
+              <w:bottom w:w="70" w:type="dxa"/>
+              <w:end w:w="100" w:type="dxa"/>
+            </w:tcMar>
+            <w:tcBorders>
+              <w:top w:val="single" w:sz="4" w:color="CBD5E1"/>
+              <w:left w:val="single" w:sz="4" w:color="CBD5E1"/>
+              <w:bottom w:val="single" w:sz="4" w:color="CBD5E1"/>
+              <w:right w:val="single" w:sz="4" w:color="CBD5E1"/>
+            </w:tcBorders>
+            <w:vAlign w:val="top"/>
+          </w:tcPr>
+          <w:p>
+            <w:pPr>
+              <w:spacing w:before="0" w:after="24"/>
+            </w:pPr>
+            <w:r>
+              <w:rPr>
+                <w:rFonts w:ascii="Arial" w:hAnsi="Arial"/>
+                <w:b/>
+                <w:color w:val="1D4ED8"/>
+                <w:sz w:val="18"/>
+              </w:rPr>
+              <w:t>Ctrl + V</w:t>
+            </w:r>
+          </w:p>
+          <w:p>
+            <w:pPr>
+              <w:spacing w:after="7" w:line="240" w:lineRule="auto"/>
+            </w:pPr>
+            <w:r>
+              <w:rPr>
+                <w:rFonts w:ascii="Arial" w:hAnsi="Arial"/>
+                <w:color w:val="0F172A"/>
+                <w:sz w:val="16"/>
+              </w:rPr>
+              <w:t>☐  Speichert das Dokument.</w:t>
+            </w:r>
+          </w:p>
+          <w:p>
+            <w:pPr>
+              <w:spacing w:after="7" w:line="240" w:lineRule="auto"/>
+            </w:pPr>
+            <w:r>
+              <w:rPr>
+                <w:rFonts w:ascii="Arial" w:hAnsi="Arial"/>
+                <w:color w:val="0F172A"/>
+                <w:sz w:val="16"/>
+              </w:rPr>
+              <w:t>☐  Fügt kopierte oder ausgeschnittene Inhalte ein.</w:t>
+            </w:r>
+          </w:p>
+          <w:p>
+            <w:pPr>
+              <w:spacing w:after="7" w:line="240" w:lineRule="auto"/>
+            </w:pPr>
+            <w:r>
+              <w:rPr>
+                <w:rFonts w:ascii="Arial" w:hAnsi="Arial"/>
+                <w:color w:val="0F172A"/>
+                <w:sz w:val="16"/>
+              </w:rPr>
+              <w:t>☐  Macht den letzten Schritt rückgängig.</w:t>
+            </w:r>
+          </w:p>
+        </w:tc>
+      </w:tr>
+      <w:tr>
+        <w:trPr>
+          <w:cantSplit/>
+        </w:trPr>
+        <w:tc>
+          <w:tcPr>
+            <w:tcW w:type="dxa" w:w="4876"/>
+            <w:tcMar>
+              <w:top w:w="70" w:type="dxa"/>
+              <w:start w:w="100" w:type="dxa"/>
+              <w:bottom w:w="70" w:type="dxa"/>
+              <w:end w:w="100" w:type="dxa"/>
+            </w:tcMar>
+            <w:tcBorders>
+              <w:top w:val="single" w:sz="4" w:color="CBD5E1"/>
+              <w:left w:val="single" w:sz="4" w:color="CBD5E1"/>
+              <w:bottom w:val="single" w:sz="4" w:color="CBD5E1"/>
+              <w:right w:val="single" w:sz="4" w:color="CBD5E1"/>
+            </w:tcBorders>
+            <w:vAlign w:val="top"/>
+          </w:tcPr>
+          <w:p>
+            <w:pPr>
+              <w:spacing w:before="0" w:after="24"/>
+            </w:pPr>
+            <w:r>
+              <w:rPr>
+                <w:rFonts w:ascii="Arial" w:hAnsi="Arial"/>
+                <w:b/>
+                <w:color w:val="1D4ED8"/>
+                <w:sz w:val="18"/>
+              </w:rPr>
+              <w:t>Ctrl + X</w:t>
+            </w:r>
+          </w:p>
+          <w:p>
+            <w:pPr>
+              <w:spacing w:after="7" w:line="240" w:lineRule="auto"/>
+            </w:pPr>
+            <w:r>
+              <w:rPr>
+                <w:rFonts w:ascii="Arial" w:hAnsi="Arial"/>
+                <w:color w:val="0F172A"/>
+                <w:sz w:val="16"/>
+              </w:rPr>
+              <w:t>☐  Schneidet markierte Inhalte aus.</w:t>
+            </w:r>
+          </w:p>
+          <w:p>
+            <w:pPr>
+              <w:spacing w:after="7" w:line="240" w:lineRule="auto"/>
+            </w:pPr>
+            <w:r>
+              <w:rPr>
+                <w:rFonts w:ascii="Arial" w:hAnsi="Arial"/>
+                <w:color w:val="0F172A"/>
+                <w:sz w:val="16"/>
+              </w:rPr>
+              <w:t>☐  Sucht nach einem Begriff.</w:t>
+            </w:r>
+          </w:p>
+          <w:p>
+            <w:pPr>
+              <w:spacing w:after="7" w:line="240" w:lineRule="auto"/>
+            </w:pPr>
+            <w:r>
+              <w:rPr>
+                <w:rFonts w:ascii="Arial" w:hAnsi="Arial"/>
+                <w:color w:val="0F172A"/>
+                <w:sz w:val="16"/>
+              </w:rPr>
+              <w:t>☐  Öffnet eine Datei.</w:t>
+            </w:r>
+          </w:p>
+        </w:tc>
+        <w:tc>
+          <w:tcPr>
+            <w:tcW w:type="dxa" w:w="4876"/>
+            <w:tcMar>
+              <w:top w:w="70" w:type="dxa"/>
+              <w:start w:w="100" w:type="dxa"/>
+              <w:bottom w:w="70" w:type="dxa"/>
+              <w:end w:w="100" w:type="dxa"/>
+            </w:tcMar>
+            <w:tcBorders>
+              <w:top w:val="single" w:sz="4" w:color="CBD5E1"/>
+              <w:left w:val="single" w:sz="4" w:color="CBD5E1"/>
+              <w:bottom w:val="single" w:sz="4" w:color="CBD5E1"/>
+              <w:right w:val="single" w:sz="4" w:color="CBD5E1"/>
+            </w:tcBorders>
+            <w:vAlign w:val="top"/>
+          </w:tcPr>
+          <w:p>
+            <w:pPr>
+              <w:spacing w:before="0" w:after="24"/>
+            </w:pPr>
+            <w:r>
+              <w:rPr>
+                <w:rFonts w:ascii="Arial" w:hAnsi="Arial"/>
+                <w:b/>
+                <w:color w:val="1D4ED8"/>
+                <w:sz w:val="18"/>
+              </w:rPr>
+              <w:t>Ctrl + Z</w:t>
+            </w:r>
+          </w:p>
+          <w:p>
+            <w:pPr>
+              <w:spacing w:after="7" w:line="240" w:lineRule="auto"/>
+            </w:pPr>
+            <w:r>
+              <w:rPr>
+                <w:rFonts w:ascii="Arial" w:hAnsi="Arial"/>
+                <w:color w:val="0F172A"/>
+                <w:sz w:val="16"/>
+              </w:rPr>
+              <w:t>☐  Macht den letzten Schritt rückgängig.</w:t>
+            </w:r>
+          </w:p>
+          <w:p>
+            <w:pPr>
+              <w:spacing w:after="7" w:line="240" w:lineRule="auto"/>
+            </w:pPr>
+            <w:r>
+              <w:rPr>
+                <w:rFonts w:ascii="Arial" w:hAnsi="Arial"/>
+                <w:color w:val="0F172A"/>
+                <w:sz w:val="16"/>
+              </w:rPr>
+              <w:t>☐  Markiert alles.</w:t>
+            </w:r>
+          </w:p>
+          <w:p>
+            <w:pPr>
+              <w:spacing w:after="7" w:line="240" w:lineRule="auto"/>
+            </w:pPr>
+            <w:r>
+              <w:rPr>
+                <w:rFonts w:ascii="Arial" w:hAnsi="Arial"/>
+                <w:color w:val="0F172A"/>
+                <w:sz w:val="16"/>
+              </w:rPr>
+              <w:t>☐  Druckt das Dokument.</w:t>
+            </w:r>
+          </w:p>
+        </w:tc>
+      </w:tr>
+    </w:tbl>
     <w:p>
       <w:pPr>
         <w:pStyle w:val="Heading1"/>
@@ -1034,342 +1160,537 @@
         <w:t>Wähle jeweils die sinnvollste Tastenkombination.</w:t>
       </w:r>
     </w:p>
-    <w:p>
-      <w:pPr>
-        <w:pStyle w:val="Heading2"/>
-        <w:keepNext/>
-      </w:pPr>
-      <w:r>
-        <w:t>1. Dokument sichern</w:t>
-      </w:r>
-    </w:p>
-    <w:p>
-      <w:pPr>
-        <w:spacing w:after="24"/>
-      </w:pPr>
-      <w:r>
-        <w:rPr>
-          <w:sz w:val="17"/>
-        </w:rPr>
-        <w:t>Elena arbeitet seit längerer Zeit an einem wichtigen Dokument. Bevor sie weiterarbeitet, möchte sie den aktuellen Stand speichern.</w:t>
-      </w:r>
-    </w:p>
-    <w:p>
-      <w:pPr>
-        <w:spacing w:after="14"/>
-        <w:ind w:left="85"/>
-      </w:pPr>
-      <w:r>
-        <w:rPr>
-          <w:sz w:val="17"/>
-        </w:rPr>
-        <w:t>☐  Ctrl + S</w:t>
-      </w:r>
-    </w:p>
-    <w:p>
-      <w:pPr>
-        <w:spacing w:after="14"/>
-        <w:ind w:left="85"/>
-      </w:pPr>
-      <w:r>
-        <w:rPr>
-          <w:sz w:val="17"/>
-        </w:rPr>
-        <w:t>☐  Ctrl + P</w:t>
-      </w:r>
-    </w:p>
-    <w:p>
-      <w:pPr>
-        <w:spacing w:after="14"/>
-        <w:ind w:left="85"/>
-      </w:pPr>
-      <w:r>
-        <w:rPr>
-          <w:sz w:val="17"/>
-        </w:rPr>
-        <w:t>☐  Ctrl + O</w:t>
-      </w:r>
-    </w:p>
-    <w:p>
-      <w:pPr>
-        <w:pStyle w:val="Heading2"/>
-        <w:keepNext/>
-      </w:pPr>
-      <w:r>
-        <w:t>2. Alles formatieren</w:t>
-      </w:r>
-    </w:p>
-    <w:p>
-      <w:pPr>
-        <w:spacing w:after="24"/>
-      </w:pPr>
-      <w:r>
-        <w:rPr>
-          <w:sz w:val="17"/>
-        </w:rPr>
-        <w:t>Jan möchte den gesamten Text seines Dokuments markieren, um die Schriftart für alles gleichzeitig zu ändern.</w:t>
-      </w:r>
-    </w:p>
-    <w:p>
-      <w:pPr>
-        <w:spacing w:after="14"/>
-        <w:ind w:left="85"/>
-      </w:pPr>
-      <w:r>
-        <w:rPr>
-          <w:sz w:val="17"/>
-        </w:rPr>
-        <w:t>☐  Ctrl + A</w:t>
-      </w:r>
-    </w:p>
-    <w:p>
-      <w:pPr>
-        <w:spacing w:after="14"/>
-        <w:ind w:left="85"/>
-      </w:pPr>
-      <w:r>
-        <w:rPr>
-          <w:sz w:val="17"/>
-        </w:rPr>
-        <w:t>☐  Ctrl + F</w:t>
-      </w:r>
-    </w:p>
-    <w:p>
-      <w:pPr>
-        <w:spacing w:after="14"/>
-        <w:ind w:left="85"/>
-      </w:pPr>
-      <w:r>
-        <w:rPr>
-          <w:sz w:val="17"/>
-        </w:rPr>
-        <w:t>☐  Ctrl + C</w:t>
-      </w:r>
-    </w:p>
-    <w:p>
-      <w:pPr>
-        <w:pStyle w:val="Heading2"/>
-        <w:keepNext/>
-      </w:pPr>
-      <w:r>
-        <w:t>3. Begriff finden</w:t>
-      </w:r>
-    </w:p>
-    <w:p>
-      <w:pPr>
-        <w:spacing w:after="24"/>
-      </w:pPr>
-      <w:r>
-        <w:rPr>
-          <w:sz w:val="17"/>
-        </w:rPr>
-        <w:t>Amir hat ein sechsseitiges Dokument geöffnet. Er sucht darin nach dem Begriff „Datenschutz“.</w:t>
-      </w:r>
-    </w:p>
-    <w:p>
-      <w:pPr>
-        <w:spacing w:after="14"/>
-        <w:ind w:left="85"/>
-      </w:pPr>
-      <w:r>
-        <w:rPr>
-          <w:sz w:val="17"/>
-        </w:rPr>
-        <w:t>☐  Ctrl + F</w:t>
-      </w:r>
-    </w:p>
-    <w:p>
-      <w:pPr>
-        <w:spacing w:after="14"/>
-        <w:ind w:left="85"/>
-      </w:pPr>
-      <w:r>
-        <w:rPr>
-          <w:sz w:val="17"/>
-        </w:rPr>
-        <w:t>☐  Ctrl + H</w:t>
-      </w:r>
-    </w:p>
-    <w:p>
-      <w:pPr>
-        <w:spacing w:after="14"/>
-        <w:ind w:left="85"/>
-      </w:pPr>
-      <w:r>
-        <w:rPr>
-          <w:sz w:val="17"/>
-        </w:rPr>
-        <w:t>☐  Ctrl + L</w:t>
-      </w:r>
-    </w:p>
-    <w:p>
-      <w:pPr>
-        <w:pStyle w:val="Heading2"/>
-        <w:keepNext/>
-      </w:pPr>
-      <w:r>
-        <w:t>4. Direkt ans Ende</w:t>
-      </w:r>
-    </w:p>
-    <w:p>
-      <w:pPr>
-        <w:spacing w:after="24"/>
-      </w:pPr>
-      <w:r>
-        <w:rPr>
-          <w:sz w:val="17"/>
-        </w:rPr>
-        <w:t>Sophie arbeitet an einem sehr langen Bericht. Sie befindet sich weit oben und möchte direkt ganz ans Ende des Dokuments springen.</w:t>
-      </w:r>
-    </w:p>
-    <w:p>
-      <w:pPr>
-        <w:spacing w:after="14"/>
-        <w:ind w:left="85"/>
-      </w:pPr>
-      <w:r>
-        <w:rPr>
-          <w:sz w:val="17"/>
-        </w:rPr>
-        <w:t>☐  Ctrl + End</w:t>
-      </w:r>
-    </w:p>
-    <w:p>
-      <w:pPr>
-        <w:spacing w:after="14"/>
-        <w:ind w:left="85"/>
-      </w:pPr>
-      <w:r>
-        <w:rPr>
-          <w:sz w:val="17"/>
-        </w:rPr>
-        <w:t>☐  Ctrl + Home</w:t>
-      </w:r>
-    </w:p>
-    <w:p>
-      <w:pPr>
-        <w:spacing w:after="14"/>
-        <w:ind w:left="85"/>
-      </w:pPr>
-      <w:r>
-        <w:rPr>
-          <w:sz w:val="17"/>
-        </w:rPr>
-        <w:t>☐  Ctrl + ↓</w:t>
-      </w:r>
-    </w:p>
-    <w:p>
-      <w:pPr>
-        <w:pStyle w:val="Heading2"/>
-        <w:keepNext/>
-      </w:pPr>
-      <w:r>
-        <w:t>5. Ohne fremde Formatierung</w:t>
-      </w:r>
-    </w:p>
-    <w:p>
-      <w:pPr>
-        <w:spacing w:after="24"/>
-      </w:pPr>
-      <w:r>
-        <w:rPr>
-          <w:sz w:val="17"/>
-        </w:rPr>
-        <w:t>Tim kopiert Text von einer Webseite in ein Dokument. Die fremde Schriftart und Formatierung soll möglichst nicht übernommen werden.</w:t>
-      </w:r>
-    </w:p>
-    <w:p>
-      <w:pPr>
-        <w:spacing w:after="14"/>
-        <w:ind w:left="85"/>
-      </w:pPr>
-      <w:r>
-        <w:rPr>
-          <w:sz w:val="17"/>
-        </w:rPr>
-        <w:t>☐  Ctrl + Shift + V</w:t>
-      </w:r>
-    </w:p>
-    <w:p>
-      <w:pPr>
-        <w:spacing w:after="14"/>
-        <w:ind w:left="85"/>
-      </w:pPr>
-      <w:r>
-        <w:rPr>
-          <w:sz w:val="17"/>
-        </w:rPr>
-        <w:t>☐  Ctrl + V</w:t>
-      </w:r>
-    </w:p>
-    <w:p>
-      <w:pPr>
-        <w:spacing w:after="14"/>
-        <w:ind w:left="85"/>
-      </w:pPr>
-      <w:r>
-        <w:rPr>
-          <w:sz w:val="17"/>
-        </w:rPr>
-        <w:t>☐  Ctrl + Shift + C</w:t>
-      </w:r>
-    </w:p>
-    <w:p>
-      <w:pPr>
-        <w:pStyle w:val="Heading2"/>
-        <w:keepNext/>
-      </w:pPr>
-      <w:r>
-        <w:t>6. Doch wiederherstellen</w:t>
-      </w:r>
-    </w:p>
-    <w:p>
-      <w:pPr>
-        <w:spacing w:after="24"/>
-      </w:pPr>
-      <w:r>
-        <w:rPr>
-          <w:sz w:val="17"/>
-        </w:rPr>
-        <w:t>Luca hat einen Schritt rückgängig gemacht und merkt, dass er ihn doch behalten wollte.</w:t>
-      </w:r>
-    </w:p>
-    <w:p>
-      <w:pPr>
-        <w:spacing w:after="14"/>
-        <w:ind w:left="85"/>
-      </w:pPr>
-      <w:r>
-        <w:rPr>
-          <w:sz w:val="17"/>
-        </w:rPr>
-        <w:t>☐  Ctrl + Y</w:t>
-      </w:r>
-    </w:p>
-    <w:p>
-      <w:pPr>
-        <w:spacing w:after="14"/>
-        <w:ind w:left="85"/>
-      </w:pPr>
-      <w:r>
-        <w:rPr>
-          <w:sz w:val="17"/>
-        </w:rPr>
-        <w:t>☐  Ctrl + Z</w:t>
-      </w:r>
-    </w:p>
-    <w:p>
-      <w:pPr>
-        <w:spacing w:after="14"/>
-        <w:ind w:left="85"/>
-      </w:pPr>
-      <w:r>
-        <w:rPr>
-          <w:sz w:val="17"/>
-        </w:rPr>
-        <w:t>☐  Ctrl + S</w:t>
-      </w:r>
-    </w:p>
+    <w:tbl>
+      <w:tblPr>
+        <w:tblW w:type="auto" w:w="0"/>
+        <w:jc w:val="center"/>
+        <w:tblLayout w:type="fixed"/>
+        <w:tblLook w:firstColumn="1" w:firstRow="1" w:lastColumn="0" w:lastRow="0" w:noHBand="0" w:noVBand="1" w:val="04A0"/>
+      </w:tblPr>
+      <w:tblGrid>
+        <w:gridCol w:w="4876"/>
+        <w:gridCol w:w="4876"/>
+      </w:tblGrid>
+      <w:tr>
+        <w:trPr>
+          <w:cantSplit/>
+        </w:trPr>
+        <w:tc>
+          <w:tcPr>
+            <w:tcW w:type="dxa" w:w="4876"/>
+            <w:tcMar>
+              <w:top w:w="70" w:type="dxa"/>
+              <w:start w:w="100" w:type="dxa"/>
+              <w:bottom w:w="70" w:type="dxa"/>
+              <w:end w:w="100" w:type="dxa"/>
+            </w:tcMar>
+            <w:tcBorders>
+              <w:top w:val="single" w:sz="4" w:color="CBD5E1"/>
+              <w:left w:val="single" w:sz="4" w:color="CBD5E1"/>
+              <w:bottom w:val="single" w:sz="4" w:color="CBD5E1"/>
+              <w:right w:val="single" w:sz="4" w:color="CBD5E1"/>
+            </w:tcBorders>
+            <w:vAlign w:val="top"/>
+          </w:tcPr>
+          <w:p>
+            <w:pPr>
+              <w:spacing w:before="0" w:after="24"/>
+            </w:pPr>
+            <w:r>
+              <w:rPr>
+                <w:rFonts w:ascii="Arial" w:hAnsi="Arial"/>
+                <w:b/>
+                <w:color w:val="1D4ED8"/>
+                <w:sz w:val="18"/>
+              </w:rPr>
+              <w:t>1. Dokument sichern</w:t>
+            </w:r>
+          </w:p>
+          <w:p>
+            <w:pPr>
+              <w:spacing w:after="20" w:line="240" w:lineRule="auto"/>
+            </w:pPr>
+            <w:r>
+              <w:rPr>
+                <w:rFonts w:ascii="Arial" w:hAnsi="Arial"/>
+                <w:color w:val="0F172A"/>
+                <w:sz w:val="16"/>
+              </w:rPr>
+              <w:t>Elena arbeitet seit längerer Zeit an einem wichtigen Dokument. Bevor sie weiterarbeitet, möchte sie den aktuellen Stand speichern.</w:t>
+            </w:r>
+          </w:p>
+          <w:p>
+            <w:pPr>
+              <w:spacing w:after="7" w:line="240" w:lineRule="auto"/>
+            </w:pPr>
+            <w:r>
+              <w:rPr>
+                <w:rFonts w:ascii="Arial" w:hAnsi="Arial"/>
+                <w:color w:val="0F172A"/>
+                <w:sz w:val="16"/>
+              </w:rPr>
+              <w:t>☐  Ctrl + S</w:t>
+            </w:r>
+          </w:p>
+          <w:p>
+            <w:pPr>
+              <w:spacing w:after="7" w:line="240" w:lineRule="auto"/>
+            </w:pPr>
+            <w:r>
+              <w:rPr>
+                <w:rFonts w:ascii="Arial" w:hAnsi="Arial"/>
+                <w:color w:val="0F172A"/>
+                <w:sz w:val="16"/>
+              </w:rPr>
+              <w:t>☐  Ctrl + P</w:t>
+            </w:r>
+          </w:p>
+          <w:p>
+            <w:pPr>
+              <w:spacing w:after="7" w:line="240" w:lineRule="auto"/>
+            </w:pPr>
+            <w:r>
+              <w:rPr>
+                <w:rFonts w:ascii="Arial" w:hAnsi="Arial"/>
+                <w:color w:val="0F172A"/>
+                <w:sz w:val="16"/>
+              </w:rPr>
+              <w:t>☐  Ctrl + O</w:t>
+            </w:r>
+          </w:p>
+        </w:tc>
+        <w:tc>
+          <w:tcPr>
+            <w:tcW w:type="dxa" w:w="4876"/>
+            <w:tcMar>
+              <w:top w:w="70" w:type="dxa"/>
+              <w:start w:w="100" w:type="dxa"/>
+              <w:bottom w:w="70" w:type="dxa"/>
+              <w:end w:w="100" w:type="dxa"/>
+            </w:tcMar>
+            <w:tcBorders>
+              <w:top w:val="single" w:sz="4" w:color="CBD5E1"/>
+              <w:left w:val="single" w:sz="4" w:color="CBD5E1"/>
+              <w:bottom w:val="single" w:sz="4" w:color="CBD5E1"/>
+              <w:right w:val="single" w:sz="4" w:color="CBD5E1"/>
+            </w:tcBorders>
+            <w:vAlign w:val="top"/>
+          </w:tcPr>
+          <w:p>
+            <w:pPr>
+              <w:spacing w:before="0" w:after="24"/>
+            </w:pPr>
+            <w:r>
+              <w:rPr>
+                <w:rFonts w:ascii="Arial" w:hAnsi="Arial"/>
+                <w:b/>
+                <w:color w:val="1D4ED8"/>
+                <w:sz w:val="18"/>
+              </w:rPr>
+              <w:t>2. Alles formatieren</w:t>
+            </w:r>
+          </w:p>
+          <w:p>
+            <w:pPr>
+              <w:spacing w:after="20" w:line="240" w:lineRule="auto"/>
+            </w:pPr>
+            <w:r>
+              <w:rPr>
+                <w:rFonts w:ascii="Arial" w:hAnsi="Arial"/>
+                <w:color w:val="0F172A"/>
+                <w:sz w:val="16"/>
+              </w:rPr>
+              <w:t>Jan möchte den gesamten Text seines Dokuments markieren, um die Schriftart für alles gleichzeitig zu ändern.</w:t>
+            </w:r>
+          </w:p>
+          <w:p>
+            <w:pPr>
+              <w:spacing w:after="7" w:line="240" w:lineRule="auto"/>
+            </w:pPr>
+            <w:r>
+              <w:rPr>
+                <w:rFonts w:ascii="Arial" w:hAnsi="Arial"/>
+                <w:color w:val="0F172A"/>
+                <w:sz w:val="16"/>
+              </w:rPr>
+              <w:t>☐  Ctrl + A</w:t>
+            </w:r>
+          </w:p>
+          <w:p>
+            <w:pPr>
+              <w:spacing w:after="7" w:line="240" w:lineRule="auto"/>
+            </w:pPr>
+            <w:r>
+              <w:rPr>
+                <w:rFonts w:ascii="Arial" w:hAnsi="Arial"/>
+                <w:color w:val="0F172A"/>
+                <w:sz w:val="16"/>
+              </w:rPr>
+              <w:t>☐  Ctrl + F</w:t>
+            </w:r>
+          </w:p>
+          <w:p>
+            <w:pPr>
+              <w:spacing w:after="7" w:line="240" w:lineRule="auto"/>
+            </w:pPr>
+            <w:r>
+              <w:rPr>
+                <w:rFonts w:ascii="Arial" w:hAnsi="Arial"/>
+                <w:color w:val="0F172A"/>
+                <w:sz w:val="16"/>
+              </w:rPr>
+              <w:t>☐  Ctrl + C</w:t>
+            </w:r>
+          </w:p>
+        </w:tc>
+      </w:tr>
+      <w:tr>
+        <w:trPr>
+          <w:cantSplit/>
+        </w:trPr>
+        <w:tc>
+          <w:tcPr>
+            <w:tcW w:type="dxa" w:w="4876"/>
+            <w:tcMar>
+              <w:top w:w="70" w:type="dxa"/>
+              <w:start w:w="100" w:type="dxa"/>
+              <w:bottom w:w="70" w:type="dxa"/>
+              <w:end w:w="100" w:type="dxa"/>
+            </w:tcMar>
+            <w:tcBorders>
+              <w:top w:val="single" w:sz="4" w:color="CBD5E1"/>
+              <w:left w:val="single" w:sz="4" w:color="CBD5E1"/>
+              <w:bottom w:val="single" w:sz="4" w:color="CBD5E1"/>
+              <w:right w:val="single" w:sz="4" w:color="CBD5E1"/>
+            </w:tcBorders>
+            <w:vAlign w:val="top"/>
+          </w:tcPr>
+          <w:p>
+            <w:pPr>
+              <w:spacing w:before="0" w:after="24"/>
+            </w:pPr>
+            <w:r>
+              <w:rPr>
+                <w:rFonts w:ascii="Arial" w:hAnsi="Arial"/>
+                <w:b/>
+                <w:color w:val="1D4ED8"/>
+                <w:sz w:val="18"/>
+              </w:rPr>
+              <w:t>3. Begriff finden</w:t>
+            </w:r>
+          </w:p>
+          <w:p>
+            <w:pPr>
+              <w:spacing w:after="20" w:line="240" w:lineRule="auto"/>
+            </w:pPr>
+            <w:r>
+              <w:rPr>
+                <w:rFonts w:ascii="Arial" w:hAnsi="Arial"/>
+                <w:color w:val="0F172A"/>
+                <w:sz w:val="16"/>
+              </w:rPr>
+              <w:t>Amir hat ein sechsseitiges Dokument geöffnet. Er sucht darin nach dem Begriff „Datenschutz“.</w:t>
+            </w:r>
+          </w:p>
+          <w:p>
+            <w:pPr>
+              <w:spacing w:after="7" w:line="240" w:lineRule="auto"/>
+            </w:pPr>
+            <w:r>
+              <w:rPr>
+                <w:rFonts w:ascii="Arial" w:hAnsi="Arial"/>
+                <w:color w:val="0F172A"/>
+                <w:sz w:val="16"/>
+              </w:rPr>
+              <w:t>☐  Ctrl + F</w:t>
+            </w:r>
+          </w:p>
+          <w:p>
+            <w:pPr>
+              <w:spacing w:after="7" w:line="240" w:lineRule="auto"/>
+            </w:pPr>
+            <w:r>
+              <w:rPr>
+                <w:rFonts w:ascii="Arial" w:hAnsi="Arial"/>
+                <w:color w:val="0F172A"/>
+                <w:sz w:val="16"/>
+              </w:rPr>
+              <w:t>☐  Ctrl + H</w:t>
+            </w:r>
+          </w:p>
+          <w:p>
+            <w:pPr>
+              <w:spacing w:after="7" w:line="240" w:lineRule="auto"/>
+            </w:pPr>
+            <w:r>
+              <w:rPr>
+                <w:rFonts w:ascii="Arial" w:hAnsi="Arial"/>
+                <w:color w:val="0F172A"/>
+                <w:sz w:val="16"/>
+              </w:rPr>
+              <w:t>☐  Ctrl + L</w:t>
+            </w:r>
+          </w:p>
+        </w:tc>
+        <w:tc>
+          <w:tcPr>
+            <w:tcW w:type="dxa" w:w="4876"/>
+            <w:tcMar>
+              <w:top w:w="70" w:type="dxa"/>
+              <w:start w:w="100" w:type="dxa"/>
+              <w:bottom w:w="70" w:type="dxa"/>
+              <w:end w:w="100" w:type="dxa"/>
+            </w:tcMar>
+            <w:tcBorders>
+              <w:top w:val="single" w:sz="4" w:color="CBD5E1"/>
+              <w:left w:val="single" w:sz="4" w:color="CBD5E1"/>
+              <w:bottom w:val="single" w:sz="4" w:color="CBD5E1"/>
+              <w:right w:val="single" w:sz="4" w:color="CBD5E1"/>
+            </w:tcBorders>
+            <w:vAlign w:val="top"/>
+          </w:tcPr>
+          <w:p>
+            <w:pPr>
+              <w:spacing w:before="0" w:after="24"/>
+            </w:pPr>
+            <w:r>
+              <w:rPr>
+                <w:rFonts w:ascii="Arial" w:hAnsi="Arial"/>
+                <w:b/>
+                <w:color w:val="1D4ED8"/>
+                <w:sz w:val="18"/>
+              </w:rPr>
+              <w:t>4. Direkt ans Ende</w:t>
+            </w:r>
+          </w:p>
+          <w:p>
+            <w:pPr>
+              <w:spacing w:after="20" w:line="240" w:lineRule="auto"/>
+            </w:pPr>
+            <w:r>
+              <w:rPr>
+                <w:rFonts w:ascii="Arial" w:hAnsi="Arial"/>
+                <w:color w:val="0F172A"/>
+                <w:sz w:val="16"/>
+              </w:rPr>
+              <w:t>Sophie arbeitet an einem sehr langen Bericht. Sie befindet sich weit oben und möchte direkt ganz ans Ende des Dokuments springen.</w:t>
+            </w:r>
+          </w:p>
+          <w:p>
+            <w:pPr>
+              <w:spacing w:after="7" w:line="240" w:lineRule="auto"/>
+            </w:pPr>
+            <w:r>
+              <w:rPr>
+                <w:rFonts w:ascii="Arial" w:hAnsi="Arial"/>
+                <w:color w:val="0F172A"/>
+                <w:sz w:val="16"/>
+              </w:rPr>
+              <w:t>☐  Ctrl + End</w:t>
+            </w:r>
+          </w:p>
+          <w:p>
+            <w:pPr>
+              <w:spacing w:after="7" w:line="240" w:lineRule="auto"/>
+            </w:pPr>
+            <w:r>
+              <w:rPr>
+                <w:rFonts w:ascii="Arial" w:hAnsi="Arial"/>
+                <w:color w:val="0F172A"/>
+                <w:sz w:val="16"/>
+              </w:rPr>
+              <w:t>☐  Ctrl + Home</w:t>
+            </w:r>
+          </w:p>
+          <w:p>
+            <w:pPr>
+              <w:spacing w:after="7" w:line="240" w:lineRule="auto"/>
+            </w:pPr>
+            <w:r>
+              <w:rPr>
+                <w:rFonts w:ascii="Arial" w:hAnsi="Arial"/>
+                <w:color w:val="0F172A"/>
+                <w:sz w:val="16"/>
+              </w:rPr>
+              <w:t>☐  Ctrl + ↓</w:t>
+            </w:r>
+          </w:p>
+        </w:tc>
+      </w:tr>
+      <w:tr>
+        <w:trPr>
+          <w:cantSplit/>
+        </w:trPr>
+        <w:tc>
+          <w:tcPr>
+            <w:tcW w:type="dxa" w:w="4876"/>
+            <w:tcMar>
+              <w:top w:w="70" w:type="dxa"/>
+              <w:start w:w="100" w:type="dxa"/>
+              <w:bottom w:w="70" w:type="dxa"/>
+              <w:end w:w="100" w:type="dxa"/>
+            </w:tcMar>
+            <w:tcBorders>
+              <w:top w:val="single" w:sz="4" w:color="CBD5E1"/>
+              <w:left w:val="single" w:sz="4" w:color="CBD5E1"/>
+              <w:bottom w:val="single" w:sz="4" w:color="CBD5E1"/>
+              <w:right w:val="single" w:sz="4" w:color="CBD5E1"/>
+            </w:tcBorders>
+            <w:vAlign w:val="top"/>
+          </w:tcPr>
+          <w:p>
+            <w:pPr>
+              <w:spacing w:before="0" w:after="24"/>
+            </w:pPr>
+            <w:r>
+              <w:rPr>
+                <w:rFonts w:ascii="Arial" w:hAnsi="Arial"/>
+                <w:b/>
+                <w:color w:val="1D4ED8"/>
+                <w:sz w:val="18"/>
+              </w:rPr>
+              <w:t>5. Ohne fremde Formatierung</w:t>
+            </w:r>
+          </w:p>
+          <w:p>
+            <w:pPr>
+              <w:spacing w:after="20" w:line="240" w:lineRule="auto"/>
+            </w:pPr>
+            <w:r>
+              <w:rPr>
+                <w:rFonts w:ascii="Arial" w:hAnsi="Arial"/>
+                <w:color w:val="0F172A"/>
+                <w:sz w:val="16"/>
+              </w:rPr>
+              <w:t>Tim kopiert Text von einer Webseite in ein Dokument. Die fremde Schriftart und Formatierung soll möglichst nicht übernommen werden.</w:t>
+            </w:r>
+          </w:p>
+          <w:p>
+            <w:pPr>
+              <w:spacing w:after="7" w:line="240" w:lineRule="auto"/>
+            </w:pPr>
+            <w:r>
+              <w:rPr>
+                <w:rFonts w:ascii="Arial" w:hAnsi="Arial"/>
+                <w:color w:val="0F172A"/>
+                <w:sz w:val="16"/>
+              </w:rPr>
+              <w:t>☐  Ctrl + Shift + V</w:t>
+            </w:r>
+          </w:p>
+          <w:p>
+            <w:pPr>
+              <w:spacing w:after="7" w:line="240" w:lineRule="auto"/>
+            </w:pPr>
+            <w:r>
+              <w:rPr>
+                <w:rFonts w:ascii="Arial" w:hAnsi="Arial"/>
+                <w:color w:val="0F172A"/>
+                <w:sz w:val="16"/>
+              </w:rPr>
+              <w:t>☐  Ctrl + V</w:t>
+            </w:r>
+          </w:p>
+          <w:p>
+            <w:pPr>
+              <w:spacing w:after="7" w:line="240" w:lineRule="auto"/>
+            </w:pPr>
+            <w:r>
+              <w:rPr>
+                <w:rFonts w:ascii="Arial" w:hAnsi="Arial"/>
+                <w:color w:val="0F172A"/>
+                <w:sz w:val="16"/>
+              </w:rPr>
+              <w:t>☐  Ctrl + Shift + C</w:t>
+            </w:r>
+          </w:p>
+        </w:tc>
+        <w:tc>
+          <w:tcPr>
+            <w:tcW w:type="dxa" w:w="4876"/>
+            <w:tcMar>
+              <w:top w:w="70" w:type="dxa"/>
+              <w:start w:w="100" w:type="dxa"/>
+              <w:bottom w:w="70" w:type="dxa"/>
+              <w:end w:w="100" w:type="dxa"/>
+            </w:tcMar>
+            <w:tcBorders>
+              <w:top w:val="single" w:sz="4" w:color="CBD5E1"/>
+              <w:left w:val="single" w:sz="4" w:color="CBD5E1"/>
+              <w:bottom w:val="single" w:sz="4" w:color="CBD5E1"/>
+              <w:right w:val="single" w:sz="4" w:color="CBD5E1"/>
+            </w:tcBorders>
+            <w:vAlign w:val="top"/>
+          </w:tcPr>
+          <w:p>
+            <w:pPr>
+              <w:spacing w:before="0" w:after="24"/>
+            </w:pPr>
+            <w:r>
+              <w:rPr>
+                <w:rFonts w:ascii="Arial" w:hAnsi="Arial"/>
+                <w:b/>
+                <w:color w:val="1D4ED8"/>
+                <w:sz w:val="18"/>
+              </w:rPr>
+              <w:t>6. Doch wiederherstellen</w:t>
+            </w:r>
+          </w:p>
+          <w:p>
+            <w:pPr>
+              <w:spacing w:after="20" w:line="240" w:lineRule="auto"/>
+            </w:pPr>
+            <w:r>
+              <w:rPr>
+                <w:rFonts w:ascii="Arial" w:hAnsi="Arial"/>
+                <w:color w:val="0F172A"/>
+                <w:sz w:val="16"/>
+              </w:rPr>
+              <w:t>Luca hat einen Schritt rückgängig gemacht und merkt, dass er ihn doch behalten wollte.</w:t>
+            </w:r>
+          </w:p>
+          <w:p>
+            <w:pPr>
+              <w:spacing w:after="7" w:line="240" w:lineRule="auto"/>
+            </w:pPr>
+            <w:r>
+              <w:rPr>
+                <w:rFonts w:ascii="Arial" w:hAnsi="Arial"/>
+                <w:color w:val="0F172A"/>
+                <w:sz w:val="16"/>
+              </w:rPr>
+              <w:t>☐  Ctrl + Y</w:t>
+            </w:r>
+          </w:p>
+          <w:p>
+            <w:pPr>
+              <w:spacing w:after="7" w:line="240" w:lineRule="auto"/>
+            </w:pPr>
+            <w:r>
+              <w:rPr>
+                <w:rFonts w:ascii="Arial" w:hAnsi="Arial"/>
+                <w:color w:val="0F172A"/>
+                <w:sz w:val="16"/>
+              </w:rPr>
+              <w:t>☐  Ctrl + Z</w:t>
+            </w:r>
+          </w:p>
+          <w:p>
+            <w:pPr>
+              <w:spacing w:after="7" w:line="240" w:lineRule="auto"/>
+            </w:pPr>
+            <w:r>
+              <w:rPr>
+                <w:rFonts w:ascii="Arial" w:hAnsi="Arial"/>
+                <w:color w:val="0F172A"/>
+                <w:sz w:val="16"/>
+              </w:rPr>
+              <w:t>☐  Ctrl + S</w:t>
+            </w:r>
+          </w:p>
+        </w:tc>
+      </w:tr>
+    </w:tbl>
     <w:p>
       <w:pPr>
         <w:pStyle w:val="Heading1"/>
@@ -1402,39 +1723,48 @@
     </w:p>
     <w:tbl>
       <w:tblPr>
-        <w:tblW w:type="dxa" w:w="9751"/>
+        <w:tblW w:type="auto" w:w="0"/>
         <w:jc w:val="center"/>
         <w:tblLayout w:type="fixed"/>
         <w:tblLook w:firstColumn="1" w:firstRow="1" w:lastColumn="0" w:lastRow="0" w:noHBand="0" w:noVBand="1" w:val="04A0"/>
       </w:tblPr>
       <w:tblGrid>
-        <w:gridCol w:w="3515"/>
-        <w:gridCol w:w="6236"/>
+        <w:gridCol w:w="1134"/>
+        <w:gridCol w:w="3742"/>
+        <w:gridCol w:w="1134"/>
+        <w:gridCol w:w="3742"/>
       </w:tblGrid>
       <w:tr>
         <w:trPr>
-          <w:trHeight w:val="323" w:hRule="atLeast"/>
+          <w:cantSplit/>
         </w:trPr>
         <w:tc>
           <w:tcPr>
-            <w:tcW w:type="dxa" w:w="3515"/>
+            <w:tcW w:type="dxa" w:w="1134"/>
             <w:tcMar>
-              <w:top w:w="50" w:type="dxa"/>
-              <w:start w:w="80" w:type="dxa"/>
-              <w:bottom w:w="50" w:type="dxa"/>
-              <w:end w:w="80" w:type="dxa"/>
+              <w:top w:w="45" w:type="dxa"/>
+              <w:start w:w="70" w:type="dxa"/>
+              <w:bottom w:w="45" w:type="dxa"/>
+              <w:end w:w="70" w:type="dxa"/>
             </w:tcMar>
             <w:tcBorders>
+              <w:top w:val="single" w:sz="4" w:color="E2E8F0"/>
+              <w:left w:val="single" w:sz="4" w:color="E2E8F0"/>
               <w:bottom w:val="single" w:sz="4" w:color="E2E8F0"/>
+              <w:right w:val="single" w:sz="4" w:color="E2E8F0"/>
             </w:tcBorders>
+            <w:vAlign w:val="center"/>
           </w:tcPr>
           <w:p>
             <w:pPr>
-              <w:spacing w:after="0"/>
+              <w:spacing w:before="0" w:after="0"/>
             </w:pPr>
             <w:r>
               <w:rPr>
-                <w:sz w:val="18"/>
+                <w:rFonts w:ascii="Arial" w:hAnsi="Arial"/>
+                <w:b/>
+                <w:color w:val="0F172A"/>
+                <w:sz w:val="17"/>
               </w:rPr>
               <w:t>1.  @</w:t>
             </w:r>
@@ -1442,19 +1772,42 @@
         </w:tc>
         <w:tc>
           <w:tcPr>
-            <w:tcW w:type="dxa" w:w="6236"/>
-            <w:shd w:fill="F8FAFC"/>
+            <w:tcW w:type="dxa" w:w="3742"/>
             <w:tcMar>
-              <w:top w:w="60" w:type="dxa"/>
-              <w:start w:w="85" w:type="dxa"/>
-              <w:bottom w:w="60" w:type="dxa"/>
-              <w:end w:w="85" w:type="dxa"/>
+              <w:top w:w="45" w:type="dxa"/>
+              <w:start w:w="70" w:type="dxa"/>
+              <w:bottom w:w="45" w:type="dxa"/>
+              <w:end w:w="70" w:type="dxa"/>
             </w:tcMar>
             <w:tcBorders>
-              <w:top w:val="single" w:sz="5" w:color="CBD5E1"/>
-              <w:bottom w:val="single" w:sz="5" w:color="CBD5E1"/>
-              <w:left w:val="single" w:sz="5" w:color="CBD5E1"/>
-              <w:right w:val="single" w:sz="5" w:color="CBD5E1"/>
+              <w:top w:val="single" w:sz="4" w:color="E2E8F0"/>
+              <w:left w:val="single" w:sz="4" w:color="E2E8F0"/>
+              <w:bottom w:val="single" w:sz="4" w:color="E2E8F0"/>
+              <w:right w:val="single" w:sz="4" w:color="E2E8F0"/>
+            </w:tcBorders>
+            <w:vAlign w:val="center"/>
+            <w:shd w:fill="F8FAFC"/>
+          </w:tcPr>
+          <w:p>
+            <w:pPr>
+              <w:spacing w:before="0" w:after="0"/>
+            </w:pPr>
+          </w:p>
+        </w:tc>
+        <w:tc>
+          <w:tcPr>
+            <w:tcW w:type="dxa" w:w="1134"/>
+            <w:tcMar>
+              <w:top w:w="45" w:type="dxa"/>
+              <w:start w:w="70" w:type="dxa"/>
+              <w:bottom w:w="45" w:type="dxa"/>
+              <w:end w:w="70" w:type="dxa"/>
+            </w:tcMar>
+            <w:tcBorders>
+              <w:top w:val="single" w:sz="4" w:color="E2E8F0"/>
+              <w:left w:val="single" w:sz="4" w:color="E2E8F0"/>
+              <w:bottom w:val="single" w:sz="4" w:color="E2E8F0"/>
+              <w:right w:val="single" w:sz="4" w:color="E2E8F0"/>
             </w:tcBorders>
             <w:vAlign w:val="center"/>
           </w:tcPr>
@@ -1462,34 +1815,12 @@
             <w:pPr>
               <w:spacing w:before="0" w:after="0"/>
             </w:pPr>
-            <w:r/>
-          </w:p>
-        </w:tc>
-      </w:tr>
-      <w:tr>
-        <w:trPr>
-          <w:trHeight w:val="323" w:hRule="atLeast"/>
-        </w:trPr>
-        <w:tc>
-          <w:tcPr>
-            <w:tcW w:type="dxa" w:w="3515"/>
-            <w:tcMar>
-              <w:top w:w="50" w:type="dxa"/>
-              <w:start w:w="80" w:type="dxa"/>
-              <w:bottom w:w="50" w:type="dxa"/>
-              <w:end w:w="80" w:type="dxa"/>
-            </w:tcMar>
-            <w:tcBorders>
-              <w:bottom w:val="single" w:sz="4" w:color="E2E8F0"/>
-            </w:tcBorders>
-          </w:tcPr>
-          <w:p>
-            <w:pPr>
-              <w:spacing w:after="0"/>
-            </w:pPr>
             <w:r>
               <w:rPr>
-                <w:sz w:val="18"/>
+                <w:rFonts w:ascii="Arial" w:hAnsi="Arial"/>
+                <w:b/>
+                <w:color w:val="0F172A"/>
+                <w:sz w:val="17"/>
               </w:rPr>
               <w:t>2.  #</w:t>
             </w:r>
@@ -1497,19 +1828,47 @@
         </w:tc>
         <w:tc>
           <w:tcPr>
-            <w:tcW w:type="dxa" w:w="6236"/>
-            <w:shd w:fill="F8FAFC"/>
+            <w:tcW w:type="dxa" w:w="3742"/>
             <w:tcMar>
-              <w:top w:w="60" w:type="dxa"/>
-              <w:start w:w="85" w:type="dxa"/>
-              <w:bottom w:w="60" w:type="dxa"/>
-              <w:end w:w="85" w:type="dxa"/>
+              <w:top w:w="45" w:type="dxa"/>
+              <w:start w:w="70" w:type="dxa"/>
+              <w:bottom w:w="45" w:type="dxa"/>
+              <w:end w:w="70" w:type="dxa"/>
             </w:tcMar>
             <w:tcBorders>
-              <w:top w:val="single" w:sz="5" w:color="CBD5E1"/>
-              <w:bottom w:val="single" w:sz="5" w:color="CBD5E1"/>
-              <w:left w:val="single" w:sz="5" w:color="CBD5E1"/>
-              <w:right w:val="single" w:sz="5" w:color="CBD5E1"/>
+              <w:top w:val="single" w:sz="4" w:color="E2E8F0"/>
+              <w:left w:val="single" w:sz="4" w:color="E2E8F0"/>
+              <w:bottom w:val="single" w:sz="4" w:color="E2E8F0"/>
+              <w:right w:val="single" w:sz="4" w:color="E2E8F0"/>
+            </w:tcBorders>
+            <w:vAlign w:val="center"/>
+            <w:shd w:fill="F8FAFC"/>
+          </w:tcPr>
+          <w:p>
+            <w:pPr>
+              <w:spacing w:before="0" w:after="0"/>
+            </w:pPr>
+          </w:p>
+        </w:tc>
+      </w:tr>
+      <w:tr>
+        <w:trPr>
+          <w:cantSplit/>
+        </w:trPr>
+        <w:tc>
+          <w:tcPr>
+            <w:tcW w:type="dxa" w:w="1134"/>
+            <w:tcMar>
+              <w:top w:w="45" w:type="dxa"/>
+              <w:start w:w="70" w:type="dxa"/>
+              <w:bottom w:w="45" w:type="dxa"/>
+              <w:end w:w="70" w:type="dxa"/>
+            </w:tcMar>
+            <w:tcBorders>
+              <w:top w:val="single" w:sz="4" w:color="E2E8F0"/>
+              <w:left w:val="single" w:sz="4" w:color="E2E8F0"/>
+              <w:bottom w:val="single" w:sz="4" w:color="E2E8F0"/>
+              <w:right w:val="single" w:sz="4" w:color="E2E8F0"/>
             </w:tcBorders>
             <w:vAlign w:val="center"/>
           </w:tcPr>
@@ -1517,34 +1876,12 @@
             <w:pPr>
               <w:spacing w:before="0" w:after="0"/>
             </w:pPr>
-            <w:r/>
-          </w:p>
-        </w:tc>
-      </w:tr>
-      <w:tr>
-        <w:trPr>
-          <w:trHeight w:val="323" w:hRule="atLeast"/>
-        </w:trPr>
-        <w:tc>
-          <w:tcPr>
-            <w:tcW w:type="dxa" w:w="3515"/>
-            <w:tcMar>
-              <w:top w:w="50" w:type="dxa"/>
-              <w:start w:w="80" w:type="dxa"/>
-              <w:bottom w:w="50" w:type="dxa"/>
-              <w:end w:w="80" w:type="dxa"/>
-            </w:tcMar>
-            <w:tcBorders>
-              <w:bottom w:val="single" w:sz="4" w:color="E2E8F0"/>
-            </w:tcBorders>
-          </w:tcPr>
-          <w:p>
-            <w:pPr>
-              <w:spacing w:after="0"/>
-            </w:pPr>
             <w:r>
               <w:rPr>
-                <w:sz w:val="18"/>
+                <w:rFonts w:ascii="Arial" w:hAnsi="Arial"/>
+                <w:b/>
+                <w:color w:val="0F172A"/>
+                <w:sz w:val="17"/>
               </w:rPr>
               <w:t>3.  €</w:t>
             </w:r>
@@ -1552,19 +1889,42 @@
         </w:tc>
         <w:tc>
           <w:tcPr>
-            <w:tcW w:type="dxa" w:w="6236"/>
-            <w:shd w:fill="F8FAFC"/>
+            <w:tcW w:type="dxa" w:w="3742"/>
             <w:tcMar>
-              <w:top w:w="60" w:type="dxa"/>
-              <w:start w:w="85" w:type="dxa"/>
-              <w:bottom w:w="60" w:type="dxa"/>
-              <w:end w:w="85" w:type="dxa"/>
+              <w:top w:w="45" w:type="dxa"/>
+              <w:start w:w="70" w:type="dxa"/>
+              <w:bottom w:w="45" w:type="dxa"/>
+              <w:end w:w="70" w:type="dxa"/>
             </w:tcMar>
             <w:tcBorders>
-              <w:top w:val="single" w:sz="5" w:color="CBD5E1"/>
-              <w:bottom w:val="single" w:sz="5" w:color="CBD5E1"/>
-              <w:left w:val="single" w:sz="5" w:color="CBD5E1"/>
-              <w:right w:val="single" w:sz="5" w:color="CBD5E1"/>
+              <w:top w:val="single" w:sz="4" w:color="E2E8F0"/>
+              <w:left w:val="single" w:sz="4" w:color="E2E8F0"/>
+              <w:bottom w:val="single" w:sz="4" w:color="E2E8F0"/>
+              <w:right w:val="single" w:sz="4" w:color="E2E8F0"/>
+            </w:tcBorders>
+            <w:vAlign w:val="center"/>
+            <w:shd w:fill="F8FAFC"/>
+          </w:tcPr>
+          <w:p>
+            <w:pPr>
+              <w:spacing w:before="0" w:after="0"/>
+            </w:pPr>
+          </w:p>
+        </w:tc>
+        <w:tc>
+          <w:tcPr>
+            <w:tcW w:type="dxa" w:w="1134"/>
+            <w:tcMar>
+              <w:top w:w="45" w:type="dxa"/>
+              <w:start w:w="70" w:type="dxa"/>
+              <w:bottom w:w="45" w:type="dxa"/>
+              <w:end w:w="70" w:type="dxa"/>
+            </w:tcMar>
+            <w:tcBorders>
+              <w:top w:val="single" w:sz="4" w:color="E2E8F0"/>
+              <w:left w:val="single" w:sz="4" w:color="E2E8F0"/>
+              <w:bottom w:val="single" w:sz="4" w:color="E2E8F0"/>
+              <w:right w:val="single" w:sz="4" w:color="E2E8F0"/>
             </w:tcBorders>
             <w:vAlign w:val="center"/>
           </w:tcPr>
@@ -1572,34 +1932,12 @@
             <w:pPr>
               <w:spacing w:before="0" w:after="0"/>
             </w:pPr>
-            <w:r/>
-          </w:p>
-        </w:tc>
-      </w:tr>
-      <w:tr>
-        <w:trPr>
-          <w:trHeight w:val="323" w:hRule="atLeast"/>
-        </w:trPr>
-        <w:tc>
-          <w:tcPr>
-            <w:tcW w:type="dxa" w:w="3515"/>
-            <w:tcMar>
-              <w:top w:w="50" w:type="dxa"/>
-              <w:start w:w="80" w:type="dxa"/>
-              <w:bottom w:w="50" w:type="dxa"/>
-              <w:end w:w="80" w:type="dxa"/>
-            </w:tcMar>
-            <w:tcBorders>
-              <w:bottom w:val="single" w:sz="4" w:color="E2E8F0"/>
-            </w:tcBorders>
-          </w:tcPr>
-          <w:p>
-            <w:pPr>
-              <w:spacing w:after="0"/>
-            </w:pPr>
             <w:r>
               <w:rPr>
-                <w:sz w:val="18"/>
+                <w:rFonts w:ascii="Arial" w:hAnsi="Arial"/>
+                <w:b/>
+                <w:color w:val="0F172A"/>
+                <w:sz w:val="17"/>
               </w:rPr>
               <w:t>4.  |</w:t>
             </w:r>
@@ -1607,19 +1945,47 @@
         </w:tc>
         <w:tc>
           <w:tcPr>
-            <w:tcW w:type="dxa" w:w="6236"/>
-            <w:shd w:fill="F8FAFC"/>
+            <w:tcW w:type="dxa" w:w="3742"/>
             <w:tcMar>
-              <w:top w:w="60" w:type="dxa"/>
-              <w:start w:w="85" w:type="dxa"/>
-              <w:bottom w:w="60" w:type="dxa"/>
-              <w:end w:w="85" w:type="dxa"/>
+              <w:top w:w="45" w:type="dxa"/>
+              <w:start w:w="70" w:type="dxa"/>
+              <w:bottom w:w="45" w:type="dxa"/>
+              <w:end w:w="70" w:type="dxa"/>
             </w:tcMar>
             <w:tcBorders>
-              <w:top w:val="single" w:sz="5" w:color="CBD5E1"/>
-              <w:bottom w:val="single" w:sz="5" w:color="CBD5E1"/>
-              <w:left w:val="single" w:sz="5" w:color="CBD5E1"/>
-              <w:right w:val="single" w:sz="5" w:color="CBD5E1"/>
+              <w:top w:val="single" w:sz="4" w:color="E2E8F0"/>
+              <w:left w:val="single" w:sz="4" w:color="E2E8F0"/>
+              <w:bottom w:val="single" w:sz="4" w:color="E2E8F0"/>
+              <w:right w:val="single" w:sz="4" w:color="E2E8F0"/>
+            </w:tcBorders>
+            <w:vAlign w:val="center"/>
+            <w:shd w:fill="F8FAFC"/>
+          </w:tcPr>
+          <w:p>
+            <w:pPr>
+              <w:spacing w:before="0" w:after="0"/>
+            </w:pPr>
+          </w:p>
+        </w:tc>
+      </w:tr>
+      <w:tr>
+        <w:trPr>
+          <w:cantSplit/>
+        </w:trPr>
+        <w:tc>
+          <w:tcPr>
+            <w:tcW w:type="dxa" w:w="1134"/>
+            <w:tcMar>
+              <w:top w:w="45" w:type="dxa"/>
+              <w:start w:w="70" w:type="dxa"/>
+              <w:bottom w:w="45" w:type="dxa"/>
+              <w:end w:w="70" w:type="dxa"/>
+            </w:tcMar>
+            <w:tcBorders>
+              <w:top w:val="single" w:sz="4" w:color="E2E8F0"/>
+              <w:left w:val="single" w:sz="4" w:color="E2E8F0"/>
+              <w:bottom w:val="single" w:sz="4" w:color="E2E8F0"/>
+              <w:right w:val="single" w:sz="4" w:color="E2E8F0"/>
             </w:tcBorders>
             <w:vAlign w:val="center"/>
           </w:tcPr>
@@ -1627,34 +1993,12 @@
             <w:pPr>
               <w:spacing w:before="0" w:after="0"/>
             </w:pPr>
-            <w:r/>
-          </w:p>
-        </w:tc>
-      </w:tr>
-      <w:tr>
-        <w:trPr>
-          <w:trHeight w:val="323" w:hRule="atLeast"/>
-        </w:trPr>
-        <w:tc>
-          <w:tcPr>
-            <w:tcW w:type="dxa" w:w="3515"/>
-            <w:tcMar>
-              <w:top w:w="50" w:type="dxa"/>
-              <w:start w:w="80" w:type="dxa"/>
-              <w:bottom w:w="50" w:type="dxa"/>
-              <w:end w:w="80" w:type="dxa"/>
-            </w:tcMar>
-            <w:tcBorders>
-              <w:bottom w:val="single" w:sz="4" w:color="E2E8F0"/>
-            </w:tcBorders>
-          </w:tcPr>
-          <w:p>
-            <w:pPr>
-              <w:spacing w:after="0"/>
-            </w:pPr>
             <w:r>
               <w:rPr>
-                <w:sz w:val="18"/>
+                <w:rFonts w:ascii="Arial" w:hAnsi="Arial"/>
+                <w:b/>
+                <w:color w:val="0F172A"/>
+                <w:sz w:val="17"/>
               </w:rPr>
               <w:t>5.  \</w:t>
             </w:r>
@@ -1662,19 +2006,42 @@
         </w:tc>
         <w:tc>
           <w:tcPr>
-            <w:tcW w:type="dxa" w:w="6236"/>
-            <w:shd w:fill="F8FAFC"/>
+            <w:tcW w:type="dxa" w:w="3742"/>
             <w:tcMar>
-              <w:top w:w="60" w:type="dxa"/>
-              <w:start w:w="85" w:type="dxa"/>
-              <w:bottom w:w="60" w:type="dxa"/>
-              <w:end w:w="85" w:type="dxa"/>
+              <w:top w:w="45" w:type="dxa"/>
+              <w:start w:w="70" w:type="dxa"/>
+              <w:bottom w:w="45" w:type="dxa"/>
+              <w:end w:w="70" w:type="dxa"/>
             </w:tcMar>
             <w:tcBorders>
-              <w:top w:val="single" w:sz="5" w:color="CBD5E1"/>
-              <w:bottom w:val="single" w:sz="5" w:color="CBD5E1"/>
-              <w:left w:val="single" w:sz="5" w:color="CBD5E1"/>
-              <w:right w:val="single" w:sz="5" w:color="CBD5E1"/>
+              <w:top w:val="single" w:sz="4" w:color="E2E8F0"/>
+              <w:left w:val="single" w:sz="4" w:color="E2E8F0"/>
+              <w:bottom w:val="single" w:sz="4" w:color="E2E8F0"/>
+              <w:right w:val="single" w:sz="4" w:color="E2E8F0"/>
+            </w:tcBorders>
+            <w:vAlign w:val="center"/>
+            <w:shd w:fill="F8FAFC"/>
+          </w:tcPr>
+          <w:p>
+            <w:pPr>
+              <w:spacing w:before="0" w:after="0"/>
+            </w:pPr>
+          </w:p>
+        </w:tc>
+        <w:tc>
+          <w:tcPr>
+            <w:tcW w:type="dxa" w:w="1134"/>
+            <w:tcMar>
+              <w:top w:w="45" w:type="dxa"/>
+              <w:start w:w="70" w:type="dxa"/>
+              <w:bottom w:w="45" w:type="dxa"/>
+              <w:end w:w="70" w:type="dxa"/>
+            </w:tcMar>
+            <w:tcBorders>
+              <w:top w:val="single" w:sz="4" w:color="E2E8F0"/>
+              <w:left w:val="single" w:sz="4" w:color="E2E8F0"/>
+              <w:bottom w:val="single" w:sz="4" w:color="E2E8F0"/>
+              <w:right w:val="single" w:sz="4" w:color="E2E8F0"/>
             </w:tcBorders>
             <w:vAlign w:val="center"/>
           </w:tcPr>
@@ -1682,34 +2049,12 @@
             <w:pPr>
               <w:spacing w:before="0" w:after="0"/>
             </w:pPr>
-            <w:r/>
-          </w:p>
-        </w:tc>
-      </w:tr>
-      <w:tr>
-        <w:trPr>
-          <w:trHeight w:val="323" w:hRule="atLeast"/>
-        </w:trPr>
-        <w:tc>
-          <w:tcPr>
-            <w:tcW w:type="dxa" w:w="3515"/>
-            <w:tcMar>
-              <w:top w:w="50" w:type="dxa"/>
-              <w:start w:w="80" w:type="dxa"/>
-              <w:bottom w:w="50" w:type="dxa"/>
-              <w:end w:w="80" w:type="dxa"/>
-            </w:tcMar>
-            <w:tcBorders>
-              <w:bottom w:val="single" w:sz="4" w:color="E2E8F0"/>
-            </w:tcBorders>
-          </w:tcPr>
-          <w:p>
-            <w:pPr>
-              <w:spacing w:after="0"/>
-            </w:pPr>
             <w:r>
               <w:rPr>
-                <w:sz w:val="18"/>
+                <w:rFonts w:ascii="Arial" w:hAnsi="Arial"/>
+                <w:b/>
+                <w:color w:val="0F172A"/>
+                <w:sz w:val="17"/>
               </w:rPr>
               <w:t>6.  [</w:t>
             </w:r>
@@ -1717,19 +2062,47 @@
         </w:tc>
         <w:tc>
           <w:tcPr>
-            <w:tcW w:type="dxa" w:w="6236"/>
-            <w:shd w:fill="F8FAFC"/>
+            <w:tcW w:type="dxa" w:w="3742"/>
             <w:tcMar>
-              <w:top w:w="60" w:type="dxa"/>
-              <w:start w:w="85" w:type="dxa"/>
-              <w:bottom w:w="60" w:type="dxa"/>
-              <w:end w:w="85" w:type="dxa"/>
+              <w:top w:w="45" w:type="dxa"/>
+              <w:start w:w="70" w:type="dxa"/>
+              <w:bottom w:w="45" w:type="dxa"/>
+              <w:end w:w="70" w:type="dxa"/>
             </w:tcMar>
             <w:tcBorders>
-              <w:top w:val="single" w:sz="5" w:color="CBD5E1"/>
-              <w:bottom w:val="single" w:sz="5" w:color="CBD5E1"/>
-              <w:left w:val="single" w:sz="5" w:color="CBD5E1"/>
-              <w:right w:val="single" w:sz="5" w:color="CBD5E1"/>
+              <w:top w:val="single" w:sz="4" w:color="E2E8F0"/>
+              <w:left w:val="single" w:sz="4" w:color="E2E8F0"/>
+              <w:bottom w:val="single" w:sz="4" w:color="E2E8F0"/>
+              <w:right w:val="single" w:sz="4" w:color="E2E8F0"/>
+            </w:tcBorders>
+            <w:vAlign w:val="center"/>
+            <w:shd w:fill="F8FAFC"/>
+          </w:tcPr>
+          <w:p>
+            <w:pPr>
+              <w:spacing w:before="0" w:after="0"/>
+            </w:pPr>
+          </w:p>
+        </w:tc>
+      </w:tr>
+      <w:tr>
+        <w:trPr>
+          <w:cantSplit/>
+        </w:trPr>
+        <w:tc>
+          <w:tcPr>
+            <w:tcW w:type="dxa" w:w="1134"/>
+            <w:tcMar>
+              <w:top w:w="45" w:type="dxa"/>
+              <w:start w:w="70" w:type="dxa"/>
+              <w:bottom w:w="45" w:type="dxa"/>
+              <w:end w:w="70" w:type="dxa"/>
+            </w:tcMar>
+            <w:tcBorders>
+              <w:top w:val="single" w:sz="4" w:color="E2E8F0"/>
+              <w:left w:val="single" w:sz="4" w:color="E2E8F0"/>
+              <w:bottom w:val="single" w:sz="4" w:color="E2E8F0"/>
+              <w:right w:val="single" w:sz="4" w:color="E2E8F0"/>
             </w:tcBorders>
             <w:vAlign w:val="center"/>
           </w:tcPr>
@@ -1737,34 +2110,12 @@
             <w:pPr>
               <w:spacing w:before="0" w:after="0"/>
             </w:pPr>
-            <w:r/>
-          </w:p>
-        </w:tc>
-      </w:tr>
-      <w:tr>
-        <w:trPr>
-          <w:trHeight w:val="323" w:hRule="atLeast"/>
-        </w:trPr>
-        <w:tc>
-          <w:tcPr>
-            <w:tcW w:type="dxa" w:w="3515"/>
-            <w:tcMar>
-              <w:top w:w="50" w:type="dxa"/>
-              <w:start w:w="80" w:type="dxa"/>
-              <w:bottom w:w="50" w:type="dxa"/>
-              <w:end w:w="80" w:type="dxa"/>
-            </w:tcMar>
-            <w:tcBorders>
-              <w:bottom w:val="single" w:sz="4" w:color="E2E8F0"/>
-            </w:tcBorders>
-          </w:tcPr>
-          <w:p>
-            <w:pPr>
-              <w:spacing w:after="0"/>
-            </w:pPr>
             <w:r>
               <w:rPr>
-                <w:sz w:val="18"/>
+                <w:rFonts w:ascii="Arial" w:hAnsi="Arial"/>
+                <w:b/>
+                <w:color w:val="0F172A"/>
+                <w:sz w:val="17"/>
               </w:rPr>
               <w:t>7.  {</w:t>
             </w:r>
@@ -1772,19 +2123,42 @@
         </w:tc>
         <w:tc>
           <w:tcPr>
-            <w:tcW w:type="dxa" w:w="6236"/>
-            <w:shd w:fill="F8FAFC"/>
+            <w:tcW w:type="dxa" w:w="3742"/>
             <w:tcMar>
-              <w:top w:w="60" w:type="dxa"/>
-              <w:start w:w="85" w:type="dxa"/>
-              <w:bottom w:w="60" w:type="dxa"/>
-              <w:end w:w="85" w:type="dxa"/>
+              <w:top w:w="45" w:type="dxa"/>
+              <w:start w:w="70" w:type="dxa"/>
+              <w:bottom w:w="45" w:type="dxa"/>
+              <w:end w:w="70" w:type="dxa"/>
             </w:tcMar>
             <w:tcBorders>
-              <w:top w:val="single" w:sz="5" w:color="CBD5E1"/>
-              <w:bottom w:val="single" w:sz="5" w:color="CBD5E1"/>
-              <w:left w:val="single" w:sz="5" w:color="CBD5E1"/>
-              <w:right w:val="single" w:sz="5" w:color="CBD5E1"/>
+              <w:top w:val="single" w:sz="4" w:color="E2E8F0"/>
+              <w:left w:val="single" w:sz="4" w:color="E2E8F0"/>
+              <w:bottom w:val="single" w:sz="4" w:color="E2E8F0"/>
+              <w:right w:val="single" w:sz="4" w:color="E2E8F0"/>
+            </w:tcBorders>
+            <w:vAlign w:val="center"/>
+            <w:shd w:fill="F8FAFC"/>
+          </w:tcPr>
+          <w:p>
+            <w:pPr>
+              <w:spacing w:before="0" w:after="0"/>
+            </w:pPr>
+          </w:p>
+        </w:tc>
+        <w:tc>
+          <w:tcPr>
+            <w:tcW w:type="dxa" w:w="1134"/>
+            <w:tcMar>
+              <w:top w:w="45" w:type="dxa"/>
+              <w:start w:w="70" w:type="dxa"/>
+              <w:bottom w:w="45" w:type="dxa"/>
+              <w:end w:w="70" w:type="dxa"/>
+            </w:tcMar>
+            <w:tcBorders>
+              <w:top w:val="single" w:sz="4" w:color="E2E8F0"/>
+              <w:left w:val="single" w:sz="4" w:color="E2E8F0"/>
+              <w:bottom w:val="single" w:sz="4" w:color="E2E8F0"/>
+              <w:right w:val="single" w:sz="4" w:color="E2E8F0"/>
             </w:tcBorders>
             <w:vAlign w:val="center"/>
           </w:tcPr>
@@ -1792,34 +2166,12 @@
             <w:pPr>
               <w:spacing w:before="0" w:after="0"/>
             </w:pPr>
-            <w:r/>
-          </w:p>
-        </w:tc>
-      </w:tr>
-      <w:tr>
-        <w:trPr>
-          <w:trHeight w:val="323" w:hRule="atLeast"/>
-        </w:trPr>
-        <w:tc>
-          <w:tcPr>
-            <w:tcW w:type="dxa" w:w="3515"/>
-            <w:tcMar>
-              <w:top w:w="50" w:type="dxa"/>
-              <w:start w:w="80" w:type="dxa"/>
-              <w:bottom w:w="50" w:type="dxa"/>
-              <w:end w:w="80" w:type="dxa"/>
-            </w:tcMar>
-            <w:tcBorders>
-              <w:bottom w:val="single" w:sz="4" w:color="E2E8F0"/>
-            </w:tcBorders>
-          </w:tcPr>
-          <w:p>
-            <w:pPr>
-              <w:spacing w:after="0"/>
-            </w:pPr>
             <w:r>
               <w:rPr>
-                <w:sz w:val="18"/>
+                <w:rFonts w:ascii="Arial" w:hAnsi="Arial"/>
+                <w:b/>
+                <w:color w:val="0F172A"/>
+                <w:sz w:val="17"/>
               </w:rPr>
               <w:t>8.  °</w:t>
             </w:r>
@@ -1827,27 +2179,26 @@
         </w:tc>
         <w:tc>
           <w:tcPr>
-            <w:tcW w:type="dxa" w:w="6236"/>
-            <w:shd w:fill="F8FAFC"/>
+            <w:tcW w:type="dxa" w:w="3742"/>
             <w:tcMar>
-              <w:top w:w="60" w:type="dxa"/>
-              <w:start w:w="85" w:type="dxa"/>
-              <w:bottom w:w="60" w:type="dxa"/>
-              <w:end w:w="85" w:type="dxa"/>
+              <w:top w:w="45" w:type="dxa"/>
+              <w:start w:w="70" w:type="dxa"/>
+              <w:bottom w:w="45" w:type="dxa"/>
+              <w:end w:w="70" w:type="dxa"/>
             </w:tcMar>
             <w:tcBorders>
-              <w:top w:val="single" w:sz="5" w:color="CBD5E1"/>
-              <w:bottom w:val="single" w:sz="5" w:color="CBD5E1"/>
-              <w:left w:val="single" w:sz="5" w:color="CBD5E1"/>
-              <w:right w:val="single" w:sz="5" w:color="CBD5E1"/>
+              <w:top w:val="single" w:sz="4" w:color="E2E8F0"/>
+              <w:left w:val="single" w:sz="4" w:color="E2E8F0"/>
+              <w:bottom w:val="single" w:sz="4" w:color="E2E8F0"/>
+              <w:right w:val="single" w:sz="4" w:color="E2E8F0"/>
             </w:tcBorders>
             <w:vAlign w:val="center"/>
+            <w:shd w:fill="F8FAFC"/>
           </w:tcPr>
           <w:p>
             <w:pPr>
               <w:spacing w:before="0" w:after="0"/>
             </w:pPr>
-            <w:r/>
           </w:p>
         </w:tc>
       </w:tr>
@@ -1857,6 +2208,7 @@
         <w:pStyle w:val="Heading1"/>
         <w:pageBreakBefore w:val="0"/>
         <w:keepNext/>
+        <w:spacing w:before="60" w:after="30"/>
       </w:pPr>
       <w:r>
         <w:t>4. Programme &amp; Browser</w:t>
@@ -1871,7 +2223,7 @@
     </w:p>
     <w:p>
       <w:pPr>
-        <w:spacing w:after="60"/>
+        <w:spacing w:after="30"/>
         <w:keepNext/>
       </w:pPr>
       <w:r>
@@ -1882,235 +2234,370 @@
         <w:t>Wähle die passendste Tastenkombination.</w:t>
       </w:r>
     </w:p>
-    <w:p>
-      <w:pPr>
-        <w:pStyle w:val="Heading2"/>
-        <w:keepNext/>
-      </w:pPr>
-      <w:r>
-        <w:t>1. Neues Word-Dokument</w:t>
-      </w:r>
-    </w:p>
-    <w:p>
-      <w:pPr>
-        <w:spacing w:after="24"/>
-      </w:pPr>
-      <w:r>
-        <w:rPr>
-          <w:sz w:val="17"/>
-        </w:rPr>
-        <w:t>Du möchtest in Word ein neues Dokument erstellen.</w:t>
-      </w:r>
-    </w:p>
-    <w:p>
-      <w:pPr>
-        <w:spacing w:after="14"/>
-        <w:ind w:left="85"/>
-      </w:pPr>
-      <w:r>
-        <w:rPr>
-          <w:sz w:val="17"/>
-        </w:rPr>
-        <w:t>☐  Ctrl + N</w:t>
-      </w:r>
-    </w:p>
-    <w:p>
-      <w:pPr>
-        <w:spacing w:after="14"/>
-        <w:ind w:left="85"/>
-      </w:pPr>
-      <w:r>
-        <w:rPr>
-          <w:sz w:val="17"/>
-        </w:rPr>
-        <w:t>☐  Ctrl + T</w:t>
-      </w:r>
-    </w:p>
-    <w:p>
-      <w:pPr>
-        <w:spacing w:after="14"/>
-        <w:ind w:left="85"/>
-      </w:pPr>
-      <w:r>
-        <w:rPr>
-          <w:sz w:val="17"/>
-        </w:rPr>
-        <w:t>☐  Ctrl + W</w:t>
-      </w:r>
-    </w:p>
-    <w:p>
-      <w:pPr>
-        <w:pStyle w:val="Heading2"/>
-        <w:keepNext/>
-      </w:pPr>
-      <w:r>
-        <w:t>2. Neuer Browser-Tab</w:t>
-      </w:r>
-    </w:p>
-    <w:p>
-      <w:pPr>
-        <w:spacing w:after="24"/>
-      </w:pPr>
-      <w:r>
-        <w:rPr>
-          <w:sz w:val="17"/>
-        </w:rPr>
-        <w:t>Du möchtest im Browser einen neuen Tab öffnen.</w:t>
-      </w:r>
-    </w:p>
-    <w:p>
-      <w:pPr>
-        <w:spacing w:after="14"/>
-        <w:ind w:left="85"/>
-      </w:pPr>
-      <w:r>
-        <w:rPr>
-          <w:sz w:val="17"/>
-        </w:rPr>
-        <w:t>☐  Ctrl + N</w:t>
-      </w:r>
-    </w:p>
-    <w:p>
-      <w:pPr>
-        <w:spacing w:after="14"/>
-        <w:ind w:left="85"/>
-      </w:pPr>
-      <w:r>
-        <w:rPr>
-          <w:sz w:val="17"/>
-        </w:rPr>
-        <w:t>☐  Ctrl + T</w:t>
-      </w:r>
-    </w:p>
-    <w:p>
-      <w:pPr>
-        <w:spacing w:after="14"/>
-        <w:ind w:left="85"/>
-      </w:pPr>
-      <w:r>
-        <w:rPr>
-          <w:sz w:val="17"/>
-        </w:rPr>
-        <w:t>☐  Ctrl + L</w:t>
-      </w:r>
-    </w:p>
-    <w:p>
-      <w:pPr>
-        <w:pStyle w:val="Heading2"/>
-        <w:keepNext/>
-      </w:pPr>
-      <w:r>
-        <w:t>3. Webseite neu laden</w:t>
-      </w:r>
-    </w:p>
-    <w:p>
-      <w:pPr>
-        <w:spacing w:after="24"/>
-      </w:pPr>
-      <w:r>
-        <w:rPr>
-          <w:sz w:val="17"/>
-        </w:rPr>
-        <w:t>Du möchtest die aktuelle Webseite neu laden.</w:t>
-      </w:r>
-    </w:p>
-    <w:p>
-      <w:pPr>
-        <w:spacing w:after="14"/>
-        <w:ind w:left="85"/>
-      </w:pPr>
-      <w:r>
-        <w:rPr>
-          <w:sz w:val="17"/>
-        </w:rPr>
-        <w:t>☐  F5</w:t>
-      </w:r>
-    </w:p>
-    <w:p>
-      <w:pPr>
-        <w:spacing w:after="14"/>
-        <w:ind w:left="85"/>
-      </w:pPr>
-      <w:r>
-        <w:rPr>
-          <w:sz w:val="17"/>
-        </w:rPr>
-        <w:t>☐  Ctrl + F</w:t>
-      </w:r>
-    </w:p>
-    <w:p>
-      <w:pPr>
-        <w:spacing w:after="14"/>
-        <w:ind w:left="85"/>
-      </w:pPr>
-      <w:r>
-        <w:rPr>
-          <w:sz w:val="17"/>
-        </w:rPr>
-        <w:t>☐  Win + D</w:t>
-      </w:r>
-    </w:p>
-    <w:p>
-      <w:pPr>
-        <w:pStyle w:val="Heading2"/>
-        <w:keepNext/>
-      </w:pPr>
-      <w:r>
-        <w:t>4. Adresse markieren</w:t>
-      </w:r>
-    </w:p>
-    <w:p>
-      <w:pPr>
-        <w:spacing w:after="24"/>
-      </w:pPr>
-      <w:r>
-        <w:rPr>
-          <w:sz w:val="17"/>
-        </w:rPr>
-        <w:t>Du möchtest sofort die gesamte Adresse im Browser markieren.</w:t>
-      </w:r>
-    </w:p>
-    <w:p>
-      <w:pPr>
-        <w:spacing w:after="14"/>
-        <w:ind w:left="85"/>
-      </w:pPr>
-      <w:r>
-        <w:rPr>
-          <w:sz w:val="17"/>
-        </w:rPr>
-        <w:t>☐  Ctrl + L</w:t>
-      </w:r>
-    </w:p>
-    <w:p>
-      <w:pPr>
-        <w:spacing w:after="14"/>
-        <w:ind w:left="85"/>
-      </w:pPr>
-      <w:r>
-        <w:rPr>
-          <w:sz w:val="17"/>
-        </w:rPr>
-        <w:t>☐  Ctrl + F</w:t>
-      </w:r>
-    </w:p>
-    <w:p>
-      <w:pPr>
-        <w:spacing w:after="14"/>
-        <w:ind w:left="85"/>
-      </w:pPr>
-      <w:r>
-        <w:rPr>
-          <w:sz w:val="17"/>
-        </w:rPr>
-        <w:t>☐  Ctrl + T</w:t>
-      </w:r>
-    </w:p>
+    <w:tbl>
+      <w:tblPr>
+        <w:tblW w:type="auto" w:w="0"/>
+        <w:jc w:val="center"/>
+        <w:tblLayout w:type="fixed"/>
+        <w:tblLook w:firstColumn="1" w:firstRow="1" w:lastColumn="0" w:lastRow="0" w:noHBand="0" w:noVBand="1" w:val="04A0"/>
+      </w:tblPr>
+      <w:tblGrid>
+        <w:gridCol w:w="4876"/>
+        <w:gridCol w:w="4876"/>
+      </w:tblGrid>
+      <w:tr>
+        <w:trPr>
+          <w:cantSplit/>
+        </w:trPr>
+        <w:tc>
+          <w:tcPr>
+            <w:tcW w:type="dxa" w:w="4876"/>
+            <w:tcMar>
+              <w:top w:w="70" w:type="dxa"/>
+              <w:start w:w="100" w:type="dxa"/>
+              <w:bottom w:w="70" w:type="dxa"/>
+              <w:end w:w="100" w:type="dxa"/>
+            </w:tcMar>
+            <w:tcBorders>
+              <w:top w:val="single" w:sz="4" w:color="CBD5E1"/>
+              <w:left w:val="single" w:sz="4" w:color="CBD5E1"/>
+              <w:bottom w:val="single" w:sz="4" w:color="CBD5E1"/>
+              <w:right w:val="single" w:sz="4" w:color="CBD5E1"/>
+            </w:tcBorders>
+            <w:vAlign w:val="top"/>
+          </w:tcPr>
+          <w:p>
+            <w:pPr>
+              <w:spacing w:before="0" w:after="24"/>
+            </w:pPr>
+            <w:r>
+              <w:rPr>
+                <w:rFonts w:ascii="Arial" w:hAnsi="Arial"/>
+                <w:b/>
+                <w:color w:val="1D4ED8"/>
+                <w:sz w:val="18"/>
+              </w:rPr>
+              <w:t>1. Neues Word-Dokument</w:t>
+            </w:r>
+          </w:p>
+          <w:p>
+            <w:pPr>
+              <w:spacing w:after="20" w:line="240" w:lineRule="auto"/>
+            </w:pPr>
+            <w:r>
+              <w:rPr>
+                <w:rFonts w:ascii="Arial" w:hAnsi="Arial"/>
+                <w:color w:val="0F172A"/>
+                <w:sz w:val="16"/>
+              </w:rPr>
+              <w:t>Du möchtest in Word ein neues Dokument erstellen.</w:t>
+            </w:r>
+          </w:p>
+          <w:p>
+            <w:pPr>
+              <w:spacing w:after="7" w:line="240" w:lineRule="auto"/>
+            </w:pPr>
+            <w:r>
+              <w:rPr>
+                <w:rFonts w:ascii="Arial" w:hAnsi="Arial"/>
+                <w:color w:val="0F172A"/>
+                <w:sz w:val="16"/>
+              </w:rPr>
+              <w:t>☐  Ctrl + N</w:t>
+            </w:r>
+          </w:p>
+          <w:p>
+            <w:pPr>
+              <w:spacing w:after="7" w:line="240" w:lineRule="auto"/>
+            </w:pPr>
+            <w:r>
+              <w:rPr>
+                <w:rFonts w:ascii="Arial" w:hAnsi="Arial"/>
+                <w:color w:val="0F172A"/>
+                <w:sz w:val="16"/>
+              </w:rPr>
+              <w:t>☐  Ctrl + T</w:t>
+            </w:r>
+          </w:p>
+          <w:p>
+            <w:pPr>
+              <w:spacing w:after="7" w:line="240" w:lineRule="auto"/>
+            </w:pPr>
+            <w:r>
+              <w:rPr>
+                <w:rFonts w:ascii="Arial" w:hAnsi="Arial"/>
+                <w:color w:val="0F172A"/>
+                <w:sz w:val="16"/>
+              </w:rPr>
+              <w:t>☐  Ctrl + W</w:t>
+            </w:r>
+          </w:p>
+        </w:tc>
+        <w:tc>
+          <w:tcPr>
+            <w:tcW w:type="dxa" w:w="4876"/>
+            <w:tcMar>
+              <w:top w:w="70" w:type="dxa"/>
+              <w:start w:w="100" w:type="dxa"/>
+              <w:bottom w:w="70" w:type="dxa"/>
+              <w:end w:w="100" w:type="dxa"/>
+            </w:tcMar>
+            <w:tcBorders>
+              <w:top w:val="single" w:sz="4" w:color="CBD5E1"/>
+              <w:left w:val="single" w:sz="4" w:color="CBD5E1"/>
+              <w:bottom w:val="single" w:sz="4" w:color="CBD5E1"/>
+              <w:right w:val="single" w:sz="4" w:color="CBD5E1"/>
+            </w:tcBorders>
+            <w:vAlign w:val="top"/>
+          </w:tcPr>
+          <w:p>
+            <w:pPr>
+              <w:spacing w:before="0" w:after="24"/>
+            </w:pPr>
+            <w:r>
+              <w:rPr>
+                <w:rFonts w:ascii="Arial" w:hAnsi="Arial"/>
+                <w:b/>
+                <w:color w:val="1D4ED8"/>
+                <w:sz w:val="18"/>
+              </w:rPr>
+              <w:t>2. Neuer Browser-Tab</w:t>
+            </w:r>
+          </w:p>
+          <w:p>
+            <w:pPr>
+              <w:spacing w:after="20" w:line="240" w:lineRule="auto"/>
+            </w:pPr>
+            <w:r>
+              <w:rPr>
+                <w:rFonts w:ascii="Arial" w:hAnsi="Arial"/>
+                <w:color w:val="0F172A"/>
+                <w:sz w:val="16"/>
+              </w:rPr>
+              <w:t>Du möchtest im Browser einen neuen Tab öffnen.</w:t>
+            </w:r>
+          </w:p>
+          <w:p>
+            <w:pPr>
+              <w:spacing w:after="7" w:line="240" w:lineRule="auto"/>
+            </w:pPr>
+            <w:r>
+              <w:rPr>
+                <w:rFonts w:ascii="Arial" w:hAnsi="Arial"/>
+                <w:color w:val="0F172A"/>
+                <w:sz w:val="16"/>
+              </w:rPr>
+              <w:t>☐  Ctrl + N</w:t>
+            </w:r>
+          </w:p>
+          <w:p>
+            <w:pPr>
+              <w:spacing w:after="7" w:line="240" w:lineRule="auto"/>
+            </w:pPr>
+            <w:r>
+              <w:rPr>
+                <w:rFonts w:ascii="Arial" w:hAnsi="Arial"/>
+                <w:color w:val="0F172A"/>
+                <w:sz w:val="16"/>
+              </w:rPr>
+              <w:t>☐  Ctrl + T</w:t>
+            </w:r>
+          </w:p>
+          <w:p>
+            <w:pPr>
+              <w:spacing w:after="7" w:line="240" w:lineRule="auto"/>
+            </w:pPr>
+            <w:r>
+              <w:rPr>
+                <w:rFonts w:ascii="Arial" w:hAnsi="Arial"/>
+                <w:color w:val="0F172A"/>
+                <w:sz w:val="16"/>
+              </w:rPr>
+              <w:t>☐  Ctrl + L</w:t>
+            </w:r>
+          </w:p>
+        </w:tc>
+      </w:tr>
+      <w:tr>
+        <w:trPr>
+          <w:cantSplit/>
+        </w:trPr>
+        <w:tc>
+          <w:tcPr>
+            <w:tcW w:type="dxa" w:w="4876"/>
+            <w:tcMar>
+              <w:top w:w="70" w:type="dxa"/>
+              <w:start w:w="100" w:type="dxa"/>
+              <w:bottom w:w="70" w:type="dxa"/>
+              <w:end w:w="100" w:type="dxa"/>
+            </w:tcMar>
+            <w:tcBorders>
+              <w:top w:val="single" w:sz="4" w:color="CBD5E1"/>
+              <w:left w:val="single" w:sz="4" w:color="CBD5E1"/>
+              <w:bottom w:val="single" w:sz="4" w:color="CBD5E1"/>
+              <w:right w:val="single" w:sz="4" w:color="CBD5E1"/>
+            </w:tcBorders>
+            <w:vAlign w:val="top"/>
+          </w:tcPr>
+          <w:p>
+            <w:pPr>
+              <w:spacing w:before="0" w:after="24"/>
+            </w:pPr>
+            <w:r>
+              <w:rPr>
+                <w:rFonts w:ascii="Arial" w:hAnsi="Arial"/>
+                <w:b/>
+                <w:color w:val="1D4ED8"/>
+                <w:sz w:val="18"/>
+              </w:rPr>
+              <w:t>3. Webseite neu laden</w:t>
+            </w:r>
+          </w:p>
+          <w:p>
+            <w:pPr>
+              <w:spacing w:after="20" w:line="240" w:lineRule="auto"/>
+            </w:pPr>
+            <w:r>
+              <w:rPr>
+                <w:rFonts w:ascii="Arial" w:hAnsi="Arial"/>
+                <w:color w:val="0F172A"/>
+                <w:sz w:val="16"/>
+              </w:rPr>
+              <w:t>Du möchtest die aktuelle Webseite neu laden.</w:t>
+            </w:r>
+          </w:p>
+          <w:p>
+            <w:pPr>
+              <w:spacing w:after="7" w:line="240" w:lineRule="auto"/>
+            </w:pPr>
+            <w:r>
+              <w:rPr>
+                <w:rFonts w:ascii="Arial" w:hAnsi="Arial"/>
+                <w:color w:val="0F172A"/>
+                <w:sz w:val="16"/>
+              </w:rPr>
+              <w:t>☐  F5</w:t>
+            </w:r>
+          </w:p>
+          <w:p>
+            <w:pPr>
+              <w:spacing w:after="7" w:line="240" w:lineRule="auto"/>
+            </w:pPr>
+            <w:r>
+              <w:rPr>
+                <w:rFonts w:ascii="Arial" w:hAnsi="Arial"/>
+                <w:color w:val="0F172A"/>
+                <w:sz w:val="16"/>
+              </w:rPr>
+              <w:t>☐  Ctrl + F</w:t>
+            </w:r>
+          </w:p>
+          <w:p>
+            <w:pPr>
+              <w:spacing w:after="7" w:line="240" w:lineRule="auto"/>
+            </w:pPr>
+            <w:r>
+              <w:rPr>
+                <w:rFonts w:ascii="Arial" w:hAnsi="Arial"/>
+                <w:color w:val="0F172A"/>
+                <w:sz w:val="16"/>
+              </w:rPr>
+              <w:t>☐  Win + D</w:t>
+            </w:r>
+          </w:p>
+        </w:tc>
+        <w:tc>
+          <w:tcPr>
+            <w:tcW w:type="dxa" w:w="4876"/>
+            <w:tcMar>
+              <w:top w:w="70" w:type="dxa"/>
+              <w:start w:w="100" w:type="dxa"/>
+              <w:bottom w:w="70" w:type="dxa"/>
+              <w:end w:w="100" w:type="dxa"/>
+            </w:tcMar>
+            <w:tcBorders>
+              <w:top w:val="single" w:sz="4" w:color="CBD5E1"/>
+              <w:left w:val="single" w:sz="4" w:color="CBD5E1"/>
+              <w:bottom w:val="single" w:sz="4" w:color="CBD5E1"/>
+              <w:right w:val="single" w:sz="4" w:color="CBD5E1"/>
+            </w:tcBorders>
+            <w:vAlign w:val="top"/>
+          </w:tcPr>
+          <w:p>
+            <w:pPr>
+              <w:spacing w:before="0" w:after="24"/>
+            </w:pPr>
+            <w:r>
+              <w:rPr>
+                <w:rFonts w:ascii="Arial" w:hAnsi="Arial"/>
+                <w:b/>
+                <w:color w:val="1D4ED8"/>
+                <w:sz w:val="18"/>
+              </w:rPr>
+              <w:t>4. Adresse markieren</w:t>
+            </w:r>
+          </w:p>
+          <w:p>
+            <w:pPr>
+              <w:spacing w:after="20" w:line="240" w:lineRule="auto"/>
+            </w:pPr>
+            <w:r>
+              <w:rPr>
+                <w:rFonts w:ascii="Arial" w:hAnsi="Arial"/>
+                <w:color w:val="0F172A"/>
+                <w:sz w:val="16"/>
+              </w:rPr>
+              <w:t>Du möchtest sofort die gesamte Adresse im Browser markieren.</w:t>
+            </w:r>
+          </w:p>
+          <w:p>
+            <w:pPr>
+              <w:spacing w:after="7" w:line="240" w:lineRule="auto"/>
+            </w:pPr>
+            <w:r>
+              <w:rPr>
+                <w:rFonts w:ascii="Arial" w:hAnsi="Arial"/>
+                <w:color w:val="0F172A"/>
+                <w:sz w:val="16"/>
+              </w:rPr>
+              <w:t>☐  Ctrl + L</w:t>
+            </w:r>
+          </w:p>
+          <w:p>
+            <w:pPr>
+              <w:spacing w:after="7" w:line="240" w:lineRule="auto"/>
+            </w:pPr>
+            <w:r>
+              <w:rPr>
+                <w:rFonts w:ascii="Arial" w:hAnsi="Arial"/>
+                <w:color w:val="0F172A"/>
+                <w:sz w:val="16"/>
+              </w:rPr>
+              <w:t>☐  Ctrl + F</w:t>
+            </w:r>
+          </w:p>
+          <w:p>
+            <w:pPr>
+              <w:spacing w:after="7" w:line="240" w:lineRule="auto"/>
+            </w:pPr>
+            <w:r>
+              <w:rPr>
+                <w:rFonts w:ascii="Arial" w:hAnsi="Arial"/>
+                <w:color w:val="0F172A"/>
+                <w:sz w:val="16"/>
+              </w:rPr>
+              <w:t>☐  Ctrl + T</w:t>
+            </w:r>
+          </w:p>
+        </w:tc>
+      </w:tr>
+    </w:tbl>
     <w:p>
       <w:pPr>
         <w:pStyle w:val="Heading1"/>
-        <w:pageBreakBefore/>
+        <w:pageBreakBefore w:val="0"/>
         <w:keepNext/>
+        <w:spacing w:before="60" w:after="30"/>
       </w:pPr>
       <w:r>
         <w:t>5. Windows &amp; Arbeitsalltag</w:t>
@@ -2125,7 +2612,7 @@
     </w:p>
     <w:p>
       <w:pPr>
-        <w:spacing w:after="60"/>
+        <w:spacing w:after="30"/>
         <w:keepNext/>
       </w:pPr>
       <w:r>
@@ -2138,351 +2625,234 @@
     </w:p>
     <w:tbl>
       <w:tblPr>
-        <w:tblW w:type="dxa" w:w="9751"/>
+        <w:tblW w:type="auto" w:w="0"/>
         <w:jc w:val="center"/>
         <w:tblLayout w:type="fixed"/>
         <w:tblLook w:firstColumn="1" w:firstRow="1" w:lastColumn="0" w:lastRow="0" w:noHBand="0" w:noVBand="1" w:val="04A0"/>
       </w:tblPr>
       <w:tblGrid>
-        <w:gridCol w:w="6633"/>
-        <w:gridCol w:w="3118"/>
+        <w:gridCol w:w="4876"/>
+        <w:gridCol w:w="4876"/>
       </w:tblGrid>
       <w:tr>
         <w:trPr>
           <w:cantSplit/>
-          <w:trHeight w:val="300" w:hRule="atLeast"/>
         </w:trPr>
         <w:tc>
           <w:tcPr>
-            <w:tcW w:type="dxa" w:w="6633"/>
+            <w:tcW w:type="dxa" w:w="4876"/>
             <w:tcMar>
-              <w:top w:w="55" w:type="dxa"/>
-              <w:start w:w="40" w:type="dxa"/>
-              <w:bottom w:w="55" w:type="dxa"/>
-              <w:end w:w="60" w:type="dxa"/>
+              <w:top w:w="70" w:type="dxa"/>
+              <w:start w:w="100" w:type="dxa"/>
+              <w:bottom w:w="70" w:type="dxa"/>
+              <w:end w:w="100" w:type="dxa"/>
             </w:tcMar>
             <w:tcBorders>
-              <w:bottom w:val="single" w:sz="4" w:color="E2E8F0"/>
+              <w:top w:val="single" w:sz="4" w:color="CBD5E1"/>
+              <w:left w:val="single" w:sz="4" w:color="CBD5E1"/>
+              <w:bottom w:val="single" w:sz="4" w:color="CBD5E1"/>
+              <w:right w:val="single" w:sz="4" w:color="CBD5E1"/>
             </w:tcBorders>
+            <w:vAlign w:val="top"/>
           </w:tcPr>
           <w:p>
             <w:pPr>
-              <w:spacing w:after="0"/>
+              <w:spacing w:before="0" w:after="24"/>
             </w:pPr>
             <w:r>
               <w:rPr>
+                <w:rFonts w:ascii="Arial" w:hAnsi="Arial"/>
                 <w:b/>
-                <w:color w:val="0F172A"/>
+                <w:color w:val="1D4ED8"/>
                 <w:sz w:val="18"/>
               </w:rPr>
               <w:t>1. Desktop anzeigen</w:t>
             </w:r>
           </w:p>
+          <w:p>
+            <w:pPr>
+              <w:spacing w:after="0"/>
+              <w:pBdr>
+                <w:bottom w:val="single" w:sz="5" w:color="CBD5E1" w:space="1"/>
+              </w:pBdr>
+            </w:pPr>
+          </w:p>
         </w:tc>
         <w:tc>
           <w:tcPr>
-            <w:tcW w:type="dxa" w:w="3118"/>
-            <w:shd w:fill="F8FAFC"/>
+            <w:tcW w:type="dxa" w:w="4876"/>
             <w:tcMar>
-              <w:top w:w="60" w:type="dxa"/>
-              <w:start w:w="85" w:type="dxa"/>
-              <w:bottom w:w="60" w:type="dxa"/>
-              <w:end w:w="85" w:type="dxa"/>
+              <w:top w:w="70" w:type="dxa"/>
+              <w:start w:w="100" w:type="dxa"/>
+              <w:bottom w:w="70" w:type="dxa"/>
+              <w:end w:w="100" w:type="dxa"/>
             </w:tcMar>
             <w:tcBorders>
-              <w:top w:val="single" w:sz="5" w:color="CBD5E1"/>
-              <w:bottom w:val="single" w:sz="5" w:color="CBD5E1"/>
-              <w:left w:val="single" w:sz="5" w:color="CBD5E1"/>
-              <w:right w:val="single" w:sz="5" w:color="CBD5E1"/>
+              <w:top w:val="single" w:sz="4" w:color="CBD5E1"/>
+              <w:left w:val="single" w:sz="4" w:color="CBD5E1"/>
+              <w:bottom w:val="single" w:sz="4" w:color="CBD5E1"/>
+              <w:right w:val="single" w:sz="4" w:color="CBD5E1"/>
             </w:tcBorders>
-            <w:vAlign w:val="center"/>
+            <w:vAlign w:val="top"/>
           </w:tcPr>
           <w:p>
             <w:pPr>
-              <w:spacing w:before="0" w:after="0"/>
-            </w:pPr>
-            <w:r/>
-          </w:p>
-        </w:tc>
-      </w:tr>
-    </w:tbl>
-    <w:tbl>
-      <w:tblPr>
-        <w:tblW w:type="dxa" w:w="9751"/>
-        <w:jc w:val="center"/>
-        <w:tblLayout w:type="fixed"/>
-        <w:tblLook w:firstColumn="1" w:firstRow="1" w:lastColumn="0" w:lastRow="0" w:noHBand="0" w:noVBand="1" w:val="04A0"/>
-      </w:tblPr>
-      <w:tblGrid>
-        <w:gridCol w:w="6633"/>
-        <w:gridCol w:w="3118"/>
-      </w:tblGrid>
-      <w:tr>
-        <w:trPr>
-          <w:cantSplit/>
-          <w:trHeight w:val="300" w:hRule="atLeast"/>
-        </w:trPr>
-        <w:tc>
-          <w:tcPr>
-            <w:tcW w:type="dxa" w:w="6633"/>
-            <w:tcMar>
-              <w:top w:w="55" w:type="dxa"/>
-              <w:start w:w="40" w:type="dxa"/>
-              <w:bottom w:w="55" w:type="dxa"/>
-              <w:end w:w="60" w:type="dxa"/>
-            </w:tcMar>
-            <w:tcBorders>
-              <w:bottom w:val="single" w:sz="4" w:color="E2E8F0"/>
-            </w:tcBorders>
-          </w:tcPr>
-          <w:p>
-            <w:pPr>
-              <w:spacing w:after="0"/>
+              <w:spacing w:before="0" w:after="24"/>
             </w:pPr>
             <w:r>
               <w:rPr>
+                <w:rFonts w:ascii="Arial" w:hAnsi="Arial"/>
                 <w:b/>
-                <w:color w:val="0F172A"/>
+                <w:color w:val="1D4ED8"/>
                 <w:sz w:val="18"/>
               </w:rPr>
               <w:t>2. Datei-Explorer öffnen</w:t>
             </w:r>
           </w:p>
+          <w:p>
+            <w:pPr>
+              <w:spacing w:after="0"/>
+              <w:pBdr>
+                <w:bottom w:val="single" w:sz="5" w:color="CBD5E1" w:space="1"/>
+              </w:pBdr>
+            </w:pPr>
+          </w:p>
         </w:tc>
+      </w:tr>
+      <w:tr>
+        <w:trPr>
+          <w:cantSplit/>
+        </w:trPr>
         <w:tc>
           <w:tcPr>
-            <w:tcW w:type="dxa" w:w="3118"/>
-            <w:shd w:fill="F8FAFC"/>
+            <w:tcW w:type="dxa" w:w="4876"/>
             <w:tcMar>
-              <w:top w:w="60" w:type="dxa"/>
-              <w:start w:w="85" w:type="dxa"/>
-              <w:bottom w:w="60" w:type="dxa"/>
-              <w:end w:w="85" w:type="dxa"/>
+              <w:top w:w="70" w:type="dxa"/>
+              <w:start w:w="100" w:type="dxa"/>
+              <w:bottom w:w="70" w:type="dxa"/>
+              <w:end w:w="100" w:type="dxa"/>
             </w:tcMar>
             <w:tcBorders>
-              <w:top w:val="single" w:sz="5" w:color="CBD5E1"/>
-              <w:bottom w:val="single" w:sz="5" w:color="CBD5E1"/>
-              <w:left w:val="single" w:sz="5" w:color="CBD5E1"/>
-              <w:right w:val="single" w:sz="5" w:color="CBD5E1"/>
+              <w:top w:val="single" w:sz="4" w:color="CBD5E1"/>
+              <w:left w:val="single" w:sz="4" w:color="CBD5E1"/>
+              <w:bottom w:val="single" w:sz="4" w:color="CBD5E1"/>
+              <w:right w:val="single" w:sz="4" w:color="CBD5E1"/>
             </w:tcBorders>
-            <w:vAlign w:val="center"/>
+            <w:vAlign w:val="top"/>
           </w:tcPr>
           <w:p>
             <w:pPr>
-              <w:spacing w:before="0" w:after="0"/>
-            </w:pPr>
-            <w:r/>
-          </w:p>
-        </w:tc>
-      </w:tr>
-    </w:tbl>
-    <w:tbl>
-      <w:tblPr>
-        <w:tblW w:type="dxa" w:w="9751"/>
-        <w:jc w:val="center"/>
-        <w:tblLayout w:type="fixed"/>
-        <w:tblLook w:firstColumn="1" w:firstRow="1" w:lastColumn="0" w:lastRow="0" w:noHBand="0" w:noVBand="1" w:val="04A0"/>
-      </w:tblPr>
-      <w:tblGrid>
-        <w:gridCol w:w="6633"/>
-        <w:gridCol w:w="3118"/>
-      </w:tblGrid>
-      <w:tr>
-        <w:trPr>
-          <w:cantSplit/>
-          <w:trHeight w:val="300" w:hRule="atLeast"/>
-        </w:trPr>
-        <w:tc>
-          <w:tcPr>
-            <w:tcW w:type="dxa" w:w="6633"/>
-            <w:tcMar>
-              <w:top w:w="55" w:type="dxa"/>
-              <w:start w:w="40" w:type="dxa"/>
-              <w:bottom w:w="55" w:type="dxa"/>
-              <w:end w:w="60" w:type="dxa"/>
-            </w:tcMar>
-            <w:tcBorders>
-              <w:bottom w:val="single" w:sz="4" w:color="E2E8F0"/>
-            </w:tcBorders>
-          </w:tcPr>
-          <w:p>
-            <w:pPr>
-              <w:spacing w:after="0"/>
+              <w:spacing w:before="0" w:after="24"/>
             </w:pPr>
             <w:r>
               <w:rPr>
+                <w:rFonts w:ascii="Arial" w:hAnsi="Arial"/>
                 <w:b/>
-                <w:color w:val="0F172A"/>
+                <w:color w:val="1D4ED8"/>
                 <w:sz w:val="18"/>
               </w:rPr>
               <w:t>3. Einen Bildschirmausschnitt aufnehmen</w:t>
             </w:r>
           </w:p>
+          <w:p>
+            <w:pPr>
+              <w:spacing w:after="0"/>
+              <w:pBdr>
+                <w:bottom w:val="single" w:sz="5" w:color="CBD5E1" w:space="1"/>
+              </w:pBdr>
+            </w:pPr>
+          </w:p>
         </w:tc>
         <w:tc>
           <w:tcPr>
-            <w:tcW w:type="dxa" w:w="3118"/>
-            <w:shd w:fill="F8FAFC"/>
+            <w:tcW w:type="dxa" w:w="4876"/>
             <w:tcMar>
-              <w:top w:w="60" w:type="dxa"/>
-              <w:start w:w="85" w:type="dxa"/>
-              <w:bottom w:w="60" w:type="dxa"/>
-              <w:end w:w="85" w:type="dxa"/>
+              <w:top w:w="70" w:type="dxa"/>
+              <w:start w:w="100" w:type="dxa"/>
+              <w:bottom w:w="70" w:type="dxa"/>
+              <w:end w:w="100" w:type="dxa"/>
             </w:tcMar>
             <w:tcBorders>
-              <w:top w:val="single" w:sz="5" w:color="CBD5E1"/>
-              <w:bottom w:val="single" w:sz="5" w:color="CBD5E1"/>
-              <w:left w:val="single" w:sz="5" w:color="CBD5E1"/>
-              <w:right w:val="single" w:sz="5" w:color="CBD5E1"/>
+              <w:top w:val="single" w:sz="4" w:color="CBD5E1"/>
+              <w:left w:val="single" w:sz="4" w:color="CBD5E1"/>
+              <w:bottom w:val="single" w:sz="4" w:color="CBD5E1"/>
+              <w:right w:val="single" w:sz="4" w:color="CBD5E1"/>
             </w:tcBorders>
-            <w:vAlign w:val="center"/>
+            <w:vAlign w:val="top"/>
           </w:tcPr>
           <w:p>
             <w:pPr>
-              <w:spacing w:before="0" w:after="0"/>
-            </w:pPr>
-            <w:r/>
-          </w:p>
-        </w:tc>
-      </w:tr>
-    </w:tbl>
-    <w:tbl>
-      <w:tblPr>
-        <w:tblW w:type="dxa" w:w="9751"/>
-        <w:jc w:val="center"/>
-        <w:tblLayout w:type="fixed"/>
-        <w:tblLook w:firstColumn="1" w:firstRow="1" w:lastColumn="0" w:lastRow="0" w:noHBand="0" w:noVBand="1" w:val="04A0"/>
-      </w:tblPr>
-      <w:tblGrid>
-        <w:gridCol w:w="6633"/>
-        <w:gridCol w:w="3118"/>
-      </w:tblGrid>
-      <w:tr>
-        <w:trPr>
-          <w:cantSplit/>
-          <w:trHeight w:val="300" w:hRule="atLeast"/>
-        </w:trPr>
-        <w:tc>
-          <w:tcPr>
-            <w:tcW w:type="dxa" w:w="6633"/>
-            <w:tcMar>
-              <w:top w:w="55" w:type="dxa"/>
-              <w:start w:w="40" w:type="dxa"/>
-              <w:bottom w:w="55" w:type="dxa"/>
-              <w:end w:w="60" w:type="dxa"/>
-            </w:tcMar>
-            <w:tcBorders>
-              <w:bottom w:val="single" w:sz="4" w:color="E2E8F0"/>
-            </w:tcBorders>
-          </w:tcPr>
-          <w:p>
-            <w:pPr>
-              <w:spacing w:after="0"/>
+              <w:spacing w:before="0" w:after="24"/>
             </w:pPr>
             <w:r>
               <w:rPr>
+                <w:rFonts w:ascii="Arial" w:hAnsi="Arial"/>
                 <w:b/>
-                <w:color w:val="0F172A"/>
+                <w:color w:val="1D4ED8"/>
                 <w:sz w:val="18"/>
               </w:rPr>
               <w:t>4. Task-Manager direkt öffnen</w:t>
             </w:r>
           </w:p>
+          <w:p>
+            <w:pPr>
+              <w:spacing w:after="0"/>
+              <w:pBdr>
+                <w:bottom w:val="single" w:sz="5" w:color="CBD5E1" w:space="1"/>
+              </w:pBdr>
+            </w:pPr>
+          </w:p>
         </w:tc>
+      </w:tr>
+      <w:tr>
+        <w:trPr>
+          <w:cantSplit/>
+        </w:trPr>
         <w:tc>
           <w:tcPr>
-            <w:tcW w:type="dxa" w:w="3118"/>
-            <w:shd w:fill="F8FAFC"/>
+            <w:tcW w:type="dxa" w:w="4876"/>
             <w:tcMar>
-              <w:top w:w="60" w:type="dxa"/>
-              <w:start w:w="85" w:type="dxa"/>
-              <w:bottom w:w="60" w:type="dxa"/>
-              <w:end w:w="85" w:type="dxa"/>
+              <w:top w:w="70" w:type="dxa"/>
+              <w:start w:w="100" w:type="dxa"/>
+              <w:bottom w:w="70" w:type="dxa"/>
+              <w:end w:w="100" w:type="dxa"/>
             </w:tcMar>
             <w:tcBorders>
-              <w:top w:val="single" w:sz="5" w:color="CBD5E1"/>
-              <w:bottom w:val="single" w:sz="5" w:color="CBD5E1"/>
-              <w:left w:val="single" w:sz="5" w:color="CBD5E1"/>
-              <w:right w:val="single" w:sz="5" w:color="CBD5E1"/>
+              <w:top w:val="single" w:sz="4" w:color="CBD5E1"/>
+              <w:left w:val="single" w:sz="4" w:color="CBD5E1"/>
+              <w:bottom w:val="single" w:sz="4" w:color="CBD5E1"/>
+              <w:right w:val="single" w:sz="4" w:color="CBD5E1"/>
             </w:tcBorders>
-            <w:vAlign w:val="center"/>
+            <w:vAlign w:val="top"/>
           </w:tcPr>
           <w:p>
             <w:pPr>
-              <w:spacing w:before="0" w:after="0"/>
-            </w:pPr>
-            <w:r/>
-          </w:p>
-        </w:tc>
-      </w:tr>
-    </w:tbl>
-    <w:tbl>
-      <w:tblPr>
-        <w:tblW w:type="dxa" w:w="9751"/>
-        <w:jc w:val="center"/>
-        <w:tblLayout w:type="fixed"/>
-        <w:tblLook w:firstColumn="1" w:firstRow="1" w:lastColumn="0" w:lastRow="0" w:noHBand="0" w:noVBand="1" w:val="04A0"/>
-      </w:tblPr>
-      <w:tblGrid>
-        <w:gridCol w:w="6633"/>
-        <w:gridCol w:w="3118"/>
-      </w:tblGrid>
-      <w:tr>
-        <w:trPr>
-          <w:cantSplit/>
-          <w:trHeight w:val="300" w:hRule="atLeast"/>
-        </w:trPr>
-        <w:tc>
-          <w:tcPr>
-            <w:tcW w:type="dxa" w:w="6633"/>
-            <w:tcMar>
-              <w:top w:w="55" w:type="dxa"/>
-              <w:start w:w="40" w:type="dxa"/>
-              <w:bottom w:w="55" w:type="dxa"/>
-              <w:end w:w="60" w:type="dxa"/>
-            </w:tcMar>
-            <w:tcBorders>
-              <w:bottom w:val="single" w:sz="4" w:color="E2E8F0"/>
-            </w:tcBorders>
-          </w:tcPr>
-          <w:p>
-            <w:pPr>
-              <w:spacing w:after="0"/>
+              <w:spacing w:before="0" w:after="24"/>
             </w:pPr>
             <w:r>
               <w:rPr>
+                <w:rFonts w:ascii="Arial" w:hAnsi="Arial"/>
                 <w:b/>
-                <w:color w:val="0F172A"/>
+                <w:color w:val="1D4ED8"/>
                 <w:sz w:val="18"/>
               </w:rPr>
               <w:t>5. Verlauf der Zwischenablage öffnen</w:t>
             </w:r>
           </w:p>
+          <w:p>
+            <w:pPr>
+              <w:spacing w:after="0"/>
+              <w:pBdr>
+                <w:bottom w:val="single" w:sz="5" w:color="CBD5E1" w:space="1"/>
+              </w:pBdr>
+            </w:pPr>
+          </w:p>
         </w:tc>
         <w:tc>
           <w:tcPr>
-            <w:tcW w:type="dxa" w:w="3118"/>
-            <w:shd w:fill="F8FAFC"/>
-            <w:tcMar>
-              <w:top w:w="60" w:type="dxa"/>
-              <w:start w:w="85" w:type="dxa"/>
-              <w:bottom w:w="60" w:type="dxa"/>
-              <w:end w:w="85" w:type="dxa"/>
-            </w:tcMar>
-            <w:tcBorders>
-              <w:top w:val="single" w:sz="5" w:color="CBD5E1"/>
-              <w:bottom w:val="single" w:sz="5" w:color="CBD5E1"/>
-              <w:left w:val="single" w:sz="5" w:color="CBD5E1"/>
-              <w:right w:val="single" w:sz="5" w:color="CBD5E1"/>
-            </w:tcBorders>
-            <w:vAlign w:val="center"/>
+            <w:tcW w:type="dxa" w:w="4876"/>
           </w:tcPr>
-          <w:p>
-            <w:pPr>
-              <w:spacing w:before="0" w:after="0"/>
-            </w:pPr>
-            <w:r/>
-          </w:p>
+          <w:p/>
         </w:tc>
       </w:tr>
     </w:tbl>
@@ -2491,6 +2861,7 @@
         <w:pStyle w:val="Heading1"/>
         <w:pageBreakBefore w:val="0"/>
         <w:keepNext/>
+        <w:spacing w:before="60" w:after="30"/>
       </w:pPr>
       <w:r>
         <w:t>6. Kurz erklären</w:t>
@@ -2505,7 +2876,7 @@
     </w:p>
     <w:p>
       <w:pPr>
-        <w:spacing w:after="60"/>
+        <w:spacing w:after="30"/>
         <w:keepNext/>
       </w:pPr>
       <w:r>
@@ -2518,420 +2889,267 @@
     </w:p>
     <w:tbl>
       <w:tblPr>
-        <w:tblW w:type="dxa" w:w="9751"/>
+        <w:tblW w:type="auto" w:w="0"/>
         <w:jc w:val="center"/>
         <w:tblLayout w:type="fixed"/>
         <w:tblLook w:firstColumn="1" w:firstRow="1" w:lastColumn="0" w:lastRow="0" w:noHBand="0" w:noVBand="1" w:val="04A0"/>
       </w:tblPr>
       <w:tblGrid>
-        <w:gridCol w:w="2948"/>
-        <w:gridCol w:w="6803"/>
+        <w:gridCol w:w="4876"/>
+        <w:gridCol w:w="4876"/>
       </w:tblGrid>
       <w:tr>
         <w:trPr>
           <w:cantSplit/>
-          <w:trHeight w:val="300" w:hRule="atLeast"/>
         </w:trPr>
         <w:tc>
           <w:tcPr>
-            <w:tcW w:type="dxa" w:w="2948"/>
+            <w:tcW w:type="dxa" w:w="4876"/>
             <w:tcMar>
-              <w:top w:w="55" w:type="dxa"/>
-              <w:start w:w="40" w:type="dxa"/>
-              <w:bottom w:w="55" w:type="dxa"/>
-              <w:end w:w="60" w:type="dxa"/>
+              <w:top w:w="70" w:type="dxa"/>
+              <w:start w:w="100" w:type="dxa"/>
+              <w:bottom w:w="70" w:type="dxa"/>
+              <w:end w:w="100" w:type="dxa"/>
             </w:tcMar>
             <w:tcBorders>
-              <w:bottom w:val="single" w:sz="4" w:color="E2E8F0"/>
+              <w:top w:val="single" w:sz="4" w:color="CBD5E1"/>
+              <w:left w:val="single" w:sz="4" w:color="CBD5E1"/>
+              <w:bottom w:val="single" w:sz="4" w:color="CBD5E1"/>
+              <w:right w:val="single" w:sz="4" w:color="CBD5E1"/>
             </w:tcBorders>
+            <w:vAlign w:val="top"/>
           </w:tcPr>
           <w:p>
             <w:pPr>
-              <w:spacing w:after="0"/>
+              <w:spacing w:before="0" w:after="24"/>
             </w:pPr>
             <w:r>
               <w:rPr>
+                <w:rFonts w:ascii="Arial" w:hAnsi="Arial"/>
                 <w:b/>
-                <w:color w:val="0F172A"/>
+                <w:color w:val="1D4ED8"/>
                 <w:sz w:val="18"/>
               </w:rPr>
               <w:t>1. Ctrl + H in Word</w:t>
             </w:r>
           </w:p>
+          <w:p>
+            <w:pPr>
+              <w:spacing w:after="0"/>
+              <w:pBdr>
+                <w:bottom w:val="single" w:sz="5" w:color="CBD5E1" w:space="1"/>
+              </w:pBdr>
+            </w:pPr>
+          </w:p>
         </w:tc>
         <w:tc>
           <w:tcPr>
-            <w:tcW w:type="dxa" w:w="6803"/>
-            <w:shd w:fill="F8FAFC"/>
+            <w:tcW w:type="dxa" w:w="4876"/>
             <w:tcMar>
-              <w:top w:w="60" w:type="dxa"/>
-              <w:start w:w="85" w:type="dxa"/>
-              <w:bottom w:w="60" w:type="dxa"/>
-              <w:end w:w="85" w:type="dxa"/>
+              <w:top w:w="70" w:type="dxa"/>
+              <w:start w:w="100" w:type="dxa"/>
+              <w:bottom w:w="70" w:type="dxa"/>
+              <w:end w:w="100" w:type="dxa"/>
             </w:tcMar>
             <w:tcBorders>
-              <w:top w:val="single" w:sz="5" w:color="CBD5E1"/>
-              <w:bottom w:val="single" w:sz="5" w:color="CBD5E1"/>
-              <w:left w:val="single" w:sz="5" w:color="CBD5E1"/>
-              <w:right w:val="single" w:sz="5" w:color="CBD5E1"/>
+              <w:top w:val="single" w:sz="4" w:color="CBD5E1"/>
+              <w:left w:val="single" w:sz="4" w:color="CBD5E1"/>
+              <w:bottom w:val="single" w:sz="4" w:color="CBD5E1"/>
+              <w:right w:val="single" w:sz="4" w:color="CBD5E1"/>
             </w:tcBorders>
-            <w:vAlign w:val="center"/>
+            <w:vAlign w:val="top"/>
           </w:tcPr>
           <w:p>
             <w:pPr>
-              <w:spacing w:before="0" w:after="0"/>
-            </w:pPr>
-            <w:r/>
-          </w:p>
-        </w:tc>
-      </w:tr>
-    </w:tbl>
-    <w:tbl>
-      <w:tblPr>
-        <w:tblW w:type="dxa" w:w="9751"/>
-        <w:jc w:val="center"/>
-        <w:tblLayout w:type="fixed"/>
-        <w:tblLook w:firstColumn="1" w:firstRow="1" w:lastColumn="0" w:lastRow="0" w:noHBand="0" w:noVBand="1" w:val="04A0"/>
-      </w:tblPr>
-      <w:tblGrid>
-        <w:gridCol w:w="2948"/>
-        <w:gridCol w:w="6803"/>
-      </w:tblGrid>
-      <w:tr>
-        <w:trPr>
-          <w:cantSplit/>
-          <w:trHeight w:val="300" w:hRule="atLeast"/>
-        </w:trPr>
-        <w:tc>
-          <w:tcPr>
-            <w:tcW w:type="dxa" w:w="2948"/>
-            <w:tcMar>
-              <w:top w:w="55" w:type="dxa"/>
-              <w:start w:w="40" w:type="dxa"/>
-              <w:bottom w:w="55" w:type="dxa"/>
-              <w:end w:w="60" w:type="dxa"/>
-            </w:tcMar>
-            <w:tcBorders>
-              <w:bottom w:val="single" w:sz="4" w:color="E2E8F0"/>
-            </w:tcBorders>
-          </w:tcPr>
-          <w:p>
-            <w:pPr>
-              <w:spacing w:after="0"/>
+              <w:spacing w:before="0" w:after="24"/>
             </w:pPr>
             <w:r>
               <w:rPr>
+                <w:rFonts w:ascii="Arial" w:hAnsi="Arial"/>
                 <w:b/>
-                <w:color w:val="0F172A"/>
+                <w:color w:val="1D4ED8"/>
                 <w:sz w:val="18"/>
               </w:rPr>
               <w:t>2. Ctrl + P</w:t>
             </w:r>
           </w:p>
+          <w:p>
+            <w:pPr>
+              <w:spacing w:after="0"/>
+              <w:pBdr>
+                <w:bottom w:val="single" w:sz="5" w:color="CBD5E1" w:space="1"/>
+              </w:pBdr>
+            </w:pPr>
+          </w:p>
         </w:tc>
+      </w:tr>
+      <w:tr>
+        <w:trPr>
+          <w:cantSplit/>
+        </w:trPr>
         <w:tc>
           <w:tcPr>
-            <w:tcW w:type="dxa" w:w="6803"/>
-            <w:shd w:fill="F8FAFC"/>
+            <w:tcW w:type="dxa" w:w="4876"/>
             <w:tcMar>
-              <w:top w:w="60" w:type="dxa"/>
-              <w:start w:w="85" w:type="dxa"/>
-              <w:bottom w:w="60" w:type="dxa"/>
-              <w:end w:w="85" w:type="dxa"/>
+              <w:top w:w="70" w:type="dxa"/>
+              <w:start w:w="100" w:type="dxa"/>
+              <w:bottom w:w="70" w:type="dxa"/>
+              <w:end w:w="100" w:type="dxa"/>
             </w:tcMar>
             <w:tcBorders>
-              <w:top w:val="single" w:sz="5" w:color="CBD5E1"/>
-              <w:bottom w:val="single" w:sz="5" w:color="CBD5E1"/>
-              <w:left w:val="single" w:sz="5" w:color="CBD5E1"/>
-              <w:right w:val="single" w:sz="5" w:color="CBD5E1"/>
+              <w:top w:val="single" w:sz="4" w:color="CBD5E1"/>
+              <w:left w:val="single" w:sz="4" w:color="CBD5E1"/>
+              <w:bottom w:val="single" w:sz="4" w:color="CBD5E1"/>
+              <w:right w:val="single" w:sz="4" w:color="CBD5E1"/>
             </w:tcBorders>
-            <w:vAlign w:val="center"/>
+            <w:vAlign w:val="top"/>
           </w:tcPr>
           <w:p>
             <w:pPr>
-              <w:spacing w:before="0" w:after="0"/>
-            </w:pPr>
-            <w:r/>
-          </w:p>
-        </w:tc>
-      </w:tr>
-    </w:tbl>
-    <w:tbl>
-      <w:tblPr>
-        <w:tblW w:type="dxa" w:w="9751"/>
-        <w:jc w:val="center"/>
-        <w:tblLayout w:type="fixed"/>
-        <w:tblLook w:firstColumn="1" w:firstRow="1" w:lastColumn="0" w:lastRow="0" w:noHBand="0" w:noVBand="1" w:val="04A0"/>
-      </w:tblPr>
-      <w:tblGrid>
-        <w:gridCol w:w="2948"/>
-        <w:gridCol w:w="6803"/>
-      </w:tblGrid>
-      <w:tr>
-        <w:trPr>
-          <w:cantSplit/>
-          <w:trHeight w:val="300" w:hRule="atLeast"/>
-        </w:trPr>
-        <w:tc>
-          <w:tcPr>
-            <w:tcW w:type="dxa" w:w="2948"/>
-            <w:tcMar>
-              <w:top w:w="55" w:type="dxa"/>
-              <w:start w:w="40" w:type="dxa"/>
-              <w:bottom w:w="55" w:type="dxa"/>
-              <w:end w:w="60" w:type="dxa"/>
-            </w:tcMar>
-            <w:tcBorders>
-              <w:bottom w:val="single" w:sz="4" w:color="E2E8F0"/>
-            </w:tcBorders>
-          </w:tcPr>
-          <w:p>
-            <w:pPr>
-              <w:spacing w:after="0"/>
+              <w:spacing w:before="0" w:after="24"/>
             </w:pPr>
             <w:r>
               <w:rPr>
+                <w:rFonts w:ascii="Arial" w:hAnsi="Arial"/>
                 <w:b/>
-                <w:color w:val="0F172A"/>
+                <w:color w:val="1D4ED8"/>
                 <w:sz w:val="18"/>
               </w:rPr>
               <w:t>3. Ctrl + O</w:t>
             </w:r>
           </w:p>
+          <w:p>
+            <w:pPr>
+              <w:spacing w:after="0"/>
+              <w:pBdr>
+                <w:bottom w:val="single" w:sz="5" w:color="CBD5E1" w:space="1"/>
+              </w:pBdr>
+            </w:pPr>
+          </w:p>
         </w:tc>
         <w:tc>
           <w:tcPr>
-            <w:tcW w:type="dxa" w:w="6803"/>
-            <w:shd w:fill="F8FAFC"/>
+            <w:tcW w:type="dxa" w:w="4876"/>
             <w:tcMar>
-              <w:top w:w="60" w:type="dxa"/>
-              <w:start w:w="85" w:type="dxa"/>
-              <w:bottom w:w="60" w:type="dxa"/>
-              <w:end w:w="85" w:type="dxa"/>
+              <w:top w:w="70" w:type="dxa"/>
+              <w:start w:w="100" w:type="dxa"/>
+              <w:bottom w:w="70" w:type="dxa"/>
+              <w:end w:w="100" w:type="dxa"/>
             </w:tcMar>
             <w:tcBorders>
-              <w:top w:val="single" w:sz="5" w:color="CBD5E1"/>
-              <w:bottom w:val="single" w:sz="5" w:color="CBD5E1"/>
-              <w:left w:val="single" w:sz="5" w:color="CBD5E1"/>
-              <w:right w:val="single" w:sz="5" w:color="CBD5E1"/>
+              <w:top w:val="single" w:sz="4" w:color="CBD5E1"/>
+              <w:left w:val="single" w:sz="4" w:color="CBD5E1"/>
+              <w:bottom w:val="single" w:sz="4" w:color="CBD5E1"/>
+              <w:right w:val="single" w:sz="4" w:color="CBD5E1"/>
             </w:tcBorders>
-            <w:vAlign w:val="center"/>
+            <w:vAlign w:val="top"/>
           </w:tcPr>
           <w:p>
             <w:pPr>
-              <w:spacing w:before="0" w:after="0"/>
-            </w:pPr>
-            <w:r/>
-          </w:p>
-        </w:tc>
-      </w:tr>
-    </w:tbl>
-    <w:tbl>
-      <w:tblPr>
-        <w:tblW w:type="dxa" w:w="9751"/>
-        <w:jc w:val="center"/>
-        <w:tblLayout w:type="fixed"/>
-        <w:tblLook w:firstColumn="1" w:firstRow="1" w:lastColumn="0" w:lastRow="0" w:noHBand="0" w:noVBand="1" w:val="04A0"/>
-      </w:tblPr>
-      <w:tblGrid>
-        <w:gridCol w:w="2948"/>
-        <w:gridCol w:w="6803"/>
-      </w:tblGrid>
-      <w:tr>
-        <w:trPr>
-          <w:cantSplit/>
-          <w:trHeight w:val="300" w:hRule="atLeast"/>
-        </w:trPr>
-        <w:tc>
-          <w:tcPr>
-            <w:tcW w:type="dxa" w:w="2948"/>
-            <w:tcMar>
-              <w:top w:w="55" w:type="dxa"/>
-              <w:start w:w="40" w:type="dxa"/>
-              <w:bottom w:w="55" w:type="dxa"/>
-              <w:end w:w="60" w:type="dxa"/>
-            </w:tcMar>
-            <w:tcBorders>
-              <w:bottom w:val="single" w:sz="4" w:color="E2E8F0"/>
-            </w:tcBorders>
-          </w:tcPr>
-          <w:p>
-            <w:pPr>
-              <w:spacing w:after="0"/>
+              <w:spacing w:before="0" w:after="24"/>
             </w:pPr>
             <w:r>
               <w:rPr>
+                <w:rFonts w:ascii="Arial" w:hAnsi="Arial"/>
                 <w:b/>
-                <w:color w:val="0F172A"/>
+                <w:color w:val="1D4ED8"/>
                 <w:sz w:val="18"/>
               </w:rPr>
               <w:t>4. Win + ←</w:t>
             </w:r>
           </w:p>
+          <w:p>
+            <w:pPr>
+              <w:spacing w:after="0"/>
+              <w:pBdr>
+                <w:bottom w:val="single" w:sz="5" w:color="CBD5E1" w:space="1"/>
+              </w:pBdr>
+            </w:pPr>
+          </w:p>
         </w:tc>
+      </w:tr>
+      <w:tr>
+        <w:trPr>
+          <w:cantSplit/>
+        </w:trPr>
         <w:tc>
           <w:tcPr>
-            <w:tcW w:type="dxa" w:w="6803"/>
-            <w:shd w:fill="F8FAFC"/>
+            <w:tcW w:type="dxa" w:w="4876"/>
             <w:tcMar>
-              <w:top w:w="60" w:type="dxa"/>
-              <w:start w:w="85" w:type="dxa"/>
-              <w:bottom w:w="60" w:type="dxa"/>
-              <w:end w:w="85" w:type="dxa"/>
+              <w:top w:w="70" w:type="dxa"/>
+              <w:start w:w="100" w:type="dxa"/>
+              <w:bottom w:w="70" w:type="dxa"/>
+              <w:end w:w="100" w:type="dxa"/>
             </w:tcMar>
             <w:tcBorders>
-              <w:top w:val="single" w:sz="5" w:color="CBD5E1"/>
-              <w:bottom w:val="single" w:sz="5" w:color="CBD5E1"/>
-              <w:left w:val="single" w:sz="5" w:color="CBD5E1"/>
-              <w:right w:val="single" w:sz="5" w:color="CBD5E1"/>
+              <w:top w:val="single" w:sz="4" w:color="CBD5E1"/>
+              <w:left w:val="single" w:sz="4" w:color="CBD5E1"/>
+              <w:bottom w:val="single" w:sz="4" w:color="CBD5E1"/>
+              <w:right w:val="single" w:sz="4" w:color="CBD5E1"/>
             </w:tcBorders>
-            <w:vAlign w:val="center"/>
+            <w:vAlign w:val="top"/>
           </w:tcPr>
           <w:p>
             <w:pPr>
-              <w:spacing w:before="0" w:after="0"/>
-            </w:pPr>
-            <w:r/>
-          </w:p>
-        </w:tc>
-      </w:tr>
-    </w:tbl>
-    <w:tbl>
-      <w:tblPr>
-        <w:tblW w:type="dxa" w:w="9751"/>
-        <w:jc w:val="center"/>
-        <w:tblLayout w:type="fixed"/>
-        <w:tblLook w:firstColumn="1" w:firstRow="1" w:lastColumn="0" w:lastRow="0" w:noHBand="0" w:noVBand="1" w:val="04A0"/>
-      </w:tblPr>
-      <w:tblGrid>
-        <w:gridCol w:w="2948"/>
-        <w:gridCol w:w="6803"/>
-      </w:tblGrid>
-      <w:tr>
-        <w:trPr>
-          <w:cantSplit/>
-          <w:trHeight w:val="300" w:hRule="atLeast"/>
-        </w:trPr>
-        <w:tc>
-          <w:tcPr>
-            <w:tcW w:type="dxa" w:w="2948"/>
-            <w:tcMar>
-              <w:top w:w="55" w:type="dxa"/>
-              <w:start w:w="40" w:type="dxa"/>
-              <w:bottom w:w="55" w:type="dxa"/>
-              <w:end w:w="60" w:type="dxa"/>
-            </w:tcMar>
-            <w:tcBorders>
-              <w:bottom w:val="single" w:sz="4" w:color="E2E8F0"/>
-            </w:tcBorders>
-          </w:tcPr>
-          <w:p>
-            <w:pPr>
-              <w:spacing w:after="0"/>
+              <w:spacing w:before="0" w:after="24"/>
             </w:pPr>
             <w:r>
               <w:rPr>
+                <w:rFonts w:ascii="Arial" w:hAnsi="Arial"/>
                 <w:b/>
-                <w:color w:val="0F172A"/>
+                <w:color w:val="1D4ED8"/>
                 <w:sz w:val="18"/>
               </w:rPr>
               <w:t>5. Win + ↑</w:t>
             </w:r>
           </w:p>
+          <w:p>
+            <w:pPr>
+              <w:spacing w:after="0"/>
+              <w:pBdr>
+                <w:bottom w:val="single" w:sz="5" w:color="CBD5E1" w:space="1"/>
+              </w:pBdr>
+            </w:pPr>
+          </w:p>
         </w:tc>
         <w:tc>
           <w:tcPr>
-            <w:tcW w:type="dxa" w:w="6803"/>
-            <w:shd w:fill="F8FAFC"/>
+            <w:tcW w:type="dxa" w:w="4876"/>
             <w:tcMar>
-              <w:top w:w="60" w:type="dxa"/>
-              <w:start w:w="85" w:type="dxa"/>
-              <w:bottom w:w="60" w:type="dxa"/>
-              <w:end w:w="85" w:type="dxa"/>
+              <w:top w:w="70" w:type="dxa"/>
+              <w:start w:w="100" w:type="dxa"/>
+              <w:bottom w:w="70" w:type="dxa"/>
+              <w:end w:w="100" w:type="dxa"/>
             </w:tcMar>
             <w:tcBorders>
-              <w:top w:val="single" w:sz="5" w:color="CBD5E1"/>
-              <w:bottom w:val="single" w:sz="5" w:color="CBD5E1"/>
-              <w:left w:val="single" w:sz="5" w:color="CBD5E1"/>
-              <w:right w:val="single" w:sz="5" w:color="CBD5E1"/>
+              <w:top w:val="single" w:sz="4" w:color="CBD5E1"/>
+              <w:left w:val="single" w:sz="4" w:color="CBD5E1"/>
+              <w:bottom w:val="single" w:sz="4" w:color="CBD5E1"/>
+              <w:right w:val="single" w:sz="4" w:color="CBD5E1"/>
             </w:tcBorders>
-            <w:vAlign w:val="center"/>
+            <w:vAlign w:val="top"/>
           </w:tcPr>
           <w:p>
             <w:pPr>
-              <w:spacing w:before="0" w:after="0"/>
-            </w:pPr>
-            <w:r/>
-          </w:p>
-        </w:tc>
-      </w:tr>
-    </w:tbl>
-    <w:tbl>
-      <w:tblPr>
-        <w:tblW w:type="dxa" w:w="9751"/>
-        <w:jc w:val="center"/>
-        <w:tblLayout w:type="fixed"/>
-        <w:tblLook w:firstColumn="1" w:firstRow="1" w:lastColumn="0" w:lastRow="0" w:noHBand="0" w:noVBand="1" w:val="04A0"/>
-      </w:tblPr>
-      <w:tblGrid>
-        <w:gridCol w:w="2948"/>
-        <w:gridCol w:w="6803"/>
-      </w:tblGrid>
-      <w:tr>
-        <w:trPr>
-          <w:cantSplit/>
-          <w:trHeight w:val="300" w:hRule="atLeast"/>
-        </w:trPr>
-        <w:tc>
-          <w:tcPr>
-            <w:tcW w:type="dxa" w:w="2948"/>
-            <w:tcMar>
-              <w:top w:w="55" w:type="dxa"/>
-              <w:start w:w="40" w:type="dxa"/>
-              <w:bottom w:w="55" w:type="dxa"/>
-              <w:end w:w="60" w:type="dxa"/>
-            </w:tcMar>
-            <w:tcBorders>
-              <w:bottom w:val="single" w:sz="4" w:color="E2E8F0"/>
-            </w:tcBorders>
-          </w:tcPr>
-          <w:p>
-            <w:pPr>
-              <w:spacing w:after="0"/>
+              <w:spacing w:before="0" w:after="24"/>
             </w:pPr>
             <w:r>
               <w:rPr>
+                <w:rFonts w:ascii="Arial" w:hAnsi="Arial"/>
                 <w:b/>
-                <w:color w:val="0F172A"/>
+                <w:color w:val="1D4ED8"/>
                 <w:sz w:val="18"/>
               </w:rPr>
               <w:t>6. Win + ↓ (Fenster maximiert)</w:t>
             </w:r>
           </w:p>
-        </w:tc>
-        <w:tc>
-          <w:tcPr>
-            <w:tcW w:type="dxa" w:w="6803"/>
-            <w:shd w:fill="F8FAFC"/>
-            <w:tcMar>
-              <w:top w:w="60" w:type="dxa"/>
-              <w:start w:w="85" w:type="dxa"/>
-              <w:bottom w:w="60" w:type="dxa"/>
-              <w:end w:w="85" w:type="dxa"/>
-            </w:tcMar>
-            <w:tcBorders>
-              <w:top w:val="single" w:sz="5" w:color="CBD5E1"/>
-              <w:bottom w:val="single" w:sz="5" w:color="CBD5E1"/>
-              <w:left w:val="single" w:sz="5" w:color="CBD5E1"/>
-              <w:right w:val="single" w:sz="5" w:color="CBD5E1"/>
-            </w:tcBorders>
-            <w:vAlign w:val="center"/>
-          </w:tcPr>
           <w:p>
             <w:pPr>
-              <w:spacing w:before="0" w:after="0"/>
+              <w:spacing w:after="0"/>
+              <w:pBdr>
+                <w:bottom w:val="single" w:sz="5" w:color="CBD5E1" w:space="1"/>
+              </w:pBdr>
             </w:pPr>
-            <w:r/>
           </w:p>
         </w:tc>
       </w:tr>
@@ -2941,6 +3159,7 @@
         <w:pStyle w:val="Heading1"/>
         <w:pageBreakBefore w:val="0"/>
         <w:keepNext/>
+        <w:spacing w:before="60" w:after="30"/>
       </w:pPr>
       <w:r>
         <w:t>7. Nicht verwechseln</w:t>
@@ -2955,7 +3174,7 @@
     </w:p>
     <w:p>
       <w:pPr>
-        <w:spacing w:after="60"/>
+        <w:spacing w:after="30"/>
         <w:keepNext/>
       </w:pPr>
       <w:r>
@@ -2966,126 +3185,125 @@
         <w:t>Erkläre jeweils kurz den Unterschied. Pro Teilaufgabe sind 2 Punkte möglich.</w:t>
       </w:r>
     </w:p>
-    <w:p>
-      <w:pPr>
-        <w:pStyle w:val="Heading2"/>
-        <w:keepNext/>
-      </w:pPr>
-      <w:r>
-        <w:t>A) Ctrl + Tab und Alt + Tab</w:t>
-      </w:r>
-    </w:p>
-    <w:p>
-      <w:pPr>
-        <w:spacing w:after="40"/>
-      </w:pPr>
-      <w:r>
-        <w:rPr>
-          <w:sz w:val="17"/>
-        </w:rPr>
-        <w:t>Wann verwendest du Ctrl + Tab und wann Alt + Tab?</w:t>
-      </w:r>
-    </w:p>
     <w:tbl>
       <w:tblPr>
-        <w:tblW w:type="dxa" w:w="9751"/>
+        <w:tblW w:type="auto" w:w="0"/>
         <w:jc w:val="center"/>
         <w:tblLayout w:type="fixed"/>
         <w:tblLook w:firstColumn="1" w:firstRow="1" w:lastColumn="0" w:lastRow="0" w:noHBand="0" w:noVBand="1" w:val="04A0"/>
       </w:tblPr>
       <w:tblGrid>
-        <w:gridCol w:w="9751"/>
+        <w:gridCol w:w="4876"/>
+        <w:gridCol w:w="4876"/>
       </w:tblGrid>
       <w:tr>
         <w:trPr>
           <w:cantSplit/>
-          <w:trHeight w:val="442" w:hRule="atLeast"/>
         </w:trPr>
         <w:tc>
           <w:tcPr>
-            <w:tcW w:type="dxa" w:w="9751"/>
-            <w:shd w:fill="F8FAFC"/>
+            <w:tcW w:type="dxa" w:w="4876"/>
             <w:tcMar>
-              <w:top w:w="60" w:type="dxa"/>
-              <w:start w:w="85" w:type="dxa"/>
-              <w:bottom w:w="60" w:type="dxa"/>
-              <w:end w:w="85" w:type="dxa"/>
+              <w:top w:w="70" w:type="dxa"/>
+              <w:start w:w="100" w:type="dxa"/>
+              <w:bottom w:w="70" w:type="dxa"/>
+              <w:end w:w="100" w:type="dxa"/>
             </w:tcMar>
             <w:tcBorders>
-              <w:top w:val="single" w:sz="5" w:color="CBD5E1"/>
-              <w:bottom w:val="single" w:sz="5" w:color="CBD5E1"/>
-              <w:left w:val="single" w:sz="5" w:color="CBD5E1"/>
-              <w:right w:val="single" w:sz="5" w:color="CBD5E1"/>
+              <w:top w:val="single" w:sz="4" w:color="CBD5E1"/>
+              <w:left w:val="single" w:sz="4" w:color="CBD5E1"/>
+              <w:bottom w:val="single" w:sz="4" w:color="CBD5E1"/>
+              <w:right w:val="single" w:sz="4" w:color="CBD5E1"/>
             </w:tcBorders>
-            <w:vAlign w:val="center"/>
+            <w:vAlign w:val="top"/>
           </w:tcPr>
           <w:p>
             <w:pPr>
-              <w:spacing w:before="0" w:after="0"/>
+              <w:spacing w:before="0" w:after="24"/>
             </w:pPr>
-            <w:r/>
+            <w:r>
+              <w:rPr>
+                <w:rFonts w:ascii="Arial" w:hAnsi="Arial"/>
+                <w:b/>
+                <w:color w:val="1D4ED8"/>
+                <w:sz w:val="18"/>
+              </w:rPr>
+              <w:t>A) Ctrl + Tab und Alt + Tab</w:t>
+            </w:r>
+          </w:p>
+          <w:p>
+            <w:pPr>
+              <w:spacing w:after="20" w:line="240" w:lineRule="auto"/>
+            </w:pPr>
+            <w:r>
+              <w:rPr>
+                <w:rFonts w:ascii="Arial" w:hAnsi="Arial"/>
+                <w:color w:val="0F172A"/>
+                <w:sz w:val="16"/>
+              </w:rPr>
+              <w:t>Wann verwendest du Ctrl + Tab und wann Alt + Tab?</w:t>
+            </w:r>
+          </w:p>
+          <w:p>
+            <w:pPr>
+              <w:spacing w:after="0"/>
+              <w:pBdr>
+                <w:bottom w:val="single" w:sz="5" w:color="CBD5E1" w:space="1"/>
+              </w:pBdr>
+            </w:pPr>
           </w:p>
         </w:tc>
-      </w:tr>
-    </w:tbl>
-    <w:p>
-      <w:pPr>
-        <w:pStyle w:val="Heading2"/>
-        <w:keepNext/>
-      </w:pPr>
-      <w:r>
-        <w:t>B) Ctrl + W und Alt + F4</w:t>
-      </w:r>
-    </w:p>
-    <w:p>
-      <w:pPr>
-        <w:spacing w:after="40"/>
-      </w:pPr>
-      <w:r>
-        <w:rPr>
-          <w:sz w:val="17"/>
-        </w:rPr>
-        <w:t>Was schliesst Ctrl + W typischerweise und was schliesst Alt + F4?</w:t>
-      </w:r>
-    </w:p>
-    <w:tbl>
-      <w:tblPr>
-        <w:tblW w:type="dxa" w:w="9751"/>
-        <w:jc w:val="center"/>
-        <w:tblLayout w:type="fixed"/>
-        <w:tblLook w:firstColumn="1" w:firstRow="1" w:lastColumn="0" w:lastRow="0" w:noHBand="0" w:noVBand="1" w:val="04A0"/>
-      </w:tblPr>
-      <w:tblGrid>
-        <w:gridCol w:w="9751"/>
-      </w:tblGrid>
-      <w:tr>
-        <w:trPr>
-          <w:cantSplit/>
-          <w:trHeight w:val="442" w:hRule="atLeast"/>
-        </w:trPr>
         <w:tc>
           <w:tcPr>
-            <w:tcW w:type="dxa" w:w="9751"/>
-            <w:shd w:fill="F8FAFC"/>
+            <w:tcW w:type="dxa" w:w="4876"/>
             <w:tcMar>
-              <w:top w:w="60" w:type="dxa"/>
-              <w:start w:w="85" w:type="dxa"/>
-              <w:bottom w:w="60" w:type="dxa"/>
-              <w:end w:w="85" w:type="dxa"/>
+              <w:top w:w="70" w:type="dxa"/>
+              <w:start w:w="100" w:type="dxa"/>
+              <w:bottom w:w="70" w:type="dxa"/>
+              <w:end w:w="100" w:type="dxa"/>
             </w:tcMar>
             <w:tcBorders>
-              <w:top w:val="single" w:sz="5" w:color="CBD5E1"/>
-              <w:bottom w:val="single" w:sz="5" w:color="CBD5E1"/>
-              <w:left w:val="single" w:sz="5" w:color="CBD5E1"/>
-              <w:right w:val="single" w:sz="5" w:color="CBD5E1"/>
+              <w:top w:val="single" w:sz="4" w:color="CBD5E1"/>
+              <w:left w:val="single" w:sz="4" w:color="CBD5E1"/>
+              <w:bottom w:val="single" w:sz="4" w:color="CBD5E1"/>
+              <w:right w:val="single" w:sz="4" w:color="CBD5E1"/>
             </w:tcBorders>
-            <w:vAlign w:val="center"/>
+            <w:vAlign w:val="top"/>
           </w:tcPr>
           <w:p>
             <w:pPr>
-              <w:spacing w:before="0" w:after="0"/>
+              <w:spacing w:before="0" w:after="24"/>
             </w:pPr>
-            <w:r/>
+            <w:r>
+              <w:rPr>
+                <w:rFonts w:ascii="Arial" w:hAnsi="Arial"/>
+                <w:b/>
+                <w:color w:val="1D4ED8"/>
+                <w:sz w:val="18"/>
+              </w:rPr>
+              <w:t>B) Ctrl + W und Alt + F4</w:t>
+            </w:r>
+          </w:p>
+          <w:p>
+            <w:pPr>
+              <w:spacing w:after="20" w:line="240" w:lineRule="auto"/>
+            </w:pPr>
+            <w:r>
+              <w:rPr>
+                <w:rFonts w:ascii="Arial" w:hAnsi="Arial"/>
+                <w:color w:val="0F172A"/>
+                <w:sz w:val="16"/>
+              </w:rPr>
+              <w:t>Was schliesst Ctrl + W typischerweise und was schliesst Alt + F4?</w:t>
+            </w:r>
+          </w:p>
+          <w:p>
+            <w:pPr>
+              <w:spacing w:after="0"/>
+              <w:pBdr>
+                <w:bottom w:val="single" w:sz="5" w:color="CBD5E1" w:space="1"/>
+              </w:pBdr>
+            </w:pPr>
           </w:p>
         </w:tc>
       </w:tr>
@@ -3095,6 +3313,7 @@
         <w:pStyle w:val="Heading1"/>
         <w:pageBreakBefore w:val="0"/>
         <w:keepNext/>
+        <w:spacing w:before="60" w:after="30"/>
       </w:pPr>
       <w:r>
         <w:t>8. Transfer</w:t>
@@ -3109,7 +3328,7 @@
     </w:p>
     <w:p>
       <w:pPr>
-        <w:spacing w:after="60"/>
+        <w:spacing w:after="30"/>
         <w:keepNext/>
       </w:pPr>
       <w:r>
@@ -3120,322 +3339,197 @@
         <w:t>Nenne die sinnvollste Tastenkombination und begründe kurz.</w:t>
       </w:r>
     </w:p>
-    <w:p>
-      <w:pPr>
-        <w:pStyle w:val="Heading2"/>
-        <w:keepNext/>
-      </w:pPr>
-      <w:r>
-        <w:t>A) Zwei Programme nebeneinander - 2 P</w:t>
-      </w:r>
-    </w:p>
-    <w:p>
-      <w:pPr>
-        <w:spacing w:after="20"/>
-      </w:pPr>
-      <w:r>
-        <w:rPr>
-          <w:sz w:val="17"/>
-        </w:rPr>
-        <w:t>Das aktive Browserfenster soll ohne Maus die rechte Bildschirmhälfte einnehmen, damit PowerPoint daneben sichtbar bleiben kann.</w:t>
-      </w:r>
-    </w:p>
     <w:tbl>
       <w:tblPr>
-        <w:tblW w:type="dxa" w:w="9751"/>
+        <w:tblW w:type="auto" w:w="0"/>
         <w:jc w:val="center"/>
         <w:tblLayout w:type="fixed"/>
         <w:tblLook w:firstColumn="1" w:firstRow="1" w:lastColumn="0" w:lastRow="0" w:noHBand="0" w:noVBand="1" w:val="04A0"/>
       </w:tblPr>
       <w:tblGrid>
-        <w:gridCol w:w="2381"/>
-        <w:gridCol w:w="7370"/>
+        <w:gridCol w:w="4876"/>
+        <w:gridCol w:w="4876"/>
       </w:tblGrid>
       <w:tr>
         <w:trPr>
           <w:cantSplit/>
-          <w:trHeight w:val="272" w:hRule="atLeast"/>
         </w:trPr>
         <w:tc>
           <w:tcPr>
-            <w:tcW w:type="dxa" w:w="2381"/>
+            <w:tcW w:type="dxa" w:w="4876"/>
             <w:tcMar>
-              <w:top w:w="55" w:type="dxa"/>
-              <w:start w:w="40" w:type="dxa"/>
-              <w:bottom w:w="55" w:type="dxa"/>
-              <w:end w:w="60" w:type="dxa"/>
+              <w:top w:w="70" w:type="dxa"/>
+              <w:start w:w="100" w:type="dxa"/>
+              <w:bottom w:w="70" w:type="dxa"/>
+              <w:end w:w="100" w:type="dxa"/>
             </w:tcMar>
             <w:tcBorders>
-              <w:bottom w:val="single" w:sz="4" w:color="E2E8F0"/>
+              <w:top w:val="single" w:sz="4" w:color="CBD5E1"/>
+              <w:left w:val="single" w:sz="4" w:color="CBD5E1"/>
+              <w:bottom w:val="single" w:sz="4" w:color="CBD5E1"/>
+              <w:right w:val="single" w:sz="4" w:color="CBD5E1"/>
             </w:tcBorders>
+            <w:vAlign w:val="top"/>
           </w:tcPr>
           <w:p>
             <w:pPr>
-              <w:spacing w:after="0"/>
+              <w:spacing w:before="0" w:after="24"/>
             </w:pPr>
             <w:r>
               <w:rPr>
+                <w:rFonts w:ascii="Arial" w:hAnsi="Arial"/>
                 <w:b/>
+                <w:color w:val="1D4ED8"/>
+                <w:sz w:val="18"/>
+              </w:rPr>
+              <w:t>A) Zwei Programme nebeneinander - 2 P</w:t>
+            </w:r>
+          </w:p>
+          <w:p>
+            <w:pPr>
+              <w:spacing w:after="20" w:line="240" w:lineRule="auto"/>
+            </w:pPr>
+            <w:r>
+              <w:rPr>
+                <w:rFonts w:ascii="Arial" w:hAnsi="Arial"/>
                 <w:color w:val="0F172A"/>
-                <w:sz w:val="18"/>
+                <w:sz w:val="16"/>
+              </w:rPr>
+              <w:t>Das aktive Browserfenster soll ohne Maus die rechte Bildschirmhälfte einnehmen, damit PowerPoint daneben sichtbar bleiben kann.</w:t>
+            </w:r>
+          </w:p>
+          <w:p>
+            <w:pPr>
+              <w:spacing w:after="6"/>
+            </w:pPr>
+            <w:r>
+              <w:rPr>
+                <w:rFonts w:ascii="Arial" w:hAnsi="Arial"/>
+                <w:b/>
+                <w:color w:val="64748B"/>
+                <w:sz w:val="15"/>
               </w:rPr>
               <w:t>Tastenkombination</w:t>
             </w:r>
           </w:p>
-        </w:tc>
-        <w:tc>
-          <w:tcPr>
-            <w:tcW w:type="dxa" w:w="7370"/>
-            <w:shd w:fill="F8FAFC"/>
-            <w:tcMar>
-              <w:top w:w="60" w:type="dxa"/>
-              <w:start w:w="85" w:type="dxa"/>
-              <w:bottom w:w="60" w:type="dxa"/>
-              <w:end w:w="85" w:type="dxa"/>
-            </w:tcMar>
-            <w:tcBorders>
-              <w:top w:val="single" w:sz="5" w:color="CBD5E1"/>
-              <w:bottom w:val="single" w:sz="5" w:color="CBD5E1"/>
-              <w:left w:val="single" w:sz="5" w:color="CBD5E1"/>
-              <w:right w:val="single" w:sz="5" w:color="CBD5E1"/>
-            </w:tcBorders>
-            <w:vAlign w:val="center"/>
-          </w:tcPr>
           <w:p>
             <w:pPr>
-              <w:spacing w:before="0" w:after="0"/>
+              <w:spacing w:after="16"/>
+              <w:pBdr>
+                <w:bottom w:val="single" w:sz="5" w:color="CBD5E1" w:space="1"/>
+              </w:pBdr>
             </w:pPr>
-            <w:r/>
           </w:p>
-        </w:tc>
-      </w:tr>
-    </w:tbl>
-    <w:tbl>
-      <w:tblPr>
-        <w:tblW w:type="dxa" w:w="9751"/>
-        <w:jc w:val="center"/>
-        <w:tblLayout w:type="fixed"/>
-        <w:tblLook w:firstColumn="1" w:firstRow="1" w:lastColumn="0" w:lastRow="0" w:noHBand="0" w:noVBand="1" w:val="04A0"/>
-      </w:tblPr>
-      <w:tblGrid>
-        <w:gridCol w:w="2381"/>
-        <w:gridCol w:w="7370"/>
-      </w:tblGrid>
-      <w:tr>
-        <w:trPr>
-          <w:cantSplit/>
-          <w:trHeight w:val="312" w:hRule="atLeast"/>
-        </w:trPr>
-        <w:tc>
-          <w:tcPr>
-            <w:tcW w:type="dxa" w:w="2381"/>
-            <w:tcMar>
-              <w:top w:w="55" w:type="dxa"/>
-              <w:start w:w="40" w:type="dxa"/>
-              <w:bottom w:w="55" w:type="dxa"/>
-              <w:end w:w="60" w:type="dxa"/>
-            </w:tcMar>
-            <w:tcBorders>
-              <w:bottom w:val="single" w:sz="4" w:color="E2E8F0"/>
-            </w:tcBorders>
-          </w:tcPr>
           <w:p>
             <w:pPr>
-              <w:spacing w:after="0"/>
+              <w:spacing w:after="6"/>
             </w:pPr>
             <w:r>
               <w:rPr>
+                <w:rFonts w:ascii="Arial" w:hAnsi="Arial"/>
                 <w:b/>
-                <w:color w:val="0F172A"/>
-                <w:sz w:val="18"/>
+                <w:color w:val="64748B"/>
+                <w:sz w:val="15"/>
               </w:rPr>
               <w:t>Begründung</w:t>
             </w:r>
           </w:p>
+          <w:p>
+            <w:pPr>
+              <w:spacing w:after="16"/>
+              <w:pBdr>
+                <w:bottom w:val="single" w:sz="5" w:color="CBD5E1" w:space="1"/>
+              </w:pBdr>
+            </w:pPr>
+          </w:p>
         </w:tc>
         <w:tc>
           <w:tcPr>
-            <w:tcW w:type="dxa" w:w="7370"/>
-            <w:shd w:fill="F8FAFC"/>
+            <w:tcW w:type="dxa" w:w="4876"/>
             <w:tcMar>
-              <w:top w:w="60" w:type="dxa"/>
-              <w:start w:w="85" w:type="dxa"/>
-              <w:bottom w:w="60" w:type="dxa"/>
-              <w:end w:w="85" w:type="dxa"/>
+              <w:top w:w="70" w:type="dxa"/>
+              <w:start w:w="100" w:type="dxa"/>
+              <w:bottom w:w="70" w:type="dxa"/>
+              <w:end w:w="100" w:type="dxa"/>
             </w:tcMar>
             <w:tcBorders>
-              <w:top w:val="single" w:sz="5" w:color="CBD5E1"/>
-              <w:bottom w:val="single" w:sz="5" w:color="CBD5E1"/>
-              <w:left w:val="single" w:sz="5" w:color="CBD5E1"/>
-              <w:right w:val="single" w:sz="5" w:color="CBD5E1"/>
+              <w:top w:val="single" w:sz="4" w:color="CBD5E1"/>
+              <w:left w:val="single" w:sz="4" w:color="CBD5E1"/>
+              <w:bottom w:val="single" w:sz="4" w:color="CBD5E1"/>
+              <w:right w:val="single" w:sz="4" w:color="CBD5E1"/>
             </w:tcBorders>
-            <w:vAlign w:val="center"/>
+            <w:vAlign w:val="top"/>
           </w:tcPr>
           <w:p>
             <w:pPr>
-              <w:spacing w:before="0" w:after="0"/>
-            </w:pPr>
-            <w:r/>
-          </w:p>
-        </w:tc>
-      </w:tr>
-    </w:tbl>
-    <w:p>
-      <w:pPr>
-        <w:pStyle w:val="Heading2"/>
-        <w:keepNext/>
-      </w:pPr>
-      <w:r>
-        <w:t>B) Arbeitsplatz verlassen - 2 P</w:t>
-      </w:r>
-    </w:p>
-    <w:p>
-      <w:pPr>
-        <w:spacing w:after="20"/>
-      </w:pPr>
-      <w:r>
-        <w:rPr>
-          <w:sz w:val="17"/>
-        </w:rPr>
-        <w:t>Du gehst kurz aus dem Raum. Programme sollen geöffnet bleiben, aber niemand soll den Computer benutzen können.</w:t>
-      </w:r>
-    </w:p>
-    <w:tbl>
-      <w:tblPr>
-        <w:tblW w:type="dxa" w:w="9751"/>
-        <w:jc w:val="center"/>
-        <w:tblLayout w:type="fixed"/>
-        <w:tblLook w:firstColumn="1" w:firstRow="1" w:lastColumn="0" w:lastRow="0" w:noHBand="0" w:noVBand="1" w:val="04A0"/>
-      </w:tblPr>
-      <w:tblGrid>
-        <w:gridCol w:w="2381"/>
-        <w:gridCol w:w="7370"/>
-      </w:tblGrid>
-      <w:tr>
-        <w:trPr>
-          <w:cantSplit/>
-          <w:trHeight w:val="272" w:hRule="atLeast"/>
-        </w:trPr>
-        <w:tc>
-          <w:tcPr>
-            <w:tcW w:type="dxa" w:w="2381"/>
-            <w:tcMar>
-              <w:top w:w="55" w:type="dxa"/>
-              <w:start w:w="40" w:type="dxa"/>
-              <w:bottom w:w="55" w:type="dxa"/>
-              <w:end w:w="60" w:type="dxa"/>
-            </w:tcMar>
-            <w:tcBorders>
-              <w:bottom w:val="single" w:sz="4" w:color="E2E8F0"/>
-            </w:tcBorders>
-          </w:tcPr>
-          <w:p>
-            <w:pPr>
-              <w:spacing w:after="0"/>
+              <w:spacing w:before="0" w:after="24"/>
             </w:pPr>
             <w:r>
               <w:rPr>
+                <w:rFonts w:ascii="Arial" w:hAnsi="Arial"/>
                 <w:b/>
+                <w:color w:val="1D4ED8"/>
+                <w:sz w:val="18"/>
+              </w:rPr>
+              <w:t>B) Arbeitsplatz verlassen - 2 P</w:t>
+            </w:r>
+          </w:p>
+          <w:p>
+            <w:pPr>
+              <w:spacing w:after="20" w:line="240" w:lineRule="auto"/>
+            </w:pPr>
+            <w:r>
+              <w:rPr>
+                <w:rFonts w:ascii="Arial" w:hAnsi="Arial"/>
                 <w:color w:val="0F172A"/>
-                <w:sz w:val="18"/>
+                <w:sz w:val="16"/>
+              </w:rPr>
+              <w:t>Du gehst kurz aus dem Raum. Programme sollen geöffnet bleiben, aber niemand soll den Computer benutzen können.</w:t>
+            </w:r>
+          </w:p>
+          <w:p>
+            <w:pPr>
+              <w:spacing w:after="6"/>
+            </w:pPr>
+            <w:r>
+              <w:rPr>
+                <w:rFonts w:ascii="Arial" w:hAnsi="Arial"/>
+                <w:b/>
+                <w:color w:val="64748B"/>
+                <w:sz w:val="15"/>
               </w:rPr>
               <w:t>Tastenkombination</w:t>
             </w:r>
           </w:p>
-        </w:tc>
-        <w:tc>
-          <w:tcPr>
-            <w:tcW w:type="dxa" w:w="7370"/>
-            <w:shd w:fill="F8FAFC"/>
-            <w:tcMar>
-              <w:top w:w="60" w:type="dxa"/>
-              <w:start w:w="85" w:type="dxa"/>
-              <w:bottom w:w="60" w:type="dxa"/>
-              <w:end w:w="85" w:type="dxa"/>
-            </w:tcMar>
-            <w:tcBorders>
-              <w:top w:val="single" w:sz="5" w:color="CBD5E1"/>
-              <w:bottom w:val="single" w:sz="5" w:color="CBD5E1"/>
-              <w:left w:val="single" w:sz="5" w:color="CBD5E1"/>
-              <w:right w:val="single" w:sz="5" w:color="CBD5E1"/>
-            </w:tcBorders>
-            <w:vAlign w:val="center"/>
-          </w:tcPr>
           <w:p>
             <w:pPr>
-              <w:spacing w:before="0" w:after="0"/>
+              <w:spacing w:after="16"/>
+              <w:pBdr>
+                <w:bottom w:val="single" w:sz="5" w:color="CBD5E1" w:space="1"/>
+              </w:pBdr>
             </w:pPr>
-            <w:r/>
           </w:p>
-        </w:tc>
-      </w:tr>
-    </w:tbl>
-    <w:tbl>
-      <w:tblPr>
-        <w:tblW w:type="dxa" w:w="9751"/>
-        <w:jc w:val="center"/>
-        <w:tblLayout w:type="fixed"/>
-        <w:tblLook w:firstColumn="1" w:firstRow="1" w:lastColumn="0" w:lastRow="0" w:noHBand="0" w:noVBand="1" w:val="04A0"/>
-      </w:tblPr>
-      <w:tblGrid>
-        <w:gridCol w:w="2381"/>
-        <w:gridCol w:w="7370"/>
-      </w:tblGrid>
-      <w:tr>
-        <w:trPr>
-          <w:cantSplit/>
-          <w:trHeight w:val="312" w:hRule="atLeast"/>
-        </w:trPr>
-        <w:tc>
-          <w:tcPr>
-            <w:tcW w:type="dxa" w:w="2381"/>
-            <w:tcMar>
-              <w:top w:w="55" w:type="dxa"/>
-              <w:start w:w="40" w:type="dxa"/>
-              <w:bottom w:w="55" w:type="dxa"/>
-              <w:end w:w="60" w:type="dxa"/>
-            </w:tcMar>
-            <w:tcBorders>
-              <w:bottom w:val="single" w:sz="4" w:color="E2E8F0"/>
-            </w:tcBorders>
-          </w:tcPr>
           <w:p>
             <w:pPr>
-              <w:spacing w:after="0"/>
+              <w:spacing w:after="6"/>
             </w:pPr>
             <w:r>
               <w:rPr>
+                <w:rFonts w:ascii="Arial" w:hAnsi="Arial"/>
                 <w:b/>
-                <w:color w:val="0F172A"/>
-                <w:sz w:val="18"/>
+                <w:color w:val="64748B"/>
+                <w:sz w:val="15"/>
               </w:rPr>
               <w:t>Begründung</w:t>
             </w:r>
           </w:p>
-        </w:tc>
-        <w:tc>
-          <w:tcPr>
-            <w:tcW w:type="dxa" w:w="7370"/>
-            <w:shd w:fill="F8FAFC"/>
-            <w:tcMar>
-              <w:top w:w="60" w:type="dxa"/>
-              <w:start w:w="85" w:type="dxa"/>
-              <w:bottom w:w="60" w:type="dxa"/>
-              <w:end w:w="85" w:type="dxa"/>
-            </w:tcMar>
-            <w:tcBorders>
-              <w:top w:val="single" w:sz="5" w:color="CBD5E1"/>
-              <w:bottom w:val="single" w:sz="5" w:color="CBD5E1"/>
-              <w:left w:val="single" w:sz="5" w:color="CBD5E1"/>
-              <w:right w:val="single" w:sz="5" w:color="CBD5E1"/>
-            </w:tcBorders>
-            <w:vAlign w:val="center"/>
-          </w:tcPr>
           <w:p>
             <w:pPr>
-              <w:spacing w:before="0" w:after="0"/>
+              <w:spacing w:after="16"/>
+              <w:pBdr>
+                <w:bottom w:val="single" w:sz="5" w:color="CBD5E1" w:space="1"/>
+              </w:pBdr>
             </w:pPr>
-            <w:r/>
           </w:p>
         </w:tc>
       </w:tr>
@@ -3443,7 +3537,7 @@
     <w:p>
       <w:pPr>
         <w:pStyle w:val="Heading1"/>
-        <w:spacing w:before="80" w:after="20"/>
+        <w:spacing w:before="60" w:after="30"/>
       </w:pPr>
       <w:r>
         <w:t>Bonus - max. +2 P</w:t>
@@ -3451,14 +3545,15 @@
     </w:p>
     <w:p>
       <w:pPr>
-        <w:spacing w:after="40"/>
+        <w:spacing w:after="30"/>
       </w:pPr>
       <w:r>
         <w:rPr>
+          <w:rFonts w:ascii="Arial" w:hAnsi="Arial"/>
           <w:color w:val="64748B"/>
-          <w:sz w:val="16"/>
+          <w:sz w:val="14"/>
         </w:rPr>
-        <w:t>Genau unterscheiden: je +1 P.</w:t>
+        <w:t>Genau unterscheiden: je +1 P. · Bonuspunkte zusätzlich zu 41 P · Maximalnote 6.0</w:t>
       </w:r>
     </w:p>
     <w:tbl>
@@ -3474,16 +3569,17 @@
       </w:tblGrid>
       <w:tr>
         <w:trPr>
-          <w:trHeight w:val="612" w:hRule="atLeast"/>
+          <w:trHeight w:val="465" w:hRule="atLeast"/>
+          <w:cantSplit/>
         </w:trPr>
         <w:tc>
           <w:tcPr>
             <w:tcW w:type="dxa" w:w="7087"/>
             <w:tcMar>
-              <w:top w:w="70" w:type="dxa"/>
-              <w:start w:w="90" w:type="dxa"/>
-              <w:bottom w:w="70" w:type="dxa"/>
-              <w:end w:w="90" w:type="dxa"/>
+              <w:top w:w="35" w:type="dxa"/>
+              <w:start w:w="75" w:type="dxa"/>
+              <w:bottom w:w="35" w:type="dxa"/>
+              <w:end w:w="75" w:type="dxa"/>
             </w:tcMar>
             <w:tcBorders>
               <w:top w:val="single" w:sz="5" w:color="CBD5E1"/>
@@ -3494,24 +3590,24 @@
           </w:tcPr>
           <w:p>
             <w:pPr>
-              <w:spacing w:after="20"/>
+              <w:spacing w:after="10" w:before="0"/>
             </w:pPr>
             <w:r>
               <w:rPr>
                 <w:b/>
                 <w:color w:val="1D4ED8"/>
-                <w:sz w:val="17"/>
+                <w:sz w:val="15"/>
               </w:rPr>
               <w:t>Bonus 1 · Im Browser bleiben (+1 P)</w:t>
             </w:r>
           </w:p>
           <w:p>
             <w:pPr>
-              <w:spacing w:after="0"/>
+              <w:spacing w:after="10" w:before="0"/>
             </w:pPr>
             <w:r>
               <w:rPr>
-                <w:sz w:val="15"/>
+                <w:sz w:val="14"/>
               </w:rPr>
               <w:t>Zum vorherigen Browser-Tab wechseln, ohne zu Word zu wechseln.</w:t>
             </w:r>
@@ -3521,9 +3617,9 @@
           <w:tcPr>
             <w:tcW w:type="dxa" w:w="2665"/>
             <w:tcMar>
-              <w:top w:w="55" w:type="dxa"/>
+              <w:top w:w="35" w:type="dxa"/>
               <w:start w:w="75" w:type="dxa"/>
-              <w:bottom w:w="55" w:type="dxa"/>
+              <w:bottom w:w="35" w:type="dxa"/>
               <w:end w:w="75" w:type="dxa"/>
             </w:tcMar>
             <w:tcBorders>
@@ -3536,36 +3632,37 @@
           </w:tcPr>
           <w:p>
             <w:pPr>
-              <w:spacing w:after="0"/>
+              <w:spacing w:after="10" w:before="0"/>
             </w:pPr>
             <w:r>
               <w:rPr>
                 <w:b/>
                 <w:color w:val="64748B"/>
-                <w:sz w:val="14"/>
+                <w:sz w:val="15"/>
               </w:rPr>
               <w:t>Antwort</w:t>
             </w:r>
           </w:p>
           <w:p>
             <w:pPr>
-              <w:spacing w:after="0"/>
+              <w:spacing w:after="10" w:before="0"/>
             </w:pPr>
           </w:p>
         </w:tc>
       </w:tr>
       <w:tr>
         <w:trPr>
-          <w:trHeight w:val="612" w:hRule="atLeast"/>
+          <w:trHeight w:val="465" w:hRule="atLeast"/>
+          <w:cantSplit/>
         </w:trPr>
         <w:tc>
           <w:tcPr>
             <w:tcW w:type="dxa" w:w="7087"/>
             <w:tcMar>
-              <w:top w:w="70" w:type="dxa"/>
-              <w:start w:w="90" w:type="dxa"/>
-              <w:bottom w:w="70" w:type="dxa"/>
-              <w:end w:w="90" w:type="dxa"/>
+              <w:top w:w="35" w:type="dxa"/>
+              <w:start w:w="75" w:type="dxa"/>
+              <w:bottom w:w="35" w:type="dxa"/>
+              <w:end w:w="75" w:type="dxa"/>
             </w:tcMar>
             <w:tcBorders>
               <w:top w:val="single" w:sz="5" w:color="CBD5E1"/>
@@ -3576,24 +3673,24 @@
           </w:tcPr>
           <w:p>
             <w:pPr>
-              <w:spacing w:after="20"/>
+              <w:spacing w:after="10" w:before="0"/>
             </w:pPr>
             <w:r>
               <w:rPr>
                 <w:b/>
                 <w:color w:val="1D4ED8"/>
-                <w:sz w:val="17"/>
+                <w:sz w:val="15"/>
               </w:rPr>
               <w:t>Bonus 2 · Fenster neu anordnen (+1 P)</w:t>
             </w:r>
           </w:p>
           <w:p>
             <w:pPr>
-              <w:spacing w:after="0"/>
+              <w:spacing w:after="10" w:before="0"/>
             </w:pPr>
             <w:r>
               <w:rPr>
-                <w:sz w:val="15"/>
+                <w:sz w:val="14"/>
               </w:rPr>
               <w:t>Maximiertes Fenster zuerst normal gross machen, danach links andocken. Zwei Kürzel in Reihenfolge.</w:t>
             </w:r>
@@ -3603,9 +3700,9 @@
           <w:tcPr>
             <w:tcW w:type="dxa" w:w="2665"/>
             <w:tcMar>
-              <w:top w:w="55" w:type="dxa"/>
+              <w:top w:w="35" w:type="dxa"/>
               <w:start w:w="75" w:type="dxa"/>
-              <w:bottom w:w="55" w:type="dxa"/>
+              <w:bottom w:w="35" w:type="dxa"/>
               <w:end w:w="75" w:type="dxa"/>
             </w:tcMar>
             <w:tcBorders>
@@ -3618,38 +3715,25 @@
           </w:tcPr>
           <w:p>
             <w:pPr>
-              <w:spacing w:after="0"/>
+              <w:spacing w:after="10" w:before="0"/>
             </w:pPr>
             <w:r>
               <w:rPr>
                 <w:b/>
                 <w:color w:val="64748B"/>
-                <w:sz w:val="14"/>
+                <w:sz w:val="15"/>
               </w:rPr>
               <w:t>Antwort</w:t>
             </w:r>
           </w:p>
           <w:p>
             <w:pPr>
-              <w:spacing w:after="0"/>
+              <w:spacing w:after="10" w:before="0"/>
             </w:pPr>
           </w:p>
         </w:tc>
       </w:tr>
     </w:tbl>
-    <w:p>
-      <w:pPr>
-        <w:spacing w:before="20" w:after="0"/>
-        <w:jc w:val="center"/>
-      </w:pPr>
-      <w:r>
-        <w:rPr>
-          <w:color w:val="64748B"/>
-          <w:sz w:val="14"/>
-        </w:rPr>
-        <w:t>Bonuspunkte zusätzlich zu 41 P · Maximalnote 6.0</w:t>
-      </w:r>
-    </w:p>
     <w:sectPr>
       <w:footerReference w:type="default" r:id="rId9"/>
       <w:pgSz w:w="11906" w:h="16838"/>

--- a/tk2/P1.docx
+++ b/tk2/P1.docx
@@ -25,6 +25,8 @@
               <w:start w:w="200" w:type="dxa"/>
               <w:bottom w:w="145" w:type="dxa"/>
               <w:end w:w="200" w:type="dxa"/>
+              <w:left w:w="200" w:type="dxa"/>
+              <w:right w:w="200" w:type="dxa"/>
             </w:tcMar>
           </w:tcPr>
           <w:p>
@@ -46,7 +48,7 @@
               <w:rPr>
                 <w:rFonts w:ascii="Arial" w:hAnsi="Arial"/>
                 <w:color w:val="CBD5E1"/>
-                <w:sz w:val="17"/>
+                <w:sz w:val="20"/>
               </w:rPr>
               <w:t>Tastenkombinationen A1-A7  ·  ca. 35-40 Minuten  ·  ohne Kursseiten oder Merkblatt</w:t>
             </w:r>
@@ -78,6 +80,8 @@
               <w:start w:w="70" w:type="dxa"/>
               <w:bottom w:w="15" w:type="dxa"/>
               <w:end w:w="70" w:type="dxa"/>
+              <w:left w:w="70" w:type="dxa"/>
+              <w:right w:w="70" w:type="dxa"/>
             </w:tcMar>
           </w:tcPr>
           <w:p>
@@ -88,7 +92,7 @@
               <w:rPr>
                 <w:b/>
                 <w:color w:val="64748B"/>
-                <w:sz w:val="14"/>
+                <w:sz w:val="20"/>
               </w:rPr>
               <w:t>VORNAME / NAME</w:t>
             </w:r>
@@ -102,6 +106,8 @@
               <w:start w:w="70" w:type="dxa"/>
               <w:bottom w:w="15" w:type="dxa"/>
               <w:end w:w="70" w:type="dxa"/>
+              <w:left w:w="70" w:type="dxa"/>
+              <w:right w:w="70" w:type="dxa"/>
             </w:tcMar>
           </w:tcPr>
           <w:p>
@@ -112,7 +118,7 @@
               <w:rPr>
                 <w:b/>
                 <w:color w:val="64748B"/>
-                <w:sz w:val="14"/>
+                <w:sz w:val="20"/>
               </w:rPr>
               <w:t>KLASSE</w:t>
             </w:r>
@@ -126,6 +132,8 @@
               <w:start w:w="70" w:type="dxa"/>
               <w:bottom w:w="15" w:type="dxa"/>
               <w:end w:w="70" w:type="dxa"/>
+              <w:left w:w="70" w:type="dxa"/>
+              <w:right w:w="70" w:type="dxa"/>
             </w:tcMar>
           </w:tcPr>
           <w:p>
@@ -136,7 +144,7 @@
               <w:rPr>
                 <w:b/>
                 <w:color w:val="64748B"/>
-                <w:sz w:val="14"/>
+                <w:sz w:val="20"/>
               </w:rPr>
               <w:t>DATUM</w:t>
             </w:r>
@@ -157,6 +165,8 @@
               <w:start w:w="85" w:type="dxa"/>
               <w:bottom w:w="60" w:type="dxa"/>
               <w:end w:w="85" w:type="dxa"/>
+              <w:left w:w="85" w:type="dxa"/>
+              <w:right w:w="85" w:type="dxa"/>
             </w:tcMar>
             <w:tcBorders>
               <w:top w:val="single" w:sz="5" w:color="CBD5E1"/>
@@ -182,6 +192,8 @@
               <w:start w:w="85" w:type="dxa"/>
               <w:bottom w:w="60" w:type="dxa"/>
               <w:end w:w="85" w:type="dxa"/>
+              <w:left w:w="85" w:type="dxa"/>
+              <w:right w:w="85" w:type="dxa"/>
             </w:tcMar>
             <w:tcBorders>
               <w:top w:val="single" w:sz="5" w:color="CBD5E1"/>
@@ -207,6 +219,8 @@
               <w:start w:w="85" w:type="dxa"/>
               <w:bottom w:w="60" w:type="dxa"/>
               <w:end w:w="85" w:type="dxa"/>
+              <w:left w:w="85" w:type="dxa"/>
+              <w:right w:w="85" w:type="dxa"/>
             </w:tcMar>
             <w:tcBorders>
               <w:top w:val="single" w:sz="5" w:color="CBD5E1"/>
@@ -250,6 +264,8 @@
               <w:start w:w="90" w:type="dxa"/>
               <w:bottom w:w="75" w:type="dxa"/>
               <w:end w:w="90" w:type="dxa"/>
+              <w:left w:w="90" w:type="dxa"/>
+              <w:right w:w="90" w:type="dxa"/>
             </w:tcMar>
             <w:tcBorders>
               <w:top w:val="single" w:sz="5" w:color="BFDBFE"/>
@@ -267,7 +283,7 @@
               <w:rPr>
                 <w:b/>
                 <w:color w:val="64748B"/>
-                <w:sz w:val="14"/>
+                <w:sz w:val="20"/>
               </w:rPr>
               <w:t>ERREICHTE PUNKTE</w:t>
               <w:br/>
@@ -290,6 +306,8 @@
               <w:start w:w="90" w:type="dxa"/>
               <w:bottom w:w="75" w:type="dxa"/>
               <w:end w:w="90" w:type="dxa"/>
+              <w:left w:w="90" w:type="dxa"/>
+              <w:right w:w="90" w:type="dxa"/>
             </w:tcMar>
             <w:tcBorders>
               <w:top w:val="single" w:sz="5" w:color="BFDBFE"/>
@@ -307,7 +325,7 @@
               <w:rPr>
                 <w:b/>
                 <w:color w:val="64748B"/>
-                <w:sz w:val="14"/>
+                <w:sz w:val="20"/>
               </w:rPr>
               <w:t>GESAMTPUNKTE</w:t>
               <w:br/>
@@ -331,6 +349,8 @@
               <w:start w:w="90" w:type="dxa"/>
               <w:bottom w:w="75" w:type="dxa"/>
               <w:end w:w="90" w:type="dxa"/>
+              <w:left w:w="90" w:type="dxa"/>
+              <w:right w:w="90" w:type="dxa"/>
             </w:tcMar>
             <w:tcBorders>
               <w:top w:val="single" w:sz="5" w:color="BFDBFE"/>
@@ -348,7 +368,7 @@
               <w:rPr>
                 <w:b/>
                 <w:color w:val="64748B"/>
-                <w:sz w:val="14"/>
+                <w:sz w:val="20"/>
               </w:rPr>
               <w:t>NOTE</w:t>
               <w:br/>
@@ -372,7 +392,7 @@
         <w:rPr>
           <w:b/>
           <w:color w:val="64748B"/>
-          <w:sz w:val="15"/>
+          <w:sz w:val="20"/>
         </w:rPr>
         <w:t>NOTENSCHLÜSSEL</w:t>
       </w:r>
@@ -404,6 +424,8 @@
               <w:start w:w="45" w:type="dxa"/>
               <w:bottom w:w="45" w:type="dxa"/>
               <w:end w:w="45" w:type="dxa"/>
+              <w:left w:w="45" w:type="dxa"/>
+              <w:right w:w="45" w:type="dxa"/>
             </w:tcMar>
             <w:tcBorders>
               <w:top w:val="single" w:sz="4" w:color="CBD5E1"/>
@@ -422,7 +444,7 @@
               <w:rPr>
                 <w:b w:val="0"/>
                 <w:color w:val="64748B"/>
-                <w:sz w:val="16"/>
+                <w:sz w:val="20"/>
               </w:rPr>
               <w:t>41 P</w:t>
             </w:r>
@@ -436,6 +458,8 @@
               <w:start w:w="45" w:type="dxa"/>
               <w:bottom w:w="45" w:type="dxa"/>
               <w:end w:w="45" w:type="dxa"/>
+              <w:left w:w="45" w:type="dxa"/>
+              <w:right w:w="45" w:type="dxa"/>
             </w:tcMar>
             <w:tcBorders>
               <w:top w:val="single" w:sz="4" w:color="CBD5E1"/>
@@ -454,7 +478,7 @@
               <w:rPr>
                 <w:b w:val="0"/>
                 <w:color w:val="64748B"/>
-                <w:sz w:val="16"/>
+                <w:sz w:val="20"/>
               </w:rPr>
               <w:t>33 P</w:t>
             </w:r>
@@ -468,6 +492,8 @@
               <w:start w:w="45" w:type="dxa"/>
               <w:bottom w:w="45" w:type="dxa"/>
               <w:end w:w="45" w:type="dxa"/>
+              <w:left w:w="45" w:type="dxa"/>
+              <w:right w:w="45" w:type="dxa"/>
             </w:tcMar>
             <w:tcBorders>
               <w:top w:val="single" w:sz="4" w:color="CBD5E1"/>
@@ -486,7 +512,7 @@
               <w:rPr>
                 <w:b w:val="0"/>
                 <w:color w:val="64748B"/>
-                <w:sz w:val="16"/>
+                <w:sz w:val="20"/>
               </w:rPr>
               <w:t>25 P</w:t>
             </w:r>
@@ -500,6 +526,8 @@
               <w:start w:w="45" w:type="dxa"/>
               <w:bottom w:w="45" w:type="dxa"/>
               <w:end w:w="45" w:type="dxa"/>
+              <w:left w:w="45" w:type="dxa"/>
+              <w:right w:w="45" w:type="dxa"/>
             </w:tcMar>
             <w:tcBorders>
               <w:top w:val="single" w:sz="4" w:color="CBD5E1"/>
@@ -518,7 +546,7 @@
               <w:rPr>
                 <w:b w:val="0"/>
                 <w:color w:val="64748B"/>
-                <w:sz w:val="16"/>
+                <w:sz w:val="20"/>
               </w:rPr>
               <w:t>17 P</w:t>
             </w:r>
@@ -532,6 +560,8 @@
               <w:start w:w="45" w:type="dxa"/>
               <w:bottom w:w="45" w:type="dxa"/>
               <w:end w:w="45" w:type="dxa"/>
+              <w:left w:w="45" w:type="dxa"/>
+              <w:right w:w="45" w:type="dxa"/>
             </w:tcMar>
             <w:tcBorders>
               <w:top w:val="single" w:sz="4" w:color="CBD5E1"/>
@@ -550,7 +580,7 @@
               <w:rPr>
                 <w:b w:val="0"/>
                 <w:color w:val="64748B"/>
-                <w:sz w:val="16"/>
+                <w:sz w:val="20"/>
               </w:rPr>
               <w:t>9 P</w:t>
             </w:r>
@@ -564,6 +594,8 @@
               <w:start w:w="45" w:type="dxa"/>
               <w:bottom w:w="45" w:type="dxa"/>
               <w:end w:w="45" w:type="dxa"/>
+              <w:left w:w="45" w:type="dxa"/>
+              <w:right w:w="45" w:type="dxa"/>
             </w:tcMar>
             <w:tcBorders>
               <w:top w:val="single" w:sz="4" w:color="CBD5E1"/>
@@ -582,7 +614,7 @@
               <w:rPr>
                 <w:b w:val="0"/>
                 <w:color w:val="64748B"/>
-                <w:sz w:val="16"/>
+                <w:sz w:val="20"/>
               </w:rPr>
               <w:t>0 P</w:t>
             </w:r>
@@ -601,6 +633,8 @@
               <w:start w:w="45" w:type="dxa"/>
               <w:bottom w:w="45" w:type="dxa"/>
               <w:end w:w="45" w:type="dxa"/>
+              <w:left w:w="45" w:type="dxa"/>
+              <w:right w:w="45" w:type="dxa"/>
             </w:tcMar>
             <w:tcBorders>
               <w:top w:val="single" w:sz="4" w:color="CBD5E1"/>
@@ -618,7 +652,7 @@
               <w:rPr>
                 <w:b/>
                 <w:color w:val="0F172A"/>
-                <w:sz w:val="16"/>
+                <w:sz w:val="20"/>
               </w:rPr>
               <w:t>6.0</w:t>
             </w:r>
@@ -632,6 +666,8 @@
               <w:start w:w="45" w:type="dxa"/>
               <w:bottom w:w="45" w:type="dxa"/>
               <w:end w:w="45" w:type="dxa"/>
+              <w:left w:w="45" w:type="dxa"/>
+              <w:right w:w="45" w:type="dxa"/>
             </w:tcMar>
             <w:tcBorders>
               <w:top w:val="single" w:sz="4" w:color="CBD5E1"/>
@@ -649,7 +685,7 @@
               <w:rPr>
                 <w:b/>
                 <w:color w:val="0F172A"/>
-                <w:sz w:val="16"/>
+                <w:sz w:val="20"/>
               </w:rPr>
               <w:t>5.0</w:t>
             </w:r>
@@ -663,6 +699,8 @@
               <w:start w:w="45" w:type="dxa"/>
               <w:bottom w:w="45" w:type="dxa"/>
               <w:end w:w="45" w:type="dxa"/>
+              <w:left w:w="45" w:type="dxa"/>
+              <w:right w:w="45" w:type="dxa"/>
             </w:tcMar>
             <w:tcBorders>
               <w:top w:val="single" w:sz="4" w:color="CBD5E1"/>
@@ -680,7 +718,7 @@
               <w:rPr>
                 <w:b/>
                 <w:color w:val="0F172A"/>
-                <w:sz w:val="16"/>
+                <w:sz w:val="20"/>
               </w:rPr>
               <w:t>4.0</w:t>
             </w:r>
@@ -694,6 +732,8 @@
               <w:start w:w="45" w:type="dxa"/>
               <w:bottom w:w="45" w:type="dxa"/>
               <w:end w:w="45" w:type="dxa"/>
+              <w:left w:w="45" w:type="dxa"/>
+              <w:right w:w="45" w:type="dxa"/>
             </w:tcMar>
             <w:tcBorders>
               <w:top w:val="single" w:sz="4" w:color="CBD5E1"/>
@@ -711,7 +751,7 @@
               <w:rPr>
                 <w:b/>
                 <w:color w:val="0F172A"/>
-                <w:sz w:val="16"/>
+                <w:sz w:val="20"/>
               </w:rPr>
               <w:t>3.0</w:t>
             </w:r>
@@ -725,6 +765,8 @@
               <w:start w:w="45" w:type="dxa"/>
               <w:bottom w:w="45" w:type="dxa"/>
               <w:end w:w="45" w:type="dxa"/>
+              <w:left w:w="45" w:type="dxa"/>
+              <w:right w:w="45" w:type="dxa"/>
             </w:tcMar>
             <w:tcBorders>
               <w:top w:val="single" w:sz="4" w:color="CBD5E1"/>
@@ -742,7 +784,7 @@
               <w:rPr>
                 <w:b/>
                 <w:color w:val="0F172A"/>
-                <w:sz w:val="16"/>
+                <w:sz w:val="20"/>
               </w:rPr>
               <w:t>2.0</w:t>
             </w:r>
@@ -756,6 +798,8 @@
               <w:start w:w="45" w:type="dxa"/>
               <w:bottom w:w="45" w:type="dxa"/>
               <w:end w:w="45" w:type="dxa"/>
+              <w:left w:w="45" w:type="dxa"/>
+              <w:right w:w="45" w:type="dxa"/>
             </w:tcMar>
             <w:tcBorders>
               <w:top w:val="single" w:sz="4" w:color="CBD5E1"/>
@@ -773,7 +817,7 @@
               <w:rPr>
                 <w:b/>
                 <w:color w:val="0F172A"/>
-                <w:sz w:val="16"/>
+                <w:sz w:val="20"/>
               </w:rPr>
               <w:t>1.0</w:t>
             </w:r>
@@ -806,7 +850,7 @@
       <w:r>
         <w:rPr>
           <w:color w:val="1D4ED8"/>
-          <w:sz w:val="18"/>
+          <w:sz w:val="20"/>
         </w:rPr>
         <w:t xml:space="preserve">   4 P</w:t>
       </w:r>
@@ -819,7 +863,7 @@
       <w:r>
         <w:rPr>
           <w:color w:val="64748B"/>
-          <w:sz w:val="18"/>
+          <w:sz w:val="20"/>
         </w:rPr>
         <w:t>Kreuze jeweils die richtige Aussage an. Genau eine Aussage ist korrekt.</w:t>
       </w:r>
@@ -847,6 +891,8 @@
               <w:start w:w="100" w:type="dxa"/>
               <w:bottom w:w="70" w:type="dxa"/>
               <w:end w:w="100" w:type="dxa"/>
+              <w:left w:w="100" w:type="dxa"/>
+              <w:right w:w="100" w:type="dxa"/>
             </w:tcMar>
             <w:tcBorders>
               <w:top w:val="single" w:sz="4" w:color="CBD5E1"/>
@@ -865,7 +911,7 @@
                 <w:rFonts w:ascii="Arial" w:hAnsi="Arial"/>
                 <w:b/>
                 <w:color w:val="1D4ED8"/>
-                <w:sz w:val="18"/>
+                <w:sz w:val="20"/>
               </w:rPr>
               <w:t>Ctrl + C</w:t>
             </w:r>
@@ -878,7 +924,7 @@
               <w:rPr>
                 <w:rFonts w:ascii="Arial" w:hAnsi="Arial"/>
                 <w:color w:val="0F172A"/>
-                <w:sz w:val="16"/>
+                <w:sz w:val="20"/>
               </w:rPr>
               <w:t>☐  Kopiert markierte Inhalte.</w:t>
             </w:r>
@@ -891,7 +937,7 @@
               <w:rPr>
                 <w:rFonts w:ascii="Arial" w:hAnsi="Arial"/>
                 <w:color w:val="0F172A"/>
-                <w:sz w:val="16"/>
+                <w:sz w:val="20"/>
               </w:rPr>
               <w:t>☐  Fügt kopierte Inhalte ein.</w:t>
             </w:r>
@@ -904,7 +950,7 @@
               <w:rPr>
                 <w:rFonts w:ascii="Arial" w:hAnsi="Arial"/>
                 <w:color w:val="0F172A"/>
-                <w:sz w:val="16"/>
+                <w:sz w:val="20"/>
               </w:rPr>
               <w:t>☐  Schliesst die aktuelle Anwendung.</w:t>
             </w:r>
@@ -918,6 +964,8 @@
               <w:start w:w="100" w:type="dxa"/>
               <w:bottom w:w="70" w:type="dxa"/>
               <w:end w:w="100" w:type="dxa"/>
+              <w:left w:w="100" w:type="dxa"/>
+              <w:right w:w="100" w:type="dxa"/>
             </w:tcMar>
             <w:tcBorders>
               <w:top w:val="single" w:sz="4" w:color="CBD5E1"/>
@@ -936,7 +984,7 @@
                 <w:rFonts w:ascii="Arial" w:hAnsi="Arial"/>
                 <w:b/>
                 <w:color w:val="1D4ED8"/>
-                <w:sz w:val="18"/>
+                <w:sz w:val="20"/>
               </w:rPr>
               <w:t>Ctrl + V</w:t>
             </w:r>
@@ -949,7 +997,7 @@
               <w:rPr>
                 <w:rFonts w:ascii="Arial" w:hAnsi="Arial"/>
                 <w:color w:val="0F172A"/>
-                <w:sz w:val="16"/>
+                <w:sz w:val="20"/>
               </w:rPr>
               <w:t>☐  Speichert das Dokument.</w:t>
             </w:r>
@@ -962,7 +1010,7 @@
               <w:rPr>
                 <w:rFonts w:ascii="Arial" w:hAnsi="Arial"/>
                 <w:color w:val="0F172A"/>
-                <w:sz w:val="16"/>
+                <w:sz w:val="20"/>
               </w:rPr>
               <w:t>☐  Fügt kopierte oder ausgeschnittene Inhalte ein.</w:t>
             </w:r>
@@ -975,7 +1023,7 @@
               <w:rPr>
                 <w:rFonts w:ascii="Arial" w:hAnsi="Arial"/>
                 <w:color w:val="0F172A"/>
-                <w:sz w:val="16"/>
+                <w:sz w:val="20"/>
               </w:rPr>
               <w:t>☐  Macht den letzten Schritt rückgängig.</w:t>
             </w:r>
@@ -994,6 +1042,8 @@
               <w:start w:w="100" w:type="dxa"/>
               <w:bottom w:w="70" w:type="dxa"/>
               <w:end w:w="100" w:type="dxa"/>
+              <w:left w:w="100" w:type="dxa"/>
+              <w:right w:w="100" w:type="dxa"/>
             </w:tcMar>
             <w:tcBorders>
               <w:top w:val="single" w:sz="4" w:color="CBD5E1"/>
@@ -1012,7 +1062,7 @@
                 <w:rFonts w:ascii="Arial" w:hAnsi="Arial"/>
                 <w:b/>
                 <w:color w:val="1D4ED8"/>
-                <w:sz w:val="18"/>
+                <w:sz w:val="20"/>
               </w:rPr>
               <w:t>Ctrl + X</w:t>
             </w:r>
@@ -1025,7 +1075,7 @@
               <w:rPr>
                 <w:rFonts w:ascii="Arial" w:hAnsi="Arial"/>
                 <w:color w:val="0F172A"/>
-                <w:sz w:val="16"/>
+                <w:sz w:val="20"/>
               </w:rPr>
               <w:t>☐  Schneidet markierte Inhalte aus.</w:t>
             </w:r>
@@ -1038,7 +1088,7 @@
               <w:rPr>
                 <w:rFonts w:ascii="Arial" w:hAnsi="Arial"/>
                 <w:color w:val="0F172A"/>
-                <w:sz w:val="16"/>
+                <w:sz w:val="20"/>
               </w:rPr>
               <w:t>☐  Sucht nach einem Begriff.</w:t>
             </w:r>
@@ -1051,7 +1101,7 @@
               <w:rPr>
                 <w:rFonts w:ascii="Arial" w:hAnsi="Arial"/>
                 <w:color w:val="0F172A"/>
-                <w:sz w:val="16"/>
+                <w:sz w:val="20"/>
               </w:rPr>
               <w:t>☐  Öffnet eine Datei.</w:t>
             </w:r>
@@ -1065,6 +1115,8 @@
               <w:start w:w="100" w:type="dxa"/>
               <w:bottom w:w="70" w:type="dxa"/>
               <w:end w:w="100" w:type="dxa"/>
+              <w:left w:w="100" w:type="dxa"/>
+              <w:right w:w="100" w:type="dxa"/>
             </w:tcMar>
             <w:tcBorders>
               <w:top w:val="single" w:sz="4" w:color="CBD5E1"/>
@@ -1083,7 +1135,7 @@
                 <w:rFonts w:ascii="Arial" w:hAnsi="Arial"/>
                 <w:b/>
                 <w:color w:val="1D4ED8"/>
-                <w:sz w:val="18"/>
+                <w:sz w:val="20"/>
               </w:rPr>
               <w:t>Ctrl + Z</w:t>
             </w:r>
@@ -1096,7 +1148,7 @@
               <w:rPr>
                 <w:rFonts w:ascii="Arial" w:hAnsi="Arial"/>
                 <w:color w:val="0F172A"/>
-                <w:sz w:val="16"/>
+                <w:sz w:val="20"/>
               </w:rPr>
               <w:t>☐  Macht den letzten Schritt rückgängig.</w:t>
             </w:r>
@@ -1109,7 +1161,7 @@
               <w:rPr>
                 <w:rFonts w:ascii="Arial" w:hAnsi="Arial"/>
                 <w:color w:val="0F172A"/>
-                <w:sz w:val="16"/>
+                <w:sz w:val="20"/>
               </w:rPr>
               <w:t>☐  Markiert alles.</w:t>
             </w:r>
@@ -1122,7 +1174,7 @@
               <w:rPr>
                 <w:rFonts w:ascii="Arial" w:hAnsi="Arial"/>
                 <w:color w:val="0F172A"/>
-                <w:sz w:val="16"/>
+                <w:sz w:val="20"/>
               </w:rPr>
               <w:t>☐  Druckt das Dokument.</w:t>
             </w:r>
@@ -1142,7 +1194,7 @@
       <w:r>
         <w:rPr>
           <w:color w:val="1D4ED8"/>
-          <w:sz w:val="18"/>
+          <w:sz w:val="20"/>
         </w:rPr>
         <w:t xml:space="preserve">   6 P</w:t>
       </w:r>
@@ -1155,7 +1207,7 @@
       <w:r>
         <w:rPr>
           <w:color w:val="64748B"/>
-          <w:sz w:val="18"/>
+          <w:sz w:val="20"/>
         </w:rPr>
         <w:t>Wähle jeweils die sinnvollste Tastenkombination.</w:t>
       </w:r>
@@ -1183,6 +1235,8 @@
               <w:start w:w="100" w:type="dxa"/>
               <w:bottom w:w="70" w:type="dxa"/>
               <w:end w:w="100" w:type="dxa"/>
+              <w:left w:w="100" w:type="dxa"/>
+              <w:right w:w="100" w:type="dxa"/>
             </w:tcMar>
             <w:tcBorders>
               <w:top w:val="single" w:sz="4" w:color="CBD5E1"/>
@@ -1201,7 +1255,7 @@
                 <w:rFonts w:ascii="Arial" w:hAnsi="Arial"/>
                 <w:b/>
                 <w:color w:val="1D4ED8"/>
-                <w:sz w:val="18"/>
+                <w:sz w:val="20"/>
               </w:rPr>
               <w:t>1. Dokument sichern</w:t>
             </w:r>
@@ -1214,7 +1268,7 @@
               <w:rPr>
                 <w:rFonts w:ascii="Arial" w:hAnsi="Arial"/>
                 <w:color w:val="0F172A"/>
-                <w:sz w:val="16"/>
+                <w:sz w:val="20"/>
               </w:rPr>
               <w:t>Elena arbeitet seit längerer Zeit an einem wichtigen Dokument. Bevor sie weiterarbeitet, möchte sie den aktuellen Stand speichern.</w:t>
             </w:r>
@@ -1227,7 +1281,7 @@
               <w:rPr>
                 <w:rFonts w:ascii="Arial" w:hAnsi="Arial"/>
                 <w:color w:val="0F172A"/>
-                <w:sz w:val="16"/>
+                <w:sz w:val="20"/>
               </w:rPr>
               <w:t>☐  Ctrl + S</w:t>
             </w:r>
@@ -1240,7 +1294,7 @@
               <w:rPr>
                 <w:rFonts w:ascii="Arial" w:hAnsi="Arial"/>
                 <w:color w:val="0F172A"/>
-                <w:sz w:val="16"/>
+                <w:sz w:val="20"/>
               </w:rPr>
               <w:t>☐  Ctrl + P</w:t>
             </w:r>
@@ -1253,7 +1307,7 @@
               <w:rPr>
                 <w:rFonts w:ascii="Arial" w:hAnsi="Arial"/>
                 <w:color w:val="0F172A"/>
-                <w:sz w:val="16"/>
+                <w:sz w:val="20"/>
               </w:rPr>
               <w:t>☐  Ctrl + O</w:t>
             </w:r>
@@ -1267,6 +1321,8 @@
               <w:start w:w="100" w:type="dxa"/>
               <w:bottom w:w="70" w:type="dxa"/>
               <w:end w:w="100" w:type="dxa"/>
+              <w:left w:w="100" w:type="dxa"/>
+              <w:right w:w="100" w:type="dxa"/>
             </w:tcMar>
             <w:tcBorders>
               <w:top w:val="single" w:sz="4" w:color="CBD5E1"/>
@@ -1285,7 +1341,7 @@
                 <w:rFonts w:ascii="Arial" w:hAnsi="Arial"/>
                 <w:b/>
                 <w:color w:val="1D4ED8"/>
-                <w:sz w:val="18"/>
+                <w:sz w:val="20"/>
               </w:rPr>
               <w:t>2. Alles formatieren</w:t>
             </w:r>
@@ -1298,7 +1354,7 @@
               <w:rPr>
                 <w:rFonts w:ascii="Arial" w:hAnsi="Arial"/>
                 <w:color w:val="0F172A"/>
-                <w:sz w:val="16"/>
+                <w:sz w:val="20"/>
               </w:rPr>
               <w:t>Jan möchte den gesamten Text seines Dokuments markieren, um die Schriftart für alles gleichzeitig zu ändern.</w:t>
             </w:r>
@@ -1311,7 +1367,7 @@
               <w:rPr>
                 <w:rFonts w:ascii="Arial" w:hAnsi="Arial"/>
                 <w:color w:val="0F172A"/>
-                <w:sz w:val="16"/>
+                <w:sz w:val="20"/>
               </w:rPr>
               <w:t>☐  Ctrl + A</w:t>
             </w:r>
@@ -1324,7 +1380,7 @@
               <w:rPr>
                 <w:rFonts w:ascii="Arial" w:hAnsi="Arial"/>
                 <w:color w:val="0F172A"/>
-                <w:sz w:val="16"/>
+                <w:sz w:val="20"/>
               </w:rPr>
               <w:t>☐  Ctrl + F</w:t>
             </w:r>
@@ -1337,7 +1393,7 @@
               <w:rPr>
                 <w:rFonts w:ascii="Arial" w:hAnsi="Arial"/>
                 <w:color w:val="0F172A"/>
-                <w:sz w:val="16"/>
+                <w:sz w:val="20"/>
               </w:rPr>
               <w:t>☐  Ctrl + C</w:t>
             </w:r>
@@ -1356,6 +1412,8 @@
               <w:start w:w="100" w:type="dxa"/>
               <w:bottom w:w="70" w:type="dxa"/>
               <w:end w:w="100" w:type="dxa"/>
+              <w:left w:w="100" w:type="dxa"/>
+              <w:right w:w="100" w:type="dxa"/>
             </w:tcMar>
             <w:tcBorders>
               <w:top w:val="single" w:sz="4" w:color="CBD5E1"/>
@@ -1374,7 +1432,7 @@
                 <w:rFonts w:ascii="Arial" w:hAnsi="Arial"/>
                 <w:b/>
                 <w:color w:val="1D4ED8"/>
-                <w:sz w:val="18"/>
+                <w:sz w:val="20"/>
               </w:rPr>
               <w:t>3. Begriff finden</w:t>
             </w:r>
@@ -1387,7 +1445,7 @@
               <w:rPr>
                 <w:rFonts w:ascii="Arial" w:hAnsi="Arial"/>
                 <w:color w:val="0F172A"/>
-                <w:sz w:val="16"/>
+                <w:sz w:val="20"/>
               </w:rPr>
               <w:t>Amir hat ein sechsseitiges Dokument geöffnet. Er sucht darin nach dem Begriff „Datenschutz“.</w:t>
             </w:r>
@@ -1400,7 +1458,7 @@
               <w:rPr>
                 <w:rFonts w:ascii="Arial" w:hAnsi="Arial"/>
                 <w:color w:val="0F172A"/>
-                <w:sz w:val="16"/>
+                <w:sz w:val="20"/>
               </w:rPr>
               <w:t>☐  Ctrl + F</w:t>
             </w:r>
@@ -1413,7 +1471,7 @@
               <w:rPr>
                 <w:rFonts w:ascii="Arial" w:hAnsi="Arial"/>
                 <w:color w:val="0F172A"/>
-                <w:sz w:val="16"/>
+                <w:sz w:val="20"/>
               </w:rPr>
               <w:t>☐  Ctrl + H</w:t>
             </w:r>
@@ -1426,7 +1484,7 @@
               <w:rPr>
                 <w:rFonts w:ascii="Arial" w:hAnsi="Arial"/>
                 <w:color w:val="0F172A"/>
-                <w:sz w:val="16"/>
+                <w:sz w:val="20"/>
               </w:rPr>
               <w:t>☐  Ctrl + L</w:t>
             </w:r>
@@ -1440,6 +1498,8 @@
               <w:start w:w="100" w:type="dxa"/>
               <w:bottom w:w="70" w:type="dxa"/>
               <w:end w:w="100" w:type="dxa"/>
+              <w:left w:w="100" w:type="dxa"/>
+              <w:right w:w="100" w:type="dxa"/>
             </w:tcMar>
             <w:tcBorders>
               <w:top w:val="single" w:sz="4" w:color="CBD5E1"/>
@@ -1458,7 +1518,7 @@
                 <w:rFonts w:ascii="Arial" w:hAnsi="Arial"/>
                 <w:b/>
                 <w:color w:val="1D4ED8"/>
-                <w:sz w:val="18"/>
+                <w:sz w:val="20"/>
               </w:rPr>
               <w:t>4. Direkt ans Ende</w:t>
             </w:r>
@@ -1471,7 +1531,7 @@
               <w:rPr>
                 <w:rFonts w:ascii="Arial" w:hAnsi="Arial"/>
                 <w:color w:val="0F172A"/>
-                <w:sz w:val="16"/>
+                <w:sz w:val="20"/>
               </w:rPr>
               <w:t>Sophie arbeitet an einem sehr langen Bericht. Sie befindet sich weit oben und möchte direkt ganz ans Ende des Dokuments springen.</w:t>
             </w:r>
@@ -1484,7 +1544,7 @@
               <w:rPr>
                 <w:rFonts w:ascii="Arial" w:hAnsi="Arial"/>
                 <w:color w:val="0F172A"/>
-                <w:sz w:val="16"/>
+                <w:sz w:val="20"/>
               </w:rPr>
               <w:t>☐  Ctrl + End</w:t>
             </w:r>
@@ -1497,7 +1557,7 @@
               <w:rPr>
                 <w:rFonts w:ascii="Arial" w:hAnsi="Arial"/>
                 <w:color w:val="0F172A"/>
-                <w:sz w:val="16"/>
+                <w:sz w:val="20"/>
               </w:rPr>
               <w:t>☐  Ctrl + Home</w:t>
             </w:r>
@@ -1510,7 +1570,7 @@
               <w:rPr>
                 <w:rFonts w:ascii="Arial" w:hAnsi="Arial"/>
                 <w:color w:val="0F172A"/>
-                <w:sz w:val="16"/>
+                <w:sz w:val="20"/>
               </w:rPr>
               <w:t>☐  Ctrl + ↓</w:t>
             </w:r>
@@ -1529,6 +1589,8 @@
               <w:start w:w="100" w:type="dxa"/>
               <w:bottom w:w="70" w:type="dxa"/>
               <w:end w:w="100" w:type="dxa"/>
+              <w:left w:w="100" w:type="dxa"/>
+              <w:right w:w="100" w:type="dxa"/>
             </w:tcMar>
             <w:tcBorders>
               <w:top w:val="single" w:sz="4" w:color="CBD5E1"/>
@@ -1547,7 +1609,7 @@
                 <w:rFonts w:ascii="Arial" w:hAnsi="Arial"/>
                 <w:b/>
                 <w:color w:val="1D4ED8"/>
-                <w:sz w:val="18"/>
+                <w:sz w:val="20"/>
               </w:rPr>
               <w:t>5. Ohne fremde Formatierung</w:t>
             </w:r>
@@ -1560,7 +1622,7 @@
               <w:rPr>
                 <w:rFonts w:ascii="Arial" w:hAnsi="Arial"/>
                 <w:color w:val="0F172A"/>
-                <w:sz w:val="16"/>
+                <w:sz w:val="20"/>
               </w:rPr>
               <w:t>Tim kopiert Text von einer Webseite in ein Dokument. Die fremde Schriftart und Formatierung soll möglichst nicht übernommen werden.</w:t>
             </w:r>
@@ -1573,7 +1635,7 @@
               <w:rPr>
                 <w:rFonts w:ascii="Arial" w:hAnsi="Arial"/>
                 <w:color w:val="0F172A"/>
-                <w:sz w:val="16"/>
+                <w:sz w:val="20"/>
               </w:rPr>
               <w:t>☐  Ctrl + Shift + V</w:t>
             </w:r>
@@ -1586,7 +1648,7 @@
               <w:rPr>
                 <w:rFonts w:ascii="Arial" w:hAnsi="Arial"/>
                 <w:color w:val="0F172A"/>
-                <w:sz w:val="16"/>
+                <w:sz w:val="20"/>
               </w:rPr>
               <w:t>☐  Ctrl + V</w:t>
             </w:r>
@@ -1599,7 +1661,7 @@
               <w:rPr>
                 <w:rFonts w:ascii="Arial" w:hAnsi="Arial"/>
                 <w:color w:val="0F172A"/>
-                <w:sz w:val="16"/>
+                <w:sz w:val="20"/>
               </w:rPr>
               <w:t>☐  Ctrl + Shift + C</w:t>
             </w:r>
@@ -1613,6 +1675,8 @@
               <w:start w:w="100" w:type="dxa"/>
               <w:bottom w:w="70" w:type="dxa"/>
               <w:end w:w="100" w:type="dxa"/>
+              <w:left w:w="100" w:type="dxa"/>
+              <w:right w:w="100" w:type="dxa"/>
             </w:tcMar>
             <w:tcBorders>
               <w:top w:val="single" w:sz="4" w:color="CBD5E1"/>
@@ -1631,7 +1695,7 @@
                 <w:rFonts w:ascii="Arial" w:hAnsi="Arial"/>
                 <w:b/>
                 <w:color w:val="1D4ED8"/>
-                <w:sz w:val="18"/>
+                <w:sz w:val="20"/>
               </w:rPr>
               <w:t>6. Doch wiederherstellen</w:t>
             </w:r>
@@ -1644,7 +1708,7 @@
               <w:rPr>
                 <w:rFonts w:ascii="Arial" w:hAnsi="Arial"/>
                 <w:color w:val="0F172A"/>
-                <w:sz w:val="16"/>
+                <w:sz w:val="20"/>
               </w:rPr>
               <w:t>Luca hat einen Schritt rückgängig gemacht und merkt, dass er ihn doch behalten wollte.</w:t>
             </w:r>
@@ -1657,7 +1721,7 @@
               <w:rPr>
                 <w:rFonts w:ascii="Arial" w:hAnsi="Arial"/>
                 <w:color w:val="0F172A"/>
-                <w:sz w:val="16"/>
+                <w:sz w:val="20"/>
               </w:rPr>
               <w:t>☐  Ctrl + Y</w:t>
             </w:r>
@@ -1670,7 +1734,7 @@
               <w:rPr>
                 <w:rFonts w:ascii="Arial" w:hAnsi="Arial"/>
                 <w:color w:val="0F172A"/>
-                <w:sz w:val="16"/>
+                <w:sz w:val="20"/>
               </w:rPr>
               <w:t>☐  Ctrl + Z</w:t>
             </w:r>
@@ -1683,7 +1747,7 @@
               <w:rPr>
                 <w:rFonts w:ascii="Arial" w:hAnsi="Arial"/>
                 <w:color w:val="0F172A"/>
-                <w:sz w:val="16"/>
+                <w:sz w:val="20"/>
               </w:rPr>
               <w:t>☐  Ctrl + S</w:t>
             </w:r>
@@ -1703,7 +1767,7 @@
       <w:r>
         <w:rPr>
           <w:color w:val="1D4ED8"/>
-          <w:sz w:val="18"/>
+          <w:sz w:val="20"/>
         </w:rPr>
         <w:t xml:space="preserve">   8 P</w:t>
       </w:r>
@@ -1716,7 +1780,7 @@
       <w:r>
         <w:rPr>
           <w:color w:val="64748B"/>
-          <w:sz w:val="18"/>
+          <w:sz w:val="20"/>
         </w:rPr>
         <w:t>Ergänze jeweils die zweite Taste auf einer Schweizer Tastatur. Das Zielzeichen bleibt sichtbar; geprüft wird nur die zweite Taste zu AltGr.</w:t>
       </w:r>
@@ -1746,6 +1810,8 @@
               <w:start w:w="70" w:type="dxa"/>
               <w:bottom w:w="45" w:type="dxa"/>
               <w:end w:w="70" w:type="dxa"/>
+              <w:left w:w="70" w:type="dxa"/>
+              <w:right w:w="70" w:type="dxa"/>
             </w:tcMar>
             <w:tcBorders>
               <w:top w:val="single" w:sz="4" w:color="E2E8F0"/>
@@ -1764,7 +1830,7 @@
                 <w:rFonts w:ascii="Arial" w:hAnsi="Arial"/>
                 <w:b/>
                 <w:color w:val="0F172A"/>
-                <w:sz w:val="17"/>
+                <w:sz w:val="20"/>
               </w:rPr>
               <w:t>1.  @</w:t>
             </w:r>
@@ -1778,6 +1844,8 @@
               <w:start w:w="70" w:type="dxa"/>
               <w:bottom w:w="45" w:type="dxa"/>
               <w:end w:w="70" w:type="dxa"/>
+              <w:left w:w="70" w:type="dxa"/>
+              <w:right w:w="70" w:type="dxa"/>
             </w:tcMar>
             <w:tcBorders>
               <w:top w:val="single" w:sz="4" w:color="E2E8F0"/>
@@ -1802,6 +1870,8 @@
               <w:start w:w="70" w:type="dxa"/>
               <w:bottom w:w="45" w:type="dxa"/>
               <w:end w:w="70" w:type="dxa"/>
+              <w:left w:w="70" w:type="dxa"/>
+              <w:right w:w="70" w:type="dxa"/>
             </w:tcMar>
             <w:tcBorders>
               <w:top w:val="single" w:sz="4" w:color="E2E8F0"/>
@@ -1820,7 +1890,7 @@
                 <w:rFonts w:ascii="Arial" w:hAnsi="Arial"/>
                 <w:b/>
                 <w:color w:val="0F172A"/>
-                <w:sz w:val="17"/>
+                <w:sz w:val="20"/>
               </w:rPr>
               <w:t>2.  #</w:t>
             </w:r>
@@ -1834,6 +1904,8 @@
               <w:start w:w="70" w:type="dxa"/>
               <w:bottom w:w="45" w:type="dxa"/>
               <w:end w:w="70" w:type="dxa"/>
+              <w:left w:w="70" w:type="dxa"/>
+              <w:right w:w="70" w:type="dxa"/>
             </w:tcMar>
             <w:tcBorders>
               <w:top w:val="single" w:sz="4" w:color="E2E8F0"/>
@@ -1863,6 +1935,8 @@
               <w:start w:w="70" w:type="dxa"/>
               <w:bottom w:w="45" w:type="dxa"/>
               <w:end w:w="70" w:type="dxa"/>
+              <w:left w:w="70" w:type="dxa"/>
+              <w:right w:w="70" w:type="dxa"/>
             </w:tcMar>
             <w:tcBorders>
               <w:top w:val="single" w:sz="4" w:color="E2E8F0"/>
@@ -1881,7 +1955,7 @@
                 <w:rFonts w:ascii="Arial" w:hAnsi="Arial"/>
                 <w:b/>
                 <w:color w:val="0F172A"/>
-                <w:sz w:val="17"/>
+                <w:sz w:val="20"/>
               </w:rPr>
               <w:t>3.  €</w:t>
             </w:r>
@@ -1895,6 +1969,8 @@
               <w:start w:w="70" w:type="dxa"/>
               <w:bottom w:w="45" w:type="dxa"/>
               <w:end w:w="70" w:type="dxa"/>
+              <w:left w:w="70" w:type="dxa"/>
+              <w:right w:w="70" w:type="dxa"/>
             </w:tcMar>
             <w:tcBorders>
               <w:top w:val="single" w:sz="4" w:color="E2E8F0"/>
@@ -1919,6 +1995,8 @@
               <w:start w:w="70" w:type="dxa"/>
               <w:bottom w:w="45" w:type="dxa"/>
               <w:end w:w="70" w:type="dxa"/>
+              <w:left w:w="70" w:type="dxa"/>
+              <w:right w:w="70" w:type="dxa"/>
             </w:tcMar>
             <w:tcBorders>
               <w:top w:val="single" w:sz="4" w:color="E2E8F0"/>
@@ -1937,7 +2015,7 @@
                 <w:rFonts w:ascii="Arial" w:hAnsi="Arial"/>
                 <w:b/>
                 <w:color w:val="0F172A"/>
-                <w:sz w:val="17"/>
+                <w:sz w:val="20"/>
               </w:rPr>
               <w:t>4.  |</w:t>
             </w:r>
@@ -1951,6 +2029,8 @@
               <w:start w:w="70" w:type="dxa"/>
               <w:bottom w:w="45" w:type="dxa"/>
               <w:end w:w="70" w:type="dxa"/>
+              <w:left w:w="70" w:type="dxa"/>
+              <w:right w:w="70" w:type="dxa"/>
             </w:tcMar>
             <w:tcBorders>
               <w:top w:val="single" w:sz="4" w:color="E2E8F0"/>
@@ -1980,6 +2060,8 @@
               <w:start w:w="70" w:type="dxa"/>
               <w:bottom w:w="45" w:type="dxa"/>
               <w:end w:w="70" w:type="dxa"/>
+              <w:left w:w="70" w:type="dxa"/>
+              <w:right w:w="70" w:type="dxa"/>
             </w:tcMar>
             <w:tcBorders>
               <w:top w:val="single" w:sz="4" w:color="E2E8F0"/>
@@ -1998,7 +2080,7 @@
                 <w:rFonts w:ascii="Arial" w:hAnsi="Arial"/>
                 <w:b/>
                 <w:color w:val="0F172A"/>
-                <w:sz w:val="17"/>
+                <w:sz w:val="20"/>
               </w:rPr>
               <w:t>5.  \</w:t>
             </w:r>
@@ -2012,6 +2094,8 @@
               <w:start w:w="70" w:type="dxa"/>
               <w:bottom w:w="45" w:type="dxa"/>
               <w:end w:w="70" w:type="dxa"/>
+              <w:left w:w="70" w:type="dxa"/>
+              <w:right w:w="70" w:type="dxa"/>
             </w:tcMar>
             <w:tcBorders>
               <w:top w:val="single" w:sz="4" w:color="E2E8F0"/>
@@ -2036,6 +2120,8 @@
               <w:start w:w="70" w:type="dxa"/>
               <w:bottom w:w="45" w:type="dxa"/>
               <w:end w:w="70" w:type="dxa"/>
+              <w:left w:w="70" w:type="dxa"/>
+              <w:right w:w="70" w:type="dxa"/>
             </w:tcMar>
             <w:tcBorders>
               <w:top w:val="single" w:sz="4" w:color="E2E8F0"/>
@@ -2054,7 +2140,7 @@
                 <w:rFonts w:ascii="Arial" w:hAnsi="Arial"/>
                 <w:b/>
                 <w:color w:val="0F172A"/>
-                <w:sz w:val="17"/>
+                <w:sz w:val="20"/>
               </w:rPr>
               <w:t>6.  [</w:t>
             </w:r>
@@ -2068,6 +2154,8 @@
               <w:start w:w="70" w:type="dxa"/>
               <w:bottom w:w="45" w:type="dxa"/>
               <w:end w:w="70" w:type="dxa"/>
+              <w:left w:w="70" w:type="dxa"/>
+              <w:right w:w="70" w:type="dxa"/>
             </w:tcMar>
             <w:tcBorders>
               <w:top w:val="single" w:sz="4" w:color="E2E8F0"/>
@@ -2097,6 +2185,8 @@
               <w:start w:w="70" w:type="dxa"/>
               <w:bottom w:w="45" w:type="dxa"/>
               <w:end w:w="70" w:type="dxa"/>
+              <w:left w:w="70" w:type="dxa"/>
+              <w:right w:w="70" w:type="dxa"/>
             </w:tcMar>
             <w:tcBorders>
               <w:top w:val="single" w:sz="4" w:color="E2E8F0"/>
@@ -2115,7 +2205,7 @@
                 <w:rFonts w:ascii="Arial" w:hAnsi="Arial"/>
                 <w:b/>
                 <w:color w:val="0F172A"/>
-                <w:sz w:val="17"/>
+                <w:sz w:val="20"/>
               </w:rPr>
               <w:t>7.  {</w:t>
             </w:r>
@@ -2129,6 +2219,8 @@
               <w:start w:w="70" w:type="dxa"/>
               <w:bottom w:w="45" w:type="dxa"/>
               <w:end w:w="70" w:type="dxa"/>
+              <w:left w:w="70" w:type="dxa"/>
+              <w:right w:w="70" w:type="dxa"/>
             </w:tcMar>
             <w:tcBorders>
               <w:top w:val="single" w:sz="4" w:color="E2E8F0"/>
@@ -2153,6 +2245,8 @@
               <w:start w:w="70" w:type="dxa"/>
               <w:bottom w:w="45" w:type="dxa"/>
               <w:end w:w="70" w:type="dxa"/>
+              <w:left w:w="70" w:type="dxa"/>
+              <w:right w:w="70" w:type="dxa"/>
             </w:tcMar>
             <w:tcBorders>
               <w:top w:val="single" w:sz="4" w:color="E2E8F0"/>
@@ -2171,7 +2265,7 @@
                 <w:rFonts w:ascii="Arial" w:hAnsi="Arial"/>
                 <w:b/>
                 <w:color w:val="0F172A"/>
-                <w:sz w:val="17"/>
+                <w:sz w:val="20"/>
               </w:rPr>
               <w:t>8.  °</w:t>
             </w:r>
@@ -2185,6 +2279,8 @@
               <w:start w:w="70" w:type="dxa"/>
               <w:bottom w:w="45" w:type="dxa"/>
               <w:end w:w="70" w:type="dxa"/>
+              <w:left w:w="70" w:type="dxa"/>
+              <w:right w:w="70" w:type="dxa"/>
             </w:tcMar>
             <w:tcBorders>
               <w:top w:val="single" w:sz="4" w:color="E2E8F0"/>
@@ -2216,7 +2312,7 @@
       <w:r>
         <w:rPr>
           <w:color w:val="1D4ED8"/>
-          <w:sz w:val="18"/>
+          <w:sz w:val="20"/>
         </w:rPr>
         <w:t xml:space="preserve">   4 P</w:t>
       </w:r>
@@ -2229,7 +2325,7 @@
       <w:r>
         <w:rPr>
           <w:color w:val="64748B"/>
-          <w:sz w:val="18"/>
+          <w:sz w:val="20"/>
         </w:rPr>
         <w:t>Wähle die passendste Tastenkombination.</w:t>
       </w:r>
@@ -2257,6 +2353,8 @@
               <w:start w:w="100" w:type="dxa"/>
               <w:bottom w:w="70" w:type="dxa"/>
               <w:end w:w="100" w:type="dxa"/>
+              <w:left w:w="100" w:type="dxa"/>
+              <w:right w:w="100" w:type="dxa"/>
             </w:tcMar>
             <w:tcBorders>
               <w:top w:val="single" w:sz="4" w:color="CBD5E1"/>
@@ -2275,7 +2373,7 @@
                 <w:rFonts w:ascii="Arial" w:hAnsi="Arial"/>
                 <w:b/>
                 <w:color w:val="1D4ED8"/>
-                <w:sz w:val="18"/>
+                <w:sz w:val="20"/>
               </w:rPr>
               <w:t>1. Neues Word-Dokument</w:t>
             </w:r>
@@ -2288,7 +2386,7 @@
               <w:rPr>
                 <w:rFonts w:ascii="Arial" w:hAnsi="Arial"/>
                 <w:color w:val="0F172A"/>
-                <w:sz w:val="16"/>
+                <w:sz w:val="20"/>
               </w:rPr>
               <w:t>Du möchtest in Word ein neues Dokument erstellen.</w:t>
             </w:r>
@@ -2301,7 +2399,7 @@
               <w:rPr>
                 <w:rFonts w:ascii="Arial" w:hAnsi="Arial"/>
                 <w:color w:val="0F172A"/>
-                <w:sz w:val="16"/>
+                <w:sz w:val="20"/>
               </w:rPr>
               <w:t>☐  Ctrl + N</w:t>
             </w:r>
@@ -2314,7 +2412,7 @@
               <w:rPr>
                 <w:rFonts w:ascii="Arial" w:hAnsi="Arial"/>
                 <w:color w:val="0F172A"/>
-                <w:sz w:val="16"/>
+                <w:sz w:val="20"/>
               </w:rPr>
               <w:t>☐  Ctrl + T</w:t>
             </w:r>
@@ -2327,7 +2425,7 @@
               <w:rPr>
                 <w:rFonts w:ascii="Arial" w:hAnsi="Arial"/>
                 <w:color w:val="0F172A"/>
-                <w:sz w:val="16"/>
+                <w:sz w:val="20"/>
               </w:rPr>
               <w:t>☐  Ctrl + W</w:t>
             </w:r>
@@ -2341,6 +2439,8 @@
               <w:start w:w="100" w:type="dxa"/>
               <w:bottom w:w="70" w:type="dxa"/>
               <w:end w:w="100" w:type="dxa"/>
+              <w:left w:w="100" w:type="dxa"/>
+              <w:right w:w="100" w:type="dxa"/>
             </w:tcMar>
             <w:tcBorders>
               <w:top w:val="single" w:sz="4" w:color="CBD5E1"/>
@@ -2359,7 +2459,7 @@
                 <w:rFonts w:ascii="Arial" w:hAnsi="Arial"/>
                 <w:b/>
                 <w:color w:val="1D4ED8"/>
-                <w:sz w:val="18"/>
+                <w:sz w:val="20"/>
               </w:rPr>
               <w:t>2. Neuer Browser-Tab</w:t>
             </w:r>
@@ -2372,7 +2472,7 @@
               <w:rPr>
                 <w:rFonts w:ascii="Arial" w:hAnsi="Arial"/>
                 <w:color w:val="0F172A"/>
-                <w:sz w:val="16"/>
+                <w:sz w:val="20"/>
               </w:rPr>
               <w:t>Du möchtest im Browser einen neuen Tab öffnen.</w:t>
             </w:r>
@@ -2385,7 +2485,7 @@
               <w:rPr>
                 <w:rFonts w:ascii="Arial" w:hAnsi="Arial"/>
                 <w:color w:val="0F172A"/>
-                <w:sz w:val="16"/>
+                <w:sz w:val="20"/>
               </w:rPr>
               <w:t>☐  Ctrl + N</w:t>
             </w:r>
@@ -2398,7 +2498,7 @@
               <w:rPr>
                 <w:rFonts w:ascii="Arial" w:hAnsi="Arial"/>
                 <w:color w:val="0F172A"/>
-                <w:sz w:val="16"/>
+                <w:sz w:val="20"/>
               </w:rPr>
               <w:t>☐  Ctrl + T</w:t>
             </w:r>
@@ -2411,7 +2511,7 @@
               <w:rPr>
                 <w:rFonts w:ascii="Arial" w:hAnsi="Arial"/>
                 <w:color w:val="0F172A"/>
-                <w:sz w:val="16"/>
+                <w:sz w:val="20"/>
               </w:rPr>
               <w:t>☐  Ctrl + L</w:t>
             </w:r>
@@ -2430,6 +2530,8 @@
               <w:start w:w="100" w:type="dxa"/>
               <w:bottom w:w="70" w:type="dxa"/>
               <w:end w:w="100" w:type="dxa"/>
+              <w:left w:w="100" w:type="dxa"/>
+              <w:right w:w="100" w:type="dxa"/>
             </w:tcMar>
             <w:tcBorders>
               <w:top w:val="single" w:sz="4" w:color="CBD5E1"/>
@@ -2448,7 +2550,7 @@
                 <w:rFonts w:ascii="Arial" w:hAnsi="Arial"/>
                 <w:b/>
                 <w:color w:val="1D4ED8"/>
-                <w:sz w:val="18"/>
+                <w:sz w:val="20"/>
               </w:rPr>
               <w:t>3. Webseite neu laden</w:t>
             </w:r>
@@ -2461,7 +2563,7 @@
               <w:rPr>
                 <w:rFonts w:ascii="Arial" w:hAnsi="Arial"/>
                 <w:color w:val="0F172A"/>
-                <w:sz w:val="16"/>
+                <w:sz w:val="20"/>
               </w:rPr>
               <w:t>Du möchtest die aktuelle Webseite neu laden.</w:t>
             </w:r>
@@ -2474,7 +2576,7 @@
               <w:rPr>
                 <w:rFonts w:ascii="Arial" w:hAnsi="Arial"/>
                 <w:color w:val="0F172A"/>
-                <w:sz w:val="16"/>
+                <w:sz w:val="20"/>
               </w:rPr>
               <w:t>☐  F5</w:t>
             </w:r>
@@ -2487,7 +2589,7 @@
               <w:rPr>
                 <w:rFonts w:ascii="Arial" w:hAnsi="Arial"/>
                 <w:color w:val="0F172A"/>
-                <w:sz w:val="16"/>
+                <w:sz w:val="20"/>
               </w:rPr>
               <w:t>☐  Ctrl + F</w:t>
             </w:r>
@@ -2500,7 +2602,7 @@
               <w:rPr>
                 <w:rFonts w:ascii="Arial" w:hAnsi="Arial"/>
                 <w:color w:val="0F172A"/>
-                <w:sz w:val="16"/>
+                <w:sz w:val="20"/>
               </w:rPr>
               <w:t>☐  Win + D</w:t>
             </w:r>
@@ -2514,6 +2616,8 @@
               <w:start w:w="100" w:type="dxa"/>
               <w:bottom w:w="70" w:type="dxa"/>
               <w:end w:w="100" w:type="dxa"/>
+              <w:left w:w="100" w:type="dxa"/>
+              <w:right w:w="100" w:type="dxa"/>
             </w:tcMar>
             <w:tcBorders>
               <w:top w:val="single" w:sz="4" w:color="CBD5E1"/>
@@ -2532,7 +2636,7 @@
                 <w:rFonts w:ascii="Arial" w:hAnsi="Arial"/>
                 <w:b/>
                 <w:color w:val="1D4ED8"/>
-                <w:sz w:val="18"/>
+                <w:sz w:val="20"/>
               </w:rPr>
               <w:t>4. Adresse markieren</w:t>
             </w:r>
@@ -2545,7 +2649,7 @@
               <w:rPr>
                 <w:rFonts w:ascii="Arial" w:hAnsi="Arial"/>
                 <w:color w:val="0F172A"/>
-                <w:sz w:val="16"/>
+                <w:sz w:val="20"/>
               </w:rPr>
               <w:t>Du möchtest sofort die gesamte Adresse im Browser markieren.</w:t>
             </w:r>
@@ -2558,7 +2662,7 @@
               <w:rPr>
                 <w:rFonts w:ascii="Arial" w:hAnsi="Arial"/>
                 <w:color w:val="0F172A"/>
-                <w:sz w:val="16"/>
+                <w:sz w:val="20"/>
               </w:rPr>
               <w:t>☐  Ctrl + L</w:t>
             </w:r>
@@ -2571,7 +2675,7 @@
               <w:rPr>
                 <w:rFonts w:ascii="Arial" w:hAnsi="Arial"/>
                 <w:color w:val="0F172A"/>
-                <w:sz w:val="16"/>
+                <w:sz w:val="20"/>
               </w:rPr>
               <w:t>☐  Ctrl + F</w:t>
             </w:r>
@@ -2584,7 +2688,7 @@
               <w:rPr>
                 <w:rFonts w:ascii="Arial" w:hAnsi="Arial"/>
                 <w:color w:val="0F172A"/>
-                <w:sz w:val="16"/>
+                <w:sz w:val="20"/>
               </w:rPr>
               <w:t>☐  Ctrl + T</w:t>
             </w:r>
@@ -2605,7 +2709,7 @@
       <w:r>
         <w:rPr>
           <w:color w:val="1D4ED8"/>
-          <w:sz w:val="18"/>
+          <w:sz w:val="20"/>
         </w:rPr>
         <w:t xml:space="preserve">   5 P</w:t>
       </w:r>
@@ -2618,7 +2722,7 @@
       <w:r>
         <w:rPr>
           <w:color w:val="64748B"/>
-          <w:sz w:val="18"/>
+          <w:sz w:val="20"/>
         </w:rPr>
         <w:t>Schreibe die passende Tastenkombination direkt ins leere Feld.</w:t>
       </w:r>
@@ -2646,6 +2750,8 @@
               <w:start w:w="100" w:type="dxa"/>
               <w:bottom w:w="70" w:type="dxa"/>
               <w:end w:w="100" w:type="dxa"/>
+              <w:left w:w="100" w:type="dxa"/>
+              <w:right w:w="100" w:type="dxa"/>
             </w:tcMar>
             <w:tcBorders>
               <w:top w:val="single" w:sz="4" w:color="CBD5E1"/>
@@ -2664,7 +2770,7 @@
                 <w:rFonts w:ascii="Arial" w:hAnsi="Arial"/>
                 <w:b/>
                 <w:color w:val="1D4ED8"/>
-                <w:sz w:val="18"/>
+                <w:sz w:val="20"/>
               </w:rPr>
               <w:t>1. Desktop anzeigen</w:t>
             </w:r>
@@ -2686,6 +2792,8 @@
               <w:start w:w="100" w:type="dxa"/>
               <w:bottom w:w="70" w:type="dxa"/>
               <w:end w:w="100" w:type="dxa"/>
+              <w:left w:w="100" w:type="dxa"/>
+              <w:right w:w="100" w:type="dxa"/>
             </w:tcMar>
             <w:tcBorders>
               <w:top w:val="single" w:sz="4" w:color="CBD5E1"/>
@@ -2704,7 +2812,7 @@
                 <w:rFonts w:ascii="Arial" w:hAnsi="Arial"/>
                 <w:b/>
                 <w:color w:val="1D4ED8"/>
-                <w:sz w:val="18"/>
+                <w:sz w:val="20"/>
               </w:rPr>
               <w:t>2. Datei-Explorer öffnen</w:t>
             </w:r>
@@ -2731,6 +2839,8 @@
               <w:start w:w="100" w:type="dxa"/>
               <w:bottom w:w="70" w:type="dxa"/>
               <w:end w:w="100" w:type="dxa"/>
+              <w:left w:w="100" w:type="dxa"/>
+              <w:right w:w="100" w:type="dxa"/>
             </w:tcMar>
             <w:tcBorders>
               <w:top w:val="single" w:sz="4" w:color="CBD5E1"/>
@@ -2749,7 +2859,7 @@
                 <w:rFonts w:ascii="Arial" w:hAnsi="Arial"/>
                 <w:b/>
                 <w:color w:val="1D4ED8"/>
-                <w:sz w:val="18"/>
+                <w:sz w:val="20"/>
               </w:rPr>
               <w:t>3. Einen Bildschirmausschnitt aufnehmen</w:t>
             </w:r>
@@ -2771,6 +2881,8 @@
               <w:start w:w="100" w:type="dxa"/>
               <w:bottom w:w="70" w:type="dxa"/>
               <w:end w:w="100" w:type="dxa"/>
+              <w:left w:w="100" w:type="dxa"/>
+              <w:right w:w="100" w:type="dxa"/>
             </w:tcMar>
             <w:tcBorders>
               <w:top w:val="single" w:sz="4" w:color="CBD5E1"/>
@@ -2789,7 +2901,7 @@
                 <w:rFonts w:ascii="Arial" w:hAnsi="Arial"/>
                 <w:b/>
                 <w:color w:val="1D4ED8"/>
-                <w:sz w:val="18"/>
+                <w:sz w:val="20"/>
               </w:rPr>
               <w:t>4. Task-Manager direkt öffnen</w:t>
             </w:r>
@@ -2816,6 +2928,8 @@
               <w:start w:w="100" w:type="dxa"/>
               <w:bottom w:w="70" w:type="dxa"/>
               <w:end w:w="100" w:type="dxa"/>
+              <w:left w:w="100" w:type="dxa"/>
+              <w:right w:w="100" w:type="dxa"/>
             </w:tcMar>
             <w:tcBorders>
               <w:top w:val="single" w:sz="4" w:color="CBD5E1"/>
@@ -2834,7 +2948,7 @@
                 <w:rFonts w:ascii="Arial" w:hAnsi="Arial"/>
                 <w:b/>
                 <w:color w:val="1D4ED8"/>
-                <w:sz w:val="18"/>
+                <w:sz w:val="20"/>
               </w:rPr>
               <w:t>5. Verlauf der Zwischenablage öffnen</w:t>
             </w:r>
@@ -2851,6 +2965,10 @@
         <w:tc>
           <w:tcPr>
             <w:tcW w:type="dxa" w:w="4876"/>
+            <w:tcMar>
+              <w:left w:w="90" w:type="dxa"/>
+              <w:right w:w="90" w:type="dxa"/>
+            </w:tcMar>
           </w:tcPr>
           <w:p/>
         </w:tc>
@@ -2869,7 +2987,7 @@
       <w:r>
         <w:rPr>
           <w:color w:val="1D4ED8"/>
-          <w:sz w:val="18"/>
+          <w:sz w:val="20"/>
         </w:rPr>
         <w:t xml:space="preserve">   6 P</w:t>
       </w:r>
@@ -2882,7 +3000,7 @@
       <w:r>
         <w:rPr>
           <w:color w:val="64748B"/>
-          <w:sz w:val="18"/>
+          <w:sz w:val="20"/>
         </w:rPr>
         <w:t>Beschreibe kurz die Wirkung. Stichwort oder Satz genügt; bewertet wird der Inhalt. Je 1 Punkt.</w:t>
       </w:r>
@@ -2910,6 +3028,8 @@
               <w:start w:w="100" w:type="dxa"/>
               <w:bottom w:w="70" w:type="dxa"/>
               <w:end w:w="100" w:type="dxa"/>
+              <w:left w:w="100" w:type="dxa"/>
+              <w:right w:w="100" w:type="dxa"/>
             </w:tcMar>
             <w:tcBorders>
               <w:top w:val="single" w:sz="4" w:color="CBD5E1"/>
@@ -2928,7 +3048,7 @@
                 <w:rFonts w:ascii="Arial" w:hAnsi="Arial"/>
                 <w:b/>
                 <w:color w:val="1D4ED8"/>
-                <w:sz w:val="18"/>
+                <w:sz w:val="20"/>
               </w:rPr>
               <w:t>1. Ctrl + H in Word</w:t>
             </w:r>
@@ -2950,6 +3070,8 @@
               <w:start w:w="100" w:type="dxa"/>
               <w:bottom w:w="70" w:type="dxa"/>
               <w:end w:w="100" w:type="dxa"/>
+              <w:left w:w="100" w:type="dxa"/>
+              <w:right w:w="100" w:type="dxa"/>
             </w:tcMar>
             <w:tcBorders>
               <w:top w:val="single" w:sz="4" w:color="CBD5E1"/>
@@ -2968,7 +3090,7 @@
                 <w:rFonts w:ascii="Arial" w:hAnsi="Arial"/>
                 <w:b/>
                 <w:color w:val="1D4ED8"/>
-                <w:sz w:val="18"/>
+                <w:sz w:val="20"/>
               </w:rPr>
               <w:t>2. Ctrl + P</w:t>
             </w:r>
@@ -2995,6 +3117,8 @@
               <w:start w:w="100" w:type="dxa"/>
               <w:bottom w:w="70" w:type="dxa"/>
               <w:end w:w="100" w:type="dxa"/>
+              <w:left w:w="100" w:type="dxa"/>
+              <w:right w:w="100" w:type="dxa"/>
             </w:tcMar>
             <w:tcBorders>
               <w:top w:val="single" w:sz="4" w:color="CBD5E1"/>
@@ -3013,7 +3137,7 @@
                 <w:rFonts w:ascii="Arial" w:hAnsi="Arial"/>
                 <w:b/>
                 <w:color w:val="1D4ED8"/>
-                <w:sz w:val="18"/>
+                <w:sz w:val="20"/>
               </w:rPr>
               <w:t>3. Ctrl + O</w:t>
             </w:r>
@@ -3035,6 +3159,8 @@
               <w:start w:w="100" w:type="dxa"/>
               <w:bottom w:w="70" w:type="dxa"/>
               <w:end w:w="100" w:type="dxa"/>
+              <w:left w:w="100" w:type="dxa"/>
+              <w:right w:w="100" w:type="dxa"/>
             </w:tcMar>
             <w:tcBorders>
               <w:top w:val="single" w:sz="4" w:color="CBD5E1"/>
@@ -3053,7 +3179,7 @@
                 <w:rFonts w:ascii="Arial" w:hAnsi="Arial"/>
                 <w:b/>
                 <w:color w:val="1D4ED8"/>
-                <w:sz w:val="18"/>
+                <w:sz w:val="20"/>
               </w:rPr>
               <w:t>4. Win + ←</w:t>
             </w:r>
@@ -3080,6 +3206,8 @@
               <w:start w:w="100" w:type="dxa"/>
               <w:bottom w:w="70" w:type="dxa"/>
               <w:end w:w="100" w:type="dxa"/>
+              <w:left w:w="100" w:type="dxa"/>
+              <w:right w:w="100" w:type="dxa"/>
             </w:tcMar>
             <w:tcBorders>
               <w:top w:val="single" w:sz="4" w:color="CBD5E1"/>
@@ -3098,7 +3226,7 @@
                 <w:rFonts w:ascii="Arial" w:hAnsi="Arial"/>
                 <w:b/>
                 <w:color w:val="1D4ED8"/>
-                <w:sz w:val="18"/>
+                <w:sz w:val="20"/>
               </w:rPr>
               <w:t>5. Win + ↑</w:t>
             </w:r>
@@ -3120,6 +3248,8 @@
               <w:start w:w="100" w:type="dxa"/>
               <w:bottom w:w="70" w:type="dxa"/>
               <w:end w:w="100" w:type="dxa"/>
+              <w:left w:w="100" w:type="dxa"/>
+              <w:right w:w="100" w:type="dxa"/>
             </w:tcMar>
             <w:tcBorders>
               <w:top w:val="single" w:sz="4" w:color="CBD5E1"/>
@@ -3138,7 +3268,7 @@
                 <w:rFonts w:ascii="Arial" w:hAnsi="Arial"/>
                 <w:b/>
                 <w:color w:val="1D4ED8"/>
-                <w:sz w:val="18"/>
+                <w:sz w:val="20"/>
               </w:rPr>
               <w:t>6. Win + ↓ (Fenster maximiert)</w:t>
             </w:r>
@@ -3167,7 +3297,7 @@
       <w:r>
         <w:rPr>
           <w:color w:val="1D4ED8"/>
-          <w:sz w:val="18"/>
+          <w:sz w:val="20"/>
         </w:rPr>
         <w:t xml:space="preserve">   4 P</w:t>
       </w:r>
@@ -3180,7 +3310,7 @@
       <w:r>
         <w:rPr>
           <w:color w:val="64748B"/>
-          <w:sz w:val="18"/>
+          <w:sz w:val="20"/>
         </w:rPr>
         <w:t>Erkläre jeweils kurz den Unterschied. Pro Teilaufgabe sind 2 Punkte möglich.</w:t>
       </w:r>
@@ -3208,6 +3338,8 @@
               <w:start w:w="100" w:type="dxa"/>
               <w:bottom w:w="70" w:type="dxa"/>
               <w:end w:w="100" w:type="dxa"/>
+              <w:left w:w="100" w:type="dxa"/>
+              <w:right w:w="100" w:type="dxa"/>
             </w:tcMar>
             <w:tcBorders>
               <w:top w:val="single" w:sz="4" w:color="CBD5E1"/>
@@ -3226,7 +3358,7 @@
                 <w:rFonts w:ascii="Arial" w:hAnsi="Arial"/>
                 <w:b/>
                 <w:color w:val="1D4ED8"/>
-                <w:sz w:val="18"/>
+                <w:sz w:val="20"/>
               </w:rPr>
               <w:t>A) Ctrl + Tab und Alt + Tab</w:t>
             </w:r>
@@ -3239,7 +3371,7 @@
               <w:rPr>
                 <w:rFonts w:ascii="Arial" w:hAnsi="Arial"/>
                 <w:color w:val="0F172A"/>
-                <w:sz w:val="16"/>
+                <w:sz w:val="20"/>
               </w:rPr>
               <w:t>Wann verwendest du Ctrl + Tab und wann Alt + Tab?</w:t>
             </w:r>
@@ -3261,6 +3393,8 @@
               <w:start w:w="100" w:type="dxa"/>
               <w:bottom w:w="70" w:type="dxa"/>
               <w:end w:w="100" w:type="dxa"/>
+              <w:left w:w="100" w:type="dxa"/>
+              <w:right w:w="100" w:type="dxa"/>
             </w:tcMar>
             <w:tcBorders>
               <w:top w:val="single" w:sz="4" w:color="CBD5E1"/>
@@ -3279,7 +3413,7 @@
                 <w:rFonts w:ascii="Arial" w:hAnsi="Arial"/>
                 <w:b/>
                 <w:color w:val="1D4ED8"/>
-                <w:sz w:val="18"/>
+                <w:sz w:val="20"/>
               </w:rPr>
               <w:t>B) Ctrl + W und Alt + F4</w:t>
             </w:r>
@@ -3292,7 +3426,7 @@
               <w:rPr>
                 <w:rFonts w:ascii="Arial" w:hAnsi="Arial"/>
                 <w:color w:val="0F172A"/>
-                <w:sz w:val="16"/>
+                <w:sz w:val="20"/>
               </w:rPr>
               <w:t>Was schliesst Ctrl + W typischerweise und was schliesst Alt + F4?</w:t>
             </w:r>
@@ -3321,7 +3455,7 @@
       <w:r>
         <w:rPr>
           <w:color w:val="1D4ED8"/>
-          <w:sz w:val="18"/>
+          <w:sz w:val="20"/>
         </w:rPr>
         <w:t xml:space="preserve">   4 P</w:t>
       </w:r>
@@ -3334,7 +3468,7 @@
       <w:r>
         <w:rPr>
           <w:color w:val="64748B"/>
-          <w:sz w:val="18"/>
+          <w:sz w:val="20"/>
         </w:rPr>
         <w:t>Nenne die sinnvollste Tastenkombination und begründe kurz.</w:t>
       </w:r>
@@ -3362,6 +3496,8 @@
               <w:start w:w="100" w:type="dxa"/>
               <w:bottom w:w="70" w:type="dxa"/>
               <w:end w:w="100" w:type="dxa"/>
+              <w:left w:w="100" w:type="dxa"/>
+              <w:right w:w="100" w:type="dxa"/>
             </w:tcMar>
             <w:tcBorders>
               <w:top w:val="single" w:sz="4" w:color="CBD5E1"/>
@@ -3380,7 +3516,7 @@
                 <w:rFonts w:ascii="Arial" w:hAnsi="Arial"/>
                 <w:b/>
                 <w:color w:val="1D4ED8"/>
-                <w:sz w:val="18"/>
+                <w:sz w:val="20"/>
               </w:rPr>
               <w:t>A) Zwei Programme nebeneinander - 2 P</w:t>
             </w:r>
@@ -3393,7 +3529,7 @@
               <w:rPr>
                 <w:rFonts w:ascii="Arial" w:hAnsi="Arial"/>
                 <w:color w:val="0F172A"/>
-                <w:sz w:val="16"/>
+                <w:sz w:val="20"/>
               </w:rPr>
               <w:t>Das aktive Browserfenster soll ohne Maus die rechte Bildschirmhälfte einnehmen, damit PowerPoint daneben sichtbar bleiben kann.</w:t>
             </w:r>
@@ -3407,7 +3543,7 @@
                 <w:rFonts w:ascii="Arial" w:hAnsi="Arial"/>
                 <w:b/>
                 <w:color w:val="64748B"/>
-                <w:sz w:val="15"/>
+                <w:sz w:val="20"/>
               </w:rPr>
               <w:t>Tastenkombination</w:t>
             </w:r>
@@ -3429,7 +3565,7 @@
                 <w:rFonts w:ascii="Arial" w:hAnsi="Arial"/>
                 <w:b/>
                 <w:color w:val="64748B"/>
-                <w:sz w:val="15"/>
+                <w:sz w:val="20"/>
               </w:rPr>
               <w:t>Begründung</w:t>
             </w:r>
@@ -3451,6 +3587,8 @@
               <w:start w:w="100" w:type="dxa"/>
               <w:bottom w:w="70" w:type="dxa"/>
               <w:end w:w="100" w:type="dxa"/>
+              <w:left w:w="100" w:type="dxa"/>
+              <w:right w:w="100" w:type="dxa"/>
             </w:tcMar>
             <w:tcBorders>
               <w:top w:val="single" w:sz="4" w:color="CBD5E1"/>
@@ -3469,7 +3607,7 @@
                 <w:rFonts w:ascii="Arial" w:hAnsi="Arial"/>
                 <w:b/>
                 <w:color w:val="1D4ED8"/>
-                <w:sz w:val="18"/>
+                <w:sz w:val="20"/>
               </w:rPr>
               <w:t>B) Arbeitsplatz verlassen - 2 P</w:t>
             </w:r>
@@ -3482,7 +3620,7 @@
               <w:rPr>
                 <w:rFonts w:ascii="Arial" w:hAnsi="Arial"/>
                 <w:color w:val="0F172A"/>
-                <w:sz w:val="16"/>
+                <w:sz w:val="20"/>
               </w:rPr>
               <w:t>Du gehst kurz aus dem Raum. Programme sollen geöffnet bleiben, aber niemand soll den Computer benutzen können.</w:t>
             </w:r>
@@ -3496,7 +3634,7 @@
                 <w:rFonts w:ascii="Arial" w:hAnsi="Arial"/>
                 <w:b/>
                 <w:color w:val="64748B"/>
-                <w:sz w:val="15"/>
+                <w:sz w:val="20"/>
               </w:rPr>
               <w:t>Tastenkombination</w:t>
             </w:r>
@@ -3518,7 +3656,7 @@
                 <w:rFonts w:ascii="Arial" w:hAnsi="Arial"/>
                 <w:b/>
                 <w:color w:val="64748B"/>
-                <w:sz w:val="15"/>
+                <w:sz w:val="20"/>
               </w:rPr>
               <w:t>Begründung</w:t>
             </w:r>
@@ -3551,7 +3689,7 @@
         <w:rPr>
           <w:rFonts w:ascii="Arial" w:hAnsi="Arial"/>
           <w:color w:val="64748B"/>
-          <w:sz w:val="14"/>
+          <w:sz w:val="20"/>
         </w:rPr>
         <w:t>Genau unterscheiden: je +1 P. · Bonuspunkte zusätzlich zu 41 P · Maximalnote 6.0</w:t>
       </w:r>
@@ -3580,6 +3718,8 @@
               <w:start w:w="75" w:type="dxa"/>
               <w:bottom w:w="35" w:type="dxa"/>
               <w:end w:w="75" w:type="dxa"/>
+              <w:left w:w="75" w:type="dxa"/>
+              <w:right w:w="75" w:type="dxa"/>
             </w:tcMar>
             <w:tcBorders>
               <w:top w:val="single" w:sz="5" w:color="CBD5E1"/>
@@ -3596,7 +3736,7 @@
               <w:rPr>
                 <w:b/>
                 <w:color w:val="1D4ED8"/>
-                <w:sz w:val="15"/>
+                <w:sz w:val="20"/>
               </w:rPr>
               <w:t>Bonus 1 · Im Browser bleiben (+1 P)</w:t>
             </w:r>
@@ -3607,7 +3747,7 @@
             </w:pPr>
             <w:r>
               <w:rPr>
-                <w:sz w:val="14"/>
+                <w:sz w:val="20"/>
               </w:rPr>
               <w:t>Zum vorherigen Browser-Tab wechseln, ohne zu Word zu wechseln.</w:t>
             </w:r>
@@ -3621,6 +3761,8 @@
               <w:start w:w="75" w:type="dxa"/>
               <w:bottom w:w="35" w:type="dxa"/>
               <w:end w:w="75" w:type="dxa"/>
+              <w:left w:w="75" w:type="dxa"/>
+              <w:right w:w="75" w:type="dxa"/>
             </w:tcMar>
             <w:tcBorders>
               <w:top w:val="single" w:sz="5" w:color="CBD5E1"/>
@@ -3638,7 +3780,7 @@
               <w:rPr>
                 <w:b/>
                 <w:color w:val="64748B"/>
-                <w:sz w:val="15"/>
+                <w:sz w:val="20"/>
               </w:rPr>
               <w:t>Antwort</w:t>
             </w:r>
@@ -3663,6 +3805,8 @@
               <w:start w:w="75" w:type="dxa"/>
               <w:bottom w:w="35" w:type="dxa"/>
               <w:end w:w="75" w:type="dxa"/>
+              <w:left w:w="75" w:type="dxa"/>
+              <w:right w:w="75" w:type="dxa"/>
             </w:tcMar>
             <w:tcBorders>
               <w:top w:val="single" w:sz="5" w:color="CBD5E1"/>
@@ -3679,7 +3823,7 @@
               <w:rPr>
                 <w:b/>
                 <w:color w:val="1D4ED8"/>
-                <w:sz w:val="15"/>
+                <w:sz w:val="20"/>
               </w:rPr>
               <w:t>Bonus 2 · Fenster neu anordnen (+1 P)</w:t>
             </w:r>
@@ -3690,7 +3834,7 @@
             </w:pPr>
             <w:r>
               <w:rPr>
-                <w:sz w:val="14"/>
+                <w:sz w:val="20"/>
               </w:rPr>
               <w:t>Maximiertes Fenster zuerst normal gross machen, danach links andocken. Zwei Kürzel in Reihenfolge.</w:t>
             </w:r>
@@ -3704,6 +3848,8 @@
               <w:start w:w="75" w:type="dxa"/>
               <w:bottom w:w="35" w:type="dxa"/>
               <w:end w:w="75" w:type="dxa"/>
+              <w:left w:w="75" w:type="dxa"/>
+              <w:right w:w="75" w:type="dxa"/>
             </w:tcMar>
             <w:tcBorders>
               <w:top w:val="single" w:sz="5" w:color="CBD5E1"/>
@@ -3721,7 +3867,7 @@
               <w:rPr>
                 <w:b/>
                 <w:color w:val="64748B"/>
-                <w:sz w:val="15"/>
+                <w:sz w:val="20"/>
               </w:rPr>
               <w:t>Antwort</w:t>
             </w:r>
@@ -3736,6 +3882,11 @@
     </w:tbl>
     <w:sectPr>
       <w:footerReference w:type="default" r:id="rId9"/>
+      <w:headerReference w:type="default" r:id="rId10"/>
+      <w:headerReference w:type="first" r:id="rId11"/>
+      <w:headerReference w:type="even" r:id="rId12"/>
+      <w:footerReference w:type="first" r:id="rId13"/>
+      <w:footerReference w:type="even" r:id="rId14"/>
       <w:pgSz w:w="11906" w:h="16838"/>
       <w:pgMar w:top="652" w:right="879" w:bottom="595" w:left="879" w:header="720" w:footer="720" w:gutter="0"/>
       <w:cols w:space="720"/>
@@ -3755,14 +3906,14 @@
       <w:rPr>
         <w:rFonts w:ascii="Arial" w:hAnsi="Arial"/>
         <w:color w:val="64748B"/>
-        <w:sz w:val="16"/>
+        <w:sz w:val="20"/>
       </w:rPr>
       <w:t xml:space="preserve">P1 · Übungstest Tastenkombinationen · </w:t>
     </w:r>
     <w:r>
       <w:rPr>
         <w:color w:val="64748B"/>
-        <w:sz w:val="16"/>
+        <w:sz w:val="20"/>
       </w:rPr>
       <w:t xml:space="preserve">Seite </w:t>
       <w:fldChar w:fldCharType="begin"/>
@@ -3771,6 +3922,56 @@
     </w:r>
   </w:p>
 </w:ftr>
+</file>
+
+<file path=word/footer2.xml><?xml version="1.0" encoding="utf-8"?>
+<w:ftr xmlns:m="http://schemas.openxmlformats.org/officeDocument/2006/math" xmlns:mc="http://schemas.openxmlformats.org/markup-compatibility/2006" xmlns:mo="http://schemas.microsoft.com/office/mac/office/2008/main" xmlns:mv="urn:schemas-microsoft-com:mac:vml" xmlns:o="urn:schemas-microsoft-com:office:office" xmlns:r="http://schemas.openxmlformats.org/officeDocument/2006/relationships" xmlns:v="urn:schemas-microsoft-com:vml" xmlns:w10="urn:schemas-microsoft-com:office:word" xmlns:w14="http://schemas.microsoft.com/office/word/2010/wordml" xmlns:w="http://schemas.openxmlformats.org/wordprocessingml/2006/main" xmlns:wne="http://schemas.microsoft.com/office/word/2006/wordml" xmlns:wp14="http://schemas.microsoft.com/office/word/2010/wordprocessingDrawing" xmlns:wp="http://schemas.openxmlformats.org/drawingml/2006/wordprocessingDrawing" xmlns:wpc="http://schemas.microsoft.com/office/word/2010/wordprocessingCanvas" xmlns:wpg="http://schemas.microsoft.com/office/word/2010/wordprocessingGroup" xmlns:wpi="http://schemas.microsoft.com/office/word/2010/wordprocessingInk" xmlns:wps="http://schemas.microsoft.com/office/word/2010/wordprocessingShape" mc:Ignorable="w14 wp14">
+  <w:p>
+    <w:pPr>
+      <w:pStyle w:val="Footer"/>
+    </w:pPr>
+  </w:p>
+</w:ftr>
+</file>
+
+<file path=word/footer3.xml><?xml version="1.0" encoding="utf-8"?>
+<w:ftr xmlns:m="http://schemas.openxmlformats.org/officeDocument/2006/math" xmlns:mc="http://schemas.openxmlformats.org/markup-compatibility/2006" xmlns:mo="http://schemas.microsoft.com/office/mac/office/2008/main" xmlns:mv="urn:schemas-microsoft-com:mac:vml" xmlns:o="urn:schemas-microsoft-com:office:office" xmlns:r="http://schemas.openxmlformats.org/officeDocument/2006/relationships" xmlns:v="urn:schemas-microsoft-com:vml" xmlns:w10="urn:schemas-microsoft-com:office:word" xmlns:w14="http://schemas.microsoft.com/office/word/2010/wordml" xmlns:w="http://schemas.openxmlformats.org/wordprocessingml/2006/main" xmlns:wne="http://schemas.microsoft.com/office/word/2006/wordml" xmlns:wp14="http://schemas.microsoft.com/office/word/2010/wordprocessingDrawing" xmlns:wp="http://schemas.openxmlformats.org/drawingml/2006/wordprocessingDrawing" xmlns:wpc="http://schemas.microsoft.com/office/word/2010/wordprocessingCanvas" xmlns:wpg="http://schemas.microsoft.com/office/word/2010/wordprocessingGroup" xmlns:wpi="http://schemas.microsoft.com/office/word/2010/wordprocessingInk" xmlns:wps="http://schemas.microsoft.com/office/word/2010/wordprocessingShape" mc:Ignorable="w14 wp14">
+  <w:p>
+    <w:pPr>
+      <w:pStyle w:val="Footer"/>
+    </w:pPr>
+  </w:p>
+</w:ftr>
+</file>
+
+<file path=word/header1.xml><?xml version="1.0" encoding="utf-8"?>
+<w:hdr xmlns:m="http://schemas.openxmlformats.org/officeDocument/2006/math" xmlns:mc="http://schemas.openxmlformats.org/markup-compatibility/2006" xmlns:mo="http://schemas.microsoft.com/office/mac/office/2008/main" xmlns:mv="urn:schemas-microsoft-com:mac:vml" xmlns:o="urn:schemas-microsoft-com:office:office" xmlns:r="http://schemas.openxmlformats.org/officeDocument/2006/relationships" xmlns:v="urn:schemas-microsoft-com:vml" xmlns:w10="urn:schemas-microsoft-com:office:word" xmlns:w14="http://schemas.microsoft.com/office/word/2010/wordml" xmlns:w="http://schemas.openxmlformats.org/wordprocessingml/2006/main" xmlns:wne="http://schemas.microsoft.com/office/word/2006/wordml" xmlns:wp14="http://schemas.microsoft.com/office/word/2010/wordprocessingDrawing" xmlns:wp="http://schemas.openxmlformats.org/drawingml/2006/wordprocessingDrawing" xmlns:wpc="http://schemas.microsoft.com/office/word/2010/wordprocessingCanvas" xmlns:wpg="http://schemas.microsoft.com/office/word/2010/wordprocessingGroup" xmlns:wpi="http://schemas.microsoft.com/office/word/2010/wordprocessingInk" xmlns:wps="http://schemas.microsoft.com/office/word/2010/wordprocessingShape" mc:Ignorable="w14 wp14">
+  <w:p>
+    <w:pPr>
+      <w:pStyle w:val="Header"/>
+    </w:pPr>
+  </w:p>
+</w:hdr>
+</file>
+
+<file path=word/header2.xml><?xml version="1.0" encoding="utf-8"?>
+<w:hdr xmlns:m="http://schemas.openxmlformats.org/officeDocument/2006/math" xmlns:mc="http://schemas.openxmlformats.org/markup-compatibility/2006" xmlns:mo="http://schemas.microsoft.com/office/mac/office/2008/main" xmlns:mv="urn:schemas-microsoft-com:mac:vml" xmlns:o="urn:schemas-microsoft-com:office:office" xmlns:r="http://schemas.openxmlformats.org/officeDocument/2006/relationships" xmlns:v="urn:schemas-microsoft-com:vml" xmlns:w10="urn:schemas-microsoft-com:office:word" xmlns:w14="http://schemas.microsoft.com/office/word/2010/wordml" xmlns:w="http://schemas.openxmlformats.org/wordprocessingml/2006/main" xmlns:wne="http://schemas.microsoft.com/office/word/2006/wordml" xmlns:wp14="http://schemas.microsoft.com/office/word/2010/wordprocessingDrawing" xmlns:wp="http://schemas.openxmlformats.org/drawingml/2006/wordprocessingDrawing" xmlns:wpc="http://schemas.microsoft.com/office/word/2010/wordprocessingCanvas" xmlns:wpg="http://schemas.microsoft.com/office/word/2010/wordprocessingGroup" xmlns:wpi="http://schemas.microsoft.com/office/word/2010/wordprocessingInk" xmlns:wps="http://schemas.microsoft.com/office/word/2010/wordprocessingShape" mc:Ignorable="w14 wp14">
+  <w:p>
+    <w:pPr>
+      <w:pStyle w:val="Header"/>
+    </w:pPr>
+  </w:p>
+</w:hdr>
+</file>
+
+<file path=word/header3.xml><?xml version="1.0" encoding="utf-8"?>
+<w:hdr xmlns:m="http://schemas.openxmlformats.org/officeDocument/2006/math" xmlns:mc="http://schemas.openxmlformats.org/markup-compatibility/2006" xmlns:mo="http://schemas.microsoft.com/office/mac/office/2008/main" xmlns:mv="urn:schemas-microsoft-com:mac:vml" xmlns:o="urn:schemas-microsoft-com:office:office" xmlns:r="http://schemas.openxmlformats.org/officeDocument/2006/relationships" xmlns:v="urn:schemas-microsoft-com:vml" xmlns:w10="urn:schemas-microsoft-com:office:word" xmlns:w14="http://schemas.microsoft.com/office/word/2010/wordml" xmlns:w="http://schemas.openxmlformats.org/wordprocessingml/2006/main" xmlns:wne="http://schemas.microsoft.com/office/word/2006/wordml" xmlns:wp14="http://schemas.microsoft.com/office/word/2010/wordprocessingDrawing" xmlns:wp="http://schemas.openxmlformats.org/drawingml/2006/wordprocessingDrawing" xmlns:wpc="http://schemas.microsoft.com/office/word/2010/wordprocessingCanvas" xmlns:wpg="http://schemas.microsoft.com/office/word/2010/wordprocessingGroup" xmlns:wpi="http://schemas.microsoft.com/office/word/2010/wordprocessingInk" xmlns:wps="http://schemas.microsoft.com/office/word/2010/wordprocessingShape" mc:Ignorable="w14 wp14">
+  <w:p>
+    <w:pPr>
+      <w:pStyle w:val="Header"/>
+    </w:pPr>
+  </w:p>
+</w:hdr>
 </file>
 
 <file path=word/numbering.xml><?xml version="1.0" encoding="utf-8"?>
@@ -4141,7 +4342,7 @@
     </w:pPr>
     <w:rPr>
       <w:rFonts w:ascii="Arial" w:hAnsi="Arial" w:eastAsia="Arial"/>
-      <w:sz w:val="19"/>
+      <w:sz w:val="20"/>
     </w:rPr>
   </w:style>
   <w:style w:type="paragraph" w:styleId="Header">
@@ -4612,7 +4813,7 @@
       <w:spacing w:after="120"/>
     </w:pPr>
     <w:rPr>
-      <w:sz w:val="16"/>
+      <w:sz w:val="20"/>
       <w:szCs w:val="16"/>
     </w:rPr>
   </w:style>
@@ -4623,7 +4824,7 @@
     <w:uiPriority w:val="99"/>
     <w:rsid w:val="00AA1D8D"/>
     <w:rPr>
-      <w:sz w:val="16"/>
+      <w:sz w:val="20"/>
       <w:szCs w:val="16"/>
     </w:rPr>
   </w:style>
@@ -4937,7 +5138,7 @@
       <w:b/>
       <w:bCs/>
       <w:color w:val="4F81BD" w:themeColor="accent1"/>
-      <w:sz w:val="18"/>
+      <w:sz w:val="20"/>
       <w:szCs w:val="18"/>
     </w:rPr>
   </w:style>

--- a/tk2/P1.docx
+++ b/tk2/P1.docx
@@ -3270,7 +3270,7 @@
                 <w:color w:val="1D4ED8"/>
                 <w:sz w:val="20"/>
               </w:rPr>
-              <w:t>6. Win + ↓ (Fenster maximiert)</w:t>
+              <w:t>6. Win + ↓ bei maximiertem Fenster</w:t>
             </w:r>
           </w:p>
           <w:p>

--- a/tk2/P1.docx
+++ b/tk2/P1.docx
@@ -1774,15 +1774,17 @@
     </w:p>
     <w:p>
       <w:pPr>
-        <w:spacing w:after="60"/>
+        <w:spacing w:after="80"/>
         <w:keepNext/>
       </w:pPr>
       <w:r>
         <w:rPr>
-          <w:color w:val="64748B"/>
+          <w:rFonts w:ascii="Arial" w:hAnsi="Arial"/>
+          <w:b w:val="0"/>
+          <w:color w:val="0F172A"/>
           <w:sz w:val="20"/>
         </w:rPr>
-        <w:t>Ergänze jeweils die zweite Taste auf einer Schweizer Tastatur. Das Zielzeichen bleibt sichtbar; geprüft wird nur die zweite Taste zu AltGr.</w:t>
+        <w:t>Schreibe in jedes stark umrandete Feld nur die zweite Taste. Lies jede Aufgabe als: ZEICHEN = AltGr + [2. Taste]. Es gilt die Belegung einer Schweizer Tastatur.</w:t>
       </w:r>
     </w:p>
     <w:tbl>
@@ -1793,37 +1795,298 @@
         <w:tblLook w:firstColumn="1" w:firstRow="1" w:lastColumn="0" w:lastRow="0" w:noHBand="0" w:noVBand="1" w:val="04A0"/>
       </w:tblPr>
       <w:tblGrid>
-        <w:gridCol w:w="1134"/>
-        <w:gridCol w:w="3742"/>
-        <w:gridCol w:w="1134"/>
-        <w:gridCol w:w="3742"/>
+        <w:gridCol w:w="879"/>
+        <w:gridCol w:w="1276"/>
+        <w:gridCol w:w="2721"/>
+        <w:gridCol w:w="879"/>
+        <w:gridCol w:w="1276"/>
+        <w:gridCol w:w="2721"/>
       </w:tblGrid>
       <w:tr>
         <w:trPr>
-          <w:cantSplit/>
+          <w:trHeight w:val="351"/>
         </w:trPr>
         <w:tc>
           <w:tcPr>
-            <w:tcW w:type="dxa" w:w="1134"/>
+            <w:tcW w:type="dxa" w:w="879"/>
             <w:tcMar>
-              <w:top w:w="45" w:type="dxa"/>
-              <w:start w:w="70" w:type="dxa"/>
-              <w:bottom w:w="45" w:type="dxa"/>
-              <w:end w:w="70" w:type="dxa"/>
-              <w:left w:w="70" w:type="dxa"/>
-              <w:right w:w="70" w:type="dxa"/>
+              <w:top w:w="50" w:type="dxa"/>
+              <w:start w:w="45" w:type="dxa"/>
+              <w:bottom w:w="50" w:type="dxa"/>
+              <w:end w:w="45" w:type="dxa"/>
+              <w:left w:w="45" w:type="dxa"/>
+              <w:right w:w="45" w:type="dxa"/>
             </w:tcMar>
             <w:tcBorders>
-              <w:top w:val="single" w:sz="4" w:color="E2E8F0"/>
-              <w:left w:val="single" w:sz="4" w:color="E2E8F0"/>
-              <w:bottom w:val="single" w:sz="4" w:color="E2E8F0"/>
-              <w:right w:val="single" w:sz="4" w:color="E2E8F0"/>
+              <w:top w:val="single" w:sz="12" w:color="0F172A"/>
+              <w:left w:val="single" w:sz="12" w:color="0F172A"/>
+              <w:bottom w:val="single" w:sz="12" w:color="0F172A"/>
+              <w:right w:val="single" w:sz="12" w:color="0F172A"/>
             </w:tcBorders>
+            <w:shd w:fill="0F172A"/>
             <w:vAlign w:val="center"/>
           </w:tcPr>
           <w:p>
             <w:pPr>
               <w:spacing w:before="0" w:after="0"/>
+              <w:jc w:val="center"/>
+            </w:pPr>
+            <w:r>
+              <w:rPr>
+                <w:rFonts w:ascii="Arial" w:hAnsi="Arial"/>
+                <w:b/>
+                <w:color w:val="FFFFFF"/>
+                <w:sz w:val="20"/>
+              </w:rPr>
+              <w:t>ZEICHEN</w:t>
+            </w:r>
+          </w:p>
+        </w:tc>
+        <w:tc>
+          <w:tcPr>
+            <w:tcW w:type="dxa" w:w="1276"/>
+            <w:tcMar>
+              <w:top w:w="50" w:type="dxa"/>
+              <w:start w:w="45" w:type="dxa"/>
+              <w:bottom w:w="50" w:type="dxa"/>
+              <w:end w:w="45" w:type="dxa"/>
+              <w:left w:w="45" w:type="dxa"/>
+              <w:right w:w="45" w:type="dxa"/>
+            </w:tcMar>
+            <w:tcBorders>
+              <w:top w:val="single" w:sz="12" w:color="0F172A"/>
+              <w:left w:val="single" w:sz="12" w:color="0F172A"/>
+              <w:bottom w:val="single" w:sz="12" w:color="0F172A"/>
+              <w:right w:val="single" w:sz="12" w:color="0F172A"/>
+            </w:tcBorders>
+            <w:shd w:fill="0F172A"/>
+            <w:vAlign w:val="center"/>
+          </w:tcPr>
+          <w:p>
+            <w:pPr>
+              <w:spacing w:before="0" w:after="0"/>
+              <w:jc w:val="center"/>
+            </w:pPr>
+            <w:r>
+              <w:rPr>
+                <w:rFonts w:ascii="Arial" w:hAnsi="Arial"/>
+                <w:b/>
+                <w:color w:val="FFFFFF"/>
+                <w:sz w:val="20"/>
+              </w:rPr>
+              <w:t>ALTGR +</w:t>
+            </w:r>
+          </w:p>
+        </w:tc>
+        <w:tc>
+          <w:tcPr>
+            <w:tcW w:type="dxa" w:w="2721"/>
+            <w:tcMar>
+              <w:top w:w="50" w:type="dxa"/>
+              <w:start w:w="45" w:type="dxa"/>
+              <w:bottom w:w="50" w:type="dxa"/>
+              <w:end w:w="45" w:type="dxa"/>
+              <w:left w:w="45" w:type="dxa"/>
+              <w:right w:w="45" w:type="dxa"/>
+            </w:tcMar>
+            <w:tcBorders>
+              <w:top w:val="single" w:sz="12" w:color="0F172A"/>
+              <w:left w:val="single" w:sz="12" w:color="0F172A"/>
+              <w:bottom w:val="single" w:sz="12" w:color="0F172A"/>
+              <w:right w:val="single" w:sz="12" w:color="0F172A"/>
+            </w:tcBorders>
+            <w:shd w:fill="0F172A"/>
+            <w:vAlign w:val="center"/>
+          </w:tcPr>
+          <w:p>
+            <w:pPr>
+              <w:spacing w:before="0" w:after="0"/>
+              <w:jc w:val="center"/>
+            </w:pPr>
+            <w:r>
+              <w:rPr>
+                <w:rFonts w:ascii="Arial" w:hAnsi="Arial"/>
+                <w:b/>
+                <w:color w:val="FFFFFF"/>
+                <w:sz w:val="20"/>
+              </w:rPr>
+              <w:t>2. TASTE</w:t>
+            </w:r>
+          </w:p>
+        </w:tc>
+        <w:tc>
+          <w:tcPr>
+            <w:tcW w:type="dxa" w:w="879"/>
+            <w:tcMar>
+              <w:top w:w="50" w:type="dxa"/>
+              <w:start w:w="45" w:type="dxa"/>
+              <w:bottom w:w="50" w:type="dxa"/>
+              <w:end w:w="45" w:type="dxa"/>
+              <w:left w:w="45" w:type="dxa"/>
+              <w:right w:w="45" w:type="dxa"/>
+            </w:tcMar>
+            <w:tcBorders>
+              <w:top w:val="single" w:sz="12" w:color="0F172A"/>
+              <w:left w:val="single" w:sz="12" w:color="0F172A"/>
+              <w:bottom w:val="single" w:sz="12" w:color="0F172A"/>
+              <w:right w:val="single" w:sz="12" w:color="0F172A"/>
+            </w:tcBorders>
+            <w:shd w:fill="0F172A"/>
+            <w:vAlign w:val="center"/>
+          </w:tcPr>
+          <w:p>
+            <w:pPr>
+              <w:spacing w:before="0" w:after="0"/>
+              <w:jc w:val="center"/>
+            </w:pPr>
+            <w:r>
+              <w:rPr>
+                <w:rFonts w:ascii="Arial" w:hAnsi="Arial"/>
+                <w:b/>
+                <w:color w:val="FFFFFF"/>
+                <w:sz w:val="20"/>
+              </w:rPr>
+              <w:t>ZEICHEN</w:t>
+            </w:r>
+          </w:p>
+        </w:tc>
+        <w:tc>
+          <w:tcPr>
+            <w:tcW w:type="dxa" w:w="1276"/>
+            <w:tcMar>
+              <w:top w:w="50" w:type="dxa"/>
+              <w:start w:w="45" w:type="dxa"/>
+              <w:bottom w:w="50" w:type="dxa"/>
+              <w:end w:w="45" w:type="dxa"/>
+              <w:left w:w="45" w:type="dxa"/>
+              <w:right w:w="45" w:type="dxa"/>
+            </w:tcMar>
+            <w:tcBorders>
+              <w:top w:val="single" w:sz="12" w:color="0F172A"/>
+              <w:left w:val="single" w:sz="12" w:color="0F172A"/>
+              <w:bottom w:val="single" w:sz="12" w:color="0F172A"/>
+              <w:right w:val="single" w:sz="12" w:color="0F172A"/>
+            </w:tcBorders>
+            <w:shd w:fill="0F172A"/>
+            <w:vAlign w:val="center"/>
+          </w:tcPr>
+          <w:p>
+            <w:pPr>
+              <w:spacing w:before="0" w:after="0"/>
+              <w:jc w:val="center"/>
+            </w:pPr>
+            <w:r>
+              <w:rPr>
+                <w:rFonts w:ascii="Arial" w:hAnsi="Arial"/>
+                <w:b/>
+                <w:color w:val="FFFFFF"/>
+                <w:sz w:val="20"/>
+              </w:rPr>
+              <w:t>ALTGR +</w:t>
+            </w:r>
+          </w:p>
+        </w:tc>
+        <w:tc>
+          <w:tcPr>
+            <w:tcW w:type="dxa" w:w="2721"/>
+            <w:tcMar>
+              <w:top w:w="50" w:type="dxa"/>
+              <w:start w:w="45" w:type="dxa"/>
+              <w:bottom w:w="50" w:type="dxa"/>
+              <w:end w:w="45" w:type="dxa"/>
+              <w:left w:w="45" w:type="dxa"/>
+              <w:right w:w="45" w:type="dxa"/>
+            </w:tcMar>
+            <w:tcBorders>
+              <w:top w:val="single" w:sz="12" w:color="0F172A"/>
+              <w:left w:val="single" w:sz="12" w:color="0F172A"/>
+              <w:bottom w:val="single" w:sz="12" w:color="0F172A"/>
+              <w:right w:val="single" w:sz="12" w:color="0F172A"/>
+            </w:tcBorders>
+            <w:shd w:fill="0F172A"/>
+            <w:vAlign w:val="center"/>
+          </w:tcPr>
+          <w:p>
+            <w:pPr>
+              <w:spacing w:before="0" w:after="0"/>
+              <w:jc w:val="center"/>
+            </w:pPr>
+            <w:r>
+              <w:rPr>
+                <w:rFonts w:ascii="Arial" w:hAnsi="Arial"/>
+                <w:b/>
+                <w:color w:val="FFFFFF"/>
+                <w:sz w:val="20"/>
+              </w:rPr>
+              <w:t>2. TASTE</w:t>
+            </w:r>
+          </w:p>
+        </w:tc>
+      </w:tr>
+      <w:tr>
+        <w:trPr>
+          <w:trHeight w:val="465"/>
+        </w:trPr>
+        <w:tc>
+          <w:tcPr>
+            <w:tcW w:type="dxa" w:w="879"/>
+            <w:tcMar>
+              <w:top w:w="65" w:type="dxa"/>
+              <w:start w:w="60" w:type="dxa"/>
+              <w:bottom w:w="65" w:type="dxa"/>
+              <w:end w:w="60" w:type="dxa"/>
+              <w:left w:w="60" w:type="dxa"/>
+              <w:right w:w="60" w:type="dxa"/>
+            </w:tcMar>
+            <w:vAlign w:val="center"/>
+            <w:tcBorders>
+              <w:top w:val="single" w:sz="12" w:color="0F172A"/>
+              <w:left w:val="single" w:sz="12" w:color="0F172A"/>
+              <w:bottom w:val="single" w:sz="12" w:color="0F172A"/>
+              <w:right w:val="single" w:sz="12" w:color="0F172A"/>
+            </w:tcBorders>
+            <w:shd w:fill="1D4ED8"/>
+          </w:tcPr>
+          <w:p>
+            <w:pPr>
+              <w:spacing w:before="0" w:after="0"/>
+              <w:jc w:val="center"/>
+            </w:pPr>
+            <w:r>
+              <w:rPr>
+                <w:rFonts w:ascii="Arial" w:hAnsi="Arial"/>
+                <w:b/>
+                <w:color w:val="FFFFFF"/>
+                <w:sz w:val="22"/>
+              </w:rPr>
+              <w:t>1. @</w:t>
+            </w:r>
+          </w:p>
+        </w:tc>
+        <w:tc>
+          <w:tcPr>
+            <w:tcW w:type="dxa" w:w="1276"/>
+            <w:tcMar>
+              <w:top w:w="65" w:type="dxa"/>
+              <w:start w:w="60" w:type="dxa"/>
+              <w:bottom w:w="65" w:type="dxa"/>
+              <w:end w:w="60" w:type="dxa"/>
+              <w:left w:w="60" w:type="dxa"/>
+              <w:right w:w="60" w:type="dxa"/>
+            </w:tcMar>
+            <w:vAlign w:val="center"/>
+            <w:tcBorders>
+              <w:top w:val="single" w:sz="12" w:color="0F172A"/>
+              <w:left w:val="single" w:sz="12" w:color="0F172A"/>
+              <w:bottom w:val="single" w:sz="12" w:color="0F172A"/>
+              <w:right w:val="single" w:sz="12" w:color="0F172A"/>
+            </w:tcBorders>
+            <w:shd w:fill="FFFFFF"/>
+          </w:tcPr>
+          <w:p>
+            <w:pPr>
+              <w:spacing w:before="0" w:after="0"/>
+              <w:jc w:val="center"/>
             </w:pPr>
             <w:r>
               <w:rPr>
@@ -1832,58 +2095,97 @@
                 <w:color w:val="0F172A"/>
                 <w:sz w:val="20"/>
               </w:rPr>
-              <w:t>1.  @</w:t>
+              <w:t>AltGr +</w:t>
             </w:r>
           </w:p>
         </w:tc>
         <w:tc>
           <w:tcPr>
-            <w:tcW w:type="dxa" w:w="3742"/>
+            <w:tcW w:type="dxa" w:w="2721"/>
             <w:tcMar>
-              <w:top w:w="45" w:type="dxa"/>
-              <w:start w:w="70" w:type="dxa"/>
-              <w:bottom w:w="45" w:type="dxa"/>
-              <w:end w:w="70" w:type="dxa"/>
-              <w:left w:w="70" w:type="dxa"/>
-              <w:right w:w="70" w:type="dxa"/>
+              <w:top w:w="65" w:type="dxa"/>
+              <w:start w:w="60" w:type="dxa"/>
+              <w:bottom w:w="65" w:type="dxa"/>
+              <w:end w:w="60" w:type="dxa"/>
+              <w:left w:w="60" w:type="dxa"/>
+              <w:right w:w="60" w:type="dxa"/>
             </w:tcMar>
+            <w:vAlign w:val="center"/>
             <w:tcBorders>
-              <w:top w:val="single" w:sz="4" w:color="E2E8F0"/>
-              <w:left w:val="single" w:sz="4" w:color="E2E8F0"/>
-              <w:bottom w:val="single" w:sz="4" w:color="E2E8F0"/>
-              <w:right w:val="single" w:sz="4" w:color="E2E8F0"/>
+              <w:top w:val="single" w:sz="20" w:color="0F172A"/>
+              <w:left w:val="single" w:sz="20" w:color="0F172A"/>
+              <w:bottom w:val="single" w:sz="20" w:color="0F172A"/>
+              <w:right w:val="single" w:sz="20" w:color="0F172A"/>
             </w:tcBorders>
-            <w:vAlign w:val="center"/>
-            <w:shd w:fill="F8FAFC"/>
+            <w:shd w:fill="FFFFFF"/>
           </w:tcPr>
           <w:p>
             <w:pPr>
               <w:spacing w:before="0" w:after="0"/>
+              <w:jc w:val="center"/>
             </w:pPr>
           </w:p>
         </w:tc>
         <w:tc>
           <w:tcPr>
-            <w:tcW w:type="dxa" w:w="1134"/>
+            <w:tcW w:type="dxa" w:w="879"/>
             <w:tcMar>
-              <w:top w:w="45" w:type="dxa"/>
-              <w:start w:w="70" w:type="dxa"/>
-              <w:bottom w:w="45" w:type="dxa"/>
-              <w:end w:w="70" w:type="dxa"/>
-              <w:left w:w="70" w:type="dxa"/>
-              <w:right w:w="70" w:type="dxa"/>
+              <w:top w:w="65" w:type="dxa"/>
+              <w:start w:w="60" w:type="dxa"/>
+              <w:bottom w:w="65" w:type="dxa"/>
+              <w:end w:w="60" w:type="dxa"/>
+              <w:left w:w="60" w:type="dxa"/>
+              <w:right w:w="60" w:type="dxa"/>
             </w:tcMar>
+            <w:vAlign w:val="center"/>
             <w:tcBorders>
-              <w:top w:val="single" w:sz="4" w:color="E2E8F0"/>
-              <w:left w:val="single" w:sz="4" w:color="E2E8F0"/>
-              <w:bottom w:val="single" w:sz="4" w:color="E2E8F0"/>
-              <w:right w:val="single" w:sz="4" w:color="E2E8F0"/>
+              <w:top w:val="single" w:sz="12" w:color="0F172A"/>
+              <w:left w:val="single" w:sz="12" w:color="0F172A"/>
+              <w:bottom w:val="single" w:sz="12" w:color="0F172A"/>
+              <w:right w:val="single" w:sz="12" w:color="0F172A"/>
             </w:tcBorders>
-            <w:vAlign w:val="center"/>
+            <w:shd w:fill="1D4ED8"/>
           </w:tcPr>
           <w:p>
             <w:pPr>
               <w:spacing w:before="0" w:after="0"/>
+              <w:jc w:val="center"/>
+            </w:pPr>
+            <w:r>
+              <w:rPr>
+                <w:rFonts w:ascii="Arial" w:hAnsi="Arial"/>
+                <w:b/>
+                <w:color w:val="FFFFFF"/>
+                <w:sz w:val="22"/>
+              </w:rPr>
+              <w:t>2. #</w:t>
+            </w:r>
+          </w:p>
+        </w:tc>
+        <w:tc>
+          <w:tcPr>
+            <w:tcW w:type="dxa" w:w="1276"/>
+            <w:tcMar>
+              <w:top w:w="65" w:type="dxa"/>
+              <w:start w:w="60" w:type="dxa"/>
+              <w:bottom w:w="65" w:type="dxa"/>
+              <w:end w:w="60" w:type="dxa"/>
+              <w:left w:w="60" w:type="dxa"/>
+              <w:right w:w="60" w:type="dxa"/>
+            </w:tcMar>
+            <w:vAlign w:val="center"/>
+            <w:tcBorders>
+              <w:top w:val="single" w:sz="12" w:color="0F172A"/>
+              <w:left w:val="single" w:sz="12" w:color="0F172A"/>
+              <w:bottom w:val="single" w:sz="12" w:color="0F172A"/>
+              <w:right w:val="single" w:sz="12" w:color="0F172A"/>
+            </w:tcBorders>
+            <w:shd w:fill="FFFFFF"/>
+          </w:tcPr>
+          <w:p>
+            <w:pPr>
+              <w:spacing w:before="0" w:after="0"/>
+              <w:jc w:val="center"/>
             </w:pPr>
             <w:r>
               <w:rPr>
@@ -1892,63 +2194,102 @@
                 <w:color w:val="0F172A"/>
                 <w:sz w:val="20"/>
               </w:rPr>
-              <w:t>2.  #</w:t>
+              <w:t>AltGr +</w:t>
             </w:r>
           </w:p>
         </w:tc>
         <w:tc>
           <w:tcPr>
-            <w:tcW w:type="dxa" w:w="3742"/>
+            <w:tcW w:type="dxa" w:w="2721"/>
             <w:tcMar>
-              <w:top w:w="45" w:type="dxa"/>
-              <w:start w:w="70" w:type="dxa"/>
-              <w:bottom w:w="45" w:type="dxa"/>
-              <w:end w:w="70" w:type="dxa"/>
-              <w:left w:w="70" w:type="dxa"/>
-              <w:right w:w="70" w:type="dxa"/>
+              <w:top w:w="65" w:type="dxa"/>
+              <w:start w:w="60" w:type="dxa"/>
+              <w:bottom w:w="65" w:type="dxa"/>
+              <w:end w:w="60" w:type="dxa"/>
+              <w:left w:w="60" w:type="dxa"/>
+              <w:right w:w="60" w:type="dxa"/>
             </w:tcMar>
+            <w:vAlign w:val="center"/>
             <w:tcBorders>
-              <w:top w:val="single" w:sz="4" w:color="E2E8F0"/>
-              <w:left w:val="single" w:sz="4" w:color="E2E8F0"/>
-              <w:bottom w:val="single" w:sz="4" w:color="E2E8F0"/>
-              <w:right w:val="single" w:sz="4" w:color="E2E8F0"/>
+              <w:top w:val="single" w:sz="20" w:color="0F172A"/>
+              <w:left w:val="single" w:sz="20" w:color="0F172A"/>
+              <w:bottom w:val="single" w:sz="20" w:color="0F172A"/>
+              <w:right w:val="single" w:sz="20" w:color="0F172A"/>
             </w:tcBorders>
-            <w:vAlign w:val="center"/>
-            <w:shd w:fill="F8FAFC"/>
+            <w:shd w:fill="FFFFFF"/>
           </w:tcPr>
           <w:p>
             <w:pPr>
               <w:spacing w:before="0" w:after="0"/>
+              <w:jc w:val="center"/>
             </w:pPr>
           </w:p>
         </w:tc>
       </w:tr>
       <w:tr>
         <w:trPr>
-          <w:cantSplit/>
+          <w:trHeight w:val="465"/>
         </w:trPr>
         <w:tc>
           <w:tcPr>
-            <w:tcW w:type="dxa" w:w="1134"/>
+            <w:tcW w:type="dxa" w:w="879"/>
             <w:tcMar>
-              <w:top w:w="45" w:type="dxa"/>
-              <w:start w:w="70" w:type="dxa"/>
-              <w:bottom w:w="45" w:type="dxa"/>
-              <w:end w:w="70" w:type="dxa"/>
-              <w:left w:w="70" w:type="dxa"/>
-              <w:right w:w="70" w:type="dxa"/>
+              <w:top w:w="65" w:type="dxa"/>
+              <w:start w:w="60" w:type="dxa"/>
+              <w:bottom w:w="65" w:type="dxa"/>
+              <w:end w:w="60" w:type="dxa"/>
+              <w:left w:w="60" w:type="dxa"/>
+              <w:right w:w="60" w:type="dxa"/>
             </w:tcMar>
+            <w:vAlign w:val="center"/>
             <w:tcBorders>
-              <w:top w:val="single" w:sz="4" w:color="E2E8F0"/>
-              <w:left w:val="single" w:sz="4" w:color="E2E8F0"/>
-              <w:bottom w:val="single" w:sz="4" w:color="E2E8F0"/>
-              <w:right w:val="single" w:sz="4" w:color="E2E8F0"/>
+              <w:top w:val="single" w:sz="12" w:color="0F172A"/>
+              <w:left w:val="single" w:sz="12" w:color="0F172A"/>
+              <w:bottom w:val="single" w:sz="12" w:color="0F172A"/>
+              <w:right w:val="single" w:sz="12" w:color="0F172A"/>
             </w:tcBorders>
-            <w:vAlign w:val="center"/>
+            <w:shd w:fill="1D4ED8"/>
           </w:tcPr>
           <w:p>
             <w:pPr>
               <w:spacing w:before="0" w:after="0"/>
+              <w:jc w:val="center"/>
+            </w:pPr>
+            <w:r>
+              <w:rPr>
+                <w:rFonts w:ascii="Arial" w:hAnsi="Arial"/>
+                <w:b/>
+                <w:color w:val="FFFFFF"/>
+                <w:sz w:val="22"/>
+              </w:rPr>
+              <w:t>3. €</w:t>
+            </w:r>
+          </w:p>
+        </w:tc>
+        <w:tc>
+          <w:tcPr>
+            <w:tcW w:type="dxa" w:w="1276"/>
+            <w:tcMar>
+              <w:top w:w="65" w:type="dxa"/>
+              <w:start w:w="60" w:type="dxa"/>
+              <w:bottom w:w="65" w:type="dxa"/>
+              <w:end w:w="60" w:type="dxa"/>
+              <w:left w:w="60" w:type="dxa"/>
+              <w:right w:w="60" w:type="dxa"/>
+            </w:tcMar>
+            <w:vAlign w:val="center"/>
+            <w:tcBorders>
+              <w:top w:val="single" w:sz="12" w:color="0F172A"/>
+              <w:left w:val="single" w:sz="12" w:color="0F172A"/>
+              <w:bottom w:val="single" w:sz="12" w:color="0F172A"/>
+              <w:right w:val="single" w:sz="12" w:color="0F172A"/>
+            </w:tcBorders>
+            <w:shd w:fill="FFFFFF"/>
+          </w:tcPr>
+          <w:p>
+            <w:pPr>
+              <w:spacing w:before="0" w:after="0"/>
+              <w:jc w:val="center"/>
             </w:pPr>
             <w:r>
               <w:rPr>
@@ -1957,58 +2298,97 @@
                 <w:color w:val="0F172A"/>
                 <w:sz w:val="20"/>
               </w:rPr>
-              <w:t>3.  €</w:t>
+              <w:t>AltGr +</w:t>
             </w:r>
           </w:p>
         </w:tc>
         <w:tc>
           <w:tcPr>
-            <w:tcW w:type="dxa" w:w="3742"/>
+            <w:tcW w:type="dxa" w:w="2721"/>
             <w:tcMar>
-              <w:top w:w="45" w:type="dxa"/>
-              <w:start w:w="70" w:type="dxa"/>
-              <w:bottom w:w="45" w:type="dxa"/>
-              <w:end w:w="70" w:type="dxa"/>
-              <w:left w:w="70" w:type="dxa"/>
-              <w:right w:w="70" w:type="dxa"/>
+              <w:top w:w="65" w:type="dxa"/>
+              <w:start w:w="60" w:type="dxa"/>
+              <w:bottom w:w="65" w:type="dxa"/>
+              <w:end w:w="60" w:type="dxa"/>
+              <w:left w:w="60" w:type="dxa"/>
+              <w:right w:w="60" w:type="dxa"/>
             </w:tcMar>
+            <w:vAlign w:val="center"/>
             <w:tcBorders>
-              <w:top w:val="single" w:sz="4" w:color="E2E8F0"/>
-              <w:left w:val="single" w:sz="4" w:color="E2E8F0"/>
-              <w:bottom w:val="single" w:sz="4" w:color="E2E8F0"/>
-              <w:right w:val="single" w:sz="4" w:color="E2E8F0"/>
+              <w:top w:val="single" w:sz="20" w:color="0F172A"/>
+              <w:left w:val="single" w:sz="20" w:color="0F172A"/>
+              <w:bottom w:val="single" w:sz="20" w:color="0F172A"/>
+              <w:right w:val="single" w:sz="20" w:color="0F172A"/>
             </w:tcBorders>
-            <w:vAlign w:val="center"/>
-            <w:shd w:fill="F8FAFC"/>
+            <w:shd w:fill="FFFFFF"/>
           </w:tcPr>
           <w:p>
             <w:pPr>
               <w:spacing w:before="0" w:after="0"/>
+              <w:jc w:val="center"/>
             </w:pPr>
           </w:p>
         </w:tc>
         <w:tc>
           <w:tcPr>
-            <w:tcW w:type="dxa" w:w="1134"/>
+            <w:tcW w:type="dxa" w:w="879"/>
             <w:tcMar>
-              <w:top w:w="45" w:type="dxa"/>
-              <w:start w:w="70" w:type="dxa"/>
-              <w:bottom w:w="45" w:type="dxa"/>
-              <w:end w:w="70" w:type="dxa"/>
-              <w:left w:w="70" w:type="dxa"/>
-              <w:right w:w="70" w:type="dxa"/>
+              <w:top w:w="65" w:type="dxa"/>
+              <w:start w:w="60" w:type="dxa"/>
+              <w:bottom w:w="65" w:type="dxa"/>
+              <w:end w:w="60" w:type="dxa"/>
+              <w:left w:w="60" w:type="dxa"/>
+              <w:right w:w="60" w:type="dxa"/>
             </w:tcMar>
+            <w:vAlign w:val="center"/>
             <w:tcBorders>
-              <w:top w:val="single" w:sz="4" w:color="E2E8F0"/>
-              <w:left w:val="single" w:sz="4" w:color="E2E8F0"/>
-              <w:bottom w:val="single" w:sz="4" w:color="E2E8F0"/>
-              <w:right w:val="single" w:sz="4" w:color="E2E8F0"/>
+              <w:top w:val="single" w:sz="12" w:color="0F172A"/>
+              <w:left w:val="single" w:sz="12" w:color="0F172A"/>
+              <w:bottom w:val="single" w:sz="12" w:color="0F172A"/>
+              <w:right w:val="single" w:sz="12" w:color="0F172A"/>
             </w:tcBorders>
-            <w:vAlign w:val="center"/>
+            <w:shd w:fill="1D4ED8"/>
           </w:tcPr>
           <w:p>
             <w:pPr>
               <w:spacing w:before="0" w:after="0"/>
+              <w:jc w:val="center"/>
+            </w:pPr>
+            <w:r>
+              <w:rPr>
+                <w:rFonts w:ascii="Arial" w:hAnsi="Arial"/>
+                <w:b/>
+                <w:color w:val="FFFFFF"/>
+                <w:sz w:val="22"/>
+              </w:rPr>
+              <w:t>4. |</w:t>
+            </w:r>
+          </w:p>
+        </w:tc>
+        <w:tc>
+          <w:tcPr>
+            <w:tcW w:type="dxa" w:w="1276"/>
+            <w:tcMar>
+              <w:top w:w="65" w:type="dxa"/>
+              <w:start w:w="60" w:type="dxa"/>
+              <w:bottom w:w="65" w:type="dxa"/>
+              <w:end w:w="60" w:type="dxa"/>
+              <w:left w:w="60" w:type="dxa"/>
+              <w:right w:w="60" w:type="dxa"/>
+            </w:tcMar>
+            <w:vAlign w:val="center"/>
+            <w:tcBorders>
+              <w:top w:val="single" w:sz="12" w:color="0F172A"/>
+              <w:left w:val="single" w:sz="12" w:color="0F172A"/>
+              <w:bottom w:val="single" w:sz="12" w:color="0F172A"/>
+              <w:right w:val="single" w:sz="12" w:color="0F172A"/>
+            </w:tcBorders>
+            <w:shd w:fill="FFFFFF"/>
+          </w:tcPr>
+          <w:p>
+            <w:pPr>
+              <w:spacing w:before="0" w:after="0"/>
+              <w:jc w:val="center"/>
             </w:pPr>
             <w:r>
               <w:rPr>
@@ -2017,63 +2397,102 @@
                 <w:color w:val="0F172A"/>
                 <w:sz w:val="20"/>
               </w:rPr>
-              <w:t>4.  |</w:t>
+              <w:t>AltGr +</w:t>
             </w:r>
           </w:p>
         </w:tc>
         <w:tc>
           <w:tcPr>
-            <w:tcW w:type="dxa" w:w="3742"/>
+            <w:tcW w:type="dxa" w:w="2721"/>
             <w:tcMar>
-              <w:top w:w="45" w:type="dxa"/>
-              <w:start w:w="70" w:type="dxa"/>
-              <w:bottom w:w="45" w:type="dxa"/>
-              <w:end w:w="70" w:type="dxa"/>
-              <w:left w:w="70" w:type="dxa"/>
-              <w:right w:w="70" w:type="dxa"/>
+              <w:top w:w="65" w:type="dxa"/>
+              <w:start w:w="60" w:type="dxa"/>
+              <w:bottom w:w="65" w:type="dxa"/>
+              <w:end w:w="60" w:type="dxa"/>
+              <w:left w:w="60" w:type="dxa"/>
+              <w:right w:w="60" w:type="dxa"/>
             </w:tcMar>
+            <w:vAlign w:val="center"/>
             <w:tcBorders>
-              <w:top w:val="single" w:sz="4" w:color="E2E8F0"/>
-              <w:left w:val="single" w:sz="4" w:color="E2E8F0"/>
-              <w:bottom w:val="single" w:sz="4" w:color="E2E8F0"/>
-              <w:right w:val="single" w:sz="4" w:color="E2E8F0"/>
+              <w:top w:val="single" w:sz="20" w:color="0F172A"/>
+              <w:left w:val="single" w:sz="20" w:color="0F172A"/>
+              <w:bottom w:val="single" w:sz="20" w:color="0F172A"/>
+              <w:right w:val="single" w:sz="20" w:color="0F172A"/>
             </w:tcBorders>
-            <w:vAlign w:val="center"/>
-            <w:shd w:fill="F8FAFC"/>
+            <w:shd w:fill="FFFFFF"/>
           </w:tcPr>
           <w:p>
             <w:pPr>
               <w:spacing w:before="0" w:after="0"/>
+              <w:jc w:val="center"/>
             </w:pPr>
           </w:p>
         </w:tc>
       </w:tr>
       <w:tr>
         <w:trPr>
-          <w:cantSplit/>
+          <w:trHeight w:val="465"/>
         </w:trPr>
         <w:tc>
           <w:tcPr>
-            <w:tcW w:type="dxa" w:w="1134"/>
+            <w:tcW w:type="dxa" w:w="879"/>
             <w:tcMar>
-              <w:top w:w="45" w:type="dxa"/>
-              <w:start w:w="70" w:type="dxa"/>
-              <w:bottom w:w="45" w:type="dxa"/>
-              <w:end w:w="70" w:type="dxa"/>
-              <w:left w:w="70" w:type="dxa"/>
-              <w:right w:w="70" w:type="dxa"/>
+              <w:top w:w="65" w:type="dxa"/>
+              <w:start w:w="60" w:type="dxa"/>
+              <w:bottom w:w="65" w:type="dxa"/>
+              <w:end w:w="60" w:type="dxa"/>
+              <w:left w:w="60" w:type="dxa"/>
+              <w:right w:w="60" w:type="dxa"/>
             </w:tcMar>
+            <w:vAlign w:val="center"/>
             <w:tcBorders>
-              <w:top w:val="single" w:sz="4" w:color="E2E8F0"/>
-              <w:left w:val="single" w:sz="4" w:color="E2E8F0"/>
-              <w:bottom w:val="single" w:sz="4" w:color="E2E8F0"/>
-              <w:right w:val="single" w:sz="4" w:color="E2E8F0"/>
+              <w:top w:val="single" w:sz="12" w:color="0F172A"/>
+              <w:left w:val="single" w:sz="12" w:color="0F172A"/>
+              <w:bottom w:val="single" w:sz="12" w:color="0F172A"/>
+              <w:right w:val="single" w:sz="12" w:color="0F172A"/>
             </w:tcBorders>
-            <w:vAlign w:val="center"/>
+            <w:shd w:fill="1D4ED8"/>
           </w:tcPr>
           <w:p>
             <w:pPr>
               <w:spacing w:before="0" w:after="0"/>
+              <w:jc w:val="center"/>
+            </w:pPr>
+            <w:r>
+              <w:rPr>
+                <w:rFonts w:ascii="Arial" w:hAnsi="Arial"/>
+                <w:b/>
+                <w:color w:val="FFFFFF"/>
+                <w:sz w:val="22"/>
+              </w:rPr>
+              <w:t>5. \</w:t>
+            </w:r>
+          </w:p>
+        </w:tc>
+        <w:tc>
+          <w:tcPr>
+            <w:tcW w:type="dxa" w:w="1276"/>
+            <w:tcMar>
+              <w:top w:w="65" w:type="dxa"/>
+              <w:start w:w="60" w:type="dxa"/>
+              <w:bottom w:w="65" w:type="dxa"/>
+              <w:end w:w="60" w:type="dxa"/>
+              <w:left w:w="60" w:type="dxa"/>
+              <w:right w:w="60" w:type="dxa"/>
+            </w:tcMar>
+            <w:vAlign w:val="center"/>
+            <w:tcBorders>
+              <w:top w:val="single" w:sz="12" w:color="0F172A"/>
+              <w:left w:val="single" w:sz="12" w:color="0F172A"/>
+              <w:bottom w:val="single" w:sz="12" w:color="0F172A"/>
+              <w:right w:val="single" w:sz="12" w:color="0F172A"/>
+            </w:tcBorders>
+            <w:shd w:fill="FFFFFF"/>
+          </w:tcPr>
+          <w:p>
+            <w:pPr>
+              <w:spacing w:before="0" w:after="0"/>
+              <w:jc w:val="center"/>
             </w:pPr>
             <w:r>
               <w:rPr>
@@ -2082,58 +2501,97 @@
                 <w:color w:val="0F172A"/>
                 <w:sz w:val="20"/>
               </w:rPr>
-              <w:t>5.  \</w:t>
+              <w:t>AltGr +</w:t>
             </w:r>
           </w:p>
         </w:tc>
         <w:tc>
           <w:tcPr>
-            <w:tcW w:type="dxa" w:w="3742"/>
+            <w:tcW w:type="dxa" w:w="2721"/>
             <w:tcMar>
-              <w:top w:w="45" w:type="dxa"/>
-              <w:start w:w="70" w:type="dxa"/>
-              <w:bottom w:w="45" w:type="dxa"/>
-              <w:end w:w="70" w:type="dxa"/>
-              <w:left w:w="70" w:type="dxa"/>
-              <w:right w:w="70" w:type="dxa"/>
+              <w:top w:w="65" w:type="dxa"/>
+              <w:start w:w="60" w:type="dxa"/>
+              <w:bottom w:w="65" w:type="dxa"/>
+              <w:end w:w="60" w:type="dxa"/>
+              <w:left w:w="60" w:type="dxa"/>
+              <w:right w:w="60" w:type="dxa"/>
             </w:tcMar>
+            <w:vAlign w:val="center"/>
             <w:tcBorders>
-              <w:top w:val="single" w:sz="4" w:color="E2E8F0"/>
-              <w:left w:val="single" w:sz="4" w:color="E2E8F0"/>
-              <w:bottom w:val="single" w:sz="4" w:color="E2E8F0"/>
-              <w:right w:val="single" w:sz="4" w:color="E2E8F0"/>
+              <w:top w:val="single" w:sz="20" w:color="0F172A"/>
+              <w:left w:val="single" w:sz="20" w:color="0F172A"/>
+              <w:bottom w:val="single" w:sz="20" w:color="0F172A"/>
+              <w:right w:val="single" w:sz="20" w:color="0F172A"/>
             </w:tcBorders>
-            <w:vAlign w:val="center"/>
-            <w:shd w:fill="F8FAFC"/>
+            <w:shd w:fill="FFFFFF"/>
           </w:tcPr>
           <w:p>
             <w:pPr>
               <w:spacing w:before="0" w:after="0"/>
+              <w:jc w:val="center"/>
             </w:pPr>
           </w:p>
         </w:tc>
         <w:tc>
           <w:tcPr>
-            <w:tcW w:type="dxa" w:w="1134"/>
+            <w:tcW w:type="dxa" w:w="879"/>
             <w:tcMar>
-              <w:top w:w="45" w:type="dxa"/>
-              <w:start w:w="70" w:type="dxa"/>
-              <w:bottom w:w="45" w:type="dxa"/>
-              <w:end w:w="70" w:type="dxa"/>
-              <w:left w:w="70" w:type="dxa"/>
-              <w:right w:w="70" w:type="dxa"/>
+              <w:top w:w="65" w:type="dxa"/>
+              <w:start w:w="60" w:type="dxa"/>
+              <w:bottom w:w="65" w:type="dxa"/>
+              <w:end w:w="60" w:type="dxa"/>
+              <w:left w:w="60" w:type="dxa"/>
+              <w:right w:w="60" w:type="dxa"/>
             </w:tcMar>
+            <w:vAlign w:val="center"/>
             <w:tcBorders>
-              <w:top w:val="single" w:sz="4" w:color="E2E8F0"/>
-              <w:left w:val="single" w:sz="4" w:color="E2E8F0"/>
-              <w:bottom w:val="single" w:sz="4" w:color="E2E8F0"/>
-              <w:right w:val="single" w:sz="4" w:color="E2E8F0"/>
+              <w:top w:val="single" w:sz="12" w:color="0F172A"/>
+              <w:left w:val="single" w:sz="12" w:color="0F172A"/>
+              <w:bottom w:val="single" w:sz="12" w:color="0F172A"/>
+              <w:right w:val="single" w:sz="12" w:color="0F172A"/>
             </w:tcBorders>
-            <w:vAlign w:val="center"/>
+            <w:shd w:fill="1D4ED8"/>
           </w:tcPr>
           <w:p>
             <w:pPr>
               <w:spacing w:before="0" w:after="0"/>
+              <w:jc w:val="center"/>
+            </w:pPr>
+            <w:r>
+              <w:rPr>
+                <w:rFonts w:ascii="Arial" w:hAnsi="Arial"/>
+                <w:b/>
+                <w:color w:val="FFFFFF"/>
+                <w:sz w:val="22"/>
+              </w:rPr>
+              <w:t>6. [</w:t>
+            </w:r>
+          </w:p>
+        </w:tc>
+        <w:tc>
+          <w:tcPr>
+            <w:tcW w:type="dxa" w:w="1276"/>
+            <w:tcMar>
+              <w:top w:w="65" w:type="dxa"/>
+              <w:start w:w="60" w:type="dxa"/>
+              <w:bottom w:w="65" w:type="dxa"/>
+              <w:end w:w="60" w:type="dxa"/>
+              <w:left w:w="60" w:type="dxa"/>
+              <w:right w:w="60" w:type="dxa"/>
+            </w:tcMar>
+            <w:vAlign w:val="center"/>
+            <w:tcBorders>
+              <w:top w:val="single" w:sz="12" w:color="0F172A"/>
+              <w:left w:val="single" w:sz="12" w:color="0F172A"/>
+              <w:bottom w:val="single" w:sz="12" w:color="0F172A"/>
+              <w:right w:val="single" w:sz="12" w:color="0F172A"/>
+            </w:tcBorders>
+            <w:shd w:fill="FFFFFF"/>
+          </w:tcPr>
+          <w:p>
+            <w:pPr>
+              <w:spacing w:before="0" w:after="0"/>
+              <w:jc w:val="center"/>
             </w:pPr>
             <w:r>
               <w:rPr>
@@ -2142,63 +2600,102 @@
                 <w:color w:val="0F172A"/>
                 <w:sz w:val="20"/>
               </w:rPr>
-              <w:t>6.  [</w:t>
+              <w:t>AltGr +</w:t>
             </w:r>
           </w:p>
         </w:tc>
         <w:tc>
           <w:tcPr>
-            <w:tcW w:type="dxa" w:w="3742"/>
+            <w:tcW w:type="dxa" w:w="2721"/>
             <w:tcMar>
-              <w:top w:w="45" w:type="dxa"/>
-              <w:start w:w="70" w:type="dxa"/>
-              <w:bottom w:w="45" w:type="dxa"/>
-              <w:end w:w="70" w:type="dxa"/>
-              <w:left w:w="70" w:type="dxa"/>
-              <w:right w:w="70" w:type="dxa"/>
+              <w:top w:w="65" w:type="dxa"/>
+              <w:start w:w="60" w:type="dxa"/>
+              <w:bottom w:w="65" w:type="dxa"/>
+              <w:end w:w="60" w:type="dxa"/>
+              <w:left w:w="60" w:type="dxa"/>
+              <w:right w:w="60" w:type="dxa"/>
             </w:tcMar>
+            <w:vAlign w:val="center"/>
             <w:tcBorders>
-              <w:top w:val="single" w:sz="4" w:color="E2E8F0"/>
-              <w:left w:val="single" w:sz="4" w:color="E2E8F0"/>
-              <w:bottom w:val="single" w:sz="4" w:color="E2E8F0"/>
-              <w:right w:val="single" w:sz="4" w:color="E2E8F0"/>
+              <w:top w:val="single" w:sz="20" w:color="0F172A"/>
+              <w:left w:val="single" w:sz="20" w:color="0F172A"/>
+              <w:bottom w:val="single" w:sz="20" w:color="0F172A"/>
+              <w:right w:val="single" w:sz="20" w:color="0F172A"/>
             </w:tcBorders>
-            <w:vAlign w:val="center"/>
-            <w:shd w:fill="F8FAFC"/>
+            <w:shd w:fill="FFFFFF"/>
           </w:tcPr>
           <w:p>
             <w:pPr>
               <w:spacing w:before="0" w:after="0"/>
+              <w:jc w:val="center"/>
             </w:pPr>
           </w:p>
         </w:tc>
       </w:tr>
       <w:tr>
         <w:trPr>
-          <w:cantSplit/>
+          <w:trHeight w:val="465"/>
         </w:trPr>
         <w:tc>
           <w:tcPr>
-            <w:tcW w:type="dxa" w:w="1134"/>
+            <w:tcW w:type="dxa" w:w="879"/>
             <w:tcMar>
-              <w:top w:w="45" w:type="dxa"/>
-              <w:start w:w="70" w:type="dxa"/>
-              <w:bottom w:w="45" w:type="dxa"/>
-              <w:end w:w="70" w:type="dxa"/>
-              <w:left w:w="70" w:type="dxa"/>
-              <w:right w:w="70" w:type="dxa"/>
+              <w:top w:w="65" w:type="dxa"/>
+              <w:start w:w="60" w:type="dxa"/>
+              <w:bottom w:w="65" w:type="dxa"/>
+              <w:end w:w="60" w:type="dxa"/>
+              <w:left w:w="60" w:type="dxa"/>
+              <w:right w:w="60" w:type="dxa"/>
             </w:tcMar>
+            <w:vAlign w:val="center"/>
             <w:tcBorders>
-              <w:top w:val="single" w:sz="4" w:color="E2E8F0"/>
-              <w:left w:val="single" w:sz="4" w:color="E2E8F0"/>
-              <w:bottom w:val="single" w:sz="4" w:color="E2E8F0"/>
-              <w:right w:val="single" w:sz="4" w:color="E2E8F0"/>
+              <w:top w:val="single" w:sz="12" w:color="0F172A"/>
+              <w:left w:val="single" w:sz="12" w:color="0F172A"/>
+              <w:bottom w:val="single" w:sz="12" w:color="0F172A"/>
+              <w:right w:val="single" w:sz="12" w:color="0F172A"/>
             </w:tcBorders>
-            <w:vAlign w:val="center"/>
+            <w:shd w:fill="1D4ED8"/>
           </w:tcPr>
           <w:p>
             <w:pPr>
               <w:spacing w:before="0" w:after="0"/>
+              <w:jc w:val="center"/>
+            </w:pPr>
+            <w:r>
+              <w:rPr>
+                <w:rFonts w:ascii="Arial" w:hAnsi="Arial"/>
+                <w:b/>
+                <w:color w:val="FFFFFF"/>
+                <w:sz w:val="22"/>
+              </w:rPr>
+              <w:t>7. {</w:t>
+            </w:r>
+          </w:p>
+        </w:tc>
+        <w:tc>
+          <w:tcPr>
+            <w:tcW w:type="dxa" w:w="1276"/>
+            <w:tcMar>
+              <w:top w:w="65" w:type="dxa"/>
+              <w:start w:w="60" w:type="dxa"/>
+              <w:bottom w:w="65" w:type="dxa"/>
+              <w:end w:w="60" w:type="dxa"/>
+              <w:left w:w="60" w:type="dxa"/>
+              <w:right w:w="60" w:type="dxa"/>
+            </w:tcMar>
+            <w:vAlign w:val="center"/>
+            <w:tcBorders>
+              <w:top w:val="single" w:sz="12" w:color="0F172A"/>
+              <w:left w:val="single" w:sz="12" w:color="0F172A"/>
+              <w:bottom w:val="single" w:sz="12" w:color="0F172A"/>
+              <w:right w:val="single" w:sz="12" w:color="0F172A"/>
+            </w:tcBorders>
+            <w:shd w:fill="FFFFFF"/>
+          </w:tcPr>
+          <w:p>
+            <w:pPr>
+              <w:spacing w:before="0" w:after="0"/>
+              <w:jc w:val="center"/>
             </w:pPr>
             <w:r>
               <w:rPr>
@@ -2207,58 +2704,97 @@
                 <w:color w:val="0F172A"/>
                 <w:sz w:val="20"/>
               </w:rPr>
-              <w:t>7.  {</w:t>
+              <w:t>AltGr +</w:t>
             </w:r>
           </w:p>
         </w:tc>
         <w:tc>
           <w:tcPr>
-            <w:tcW w:type="dxa" w:w="3742"/>
+            <w:tcW w:type="dxa" w:w="2721"/>
             <w:tcMar>
-              <w:top w:w="45" w:type="dxa"/>
-              <w:start w:w="70" w:type="dxa"/>
-              <w:bottom w:w="45" w:type="dxa"/>
-              <w:end w:w="70" w:type="dxa"/>
-              <w:left w:w="70" w:type="dxa"/>
-              <w:right w:w="70" w:type="dxa"/>
+              <w:top w:w="65" w:type="dxa"/>
+              <w:start w:w="60" w:type="dxa"/>
+              <w:bottom w:w="65" w:type="dxa"/>
+              <w:end w:w="60" w:type="dxa"/>
+              <w:left w:w="60" w:type="dxa"/>
+              <w:right w:w="60" w:type="dxa"/>
             </w:tcMar>
+            <w:vAlign w:val="center"/>
             <w:tcBorders>
-              <w:top w:val="single" w:sz="4" w:color="E2E8F0"/>
-              <w:left w:val="single" w:sz="4" w:color="E2E8F0"/>
-              <w:bottom w:val="single" w:sz="4" w:color="E2E8F0"/>
-              <w:right w:val="single" w:sz="4" w:color="E2E8F0"/>
+              <w:top w:val="single" w:sz="20" w:color="0F172A"/>
+              <w:left w:val="single" w:sz="20" w:color="0F172A"/>
+              <w:bottom w:val="single" w:sz="20" w:color="0F172A"/>
+              <w:right w:val="single" w:sz="20" w:color="0F172A"/>
             </w:tcBorders>
-            <w:vAlign w:val="center"/>
-            <w:shd w:fill="F8FAFC"/>
+            <w:shd w:fill="FFFFFF"/>
           </w:tcPr>
           <w:p>
             <w:pPr>
               <w:spacing w:before="0" w:after="0"/>
+              <w:jc w:val="center"/>
             </w:pPr>
           </w:p>
         </w:tc>
         <w:tc>
           <w:tcPr>
-            <w:tcW w:type="dxa" w:w="1134"/>
+            <w:tcW w:type="dxa" w:w="879"/>
             <w:tcMar>
-              <w:top w:w="45" w:type="dxa"/>
-              <w:start w:w="70" w:type="dxa"/>
-              <w:bottom w:w="45" w:type="dxa"/>
-              <w:end w:w="70" w:type="dxa"/>
-              <w:left w:w="70" w:type="dxa"/>
-              <w:right w:w="70" w:type="dxa"/>
+              <w:top w:w="65" w:type="dxa"/>
+              <w:start w:w="60" w:type="dxa"/>
+              <w:bottom w:w="65" w:type="dxa"/>
+              <w:end w:w="60" w:type="dxa"/>
+              <w:left w:w="60" w:type="dxa"/>
+              <w:right w:w="60" w:type="dxa"/>
             </w:tcMar>
+            <w:vAlign w:val="center"/>
             <w:tcBorders>
-              <w:top w:val="single" w:sz="4" w:color="E2E8F0"/>
-              <w:left w:val="single" w:sz="4" w:color="E2E8F0"/>
-              <w:bottom w:val="single" w:sz="4" w:color="E2E8F0"/>
-              <w:right w:val="single" w:sz="4" w:color="E2E8F0"/>
+              <w:top w:val="single" w:sz="12" w:color="0F172A"/>
+              <w:left w:val="single" w:sz="12" w:color="0F172A"/>
+              <w:bottom w:val="single" w:sz="12" w:color="0F172A"/>
+              <w:right w:val="single" w:sz="12" w:color="0F172A"/>
             </w:tcBorders>
-            <w:vAlign w:val="center"/>
+            <w:shd w:fill="1D4ED8"/>
           </w:tcPr>
           <w:p>
             <w:pPr>
               <w:spacing w:before="0" w:after="0"/>
+              <w:jc w:val="center"/>
+            </w:pPr>
+            <w:r>
+              <w:rPr>
+                <w:rFonts w:ascii="Arial" w:hAnsi="Arial"/>
+                <w:b/>
+                <w:color w:val="FFFFFF"/>
+                <w:sz w:val="22"/>
+              </w:rPr>
+              <w:t>8. °</w:t>
+            </w:r>
+          </w:p>
+        </w:tc>
+        <w:tc>
+          <w:tcPr>
+            <w:tcW w:type="dxa" w:w="1276"/>
+            <w:tcMar>
+              <w:top w:w="65" w:type="dxa"/>
+              <w:start w:w="60" w:type="dxa"/>
+              <w:bottom w:w="65" w:type="dxa"/>
+              <w:end w:w="60" w:type="dxa"/>
+              <w:left w:w="60" w:type="dxa"/>
+              <w:right w:w="60" w:type="dxa"/>
+            </w:tcMar>
+            <w:vAlign w:val="center"/>
+            <w:tcBorders>
+              <w:top w:val="single" w:sz="12" w:color="0F172A"/>
+              <w:left w:val="single" w:sz="12" w:color="0F172A"/>
+              <w:bottom w:val="single" w:sz="12" w:color="0F172A"/>
+              <w:right w:val="single" w:sz="12" w:color="0F172A"/>
+            </w:tcBorders>
+            <w:shd w:fill="FFFFFF"/>
+          </w:tcPr>
+          <w:p>
+            <w:pPr>
+              <w:spacing w:before="0" w:after="0"/>
+              <w:jc w:val="center"/>
             </w:pPr>
             <w:r>
               <w:rPr>
@@ -2267,33 +2803,34 @@
                 <w:color w:val="0F172A"/>
                 <w:sz w:val="20"/>
               </w:rPr>
-              <w:t>8.  °</w:t>
+              <w:t>AltGr +</w:t>
             </w:r>
           </w:p>
         </w:tc>
         <w:tc>
           <w:tcPr>
-            <w:tcW w:type="dxa" w:w="3742"/>
+            <w:tcW w:type="dxa" w:w="2721"/>
             <w:tcMar>
-              <w:top w:w="45" w:type="dxa"/>
-              <w:start w:w="70" w:type="dxa"/>
-              <w:bottom w:w="45" w:type="dxa"/>
-              <w:end w:w="70" w:type="dxa"/>
-              <w:left w:w="70" w:type="dxa"/>
-              <w:right w:w="70" w:type="dxa"/>
+              <w:top w:w="65" w:type="dxa"/>
+              <w:start w:w="60" w:type="dxa"/>
+              <w:bottom w:w="65" w:type="dxa"/>
+              <w:end w:w="60" w:type="dxa"/>
+              <w:left w:w="60" w:type="dxa"/>
+              <w:right w:w="60" w:type="dxa"/>
             </w:tcMar>
+            <w:vAlign w:val="center"/>
             <w:tcBorders>
-              <w:top w:val="single" w:sz="4" w:color="E2E8F0"/>
-              <w:left w:val="single" w:sz="4" w:color="E2E8F0"/>
-              <w:bottom w:val="single" w:sz="4" w:color="E2E8F0"/>
-              <w:right w:val="single" w:sz="4" w:color="E2E8F0"/>
+              <w:top w:val="single" w:sz="20" w:color="0F172A"/>
+              <w:left w:val="single" w:sz="20" w:color="0F172A"/>
+              <w:bottom w:val="single" w:sz="20" w:color="0F172A"/>
+              <w:right w:val="single" w:sz="20" w:color="0F172A"/>
             </w:tcBorders>
-            <w:vAlign w:val="center"/>
-            <w:shd w:fill="F8FAFC"/>
+            <w:shd w:fill="FFFFFF"/>
           </w:tcPr>
           <w:p>
             <w:pPr>
               <w:spacing w:before="0" w:after="0"/>
+              <w:jc w:val="center"/>
             </w:pPr>
           </w:p>
         </w:tc>
